--- a/Practicas/Practica 4/Practica 4_Contratos.docx
+++ b/Practicas/Practica 4/Practica 4_Contratos.docx
@@ -119,7 +119,7 @@
     <w:p>
       <w:r>
         <w:pict w14:anchorId="5FBAE4C0">
-          <v:rect id="_x0000_i2171" style="width:0;height:1.5pt" o:hralign="center" o:hrstd="t" o:hr="t"/>
+          <v:rect id="_x0000_i1026" style="width:0;height:1.5pt" o:hralign="center" o:hrstd="t" o:hr="t"/>
         </w:pict>
       </w:r>
     </w:p>
@@ -275,7 +275,7 @@
     <w:p>
       <w:r>
         <w:pict w14:anchorId="1FE67E62">
-          <v:rect id="_x0000_i2172" style="width:0;height:1.5pt" o:hralign="center" o:hrstd="t" o:hr="t"/>
+          <v:rect id="_x0000_i1027" style="width:0;height:1.5pt" o:hralign="center" o:hrstd="t" o:hr="t"/>
         </w:pict>
       </w:r>
     </w:p>
@@ -663,7 +663,7 @@
     <w:p>
       <w:r>
         <w:pict w14:anchorId="688B26E7">
-          <v:rect id="_x0000_i2173" style="width:0;height:1.5pt" o:hralign="center" o:hrstd="t" o:hr="t"/>
+          <v:rect id="_x0000_i1028" style="width:0;height:1.5pt" o:hralign="center" o:hrstd="t" o:hr="t"/>
         </w:pict>
       </w:r>
     </w:p>
@@ -852,9 +852,67 @@
       <w:r>
         <w:t>: GET, POST, PUT.</w:t>
       </w:r>
+    </w:p>
+    <w:p>
+      <w:pPr>
+        <w:pStyle w:val="Compact"/>
+        <w:numPr>
+          <w:ilvl w:val="0"/>
+          <w:numId w:val="4"/>
+        </w:numPr>
+      </w:pPr>
+      <w:proofErr w:type="spellStart"/>
+      <w:r>
+        <w:t>Probar</w:t>
+      </w:r>
+      <w:proofErr w:type="spellEnd"/>
+      <w:r>
+        <w:t xml:space="preserve"> </w:t>
+      </w:r>
+      <w:proofErr w:type="spellStart"/>
+      <w:r>
+        <w:rPr>
+          <w:b/>
+          <w:bCs/>
+        </w:rPr>
+        <w:t>Otras</w:t>
+      </w:r>
+      <w:proofErr w:type="spellEnd"/>
+      <w:r>
+        <w:rPr>
+          <w:b/>
+          <w:bCs/>
+        </w:rPr>
+        <w:t xml:space="preserve"> </w:t>
+      </w:r>
+      <w:proofErr w:type="spellStart"/>
+      <w:r>
+        <w:rPr>
+          <w:b/>
+          <w:bCs/>
+        </w:rPr>
+        <w:t>pruebas</w:t>
+      </w:r>
+      <w:proofErr w:type="spellEnd"/>
+      <w:r>
+        <w:rPr>
+          <w:b/>
+          <w:bCs/>
+        </w:rPr>
+        <w:t xml:space="preserve"> y </w:t>
+      </w:r>
+      <w:proofErr w:type="spellStart"/>
+      <w:r>
+        <w:rPr>
+          <w:b/>
+          <w:bCs/>
+        </w:rPr>
+        <w:t>documentos</w:t>
+      </w:r>
+      <w:proofErr w:type="spellEnd"/>
       <w:r>
         <w:pict w14:anchorId="3D6059B0">
-          <v:rect id="_x0000_i2174" style="width:0;height:1.5pt" o:hralign="center" o:hrstd="t" o:hr="t"/>
+          <v:rect id="_x0000_i1029" style="width:0;height:1.5pt" o:hralign="center" o:hrstd="t" o:hr="t"/>
         </w:pict>
       </w:r>
     </w:p>
@@ -1568,15 +1626,7 @@
       </w:r>
       <w:proofErr w:type="spellEnd"/>
       <w:r>
-        <w:t xml:space="preserve"> (parte superior), selecciona el esquema (por </w:t>
-      </w:r>
-      <w:proofErr w:type="gramStart"/>
-      <w:r>
-        <w:t>ejemplo</w:t>
-      </w:r>
-      <w:proofErr w:type="gramEnd"/>
-      <w:r>
-        <w:t xml:space="preserve"> </w:t>
+        <w:t xml:space="preserve"> (parte superior), selecciona el esquema (por ejemplo </w:t>
       </w:r>
       <w:proofErr w:type="spellStart"/>
       <w:r>
@@ -1730,7 +1780,7 @@
     <w:p>
       <w:r>
         <w:pict w14:anchorId="04D3931D">
-          <v:rect id="_x0000_i2175" style="width:0;height:1.5pt" o:hralign="center" o:bullet="t" o:hrstd="t" o:hr="t"/>
+          <v:rect id="_x0000_i1030" style="width:0;height:1.5pt" o:hralign="center" o:bullet="t" o:hrstd="t" o:hr="t"/>
         </w:pict>
       </w:r>
     </w:p>
@@ -1800,6 +1850,21 @@
       </w:pPr>
       <w:r>
         <w:rPr>
+          <w:rFonts w:ascii="Segoe UI Emoji" w:hAnsi="Segoe UI Emoji" w:cs="Segoe UI Emoji"/>
+          <w:b/>
+          <w:bCs/>
+        </w:rPr>
+        <w:t>🔹</w:t>
+      </w:r>
+      <w:r>
+        <w:rPr>
+          <w:b/>
+          <w:bCs/>
+        </w:rPr>
+        <w:t xml:space="preserve"> </w:t>
+      </w:r>
+      <w:r>
+        <w:rPr>
           <w:b/>
           <w:bCs/>
         </w:rPr>
@@ -1821,7 +1886,28 @@
       </w:r>
       <w:proofErr w:type="spellEnd"/>
       <w:r>
-        <w:t xml:space="preserve"> Point obtiene la lista de todos los contratos independientemente de que tipo sea</w:t>
+        <w:t xml:space="preserve"> Point obtiene la lista de todos los contratos </w:t>
+      </w:r>
+      <w:r>
+        <w:t xml:space="preserve">registrados de la empresa, </w:t>
+      </w:r>
+      <w:r>
+        <w:t>independientemente de</w:t>
+      </w:r>
+      <w:r>
+        <w:t>l</w:t>
+      </w:r>
+      <w:r>
+        <w:t xml:space="preserve"> tipo</w:t>
+      </w:r>
+      <w:r>
+        <w:t xml:space="preserve"> </w:t>
+      </w:r>
+      <w:r>
+        <w:t>de contrato</w:t>
+      </w:r>
+      <w:r>
+        <w:t>.</w:t>
       </w:r>
     </w:p>
     <w:p>
@@ -2501,7 +2587,6 @@
         </w:rPr>
         <w:t xml:space="preserve">      "perdidasGarantizadasCarga":</w:t>
       </w:r>
-      <w:proofErr w:type="gramStart"/>
       <w:r>
         <w:rPr>
           <w:color w:val="156082" w:themeColor="accent1"/>
@@ -2514,7 +2599,6 @@
         </w:rPr>
         <w:t xml:space="preserve"> ,</w:t>
       </w:r>
-      <w:proofErr w:type="gramEnd"/>
     </w:p>
     <w:p>
       <w:pPr>
@@ -3163,7 +3247,7 @@
       </w:pPr>
       <w:r>
         <w:pict w14:anchorId="53C2E887">
-          <v:rect id="_x0000_i2181" style="width:0;height:1.5pt" o:hralign="center" o:hrstd="t" o:hr="t" fillcolor="#a0a0a0" stroked="f"/>
+          <v:rect id="_x0000_i1031" style="width:0;height:1.5pt" o:hralign="center" o:hrstd="t" o:hr="t" fillcolor="#a0a0a0" stroked="f"/>
         </w:pict>
       </w:r>
     </w:p>
@@ -3935,7 +4019,7 @@
       </w:pPr>
       <w:r>
         <w:pict w14:anchorId="775F61F9">
-          <v:rect id="_x0000_i2182" style="width:0;height:1.5pt" o:hralign="center" o:hrstd="t" o:hr="t" fillcolor="#a0a0a0" stroked="f"/>
+          <v:rect id="_x0000_i1032" style="width:0;height:1.5pt" o:hralign="center" o:hrstd="t" o:hr="t" fillcolor="#a0a0a0" stroked="f"/>
         </w:pict>
       </w:r>
     </w:p>
@@ -4307,93 +4391,120 @@
         <w:pStyle w:val="Textoindependiente"/>
       </w:pPr>
       <w:r>
+        <w:br/>
+      </w:r>
+      <w:proofErr w:type="spellStart"/>
+      <w:r>
+        <w:t>Endpoint</w:t>
+      </w:r>
+      <w:proofErr w:type="spellEnd"/>
+      <w:r>
+        <w:t>: F1_ConfiguracionInicial/</w:t>
+      </w:r>
+      <w:proofErr w:type="spellStart"/>
+      <w:r>
+        <w:t>OtrasPruebasYDocumentos</w:t>
+      </w:r>
+      <w:proofErr w:type="spellEnd"/>
+    </w:p>
+    <w:p>
+      <w:pPr>
+        <w:pStyle w:val="Textoindependiente"/>
+      </w:pPr>
+      <w:r>
+        <w:t xml:space="preserve">Este </w:t>
+      </w:r>
+      <w:proofErr w:type="spellStart"/>
+      <w:r>
+        <w:t>endpoint</w:t>
+      </w:r>
+      <w:proofErr w:type="spellEnd"/>
+      <w:r>
+        <w:t xml:space="preserve"> permite registrar, actualizar y consultar la información de otras pruebas (pruebas de rutina) o documentos asociados a la configuración inicial de una empresa</w:t>
+      </w:r>
+      <w:r>
+        <w:t>.</w:t>
+      </w:r>
+    </w:p>
+    <w:p>
+      <w:pPr>
+        <w:pStyle w:val="Textoindependiente"/>
+      </w:pPr>
+    </w:p>
+    <w:p>
+      <w:pPr>
+        <w:pStyle w:val="Textoindependiente"/>
+        <w:rPr>
+          <w:b/>
+          <w:bCs/>
+        </w:rPr>
+      </w:pPr>
+      <w:r>
+        <w:rPr>
+          <w:rFonts w:ascii="Segoe UI Emoji" w:hAnsi="Segoe UI Emoji" w:cs="Segoe UI Emoji"/>
+          <w:b/>
+          <w:bCs/>
+        </w:rPr>
+        <w:t>🔹</w:t>
+      </w:r>
+      <w:r>
+        <w:rPr>
+          <w:b/>
+          <w:bCs/>
+        </w:rPr>
+        <w:t xml:space="preserve"> </w:t>
+      </w:r>
+      <w:r>
+        <w:rPr>
+          <w:b/>
+          <w:bCs/>
+        </w:rPr>
+        <w:t>GET</w:t>
+      </w:r>
+      <w:r>
+        <w:rPr>
+          <w:b/>
+          <w:bCs/>
+        </w:rPr>
+        <w:t xml:space="preserve"> - </w:t>
+      </w:r>
+      <w:r>
+        <w:rPr>
+          <w:b/>
+          <w:bCs/>
+        </w:rPr>
+        <w:t>Obtener todas las pruebas o documentos</w:t>
+      </w:r>
+    </w:p>
+    <w:p>
+      <w:pPr>
+        <w:pStyle w:val="Textoindependiente"/>
+      </w:pPr>
+      <w:proofErr w:type="spellStart"/>
+      <w:r>
+        <w:rPr>
+          <w:b/>
+          <w:bCs/>
+        </w:rPr>
+        <w:t>Endpoint</w:t>
+      </w:r>
+      <w:proofErr w:type="spellEnd"/>
+      <w:r>
+        <w:rPr>
+          <w:b/>
+          <w:bCs/>
+        </w:rPr>
+        <w:t>:</w:t>
+      </w:r>
+      <w:r>
+        <w:rPr>
+          <w:b/>
+          <w:bCs/>
+        </w:rPr>
+        <w:t xml:space="preserve">  </w:t>
+      </w:r>
+      <w:r>
         <w:t>F1_ConfiguracionInicial/</w:t>
-      </w:r>
-      <w:proofErr w:type="spellStart"/>
-      <w:r>
-        <w:t>OtrasPruebasYDocumentos</w:t>
-      </w:r>
-      <w:proofErr w:type="spellEnd"/>
-    </w:p>
-    <w:p>
-      <w:pPr>
-        <w:pStyle w:val="Textoindependiente"/>
-      </w:pPr>
-      <w:r>
-        <w:t xml:space="preserve">La API de </w:t>
-      </w:r>
-      <w:proofErr w:type="spellStart"/>
-      <w:r>
-        <w:rPr>
-          <w:b/>
-          <w:bCs/>
-        </w:rPr>
-        <w:t>OtrasPruebasYDocumentos</w:t>
-      </w:r>
-      <w:proofErr w:type="spellEnd"/>
-      <w:r>
-        <w:t xml:space="preserve"> permite registrar, actualizar y consultar pruebas de rutina u otros documentos relacionados con el proceso de configuración inicial.</w:t>
-      </w:r>
-      <w:r>
-        <w:br/>
-        <w:t xml:space="preserve">El uso de </w:t>
-      </w:r>
-      <w:proofErr w:type="spellStart"/>
-      <w:r>
-        <w:t>Swagger</w:t>
-      </w:r>
-      <w:proofErr w:type="spellEnd"/>
-      <w:r>
-        <w:t xml:space="preserve"> facilita las pruebas de los </w:t>
-      </w:r>
-      <w:proofErr w:type="spellStart"/>
-      <w:r>
-        <w:t>endpoints</w:t>
-      </w:r>
-      <w:proofErr w:type="spellEnd"/>
-      <w:r>
-        <w:t xml:space="preserve"> sin necesidad de escribir código adicional.</w:t>
-      </w:r>
-    </w:p>
-    <w:p>
-      <w:pPr>
-        <w:pStyle w:val="Textoindependiente"/>
-        <w:rPr>
-          <w:b/>
-          <w:bCs/>
-        </w:rPr>
-      </w:pPr>
-      <w:r>
-        <w:rPr>
-          <w:b/>
-          <w:bCs/>
-        </w:rPr>
-        <w:t>Obtener todas las pruebas o documentos (GET)</w:t>
-      </w:r>
-    </w:p>
-    <w:p>
-      <w:pPr>
-        <w:pStyle w:val="Textoindependiente"/>
-      </w:pPr>
-      <w:proofErr w:type="spellStart"/>
-      <w:r>
-        <w:rPr>
-          <w:b/>
-          <w:bCs/>
-        </w:rPr>
-        <w:t>Endpoint</w:t>
-      </w:r>
-      <w:proofErr w:type="spellEnd"/>
-      <w:r>
-        <w:rPr>
-          <w:b/>
-          <w:bCs/>
-        </w:rPr>
-        <w:t>:</w:t>
-      </w:r>
-      <w:r>
-        <w:br/>
-        <w:t>/F1_ConfiguracionInicial/</w:t>
       </w:r>
       <w:proofErr w:type="spellStart"/>
       <w:r>
@@ -4414,10 +4525,13 @@
           <w:b/>
           <w:bCs/>
         </w:rPr>
-        <w:t>Método:</w:t>
-      </w:r>
-      <w:r>
-        <w:t xml:space="preserve"> GET</w:t>
+        <w:t>Descripción:</w:t>
+      </w:r>
+      <w:r>
+        <w:t xml:space="preserve"> </w:t>
+      </w:r>
+      <w:r>
+        <w:t>Obtiene todas las pruebas o documentos registrados para la empresa.</w:t>
       </w:r>
     </w:p>
     <w:p>
@@ -4433,10 +4547,10 @@
           <w:b/>
           <w:bCs/>
         </w:rPr>
-        <w:t>Descripción:</w:t>
-      </w:r>
-      <w:r>
-        <w:t xml:space="preserve"> Obtiene todas las pruebas o documentos registrados para la empresa.</w:t>
+        <w:t>Parámetros:</w:t>
+      </w:r>
+      <w:r>
+        <w:t xml:space="preserve"> No requiere parámetros de entrada.</w:t>
       </w:r>
     </w:p>
     <w:p>
@@ -4452,10 +4566,208 @@
           <w:b/>
           <w:bCs/>
         </w:rPr>
-        <w:t>Parámetros:</w:t>
-      </w:r>
-      <w:r>
-        <w:t xml:space="preserve"> No requiere parámetros de entrada.</w:t>
+        <w:t>Respuesta esperada (200 OK):</w:t>
+      </w:r>
+    </w:p>
+    <w:p>
+      <w:pPr>
+        <w:pStyle w:val="Textoindependiente"/>
+        <w:ind w:left="1416"/>
+        <w:rPr>
+          <w:color w:val="156082" w:themeColor="accent1"/>
+        </w:rPr>
+      </w:pPr>
+      <w:r>
+        <w:rPr>
+          <w:color w:val="156082" w:themeColor="accent1"/>
+        </w:rPr>
+        <w:t>[ {</w:t>
+      </w:r>
+    </w:p>
+    <w:p>
+      <w:pPr>
+        <w:pStyle w:val="Textoindependiente"/>
+        <w:ind w:left="1416"/>
+        <w:rPr>
+          <w:color w:val="156082" w:themeColor="accent1"/>
+        </w:rPr>
+      </w:pPr>
+      <w:r>
+        <w:rPr>
+          <w:color w:val="156082" w:themeColor="accent1"/>
+        </w:rPr>
+        <w:t xml:space="preserve">    "id": "68b9b3a6ce4fbe620abc2b3e",</w:t>
+      </w:r>
+    </w:p>
+    <w:p>
+      <w:pPr>
+        <w:pStyle w:val="Textoindependiente"/>
+        <w:ind w:left="1416"/>
+        <w:rPr>
+          <w:color w:val="156082" w:themeColor="accent1"/>
+        </w:rPr>
+      </w:pPr>
+      <w:r>
+        <w:rPr>
+          <w:color w:val="156082" w:themeColor="accent1"/>
+        </w:rPr>
+        <w:t xml:space="preserve">    "</w:t>
+      </w:r>
+      <w:proofErr w:type="spellStart"/>
+      <w:r>
+        <w:rPr>
+          <w:color w:val="156082" w:themeColor="accent1"/>
+        </w:rPr>
+        <w:t>tipoDocumento</w:t>
+      </w:r>
+      <w:proofErr w:type="spellEnd"/>
+      <w:r>
+        <w:rPr>
+          <w:color w:val="156082" w:themeColor="accent1"/>
+        </w:rPr>
+        <w:t>": "Prueba Rutina",</w:t>
+      </w:r>
+    </w:p>
+    <w:p>
+      <w:pPr>
+        <w:pStyle w:val="Textoindependiente"/>
+        <w:ind w:left="1416"/>
+        <w:rPr>
+          <w:color w:val="156082" w:themeColor="accent1"/>
+        </w:rPr>
+      </w:pPr>
+      <w:r>
+        <w:rPr>
+          <w:color w:val="156082" w:themeColor="accent1"/>
+        </w:rPr>
+        <w:t xml:space="preserve">    "</w:t>
+      </w:r>
+      <w:proofErr w:type="spellStart"/>
+      <w:r>
+        <w:rPr>
+          <w:color w:val="156082" w:themeColor="accent1"/>
+        </w:rPr>
+        <w:t>descripcion</w:t>
+      </w:r>
+      <w:proofErr w:type="spellEnd"/>
+      <w:r>
+        <w:rPr>
+          <w:color w:val="156082" w:themeColor="accent1"/>
+        </w:rPr>
+        <w:t>": "Prueba de resistencia de aislamiento",</w:t>
+      </w:r>
+    </w:p>
+    <w:p>
+      <w:pPr>
+        <w:pStyle w:val="Textoindependiente"/>
+        <w:ind w:left="1416"/>
+        <w:rPr>
+          <w:color w:val="156082" w:themeColor="accent1"/>
+        </w:rPr>
+      </w:pPr>
+      <w:r>
+        <w:rPr>
+          <w:color w:val="156082" w:themeColor="accent1"/>
+        </w:rPr>
+        <w:t xml:space="preserve">    "</w:t>
+      </w:r>
+      <w:proofErr w:type="spellStart"/>
+      <w:r>
+        <w:rPr>
+          <w:color w:val="156082" w:themeColor="accent1"/>
+        </w:rPr>
+        <w:t>fechaRegistro</w:t>
+      </w:r>
+      <w:proofErr w:type="spellEnd"/>
+      <w:r>
+        <w:rPr>
+          <w:color w:val="156082" w:themeColor="accent1"/>
+        </w:rPr>
+        <w:t>": "2025-03-01T00:00:00Z",</w:t>
+      </w:r>
+    </w:p>
+    <w:p>
+      <w:pPr>
+        <w:pStyle w:val="Textoindependiente"/>
+        <w:ind w:left="1416"/>
+        <w:rPr>
+          <w:color w:val="156082" w:themeColor="accent1"/>
+        </w:rPr>
+      </w:pPr>
+      <w:r>
+        <w:rPr>
+          <w:color w:val="156082" w:themeColor="accent1"/>
+        </w:rPr>
+        <w:t xml:space="preserve">    "estatus": "Activo"</w:t>
+      </w:r>
+    </w:p>
+    <w:p>
+      <w:pPr>
+        <w:pStyle w:val="Textoindependiente"/>
+        <w:ind w:left="1416"/>
+        <w:rPr>
+          <w:color w:val="156082" w:themeColor="accent1"/>
+        </w:rPr>
+      </w:pPr>
+      <w:r>
+        <w:rPr>
+          <w:color w:val="156082" w:themeColor="accent1"/>
+        </w:rPr>
+        <w:t xml:space="preserve">  }]</w:t>
+      </w:r>
+    </w:p>
+    <w:p>
+      <w:pPr>
+        <w:pStyle w:val="Textoindependiente"/>
+        <w:ind w:left="1416"/>
+        <w:rPr>
+          <w:color w:val="156082" w:themeColor="accent1"/>
+        </w:rPr>
+      </w:pPr>
+    </w:p>
+    <w:p>
+      <w:pPr>
+        <w:pStyle w:val="Textoindependiente"/>
+        <w:rPr>
+          <w:b/>
+          <w:bCs/>
+        </w:rPr>
+      </w:pPr>
+      <w:r>
+        <w:rPr>
+          <w:rFonts w:ascii="Segoe UI Emoji" w:hAnsi="Segoe UI Emoji" w:cs="Segoe UI Emoji"/>
+          <w:b/>
+          <w:bCs/>
+        </w:rPr>
+        <w:t>🔹</w:t>
+      </w:r>
+      <w:r>
+        <w:rPr>
+          <w:b/>
+          <w:bCs/>
+        </w:rPr>
+        <w:t xml:space="preserve"> </w:t>
+      </w:r>
+      <w:r>
+        <w:rPr>
+          <w:b/>
+          <w:bCs/>
+        </w:rPr>
+        <w:t>POST</w:t>
+      </w:r>
+      <w:r>
+        <w:rPr>
+          <w:b/>
+          <w:bCs/>
+        </w:rPr>
+        <w:t xml:space="preserve"> - </w:t>
+      </w:r>
+      <w:r>
+        <w:rPr>
+          <w:b/>
+          <w:bCs/>
+        </w:rPr>
+        <w:t>Registrar una nueva prueba o documento</w:t>
       </w:r>
     </w:p>
     <w:p>
@@ -4463,7 +4775,7 @@
         <w:pStyle w:val="Textoindependiente"/>
         <w:numPr>
           <w:ilvl w:val="0"/>
-          <w:numId w:val="29"/>
+          <w:numId w:val="35"/>
         </w:numPr>
       </w:pPr>
       <w:r>
@@ -4471,185 +4783,454 @@
           <w:b/>
           <w:bCs/>
         </w:rPr>
-        <w:t>Respuesta esperada (200 OK):</w:t>
-      </w:r>
-    </w:p>
-    <w:p>
-      <w:pPr>
-        <w:pStyle w:val="Textoindependiente"/>
-        <w:ind w:left="1416"/>
-        <w:rPr>
-          <w:color w:val="156082" w:themeColor="accent1"/>
-        </w:rPr>
-      </w:pPr>
-      <w:r>
-        <w:rPr>
-          <w:color w:val="156082" w:themeColor="accent1"/>
-        </w:rPr>
-        <w:t>[</w:t>
-      </w:r>
-    </w:p>
-    <w:p>
-      <w:pPr>
-        <w:pStyle w:val="Textoindependiente"/>
-        <w:ind w:left="1416"/>
-        <w:rPr>
-          <w:color w:val="156082" w:themeColor="accent1"/>
-        </w:rPr>
-      </w:pPr>
-      <w:r>
-        <w:rPr>
-          <w:color w:val="156082" w:themeColor="accent1"/>
-        </w:rPr>
-        <w:t xml:space="preserve">  {</w:t>
-      </w:r>
-    </w:p>
-    <w:p>
-      <w:pPr>
-        <w:pStyle w:val="Textoindependiente"/>
-        <w:ind w:left="1416"/>
-        <w:rPr>
-          <w:color w:val="156082" w:themeColor="accent1"/>
-        </w:rPr>
-      </w:pPr>
-      <w:r>
-        <w:rPr>
-          <w:color w:val="156082" w:themeColor="accent1"/>
-        </w:rPr>
-        <w:t xml:space="preserve">    "id": "68b9b3a6ce4fbe620abc2b3e",</w:t>
-      </w:r>
-    </w:p>
-    <w:p>
-      <w:pPr>
-        <w:pStyle w:val="Textoindependiente"/>
-        <w:ind w:left="1416"/>
-        <w:rPr>
-          <w:color w:val="156082" w:themeColor="accent1"/>
-        </w:rPr>
-      </w:pPr>
-      <w:r>
-        <w:rPr>
-          <w:color w:val="156082" w:themeColor="accent1"/>
-        </w:rPr>
-        <w:t xml:space="preserve">    "</w:t>
-      </w:r>
-      <w:proofErr w:type="spellStart"/>
-      <w:r>
-        <w:rPr>
-          <w:color w:val="156082" w:themeColor="accent1"/>
-        </w:rPr>
+        <w:t>Descripción:</w:t>
+      </w:r>
+      <w:r>
+        <w:t xml:space="preserve"> Permite agregar un nuevo registro de prueba de rutina o documento en el sistema.</w:t>
+      </w:r>
+    </w:p>
+    <w:p>
+      <w:pPr>
+        <w:pStyle w:val="Textoindependiente"/>
+        <w:rPr>
+          <w:b/>
+          <w:bCs/>
+        </w:rPr>
+      </w:pPr>
+      <w:proofErr w:type="spellStart"/>
+      <w:r>
+        <w:rPr>
+          <w:b/>
+          <w:bCs/>
+        </w:rPr>
+        <w:t>Request</w:t>
+      </w:r>
+      <w:proofErr w:type="spellEnd"/>
+      <w:r>
+        <w:rPr>
+          <w:b/>
+          <w:bCs/>
+        </w:rPr>
+        <w:t xml:space="preserve"> </w:t>
+      </w:r>
+      <w:proofErr w:type="spellStart"/>
+      <w:r>
+        <w:rPr>
+          <w:b/>
+          <w:bCs/>
+        </w:rPr>
+        <w:t>Body</w:t>
+      </w:r>
+      <w:proofErr w:type="spellEnd"/>
+      <w:r>
+        <w:rPr>
+          <w:b/>
+          <w:bCs/>
+        </w:rPr>
+        <w:t xml:space="preserve"> (ejemplo)</w:t>
+      </w:r>
+    </w:p>
+    <w:p>
+      <w:pPr>
+        <w:pStyle w:val="Textoindependiente"/>
+      </w:pPr>
+      <w:r>
+        <w:t>{</w:t>
+      </w:r>
+    </w:p>
+    <w:p>
+      <w:pPr>
+        <w:pStyle w:val="Textoindependiente"/>
+      </w:pPr>
+      <w:r>
+        <w:t xml:space="preserve">  "</w:t>
+      </w:r>
+      <w:proofErr w:type="spellStart"/>
+      <w:r>
         <w:t>tipoDocumento</w:t>
       </w:r>
       <w:proofErr w:type="spellEnd"/>
       <w:r>
-        <w:rPr>
-          <w:color w:val="156082" w:themeColor="accent1"/>
-        </w:rPr>
-        <w:t>": "Prueba Rutina",</w:t>
-      </w:r>
-    </w:p>
-    <w:p>
-      <w:pPr>
-        <w:pStyle w:val="Textoindependiente"/>
-        <w:ind w:left="1416"/>
-        <w:rPr>
-          <w:color w:val="156082" w:themeColor="accent1"/>
-        </w:rPr>
-      </w:pPr>
-      <w:r>
-        <w:rPr>
-          <w:color w:val="156082" w:themeColor="accent1"/>
-        </w:rPr>
-        <w:t xml:space="preserve">    "</w:t>
-      </w:r>
-      <w:proofErr w:type="spellStart"/>
-      <w:r>
-        <w:rPr>
-          <w:color w:val="156082" w:themeColor="accent1"/>
-        </w:rPr>
-        <w:t>descripcion</w:t>
-      </w:r>
-      <w:proofErr w:type="spellEnd"/>
-      <w:r>
-        <w:rPr>
-          <w:color w:val="156082" w:themeColor="accent1"/>
-        </w:rPr>
-        <w:t>": "Prueba de resistencia de aislamiento",</w:t>
-      </w:r>
-    </w:p>
-    <w:p>
-      <w:pPr>
-        <w:pStyle w:val="Textoindependiente"/>
-        <w:ind w:left="1416"/>
-        <w:rPr>
-          <w:color w:val="156082" w:themeColor="accent1"/>
-        </w:rPr>
-      </w:pPr>
-      <w:r>
-        <w:rPr>
-          <w:color w:val="156082" w:themeColor="accent1"/>
-        </w:rPr>
-        <w:t xml:space="preserve">    "</w:t>
-      </w:r>
-      <w:proofErr w:type="spellStart"/>
-      <w:r>
-        <w:rPr>
-          <w:color w:val="156082" w:themeColor="accent1"/>
-        </w:rPr>
-        <w:t>fechaRegistro</w:t>
-      </w:r>
-      <w:proofErr w:type="spellEnd"/>
-      <w:r>
-        <w:rPr>
-          <w:color w:val="156082" w:themeColor="accent1"/>
-        </w:rPr>
-        <w:t>": "2025-03-01T00:00:00Z",</w:t>
-      </w:r>
-    </w:p>
-    <w:p>
-      <w:pPr>
-        <w:pStyle w:val="Textoindependiente"/>
-        <w:ind w:left="1416"/>
-        <w:rPr>
-          <w:color w:val="156082" w:themeColor="accent1"/>
-        </w:rPr>
-      </w:pPr>
-      <w:r>
-        <w:rPr>
-          <w:color w:val="156082" w:themeColor="accent1"/>
-        </w:rPr>
+        <w:t>": "</w:t>
+      </w:r>
+      <w:proofErr w:type="spellStart"/>
+      <w:r>
+        <w:t>PruebasRutina</w:t>
+      </w:r>
+      <w:proofErr w:type="spellEnd"/>
+      <w:r>
+        <w:t>",</w:t>
+      </w:r>
+    </w:p>
+    <w:p>
+      <w:pPr>
+        <w:pStyle w:val="Textoindependiente"/>
+      </w:pPr>
+      <w:r>
+        <w:t xml:space="preserve">  "</w:t>
+      </w:r>
+      <w:proofErr w:type="spellStart"/>
+      <w:r>
+        <w:t>descripcionDocumento</w:t>
+      </w:r>
+      <w:proofErr w:type="spellEnd"/>
+      <w:r>
+        <w:t>": "Prueba de rutina al equipo",</w:t>
+      </w:r>
+    </w:p>
+    <w:p>
+      <w:pPr>
+        <w:pStyle w:val="Textoindependiente"/>
+      </w:pPr>
+      <w:r>
+        <w:t xml:space="preserve">  "</w:t>
+      </w:r>
+      <w:proofErr w:type="spellStart"/>
+      <w:r>
+        <w:t>urlArchivo</w:t>
+      </w:r>
+      <w:proofErr w:type="spellEnd"/>
+      <w:r>
+        <w:t>": "https://www.cfe.mx",</w:t>
+      </w:r>
+    </w:p>
+    <w:p>
+      <w:pPr>
+        <w:pStyle w:val="Textoindependiente"/>
+      </w:pPr>
+      <w:r>
+        <w:t xml:space="preserve">  "mD5": "aec9e70f22caf811a92cac041d94223f",</w:t>
+      </w:r>
+    </w:p>
+    <w:p>
+      <w:pPr>
+        <w:pStyle w:val="Textoindependiente"/>
+      </w:pPr>
+      <w:r>
+        <w:t xml:space="preserve">  "estatus": "ACTIVO",</w:t>
+      </w:r>
+    </w:p>
+    <w:p>
+      <w:pPr>
+        <w:pStyle w:val="Textoindependiente"/>
+      </w:pPr>
+      <w:r>
+        <w:t xml:space="preserve">  "vigencia": "2026-02-09T06:00:00Z"</w:t>
+      </w:r>
+    </w:p>
+    <w:p>
+      <w:pPr>
+        <w:pStyle w:val="Textoindependiente"/>
+      </w:pPr>
+      <w:r>
+        <w:t>}</w:t>
+      </w:r>
+    </w:p>
+    <w:p>
+      <w:pPr>
+        <w:pStyle w:val="Textoindependiente"/>
+        <w:rPr>
+          <w:b/>
+          <w:bCs/>
+        </w:rPr>
+      </w:pPr>
+      <w:r>
+        <w:rPr>
+          <w:b/>
+          <w:bCs/>
+        </w:rPr>
+        <w:t>Response (200 OK)</w:t>
+      </w:r>
+    </w:p>
+    <w:p>
+      <w:pPr>
+        <w:pStyle w:val="Textoindependiente"/>
+      </w:pPr>
+      <w:r>
+        <w:t>{</w:t>
+      </w:r>
+    </w:p>
+    <w:p>
+      <w:pPr>
+        <w:pStyle w:val="Textoindependiente"/>
+      </w:pPr>
+      <w:r>
+        <w:t xml:space="preserve">  "mensaje": "La prueba o documento fue registrado correctamente"</w:t>
+      </w:r>
+    </w:p>
+    <w:p>
+      <w:pPr>
+        <w:pStyle w:val="Textoindependiente"/>
+      </w:pPr>
+      <w:r>
+        <w:t>}</w:t>
+      </w:r>
+    </w:p>
+    <w:p>
+      <w:pPr>
+        <w:pStyle w:val="Textoindependiente"/>
+      </w:pPr>
+      <w:r>
+        <w:pict w14:anchorId="3CE677D3">
+          <v:rect id="_x0000_i1069" style="width:0;height:1.5pt" o:hralign="center" o:hrstd="t" o:hr="t" fillcolor="#a0a0a0" stroked="f"/>
+        </w:pict>
+      </w:r>
+    </w:p>
+    <w:p>
+      <w:pPr>
+        <w:pStyle w:val="Textoindependiente"/>
+        <w:rPr>
+          <w:b/>
+          <w:bCs/>
+        </w:rPr>
+      </w:pPr>
+      <w:r>
+        <w:rPr>
+          <w:rFonts w:ascii="Segoe UI Emoji" w:hAnsi="Segoe UI Emoji" w:cs="Segoe UI Emoji"/>
+          <w:b/>
+          <w:bCs/>
+        </w:rPr>
+        <w:t>🔹</w:t>
+      </w:r>
+      <w:r>
+        <w:rPr>
+          <w:b/>
+          <w:bCs/>
+        </w:rPr>
+        <w:t xml:space="preserve"> </w:t>
+      </w:r>
+      <w:r>
+        <w:rPr>
+          <w:b/>
+          <w:bCs/>
+        </w:rPr>
+        <w:t>P</w:t>
+      </w:r>
+      <w:r>
+        <w:rPr>
+          <w:b/>
+          <w:bCs/>
+        </w:rPr>
+        <w:t>U</w:t>
+      </w:r>
+      <w:r>
+        <w:rPr>
+          <w:b/>
+          <w:bCs/>
+        </w:rPr>
+        <w:t xml:space="preserve">T - </w:t>
+      </w:r>
+      <w:r>
+        <w:rPr>
+          <w:b/>
+          <w:bCs/>
+        </w:rPr>
+        <w:t>Actualizar una prueba o documento existente</w:t>
+      </w:r>
+    </w:p>
+    <w:p>
+      <w:pPr>
+        <w:pStyle w:val="Textoindependiente"/>
+        <w:numPr>
+          <w:ilvl w:val="0"/>
+          <w:numId w:val="36"/>
+        </w:numPr>
+      </w:pPr>
+      <w:r>
+        <w:rPr>
+          <w:b/>
+          <w:bCs/>
+        </w:rPr>
+        <w:t>Descripción:</w:t>
+      </w:r>
+      <w:r>
+        <w:t xml:space="preserve"> Permite modificar la información de una prueba de rutina o documento previamente registrado.</w:t>
+      </w:r>
+    </w:p>
+    <w:p>
+      <w:pPr>
+        <w:pStyle w:val="Textoindependiente"/>
+        <w:rPr>
+          <w:b/>
+          <w:bCs/>
+        </w:rPr>
+      </w:pPr>
+      <w:proofErr w:type="spellStart"/>
+      <w:r>
+        <w:rPr>
+          <w:b/>
+          <w:bCs/>
+        </w:rPr>
+        <w:t>Request</w:t>
+      </w:r>
+      <w:proofErr w:type="spellEnd"/>
+      <w:r>
+        <w:rPr>
+          <w:b/>
+          <w:bCs/>
+        </w:rPr>
+        <w:t xml:space="preserve"> </w:t>
+      </w:r>
+      <w:proofErr w:type="spellStart"/>
+      <w:r>
+        <w:rPr>
+          <w:b/>
+          <w:bCs/>
+        </w:rPr>
+        <w:t>Body</w:t>
+      </w:r>
+      <w:proofErr w:type="spellEnd"/>
+      <w:r>
+        <w:rPr>
+          <w:b/>
+          <w:bCs/>
+        </w:rPr>
+        <w:t xml:space="preserve"> (ejemplo)</w:t>
+      </w:r>
+    </w:p>
+    <w:p>
+      <w:pPr>
+        <w:pStyle w:val="Textoindependiente"/>
+      </w:pPr>
+      <w:r>
+        <w:t>{</w:t>
+      </w:r>
+    </w:p>
+    <w:p>
+      <w:pPr>
+        <w:pStyle w:val="Textoindependiente"/>
+      </w:pPr>
+      <w:r>
+        <w:t xml:space="preserve">  "id": "68b0eab5c86b8df36bdb5583",</w:t>
+      </w:r>
+    </w:p>
+    <w:p>
+      <w:pPr>
+        <w:pStyle w:val="Textoindependiente"/>
+      </w:pPr>
+      <w:r>
+        <w:t xml:space="preserve">  "</w:t>
+      </w:r>
+      <w:proofErr w:type="spellStart"/>
+      <w:r>
+        <w:t>tipoDocumento</w:t>
+      </w:r>
+      <w:proofErr w:type="spellEnd"/>
+      <w:r>
+        <w:t>": "</w:t>
+      </w:r>
+      <w:proofErr w:type="spellStart"/>
+      <w:r>
+        <w:t>PruebasRutina</w:t>
+      </w:r>
+      <w:proofErr w:type="spellEnd"/>
+      <w:r>
+        <w:t>",</w:t>
+      </w:r>
+    </w:p>
+    <w:p>
+      <w:pPr>
+        <w:pStyle w:val="Textoindependiente"/>
+      </w:pPr>
+      <w:r>
+        <w:t xml:space="preserve">  "</w:t>
+      </w:r>
+      <w:proofErr w:type="spellStart"/>
+      <w:r>
+        <w:t>descripcionDocumento</w:t>
+      </w:r>
+      <w:proofErr w:type="spellEnd"/>
+      <w:r>
+        <w:t>": "Prueba de rutina al equipo actualizado",</w:t>
+      </w:r>
+    </w:p>
+    <w:p>
+      <w:pPr>
+        <w:pStyle w:val="Textoindependiente"/>
+      </w:pPr>
+      <w:r>
+        <w:t xml:space="preserve">  "</w:t>
+      </w:r>
+      <w:proofErr w:type="spellStart"/>
+      <w:r>
+        <w:t>urlArchivo</w:t>
+      </w:r>
+      <w:proofErr w:type="spellEnd"/>
+      <w:r>
+        <w:t>": "https://www.cfe.mx/nueva-version",</w:t>
+      </w:r>
+    </w:p>
+    <w:p>
+      <w:pPr>
+        <w:pStyle w:val="Textoindependiente"/>
+      </w:pPr>
+      <w:r>
+        <w:t xml:space="preserve">  "mD5": "bbf1234567890caf811a92cac041d942",</w:t>
+      </w:r>
+    </w:p>
+    <w:p>
+      <w:pPr>
+        <w:pStyle w:val="Textoindependiente"/>
+      </w:pPr>
+      <w:r>
+        <w:t xml:space="preserve">  "estatus": "ACTIVO",</w:t>
+      </w:r>
+    </w:p>
+    <w:p>
+      <w:pPr>
+        <w:pStyle w:val="Textoindependiente"/>
+      </w:pPr>
+      <w:r>
+        <w:t xml:space="preserve">  "vigencia": "2027-01-01T06:00:00Z"</w:t>
+      </w:r>
+    </w:p>
+    <w:p>
+      <w:pPr>
+        <w:pStyle w:val="Textoindependiente"/>
+      </w:pPr>
+      <w:r>
         <w:lastRenderedPageBreak/>
-        <w:t xml:space="preserve">    "estatus": "Activo"</w:t>
-      </w:r>
-    </w:p>
-    <w:p>
-      <w:pPr>
-        <w:pStyle w:val="Textoindependiente"/>
-        <w:ind w:left="1416"/>
-        <w:rPr>
-          <w:color w:val="156082" w:themeColor="accent1"/>
-        </w:rPr>
-      </w:pPr>
-      <w:r>
-        <w:rPr>
-          <w:color w:val="156082" w:themeColor="accent1"/>
-        </w:rPr>
-        <w:t xml:space="preserve">  }</w:t>
-      </w:r>
-    </w:p>
-    <w:p>
-      <w:pPr>
-        <w:pStyle w:val="Textoindependiente"/>
-        <w:ind w:left="1416"/>
-        <w:rPr>
-          <w:color w:val="156082" w:themeColor="accent1"/>
-        </w:rPr>
-      </w:pPr>
-      <w:r>
-        <w:rPr>
-          <w:color w:val="156082" w:themeColor="accent1"/>
-        </w:rPr>
-        <w:t>]</w:t>
+        <w:t>}</w:t>
+      </w:r>
+    </w:p>
+    <w:p>
+      <w:pPr>
+        <w:pStyle w:val="Textoindependiente"/>
+        <w:rPr>
+          <w:b/>
+          <w:bCs/>
+        </w:rPr>
+      </w:pPr>
+      <w:r>
+        <w:rPr>
+          <w:b/>
+          <w:bCs/>
+        </w:rPr>
+        <w:t>Response (200 OK)</w:t>
+      </w:r>
+    </w:p>
+    <w:p>
+      <w:pPr>
+        <w:pStyle w:val="Textoindependiente"/>
+      </w:pPr>
+      <w:r>
+        <w:t>{</w:t>
+      </w:r>
+    </w:p>
+    <w:p>
+      <w:pPr>
+        <w:pStyle w:val="Textoindependiente"/>
+      </w:pPr>
+      <w:r>
+        <w:t xml:space="preserve">  "mensaje": "La prueba o documento fue actualizado correctamente"</w:t>
+      </w:r>
+    </w:p>
+    <w:p>
+      <w:pPr>
+        <w:pStyle w:val="Textoindependiente"/>
+      </w:pPr>
+      <w:r>
+        <w:t>}</w:t>
       </w:r>
     </w:p>
     <w:p>
@@ -4658,7 +5239,7 @@
       </w:pPr>
       <w:r>
         <w:pict w14:anchorId="0E263CC3">
-          <v:rect id="_x0000_i2680" style="width:0;height:1.5pt" o:hralign="center" o:hrstd="t" o:hr="t" fillcolor="#a0a0a0" stroked="f"/>
+          <v:rect id="_x0000_i1033" style="width:0;height:1.5pt" o:hralign="center" o:hrstd="t" o:hr="t" fillcolor="#a0a0a0" stroked="f"/>
         </w:pict>
       </w:r>
     </w:p>
@@ -4770,23 +5351,53 @@
         </w:numPr>
       </w:pPr>
       <w:r>
-        <w:t xml:space="preserve">Usa los parámetros </w:t>
-      </w:r>
-      <w:proofErr w:type="spellStart"/>
-      <w:r>
-        <w:t>pageNumber</w:t>
-      </w:r>
-      <w:proofErr w:type="spellEnd"/>
-      <w:r>
-        <w:t xml:space="preserve"> y </w:t>
-      </w:r>
-      <w:proofErr w:type="spellStart"/>
-      <w:r>
-        <w:t>pageSize</w:t>
-      </w:r>
-      <w:proofErr w:type="spellEnd"/>
-      <w:r>
-        <w:t>.</w:t>
+        <w:t xml:space="preserve">Pulsa </w:t>
+      </w:r>
+      <w:r>
+        <w:rPr>
+          <w:b/>
+          <w:bCs/>
+        </w:rPr>
+        <w:t xml:space="preserve">Try </w:t>
+      </w:r>
+      <w:proofErr w:type="spellStart"/>
+      <w:r>
+        <w:rPr>
+          <w:b/>
+          <w:bCs/>
+        </w:rPr>
+        <w:t>it</w:t>
+      </w:r>
+      <w:proofErr w:type="spellEnd"/>
+      <w:r>
+        <w:rPr>
+          <w:b/>
+          <w:bCs/>
+        </w:rPr>
+        <w:t xml:space="preserve"> </w:t>
+      </w:r>
+      <w:proofErr w:type="spellStart"/>
+      <w:r>
+        <w:rPr>
+          <w:b/>
+          <w:bCs/>
+        </w:rPr>
+        <w:t>out</w:t>
+      </w:r>
+      <w:proofErr w:type="spellEnd"/>
+      <w:r>
+        <w:rPr>
+          <w:b/>
+          <w:bCs/>
+        </w:rPr>
+        <w:tab/>
+      </w:r>
+      <w:r>
+        <w:rPr>
+          <w:b/>
+          <w:bCs/>
+        </w:rPr>
+        <w:tab/>
       </w:r>
     </w:p>
     <w:p>
@@ -4797,6 +5408,43 @@
         </w:numPr>
       </w:pPr>
       <w:r>
+        <w:t>En los parámetros de consulta, coloca:</w:t>
+      </w:r>
+    </w:p>
+    <w:p>
+      <w:pPr>
+        <w:ind w:firstLine="708"/>
+      </w:pPr>
+      <w:proofErr w:type="spellStart"/>
+      <w:r>
+        <w:t>pageNumber</w:t>
+      </w:r>
+      <w:proofErr w:type="spellEnd"/>
+      <w:r>
+        <w:t xml:space="preserve"> = 1</w:t>
+      </w:r>
+    </w:p>
+    <w:p>
+      <w:r>
+        <w:t xml:space="preserve">               </w:t>
+      </w:r>
+      <w:proofErr w:type="spellStart"/>
+      <w:r>
+        <w:t>pageSize</w:t>
+      </w:r>
+      <w:proofErr w:type="spellEnd"/>
+      <w:r>
+        <w:t xml:space="preserve"> = 10</w:t>
+      </w:r>
+    </w:p>
+    <w:p>
+      <w:pPr>
+        <w:numPr>
+          <w:ilvl w:val="0"/>
+          <w:numId w:val="17"/>
+        </w:numPr>
+      </w:pPr>
+      <w:r>
         <w:t>Observa los distintos tipos de contratos en la respuesta JSON (</w:t>
       </w:r>
       <w:proofErr w:type="spellStart"/>
@@ -4827,7 +5475,7 @@
     <w:p>
       <w:r>
         <w:pict w14:anchorId="08AF70AB">
-          <v:rect id="_x0000_i2183" style="width:0;height:1.5pt" o:hralign="center" o:hrstd="t" o:hr="t" fillcolor="#a0a0a0" stroked="f"/>
+          <v:rect id="_x0000_i1034" style="width:0;height:1.5pt" o:hralign="center" o:hrstd="t" o:hr="t" fillcolor="#a0a0a0" stroked="f"/>
         </w:pict>
       </w:r>
     </w:p>
@@ -5327,6 +5975,7 @@
         <w:rPr>
           <w:color w:val="156082" w:themeColor="accent1"/>
         </w:rPr>
+        <w:lastRenderedPageBreak/>
         <w:t xml:space="preserve">  "estatus": "ACTIVO"</w:t>
       </w:r>
     </w:p>
@@ -5358,7 +6007,7 @@
     <w:p>
       <w:r>
         <w:pict w14:anchorId="4D820FCF">
-          <v:rect id="_x0000_i2184" style="width:0;height:1.5pt" o:hralign="center" o:hrstd="t" o:hr="t" fillcolor="#a0a0a0" stroked="f"/>
+          <v:rect id="_x0000_i1035" style="width:0;height:1.5pt" o:hralign="center" o:hrstd="t" o:hr="t" fillcolor="#a0a0a0" stroked="f"/>
         </w:pict>
       </w:r>
     </w:p>
@@ -5385,7 +6034,6 @@
         </w:numPr>
       </w:pPr>
       <w:r>
-        <w:lastRenderedPageBreak/>
         <w:t xml:space="preserve">Repite el proceso de </w:t>
       </w:r>
       <w:r>
@@ -5784,7 +6432,7 @@
     <w:p>
       <w:r>
         <w:pict w14:anchorId="11A5612D">
-          <v:rect id="_x0000_i2185" style="width:0;height:1.5pt" o:hralign="center" o:hrstd="t" o:hr="t" fillcolor="#a0a0a0" stroked="f"/>
+          <v:rect id="_x0000_i1036" style="width:0;height:1.5pt" o:hralign="center" o:hrstd="t" o:hr="t" fillcolor="#a0a0a0" stroked="f"/>
         </w:pict>
       </w:r>
     </w:p>
@@ -6187,6 +6835,7 @@
         </w:numPr>
       </w:pPr>
       <w:r>
+        <w:lastRenderedPageBreak/>
         <w:t>Revisa que la respuesta muestre el contrat</w:t>
       </w:r>
       <w:r>
@@ -6294,7 +6943,6 @@
         </w:numPr>
       </w:pPr>
       <w:r>
-        <w:lastRenderedPageBreak/>
         <w:t>Envía un JSON con $Tipo: "</w:t>
       </w:r>
       <w:proofErr w:type="spellStart"/>
@@ -6557,10 +7205,7 @@
         <w:t xml:space="preserve"> /F2_PreparacionFabricacion/Contratos</w:t>
       </w:r>
       <w:r>
-        <w:t xml:space="preserve"> los cambios</w:t>
-      </w:r>
-      <w:r>
-        <w:t>.</w:t>
+        <w:t xml:space="preserve"> los cambios.</w:t>
       </w:r>
     </w:p>
     <w:p>
@@ -6712,10 +7357,7 @@
         <w:t xml:space="preserve"> /F2_PreparacionFabricacion/Contratos</w:t>
       </w:r>
       <w:r>
-        <w:t xml:space="preserve"> los cambios</w:t>
-      </w:r>
-      <w:r>
-        <w:t>.</w:t>
+        <w:t xml:space="preserve"> los cambios.</w:t>
       </w:r>
     </w:p>
     <w:p/>
@@ -6759,14 +7401,7 @@
           <w:b/>
           <w:bCs/>
         </w:rPr>
-        <w:t>particular existente</w:t>
-      </w:r>
-      <w:r>
-        <w:rPr>
-          <w:b/>
-          <w:bCs/>
-        </w:rPr>
-        <w:t xml:space="preserve"> con una URL de archivo incorrecta (ejem: c:/Mis documentos)</w:t>
+        <w:t>particular existente con una URL de archivo incorrecta (ejem: c:/Mis documentos)</w:t>
       </w:r>
       <w:r>
         <w:rPr>
@@ -6907,28 +7542,24 @@
         <w:pStyle w:val="Textoindependiente"/>
         <w:numPr>
           <w:ilvl w:val="0"/>
-          <w:numId w:val="30"/>
+          <w:numId w:val="37"/>
         </w:numPr>
       </w:pPr>
-      <w:proofErr w:type="spellStart"/>
-      <w:r>
-        <w:rPr>
-          <w:b/>
-          <w:bCs/>
-        </w:rPr>
-        <w:t>Endpoint</w:t>
-      </w:r>
-      <w:proofErr w:type="spellEnd"/>
-      <w:r>
-        <w:rPr>
-          <w:b/>
-          <w:bCs/>
-        </w:rPr>
-        <w:t>:</w:t>
-      </w:r>
-      <w:r>
-        <w:br/>
-        <w:t>/F1_ConfiguracionInicial/</w:t>
+      <w:r>
+        <w:t xml:space="preserve">Selecciona </w:t>
+      </w:r>
+      <w:r>
+        <w:rPr>
+          <w:b/>
+          <w:bCs/>
+        </w:rPr>
+        <w:t>POST</w:t>
+      </w:r>
+      <w:r>
+        <w:t xml:space="preserve"> /</w:t>
+      </w:r>
+      <w:r>
+        <w:t>F1_ConfiguracionInicial/</w:t>
       </w:r>
       <w:proofErr w:type="spellStart"/>
       <w:r>
@@ -6941,18 +7572,46 @@
         <w:pStyle w:val="Textoindependiente"/>
         <w:numPr>
           <w:ilvl w:val="0"/>
-          <w:numId w:val="30"/>
+          <w:numId w:val="37"/>
         </w:numPr>
       </w:pPr>
       <w:r>
-        <w:rPr>
-          <w:b/>
-          <w:bCs/>
-        </w:rPr>
-        <w:t>Método:</w:t>
-      </w:r>
-      <w:r>
-        <w:t xml:space="preserve"> POST</w:t>
+        <w:t xml:space="preserve">Pulsa el botón </w:t>
+      </w:r>
+      <w:r>
+        <w:rPr>
+          <w:b/>
+          <w:bCs/>
+        </w:rPr>
+        <w:t xml:space="preserve">Try </w:t>
+      </w:r>
+      <w:proofErr w:type="spellStart"/>
+      <w:r>
+        <w:rPr>
+          <w:b/>
+          <w:bCs/>
+        </w:rPr>
+        <w:t>it</w:t>
+      </w:r>
+      <w:proofErr w:type="spellEnd"/>
+      <w:r>
+        <w:rPr>
+          <w:b/>
+          <w:bCs/>
+        </w:rPr>
+        <w:t xml:space="preserve"> </w:t>
+      </w:r>
+      <w:proofErr w:type="spellStart"/>
+      <w:r>
+        <w:rPr>
+          <w:b/>
+          <w:bCs/>
+        </w:rPr>
+        <w:t>out</w:t>
+      </w:r>
+      <w:proofErr w:type="spellEnd"/>
+      <w:r>
+        <w:t xml:space="preserve"> (Probar).</w:t>
       </w:r>
     </w:p>
     <w:p>
@@ -6960,18 +7619,216 @@
         <w:pStyle w:val="Textoindependiente"/>
         <w:numPr>
           <w:ilvl w:val="0"/>
-          <w:numId w:val="30"/>
+          <w:numId w:val="37"/>
         </w:numPr>
       </w:pPr>
       <w:r>
-        <w:rPr>
-          <w:b/>
-          <w:bCs/>
-        </w:rPr>
-        <w:t>Descripción:</w:t>
-      </w:r>
-      <w:r>
-        <w:t xml:space="preserve"> Agrega una nueva prueba o documento al registro.</w:t>
+        <w:t xml:space="preserve">En el cuadro </w:t>
+      </w:r>
+      <w:proofErr w:type="spellStart"/>
+      <w:r>
+        <w:rPr>
+          <w:b/>
+          <w:bCs/>
+        </w:rPr>
+        <w:t>Request</w:t>
+      </w:r>
+      <w:proofErr w:type="spellEnd"/>
+      <w:r>
+        <w:rPr>
+          <w:b/>
+          <w:bCs/>
+        </w:rPr>
+        <w:t xml:space="preserve"> </w:t>
+      </w:r>
+      <w:proofErr w:type="spellStart"/>
+      <w:r>
+        <w:rPr>
+          <w:b/>
+          <w:bCs/>
+        </w:rPr>
+        <w:t>body</w:t>
+      </w:r>
+      <w:proofErr w:type="spellEnd"/>
+      <w:r>
+        <w:t>, pega el siguiente JSON de ejemplo:</w:t>
+      </w:r>
+    </w:p>
+    <w:p>
+      <w:pPr>
+        <w:pStyle w:val="Textoindependiente"/>
+        <w:ind w:left="720"/>
+        <w:rPr>
+          <w:color w:val="156082" w:themeColor="accent1"/>
+        </w:rPr>
+      </w:pPr>
+      <w:r>
+        <w:rPr>
+          <w:color w:val="156082" w:themeColor="accent1"/>
+        </w:rPr>
+        <w:t>{</w:t>
+      </w:r>
+    </w:p>
+    <w:p>
+      <w:pPr>
+        <w:pStyle w:val="Textoindependiente"/>
+        <w:ind w:left="720"/>
+        <w:rPr>
+          <w:color w:val="156082" w:themeColor="accent1"/>
+        </w:rPr>
+      </w:pPr>
+      <w:r>
+        <w:rPr>
+          <w:color w:val="156082" w:themeColor="accent1"/>
+        </w:rPr>
+        <w:t xml:space="preserve">  "</w:t>
+      </w:r>
+      <w:proofErr w:type="spellStart"/>
+      <w:r>
+        <w:rPr>
+          <w:color w:val="156082" w:themeColor="accent1"/>
+        </w:rPr>
+        <w:t>tipoDocumento</w:t>
+      </w:r>
+      <w:proofErr w:type="spellEnd"/>
+      <w:r>
+        <w:rPr>
+          <w:color w:val="156082" w:themeColor="accent1"/>
+        </w:rPr>
+        <w:t>": "</w:t>
+      </w:r>
+      <w:proofErr w:type="spellStart"/>
+      <w:r>
+        <w:rPr>
+          <w:color w:val="156082" w:themeColor="accent1"/>
+        </w:rPr>
+        <w:t>PruebasRutina</w:t>
+      </w:r>
+      <w:proofErr w:type="spellEnd"/>
+      <w:r>
+        <w:rPr>
+          <w:color w:val="156082" w:themeColor="accent1"/>
+        </w:rPr>
+        <w:t>",</w:t>
+      </w:r>
+    </w:p>
+    <w:p>
+      <w:pPr>
+        <w:pStyle w:val="Textoindependiente"/>
+        <w:ind w:left="720"/>
+        <w:rPr>
+          <w:color w:val="156082" w:themeColor="accent1"/>
+        </w:rPr>
+      </w:pPr>
+      <w:r>
+        <w:rPr>
+          <w:color w:val="156082" w:themeColor="accent1"/>
+        </w:rPr>
+        <w:t xml:space="preserve">  "</w:t>
+      </w:r>
+      <w:proofErr w:type="spellStart"/>
+      <w:r>
+        <w:rPr>
+          <w:color w:val="156082" w:themeColor="accent1"/>
+        </w:rPr>
+        <w:t>descripcionDocumento</w:t>
+      </w:r>
+      <w:proofErr w:type="spellEnd"/>
+      <w:r>
+        <w:rPr>
+          <w:color w:val="156082" w:themeColor="accent1"/>
+        </w:rPr>
+        <w:t>": "Prueba de rutina al equipo",</w:t>
+      </w:r>
+    </w:p>
+    <w:p>
+      <w:pPr>
+        <w:pStyle w:val="Textoindependiente"/>
+        <w:ind w:left="720"/>
+        <w:rPr>
+          <w:color w:val="156082" w:themeColor="accent1"/>
+        </w:rPr>
+      </w:pPr>
+      <w:r>
+        <w:rPr>
+          <w:color w:val="156082" w:themeColor="accent1"/>
+        </w:rPr>
+        <w:t xml:space="preserve">  "</w:t>
+      </w:r>
+      <w:proofErr w:type="spellStart"/>
+      <w:r>
+        <w:rPr>
+          <w:color w:val="156082" w:themeColor="accent1"/>
+        </w:rPr>
+        <w:t>urlArchivo</w:t>
+      </w:r>
+      <w:proofErr w:type="spellEnd"/>
+      <w:r>
+        <w:rPr>
+          <w:color w:val="156082" w:themeColor="accent1"/>
+        </w:rPr>
+        <w:t>": "https://www.cfe.mx",</w:t>
+      </w:r>
+    </w:p>
+    <w:p>
+      <w:pPr>
+        <w:pStyle w:val="Textoindependiente"/>
+        <w:ind w:left="720"/>
+        <w:rPr>
+          <w:color w:val="156082" w:themeColor="accent1"/>
+        </w:rPr>
+      </w:pPr>
+      <w:r>
+        <w:rPr>
+          <w:color w:val="156082" w:themeColor="accent1"/>
+        </w:rPr>
+        <w:t xml:space="preserve">  "mD5": "",</w:t>
+      </w:r>
+    </w:p>
+    <w:p>
+      <w:pPr>
+        <w:pStyle w:val="Textoindependiente"/>
+        <w:ind w:left="720"/>
+        <w:rPr>
+          <w:color w:val="156082" w:themeColor="accent1"/>
+        </w:rPr>
+      </w:pPr>
+      <w:r>
+        <w:rPr>
+          <w:color w:val="156082" w:themeColor="accent1"/>
+        </w:rPr>
+        <w:lastRenderedPageBreak/>
+        <w:t xml:space="preserve">  "estatus": "ACTIVO",</w:t>
+      </w:r>
+    </w:p>
+    <w:p>
+      <w:pPr>
+        <w:pStyle w:val="Textoindependiente"/>
+        <w:ind w:left="720"/>
+        <w:rPr>
+          <w:color w:val="156082" w:themeColor="accent1"/>
+        </w:rPr>
+      </w:pPr>
+      <w:r>
+        <w:rPr>
+          <w:color w:val="156082" w:themeColor="accent1"/>
+        </w:rPr>
+        <w:t xml:space="preserve">  "vigencia": "2026-02-09T06:00:00Z"</w:t>
+      </w:r>
+    </w:p>
+    <w:p>
+      <w:pPr>
+        <w:pStyle w:val="Textoindependiente"/>
+        <w:ind w:left="720"/>
+        <w:rPr>
+          <w:color w:val="156082" w:themeColor="accent1"/>
+        </w:rPr>
+      </w:pPr>
+      <w:r>
+        <w:rPr>
+          <w:color w:val="156082" w:themeColor="accent1"/>
+        </w:rPr>
+        <w:t>}</w:t>
       </w:r>
     </w:p>
     <w:p>
@@ -6979,109 +7836,23 @@
         <w:pStyle w:val="Textoindependiente"/>
         <w:numPr>
           <w:ilvl w:val="0"/>
-          <w:numId w:val="30"/>
+          <w:numId w:val="38"/>
         </w:numPr>
       </w:pPr>
       <w:r>
-        <w:rPr>
-          <w:b/>
-          <w:bCs/>
-        </w:rPr>
-        <w:t xml:space="preserve">Cuerpo de la petición (JSON – </w:t>
-      </w:r>
-      <w:proofErr w:type="spellStart"/>
-      <w:r>
-        <w:rPr>
-          <w:b/>
-          <w:bCs/>
-        </w:rPr>
-        <w:t>OtrasPruebasYDocumentosDTO</w:t>
-      </w:r>
-      <w:proofErr w:type="spellEnd"/>
-      <w:r>
-        <w:rPr>
-          <w:b/>
-          <w:bCs/>
-        </w:rPr>
-        <w:t>):</w:t>
-      </w:r>
-    </w:p>
-    <w:p>
-      <w:pPr>
-        <w:pStyle w:val="Textoindependiente"/>
-        <w:ind w:left="720"/>
-      </w:pPr>
-      <w:r>
-        <w:t>{</w:t>
-      </w:r>
-    </w:p>
-    <w:p>
-      <w:pPr>
-        <w:pStyle w:val="Textoindependiente"/>
-        <w:ind w:left="720"/>
-      </w:pPr>
-      <w:r>
-        <w:t xml:space="preserve">  "</w:t>
-      </w:r>
-      <w:proofErr w:type="spellStart"/>
-      <w:r>
-        <w:t>tipoDocumento</w:t>
-      </w:r>
-      <w:proofErr w:type="spellEnd"/>
-      <w:r>
-        <w:t>": "Prueba Rutina",</w:t>
-      </w:r>
-    </w:p>
-    <w:p>
-      <w:pPr>
-        <w:pStyle w:val="Textoindependiente"/>
-        <w:ind w:left="720"/>
-      </w:pPr>
-      <w:r>
-        <w:t xml:space="preserve">  "</w:t>
-      </w:r>
-      <w:proofErr w:type="spellStart"/>
-      <w:r>
-        <w:t>descripcion</w:t>
-      </w:r>
-      <w:proofErr w:type="spellEnd"/>
-      <w:r>
-        <w:t>": "Prueba de cortocircuito trifásico",</w:t>
-      </w:r>
-    </w:p>
-    <w:p>
-      <w:pPr>
-        <w:pStyle w:val="Textoindependiente"/>
-        <w:ind w:left="720"/>
-      </w:pPr>
-      <w:r>
-        <w:t xml:space="preserve">  "</w:t>
-      </w:r>
-      <w:proofErr w:type="spellStart"/>
-      <w:r>
-        <w:t>fechaRegistro</w:t>
-      </w:r>
-      <w:proofErr w:type="spellEnd"/>
-      <w:r>
-        <w:t>": "2025-03-04T12:00:00Z",</w:t>
-      </w:r>
-    </w:p>
-    <w:p>
-      <w:pPr>
-        <w:pStyle w:val="Textoindependiente"/>
-        <w:ind w:left="720"/>
-      </w:pPr>
-      <w:r>
-        <w:t xml:space="preserve">  "estatus": "Activo"</w:t>
-      </w:r>
-    </w:p>
-    <w:p>
-      <w:pPr>
-        <w:pStyle w:val="Textoindependiente"/>
-        <w:ind w:left="720"/>
-      </w:pPr>
-      <w:r>
-        <w:t>}</w:t>
+        <w:t xml:space="preserve">Da clic en </w:t>
+      </w:r>
+      <w:proofErr w:type="spellStart"/>
+      <w:r>
+        <w:rPr>
+          <w:b/>
+          <w:bCs/>
+        </w:rPr>
+        <w:t>Execute</w:t>
+      </w:r>
+      <w:proofErr w:type="spellEnd"/>
+      <w:r>
+        <w:t>.</w:t>
       </w:r>
     </w:p>
     <w:p>
@@ -7089,192 +7860,38 @@
         <w:pStyle w:val="Textoindependiente"/>
         <w:numPr>
           <w:ilvl w:val="0"/>
-          <w:numId w:val="31"/>
+          <w:numId w:val="38"/>
         </w:numPr>
       </w:pPr>
       <w:r>
-        <w:rPr>
-          <w:b/>
-          <w:bCs/>
-        </w:rPr>
-        <w:lastRenderedPageBreak/>
-        <w:t>Respuesta esperada (200 OK):</w:t>
-      </w:r>
-    </w:p>
-    <w:p>
-      <w:pPr>
-        <w:pStyle w:val="Textoindependiente"/>
-        <w:ind w:left="708"/>
-        <w:rPr>
-          <w:color w:val="156082" w:themeColor="accent1"/>
-        </w:rPr>
-      </w:pPr>
-      <w:r>
-        <w:rPr>
-          <w:color w:val="156082" w:themeColor="accent1"/>
-        </w:rPr>
-        <w:t>{</w:t>
-      </w:r>
-    </w:p>
-    <w:p>
-      <w:pPr>
-        <w:pStyle w:val="Textoindependiente"/>
-        <w:ind w:left="708"/>
-        <w:rPr>
-          <w:color w:val="156082" w:themeColor="accent1"/>
-        </w:rPr>
-      </w:pPr>
-      <w:r>
-        <w:rPr>
-          <w:color w:val="156082" w:themeColor="accent1"/>
-        </w:rPr>
-        <w:t xml:space="preserve">  "id": "68b9c3f7ce4fbe620abc2c4d",</w:t>
-      </w:r>
-    </w:p>
-    <w:p>
-      <w:pPr>
-        <w:pStyle w:val="Textoindependiente"/>
-        <w:ind w:left="708"/>
-        <w:rPr>
-          <w:color w:val="156082" w:themeColor="accent1"/>
-        </w:rPr>
-      </w:pPr>
-      <w:r>
-        <w:rPr>
-          <w:color w:val="156082" w:themeColor="accent1"/>
-        </w:rPr>
-        <w:t xml:space="preserve">  "</w:t>
-      </w:r>
-      <w:proofErr w:type="spellStart"/>
-      <w:r>
-        <w:rPr>
-          <w:color w:val="156082" w:themeColor="accent1"/>
-        </w:rPr>
-        <w:t>tipoDocumento</w:t>
-      </w:r>
-      <w:proofErr w:type="spellEnd"/>
-      <w:r>
-        <w:rPr>
-          <w:color w:val="156082" w:themeColor="accent1"/>
-        </w:rPr>
-        <w:t>": "Prueba Rutina",</w:t>
-      </w:r>
-    </w:p>
-    <w:p>
-      <w:pPr>
-        <w:pStyle w:val="Textoindependiente"/>
-        <w:ind w:left="708"/>
-        <w:rPr>
-          <w:color w:val="156082" w:themeColor="accent1"/>
-        </w:rPr>
-      </w:pPr>
-      <w:r>
-        <w:rPr>
-          <w:color w:val="156082" w:themeColor="accent1"/>
-        </w:rPr>
-        <w:t xml:space="preserve">  "</w:t>
-      </w:r>
-      <w:proofErr w:type="spellStart"/>
-      <w:r>
-        <w:rPr>
-          <w:color w:val="156082" w:themeColor="accent1"/>
-        </w:rPr>
-        <w:t>descripcion</w:t>
-      </w:r>
-      <w:proofErr w:type="spellEnd"/>
-      <w:r>
-        <w:rPr>
-          <w:color w:val="156082" w:themeColor="accent1"/>
-        </w:rPr>
-        <w:t>": "Prueba de cortocircuito trifásico",</w:t>
-      </w:r>
-    </w:p>
-    <w:p>
-      <w:pPr>
-        <w:pStyle w:val="Textoindependiente"/>
-        <w:ind w:left="708"/>
-        <w:rPr>
-          <w:color w:val="156082" w:themeColor="accent1"/>
-        </w:rPr>
-      </w:pPr>
-      <w:r>
-        <w:rPr>
-          <w:color w:val="156082" w:themeColor="accent1"/>
-        </w:rPr>
-        <w:t xml:space="preserve">  "</w:t>
-      </w:r>
-      <w:proofErr w:type="spellStart"/>
-      <w:r>
-        <w:rPr>
-          <w:color w:val="156082" w:themeColor="accent1"/>
-        </w:rPr>
-        <w:t>fechaRegistro</w:t>
-      </w:r>
-      <w:proofErr w:type="spellEnd"/>
-      <w:r>
-        <w:rPr>
-          <w:color w:val="156082" w:themeColor="accent1"/>
-        </w:rPr>
-        <w:t>": "2025-03-04T12:00:00Z",</w:t>
-      </w:r>
-    </w:p>
-    <w:p>
-      <w:pPr>
-        <w:pStyle w:val="Textoindependiente"/>
-        <w:ind w:left="708"/>
-        <w:rPr>
-          <w:color w:val="156082" w:themeColor="accent1"/>
-        </w:rPr>
-      </w:pPr>
-      <w:r>
-        <w:rPr>
-          <w:color w:val="156082" w:themeColor="accent1"/>
-        </w:rPr>
-        <w:t xml:space="preserve">  "estatus": "Activo"</w:t>
-      </w:r>
-    </w:p>
-    <w:p>
-      <w:r>
-        <w:rPr>
-          <w:color w:val="156082" w:themeColor="accent1"/>
-        </w:rPr>
-        <w:t>}</w:t>
-      </w:r>
-    </w:p>
-    <w:p/>
-    <w:p>
-      <w:pPr>
-        <w:rPr>
-          <w:b/>
-          <w:bCs/>
-        </w:rPr>
-      </w:pPr>
-      <w:r>
-        <w:rPr>
-          <w:b/>
-          <w:bCs/>
-        </w:rPr>
-        <w:t xml:space="preserve">Actividad </w:t>
-      </w:r>
-      <w:r>
-        <w:rPr>
-          <w:b/>
-          <w:bCs/>
-        </w:rPr>
-        <w:t>10</w:t>
-      </w:r>
-      <w:r>
-        <w:rPr>
-          <w:b/>
-          <w:bCs/>
-        </w:rPr>
-        <w:t xml:space="preserve"> -</w:t>
-      </w:r>
-      <w:r>
-        <w:rPr>
-          <w:b/>
-          <w:bCs/>
-        </w:rPr>
+        <w:t xml:space="preserve">Verifica que la respuesta sea </w:t>
+      </w:r>
+      <w:r>
+        <w:rPr>
+          <w:b/>
+          <w:bCs/>
+        </w:rPr>
+        <w:t>200 OK</w:t>
+      </w:r>
+      <w:r>
+        <w:t xml:space="preserve"> y que el sistema confirme el registro.</w:t>
+      </w:r>
+    </w:p>
+    <w:p>
+      <w:pPr>
+        <w:rPr>
+          <w:b/>
+          <w:bCs/>
+        </w:rPr>
+      </w:pPr>
+      <w:r>
+        <w:rPr>
+          <w:b/>
+          <w:bCs/>
+        </w:rPr>
+        <w:t>Actividad 10 -</w:t>
+      </w:r>
+      <w:r>
         <w:t xml:space="preserve"> </w:t>
       </w:r>
       <w:r>
@@ -7282,35 +7899,33 @@
           <w:b/>
           <w:bCs/>
         </w:rPr>
-        <w:t>Actualizar una prueba o documento existente (PUT)</w:t>
-      </w:r>
-    </w:p>
-    <w:p>
-      <w:pPr>
-        <w:pStyle w:val="Textoindependiente"/>
+        <w:t>Consultar los registros existentes (GET)</w:t>
+      </w:r>
+    </w:p>
+    <w:p>
+      <w:pPr>
         <w:numPr>
           <w:ilvl w:val="0"/>
-          <w:numId w:val="32"/>
+          <w:numId w:val="39"/>
         </w:numPr>
       </w:pPr>
-      <w:proofErr w:type="spellStart"/>
-      <w:r>
-        <w:rPr>
-          <w:b/>
-          <w:bCs/>
-        </w:rPr>
-        <w:t>Endpoint</w:t>
-      </w:r>
-      <w:proofErr w:type="spellEnd"/>
-      <w:r>
-        <w:rPr>
-          <w:b/>
-          <w:bCs/>
-        </w:rPr>
-        <w:t>:</w:t>
-      </w:r>
-      <w:r>
-        <w:br/>
+      <w:r>
+        <w:t>Selecciona</w:t>
+      </w:r>
+      <w:r>
+        <w:t xml:space="preserve"> </w:t>
+      </w:r>
+      <w:r>
+        <w:rPr>
+          <w:b/>
+          <w:bCs/>
+        </w:rPr>
+        <w:t>GET</w:t>
+      </w:r>
+      <w:r>
+        <w:t xml:space="preserve"> </w:t>
+      </w:r>
+      <w:r>
         <w:t>/F1_ConfiguracionInicial/</w:t>
       </w:r>
       <w:proofErr w:type="spellStart"/>
@@ -7321,271 +7936,716 @@
     </w:p>
     <w:p>
       <w:pPr>
-        <w:pStyle w:val="Textoindependiente"/>
         <w:numPr>
           <w:ilvl w:val="0"/>
-          <w:numId w:val="32"/>
+          <w:numId w:val="39"/>
         </w:numPr>
       </w:pPr>
       <w:r>
-        <w:rPr>
-          <w:b/>
-          <w:bCs/>
-        </w:rPr>
-        <w:t>Método:</w:t>
-      </w:r>
-      <w:r>
-        <w:t xml:space="preserve"> PUT</w:t>
-      </w:r>
-    </w:p>
-    <w:p>
-      <w:pPr>
-        <w:pStyle w:val="Textoindependiente"/>
+        <w:t xml:space="preserve">Pulsa el botón </w:t>
+      </w:r>
+      <w:r>
+        <w:rPr>
+          <w:b/>
+          <w:bCs/>
+        </w:rPr>
+        <w:t xml:space="preserve">Try </w:t>
+      </w:r>
+      <w:proofErr w:type="spellStart"/>
+      <w:r>
+        <w:rPr>
+          <w:b/>
+          <w:bCs/>
+        </w:rPr>
+        <w:t>it</w:t>
+      </w:r>
+      <w:proofErr w:type="spellEnd"/>
+      <w:r>
+        <w:rPr>
+          <w:b/>
+          <w:bCs/>
+        </w:rPr>
+        <w:t xml:space="preserve"> </w:t>
+      </w:r>
+      <w:proofErr w:type="spellStart"/>
+      <w:r>
+        <w:rPr>
+          <w:b/>
+          <w:bCs/>
+        </w:rPr>
+        <w:t>out</w:t>
+      </w:r>
+      <w:proofErr w:type="spellEnd"/>
+      <w:r>
+        <w:t xml:space="preserve"> y luego </w:t>
+      </w:r>
+      <w:proofErr w:type="spellStart"/>
+      <w:r>
+        <w:rPr>
+          <w:b/>
+          <w:bCs/>
+        </w:rPr>
+        <w:t>Execute</w:t>
+      </w:r>
+      <w:proofErr w:type="spellEnd"/>
+      <w:r>
+        <w:t>.</w:t>
+      </w:r>
+    </w:p>
+    <w:p>
+      <w:pPr>
         <w:numPr>
           <w:ilvl w:val="0"/>
-          <w:numId w:val="32"/>
+          <w:numId w:val="39"/>
         </w:numPr>
       </w:pPr>
       <w:r>
-        <w:rPr>
-          <w:b/>
-          <w:bCs/>
-        </w:rPr>
-        <w:t>Descripción:</w:t>
-      </w:r>
-      <w:r>
-        <w:t xml:space="preserve"> Actualiza una prueba o documento previamente registrado.</w:t>
-      </w:r>
-    </w:p>
-    <w:p>
-      <w:pPr>
-        <w:pStyle w:val="Textoindependiente"/>
+        <w:t xml:space="preserve">Observa que la respuesta es un </w:t>
+      </w:r>
+      <w:r>
+        <w:rPr>
+          <w:b/>
+          <w:bCs/>
+        </w:rPr>
+        <w:t>array JSON</w:t>
+      </w:r>
+      <w:r>
+        <w:t xml:space="preserve"> con los documentos registrados.</w:t>
+      </w:r>
+    </w:p>
+    <w:p>
+      <w:r>
+        <w:t>Ejemplo de respuesta esperada:</w:t>
+      </w:r>
+    </w:p>
+    <w:p>
+      <w:pPr>
+        <w:ind w:left="708"/>
+        <w:rPr>
+          <w:color w:val="156082" w:themeColor="accent1"/>
+        </w:rPr>
+      </w:pPr>
+      <w:r>
+        <w:rPr>
+          <w:color w:val="156082" w:themeColor="accent1"/>
+        </w:rPr>
+        <w:t>[  {</w:t>
+      </w:r>
+    </w:p>
+    <w:p>
+      <w:pPr>
+        <w:ind w:left="708"/>
+        <w:rPr>
+          <w:color w:val="156082" w:themeColor="accent1"/>
+        </w:rPr>
+      </w:pPr>
+      <w:r>
+        <w:rPr>
+          <w:color w:val="156082" w:themeColor="accent1"/>
+        </w:rPr>
+        <w:t xml:space="preserve">    "id": "68b0eab5c86b8df36bdb5583",</w:t>
+      </w:r>
+    </w:p>
+    <w:p>
+      <w:pPr>
+        <w:ind w:left="708"/>
+        <w:rPr>
+          <w:color w:val="156082" w:themeColor="accent1"/>
+        </w:rPr>
+      </w:pPr>
+      <w:r>
+        <w:rPr>
+          <w:color w:val="156082" w:themeColor="accent1"/>
+        </w:rPr>
+        <w:t xml:space="preserve">    "</w:t>
+      </w:r>
+      <w:proofErr w:type="spellStart"/>
+      <w:r>
+        <w:rPr>
+          <w:color w:val="156082" w:themeColor="accent1"/>
+        </w:rPr>
+        <w:t>tipoDocumento</w:t>
+      </w:r>
+      <w:proofErr w:type="spellEnd"/>
+      <w:r>
+        <w:rPr>
+          <w:color w:val="156082" w:themeColor="accent1"/>
+        </w:rPr>
+        <w:t>": "</w:t>
+      </w:r>
+      <w:proofErr w:type="spellStart"/>
+      <w:r>
+        <w:rPr>
+          <w:color w:val="156082" w:themeColor="accent1"/>
+        </w:rPr>
+        <w:t>PruebasRutina</w:t>
+      </w:r>
+      <w:proofErr w:type="spellEnd"/>
+      <w:r>
+        <w:rPr>
+          <w:color w:val="156082" w:themeColor="accent1"/>
+        </w:rPr>
+        <w:t>",</w:t>
+      </w:r>
+    </w:p>
+    <w:p>
+      <w:pPr>
+        <w:ind w:left="708"/>
+        <w:rPr>
+          <w:color w:val="156082" w:themeColor="accent1"/>
+        </w:rPr>
+      </w:pPr>
+      <w:r>
+        <w:rPr>
+          <w:color w:val="156082" w:themeColor="accent1"/>
+        </w:rPr>
+        <w:t xml:space="preserve">    "</w:t>
+      </w:r>
+      <w:proofErr w:type="spellStart"/>
+      <w:r>
+        <w:rPr>
+          <w:color w:val="156082" w:themeColor="accent1"/>
+        </w:rPr>
+        <w:t>descripcionDocumento</w:t>
+      </w:r>
+      <w:proofErr w:type="spellEnd"/>
+      <w:r>
+        <w:rPr>
+          <w:color w:val="156082" w:themeColor="accent1"/>
+        </w:rPr>
+        <w:t>": "Prueba de rutina al equipo",</w:t>
+      </w:r>
+    </w:p>
+    <w:p>
+      <w:pPr>
+        <w:ind w:left="708"/>
+        <w:rPr>
+          <w:color w:val="156082" w:themeColor="accent1"/>
+        </w:rPr>
+      </w:pPr>
+      <w:r>
+        <w:rPr>
+          <w:color w:val="156082" w:themeColor="accent1"/>
+        </w:rPr>
+        <w:t xml:space="preserve">    "</w:t>
+      </w:r>
+      <w:proofErr w:type="spellStart"/>
+      <w:r>
+        <w:rPr>
+          <w:color w:val="156082" w:themeColor="accent1"/>
+        </w:rPr>
+        <w:t>urlArchivo</w:t>
+      </w:r>
+      <w:proofErr w:type="spellEnd"/>
+      <w:r>
+        <w:rPr>
+          <w:color w:val="156082" w:themeColor="accent1"/>
+        </w:rPr>
+        <w:t>": "https://www.cfe.mx",</w:t>
+      </w:r>
+    </w:p>
+    <w:p>
+      <w:pPr>
+        <w:ind w:left="708"/>
+        <w:rPr>
+          <w:color w:val="156082" w:themeColor="accent1"/>
+        </w:rPr>
+      </w:pPr>
+      <w:r>
+        <w:rPr>
+          <w:color w:val="156082" w:themeColor="accent1"/>
+        </w:rPr>
+        <w:t xml:space="preserve">    "mD5": "aec9e70f22caf811a92cac041d94223f",</w:t>
+      </w:r>
+    </w:p>
+    <w:p>
+      <w:pPr>
+        <w:ind w:left="708"/>
+        <w:rPr>
+          <w:color w:val="156082" w:themeColor="accent1"/>
+        </w:rPr>
+      </w:pPr>
+      <w:r>
+        <w:rPr>
+          <w:color w:val="156082" w:themeColor="accent1"/>
+        </w:rPr>
+        <w:t xml:space="preserve">    "estatus": "ACTIVO",</w:t>
+      </w:r>
+    </w:p>
+    <w:p>
+      <w:pPr>
+        <w:ind w:left="708"/>
+        <w:rPr>
+          <w:color w:val="156082" w:themeColor="accent1"/>
+        </w:rPr>
+      </w:pPr>
+      <w:r>
+        <w:rPr>
+          <w:color w:val="156082" w:themeColor="accent1"/>
+        </w:rPr>
+        <w:t xml:space="preserve">    "vigencia": "2026-02-09T06:00:00Z",</w:t>
+      </w:r>
+    </w:p>
+    <w:p>
+      <w:pPr>
+        <w:ind w:left="708"/>
+        <w:rPr>
+          <w:color w:val="156082" w:themeColor="accent1"/>
+        </w:rPr>
+      </w:pPr>
+      <w:r>
+        <w:rPr>
+          <w:color w:val="156082" w:themeColor="accent1"/>
+        </w:rPr>
+        <w:t xml:space="preserve">    "</w:t>
+      </w:r>
+      <w:proofErr w:type="spellStart"/>
+      <w:r>
+        <w:rPr>
+          <w:color w:val="156082" w:themeColor="accent1"/>
+        </w:rPr>
+        <w:t>fechaRegistro</w:t>
+      </w:r>
+      <w:proofErr w:type="spellEnd"/>
+      <w:r>
+        <w:rPr>
+          <w:color w:val="156082" w:themeColor="accent1"/>
+        </w:rPr>
+        <w:t>": "2025-08-28T23:47:32.832Z"</w:t>
+      </w:r>
+    </w:p>
+    <w:p>
+      <w:pPr>
+        <w:ind w:left="708"/>
+        <w:rPr>
+          <w:color w:val="156082" w:themeColor="accent1"/>
+        </w:rPr>
+      </w:pPr>
+      <w:r>
+        <w:rPr>
+          <w:color w:val="156082" w:themeColor="accent1"/>
+        </w:rPr>
+        <w:t xml:space="preserve">  }]</w:t>
+      </w:r>
+    </w:p>
+    <w:p/>
+    <w:p/>
+    <w:p>
+      <w:pPr>
+        <w:rPr>
+          <w:b/>
+          <w:bCs/>
+        </w:rPr>
+      </w:pPr>
+      <w:r>
+        <w:rPr>
+          <w:b/>
+          <w:bCs/>
+        </w:rPr>
+        <w:t xml:space="preserve">Actividad </w:t>
+      </w:r>
+      <w:r>
+        <w:rPr>
+          <w:b/>
+          <w:bCs/>
+        </w:rPr>
+        <w:t>1</w:t>
+      </w:r>
+      <w:r>
+        <w:rPr>
+          <w:b/>
+          <w:bCs/>
+        </w:rPr>
+        <w:t>1</w:t>
+      </w:r>
+      <w:r>
+        <w:rPr>
+          <w:b/>
+          <w:bCs/>
+        </w:rPr>
+        <w:t xml:space="preserve"> -</w:t>
+      </w:r>
+      <w:r>
+        <w:rPr>
+          <w:b/>
+          <w:bCs/>
+        </w:rPr>
+        <w:t xml:space="preserve"> </w:t>
+      </w:r>
+      <w:r>
+        <w:rPr>
+          <w:b/>
+          <w:bCs/>
+        </w:rPr>
+        <w:t>Actualizar una prueba o documento existente (PUT)</w:t>
+      </w:r>
+    </w:p>
+    <w:p>
+      <w:pPr>
         <w:numPr>
           <w:ilvl w:val="0"/>
-          <w:numId w:val="32"/>
+          <w:numId w:val="42"/>
         </w:numPr>
       </w:pPr>
       <w:r>
-        <w:rPr>
-          <w:b/>
-          <w:bCs/>
-        </w:rPr>
-        <w:t xml:space="preserve">Cuerpo de la petición (JSON – </w:t>
-      </w:r>
-      <w:proofErr w:type="spellStart"/>
-      <w:r>
-        <w:rPr>
-          <w:b/>
-          <w:bCs/>
-        </w:rPr>
-        <w:t>OtrasPruebasYDocumentosDTO</w:t>
-      </w:r>
-      <w:proofErr w:type="spellEnd"/>
-      <w:r>
-        <w:rPr>
-          <w:b/>
-          <w:bCs/>
-        </w:rPr>
-        <w:t>):</w:t>
-      </w:r>
-    </w:p>
-    <w:p>
-      <w:pPr>
-        <w:pStyle w:val="Textoindependiente"/>
-        <w:ind w:left="708"/>
-      </w:pPr>
-      <w:r>
-        <w:t>{</w:t>
-      </w:r>
-    </w:p>
-    <w:p>
-      <w:pPr>
-        <w:pStyle w:val="Textoindependiente"/>
-        <w:ind w:left="708"/>
-      </w:pPr>
-      <w:r>
-        <w:t xml:space="preserve">  "id": "68b9c3f7ce4fbe620abc2c4d",</w:t>
-      </w:r>
-    </w:p>
-    <w:p>
-      <w:pPr>
-        <w:pStyle w:val="Textoindependiente"/>
-        <w:ind w:left="708"/>
-      </w:pPr>
-      <w:r>
-        <w:t xml:space="preserve">  "</w:t>
-      </w:r>
-      <w:proofErr w:type="spellStart"/>
-      <w:r>
-        <w:t>tipoDocumento</w:t>
-      </w:r>
-      <w:proofErr w:type="spellEnd"/>
-      <w:r>
-        <w:t>": "Prueba Rutina",</w:t>
-      </w:r>
-    </w:p>
-    <w:p>
-      <w:pPr>
-        <w:pStyle w:val="Textoindependiente"/>
-        <w:ind w:left="708"/>
-      </w:pPr>
-      <w:r>
-        <w:t xml:space="preserve">  "</w:t>
-      </w:r>
-      <w:proofErr w:type="spellStart"/>
-      <w:r>
-        <w:t>descripcion</w:t>
-      </w:r>
-      <w:proofErr w:type="spellEnd"/>
-      <w:r>
-        <w:t>": "Prueba de cortocircuito actualizada",</w:t>
-      </w:r>
-    </w:p>
-    <w:p>
-      <w:pPr>
-        <w:pStyle w:val="Textoindependiente"/>
-        <w:ind w:left="708"/>
-      </w:pPr>
-      <w:r>
-        <w:t xml:space="preserve">  "</w:t>
-      </w:r>
-      <w:proofErr w:type="spellStart"/>
-      <w:r>
-        <w:t>fechaRegistro</w:t>
-      </w:r>
-      <w:proofErr w:type="spellEnd"/>
-      <w:r>
-        <w:t>": "2025-03-04T12:00:00Z",</w:t>
-      </w:r>
-    </w:p>
-    <w:p>
-      <w:pPr>
-        <w:pStyle w:val="Textoindependiente"/>
-        <w:ind w:left="708"/>
-      </w:pPr>
-      <w:r>
-        <w:t xml:space="preserve">  "estatus": "Activo"</w:t>
-      </w:r>
-    </w:p>
-    <w:p>
-      <w:pPr>
-        <w:pStyle w:val="Textoindependiente"/>
-        <w:ind w:left="708"/>
-      </w:pPr>
-      <w:r>
-        <w:t>}</w:t>
-      </w:r>
-    </w:p>
-    <w:p>
-      <w:pPr>
-        <w:pStyle w:val="Textoindependiente"/>
+        <w:t xml:space="preserve">Selecciona </w:t>
+      </w:r>
+      <w:r>
+        <w:rPr>
+          <w:b/>
+          <w:bCs/>
+        </w:rPr>
+        <w:t xml:space="preserve">PUT: </w:t>
+      </w:r>
+      <w:r>
+        <w:t>/F1_ConfiguracionInicial/</w:t>
+      </w:r>
+      <w:proofErr w:type="spellStart"/>
+      <w:r>
+        <w:t>OtrasPruebasYDocumentos</w:t>
+      </w:r>
+      <w:proofErr w:type="spellEnd"/>
+    </w:p>
+    <w:p>
+      <w:pPr>
         <w:numPr>
           <w:ilvl w:val="0"/>
-          <w:numId w:val="33"/>
+          <w:numId w:val="42"/>
         </w:numPr>
       </w:pPr>
       <w:r>
-        <w:rPr>
-          <w:b/>
-          <w:bCs/>
-        </w:rPr>
-        <w:t>Respuesta esperada (200 OK):</w:t>
-      </w:r>
-    </w:p>
-    <w:p>
-      <w:pPr>
-        <w:pStyle w:val="Textoindependiente"/>
-        <w:ind w:left="708"/>
-      </w:pPr>
-      <w:r>
+        <w:t xml:space="preserve">Copia el campo </w:t>
+      </w:r>
+      <w:r>
+        <w:rPr>
+          <w:b/>
+          <w:bCs/>
+        </w:rPr>
+        <w:t>id</w:t>
+      </w:r>
+      <w:r>
+        <w:t xml:space="preserve"> de uno de los registros obtenidos en el GET.</w:t>
+      </w:r>
+    </w:p>
+    <w:p>
+      <w:pPr>
+        <w:numPr>
+          <w:ilvl w:val="0"/>
+          <w:numId w:val="42"/>
+        </w:numPr>
+      </w:pPr>
+      <w:r>
+        <w:t xml:space="preserve">Pulsa el botón </w:t>
+      </w:r>
+      <w:r>
+        <w:rPr>
+          <w:b/>
+          <w:bCs/>
+        </w:rPr>
+        <w:t xml:space="preserve">Try </w:t>
+      </w:r>
+      <w:proofErr w:type="spellStart"/>
+      <w:r>
+        <w:rPr>
+          <w:b/>
+          <w:bCs/>
+        </w:rPr>
+        <w:t>it</w:t>
+      </w:r>
+      <w:proofErr w:type="spellEnd"/>
+      <w:r>
+        <w:rPr>
+          <w:b/>
+          <w:bCs/>
+        </w:rPr>
+        <w:t xml:space="preserve"> </w:t>
+      </w:r>
+      <w:proofErr w:type="spellStart"/>
+      <w:r>
+        <w:rPr>
+          <w:b/>
+          <w:bCs/>
+        </w:rPr>
+        <w:t>out</w:t>
+      </w:r>
+      <w:proofErr w:type="spellEnd"/>
+      <w:r>
+        <w:t>.</w:t>
+      </w:r>
+    </w:p>
+    <w:p>
+      <w:pPr>
+        <w:numPr>
+          <w:ilvl w:val="0"/>
+          <w:numId w:val="42"/>
+        </w:numPr>
+      </w:pPr>
+      <w:r>
+        <w:t xml:space="preserve">En el </w:t>
+      </w:r>
+      <w:proofErr w:type="spellStart"/>
+      <w:r>
+        <w:rPr>
+          <w:b/>
+          <w:bCs/>
+        </w:rPr>
+        <w:t>Request</w:t>
+      </w:r>
+      <w:proofErr w:type="spellEnd"/>
+      <w:r>
+        <w:rPr>
+          <w:b/>
+          <w:bCs/>
+        </w:rPr>
+        <w:t xml:space="preserve"> </w:t>
+      </w:r>
+      <w:proofErr w:type="spellStart"/>
+      <w:r>
+        <w:rPr>
+          <w:b/>
+          <w:bCs/>
+        </w:rPr>
+        <w:t>body</w:t>
+      </w:r>
+      <w:proofErr w:type="spellEnd"/>
+      <w:r>
+        <w:t xml:space="preserve">, pega el siguiente JSON, reemplazando el campo </w:t>
+      </w:r>
+      <w:r>
+        <w:rPr>
+          <w:b/>
+          <w:bCs/>
+        </w:rPr>
+        <w:t>id</w:t>
+      </w:r>
+      <w:r>
+        <w:t>:</w:t>
+      </w:r>
+    </w:p>
+    <w:p>
+      <w:pPr>
+        <w:ind w:left="720"/>
+        <w:rPr>
+          <w:color w:val="156082" w:themeColor="accent1"/>
+        </w:rPr>
+      </w:pPr>
+      <w:r>
+        <w:rPr>
+          <w:color w:val="156082" w:themeColor="accent1"/>
+        </w:rPr>
         <w:t>{</w:t>
       </w:r>
     </w:p>
     <w:p>
       <w:pPr>
-        <w:pStyle w:val="Textoindependiente"/>
-        <w:ind w:left="708"/>
-      </w:pPr>
-      <w:r>
-        <w:t xml:space="preserve">  "id": "68b9c3f7ce4fbe620abc2c4d",</w:t>
-      </w:r>
-    </w:p>
-    <w:p>
-      <w:pPr>
-        <w:pStyle w:val="Textoindependiente"/>
-        <w:ind w:left="708"/>
-      </w:pPr>
-      <w:r>
+        <w:ind w:left="720"/>
+        <w:rPr>
+          <w:color w:val="156082" w:themeColor="accent1"/>
+        </w:rPr>
+      </w:pPr>
+      <w:r>
+        <w:rPr>
+          <w:color w:val="156082" w:themeColor="accent1"/>
+        </w:rPr>
+        <w:t xml:space="preserve">  "id": "68b0eab5c86b8df36bdb5583",</w:t>
+      </w:r>
+    </w:p>
+    <w:p>
+      <w:pPr>
+        <w:ind w:left="720"/>
+        <w:rPr>
+          <w:color w:val="156082" w:themeColor="accent1"/>
+        </w:rPr>
+      </w:pPr>
+      <w:r>
+        <w:rPr>
+          <w:color w:val="156082" w:themeColor="accent1"/>
+        </w:rPr>
         <w:t xml:space="preserve">  "</w:t>
       </w:r>
       <w:proofErr w:type="spellStart"/>
       <w:r>
+        <w:rPr>
+          <w:color w:val="156082" w:themeColor="accent1"/>
+        </w:rPr>
         <w:t>tipoDocumento</w:t>
       </w:r>
       <w:proofErr w:type="spellEnd"/>
       <w:r>
-        <w:t>": "Prueba Rutina",</w:t>
-      </w:r>
-    </w:p>
-    <w:p>
-      <w:pPr>
-        <w:pStyle w:val="Textoindependiente"/>
-        <w:ind w:left="708"/>
-      </w:pPr>
-      <w:r>
+        <w:rPr>
+          <w:color w:val="156082" w:themeColor="accent1"/>
+        </w:rPr>
+        <w:t>": "</w:t>
+      </w:r>
+      <w:proofErr w:type="spellStart"/>
+      <w:r>
+        <w:rPr>
+          <w:color w:val="156082" w:themeColor="accent1"/>
+        </w:rPr>
+        <w:t>PruebasRutina</w:t>
+      </w:r>
+      <w:proofErr w:type="spellEnd"/>
+      <w:r>
+        <w:rPr>
+          <w:color w:val="156082" w:themeColor="accent1"/>
+        </w:rPr>
+        <w:t>",</w:t>
+      </w:r>
+    </w:p>
+    <w:p>
+      <w:pPr>
+        <w:ind w:left="720"/>
+        <w:rPr>
+          <w:color w:val="156082" w:themeColor="accent1"/>
+        </w:rPr>
+      </w:pPr>
+      <w:r>
+        <w:rPr>
+          <w:color w:val="156082" w:themeColor="accent1"/>
+        </w:rPr>
         <w:t xml:space="preserve">  "</w:t>
       </w:r>
       <w:proofErr w:type="spellStart"/>
       <w:r>
-        <w:t>descripcion</w:t>
-      </w:r>
-      <w:proofErr w:type="spellEnd"/>
-      <w:r>
-        <w:t>": "Prueba de cortocircuito actualizada",</w:t>
-      </w:r>
-    </w:p>
-    <w:p>
-      <w:pPr>
-        <w:pStyle w:val="Textoindependiente"/>
-        <w:ind w:left="708"/>
-      </w:pPr>
-      <w:r>
+        <w:rPr>
+          <w:color w:val="156082" w:themeColor="accent1"/>
+        </w:rPr>
+        <w:t>descripcionDocumento</w:t>
+      </w:r>
+      <w:proofErr w:type="spellEnd"/>
+      <w:r>
+        <w:rPr>
+          <w:color w:val="156082" w:themeColor="accent1"/>
+        </w:rPr>
+        <w:t>": "Prueba de rutina al equipo actualizado",</w:t>
+      </w:r>
+    </w:p>
+    <w:p>
+      <w:pPr>
+        <w:ind w:left="720"/>
+        <w:rPr>
+          <w:color w:val="156082" w:themeColor="accent1"/>
+        </w:rPr>
+      </w:pPr>
+      <w:r>
+        <w:rPr>
+          <w:color w:val="156082" w:themeColor="accent1"/>
+        </w:rPr>
         <w:t xml:space="preserve">  "</w:t>
       </w:r>
       <w:proofErr w:type="spellStart"/>
       <w:r>
-        <w:t>fechaRegistro</w:t>
-      </w:r>
-      <w:proofErr w:type="spellEnd"/>
-      <w:r>
-        <w:t>": "2025-03-04T12:00:00Z",</w:t>
-      </w:r>
-    </w:p>
-    <w:p>
-      <w:pPr>
-        <w:pStyle w:val="Textoindependiente"/>
-        <w:ind w:left="708"/>
-      </w:pPr>
-      <w:r>
-        <w:t xml:space="preserve">  "estatus": "Activo"</w:t>
-      </w:r>
-    </w:p>
-    <w:p>
-      <w:pPr>
-        <w:pStyle w:val="Textoindependiente"/>
-        <w:ind w:left="708"/>
-      </w:pPr>
-      <w:r>
+        <w:rPr>
+          <w:color w:val="156082" w:themeColor="accent1"/>
+        </w:rPr>
+        <w:t>urlArchivo</w:t>
+      </w:r>
+      <w:proofErr w:type="spellEnd"/>
+      <w:r>
+        <w:rPr>
+          <w:color w:val="156082" w:themeColor="accent1"/>
+        </w:rPr>
+        <w:t>": "https://www.cfe.mx/nueva-version",</w:t>
+      </w:r>
+    </w:p>
+    <w:p>
+      <w:pPr>
+        <w:ind w:left="720"/>
+        <w:rPr>
+          <w:color w:val="156082" w:themeColor="accent1"/>
+        </w:rPr>
+      </w:pPr>
+      <w:r>
+        <w:rPr>
+          <w:color w:val="156082" w:themeColor="accent1"/>
+        </w:rPr>
+        <w:t xml:space="preserve">  "mD5": "bbf1234567890caf811a92cac041d942",</w:t>
+      </w:r>
+    </w:p>
+    <w:p>
+      <w:pPr>
+        <w:ind w:left="720"/>
+        <w:rPr>
+          <w:color w:val="156082" w:themeColor="accent1"/>
+        </w:rPr>
+      </w:pPr>
+      <w:r>
+        <w:rPr>
+          <w:color w:val="156082" w:themeColor="accent1"/>
+        </w:rPr>
+        <w:t xml:space="preserve">  "estatus": "ACTIVO",</w:t>
+      </w:r>
+    </w:p>
+    <w:p>
+      <w:pPr>
+        <w:ind w:left="720"/>
+        <w:rPr>
+          <w:color w:val="156082" w:themeColor="accent1"/>
+        </w:rPr>
+      </w:pPr>
+      <w:r>
+        <w:rPr>
+          <w:color w:val="156082" w:themeColor="accent1"/>
+        </w:rPr>
+        <w:t xml:space="preserve">  "vigencia": "2027-01-01T06:00:00Z"</w:t>
+      </w:r>
+    </w:p>
+    <w:p>
+      <w:pPr>
+        <w:ind w:left="720"/>
+        <w:rPr>
+          <w:color w:val="156082" w:themeColor="accent1"/>
+        </w:rPr>
+      </w:pPr>
+      <w:r>
+        <w:rPr>
+          <w:color w:val="156082" w:themeColor="accent1"/>
+        </w:rPr>
         <w:t>}</w:t>
       </w:r>
     </w:p>
+    <w:p>
+      <w:pPr>
+        <w:numPr>
+          <w:ilvl w:val="0"/>
+          <w:numId w:val="43"/>
+        </w:numPr>
+      </w:pPr>
+      <w:r>
+        <w:t xml:space="preserve">Haz clic en </w:t>
+      </w:r>
+      <w:proofErr w:type="spellStart"/>
+      <w:r>
+        <w:rPr>
+          <w:b/>
+          <w:bCs/>
+        </w:rPr>
+        <w:t>Execute</w:t>
+      </w:r>
+      <w:proofErr w:type="spellEnd"/>
+      <w:r>
+        <w:t>.</w:t>
+      </w:r>
+    </w:p>
+    <w:p>
+      <w:pPr>
+        <w:numPr>
+          <w:ilvl w:val="0"/>
+          <w:numId w:val="43"/>
+        </w:numPr>
+      </w:pPr>
+      <w:r>
+        <w:t>Verifica que la respuesta confirme la actualización.</w:t>
+      </w:r>
+    </w:p>
+    <w:p/>
     <w:p>
       <w:bookmarkStart w:id="8" w:name="paso-4-productos"/>
       <w:bookmarkStart w:id="9" w:name="actualizar-put-2"/>
       <w:bookmarkEnd w:id="7"/>
       <w:r>
         <w:pict w14:anchorId="48D486B8">
-          <v:rect id="_x0000_i2176" style="width:0;height:1.5pt" o:hralign="center" o:hrstd="t" o:hr="t"/>
+          <v:rect id="_x0000_i1037" style="width:0;height:1.5pt" o:hralign="center" o:hrstd="t" o:hr="t"/>
         </w:pict>
       </w:r>
     </w:p>
@@ -8089,10 +9149,7 @@
       </w:r>
       <w:proofErr w:type="spellEnd"/>
       <w:r>
-        <w:t xml:space="preserve"> como herramienta de prueba rápida.</w:t>
-      </w:r>
-      <w:r>
-        <w:t xml:space="preserve"> </w:t>
+        <w:t xml:space="preserve"> como herramienta de prueba rápida. </w:t>
       </w:r>
     </w:p>
     <w:p>
@@ -9004,7 +10061,7 @@
     <w:p>
       <w:r>
         <w:pict w14:anchorId="14C40ADD">
-          <v:rect id="_x0000_i2179" style="width:0;height:1.5pt" o:hralign="center" o:hrstd="t" o:hr="t"/>
+          <v:rect id="_x0000_i1038" style="width:0;height:1.5pt" o:hralign="center" o:hrstd="t" o:hr="t"/>
         </w:pict>
       </w:r>
     </w:p>
@@ -9136,12 +10193,24 @@
         <w:rPr>
           <w:rStyle w:val="VerbatimChar"/>
         </w:rPr>
-        <w:t>ContraoCFE</w:t>
+        <w:t>Contra</w:t>
       </w:r>
       <w:r>
         <w:rPr>
           <w:rStyle w:val="VerbatimChar"/>
         </w:rPr>
+        <w:t>t</w:t>
+      </w:r>
+      <w:r>
+        <w:rPr>
+          <w:rStyle w:val="VerbatimChar"/>
+        </w:rPr>
+        <w:t>oCFE</w:t>
+      </w:r>
+      <w:r>
+        <w:rPr>
+          <w:rStyle w:val="VerbatimChar"/>
+        </w:rPr>
         <w:t>DTO</w:t>
       </w:r>
       <w:proofErr w:type="spellEnd"/>
@@ -9153,7 +10222,19 @@
         <w:rPr>
           <w:rStyle w:val="VerbatimChar"/>
         </w:rPr>
-        <w:t>ContratoCFEGarantia</w:t>
+        <w:t>ContratoCFE</w:t>
+      </w:r>
+      <w:r>
+        <w:rPr>
+          <w:rStyle w:val="VerbatimChar"/>
+        </w:rPr>
+        <w:t>Con</w:t>
+      </w:r>
+      <w:r>
+        <w:rPr>
+          <w:rStyle w:val="VerbatimChar"/>
+        </w:rPr>
+        <w:t>Garantia</w:t>
       </w:r>
       <w:r>
         <w:rPr>
@@ -9705,7 +10786,7 @@
 <w:numbering xmlns:wpc="http://schemas.microsoft.com/office/word/2010/wordprocessingCanvas" xmlns:cx="http://schemas.microsoft.com/office/drawing/2014/chartex" xmlns:cx1="http://schemas.microsoft.com/office/drawing/2015/9/8/chartex" xmlns:cx2="http://schemas.microsoft.com/office/drawing/2015/10/21/chartex" xmlns:cx3="http://schemas.microsoft.com/office/drawing/2016/5/9/chartex" xmlns:cx4="http://schemas.microsoft.com/office/drawing/2016/5/10/chartex" xmlns:cx5="http://schemas.microsoft.com/office/drawing/2016/5/11/chartex" xmlns:cx6="http://schemas.microsoft.com/office/drawing/2016/5/12/chartex" xmlns:cx7="http://schemas.microsoft.com/office/drawing/2016/5/13/chartex" xmlns:cx8="http://schemas.microsoft.com/office/drawing/2016/5/14/chartex" xmlns:mc="http://schemas.openxmlformats.org/markup-compatibility/2006" xmlns:aink="http://schemas.microsoft.com/office/drawing/2016/ink" xmlns:am3d="http://schemas.microsoft.com/office/drawing/2017/model3d" xmlns:o="urn:schemas-microsoft-com:office:office" xmlns:oel="http://schemas.microsoft.com/office/2019/extlst" xmlns:r="http://schemas.openxmlformats.org/officeDocument/2006/relationships" xmlns:m="http://schemas.openxmlformats.org/officeDocument/2006/math" xmlns:v="urn:schemas-microsoft-com:vml" xmlns:wp14="http://schemas.microsoft.com/office/word/2010/wordprocessingDrawing" xmlns:wp="http://schemas.openxmlformats.org/drawingml/2006/wordprocessingDrawing" xmlns:w10="urn:schemas-microsoft-com:office:word" xmlns:w="http://schemas.openxmlformats.org/wordprocessingml/2006/main" xmlns:w14="http://schemas.microsoft.com/office/word/2010/wordml" xmlns:w15="http://schemas.microsoft.com/office/word/2012/wordml" xmlns:w16cex="http://schemas.microsoft.com/office/word/2018/wordml/cex" xmlns:w16cid="http://schemas.microsoft.com/office/word/2016/wordml/cid" xmlns:w16="http://schemas.microsoft.com/office/word/2018/wordml" xmlns:w16du="http://schemas.microsoft.com/office/word/2023/wordml/word16du" xmlns:w16sdtdh="http://schemas.microsoft.com/office/word/2020/wordml/sdtdatahash" xmlns:w16sdtfl="http://schemas.microsoft.com/office/word/2024/wordml/sdtformatlock" xmlns:w16se="http://schemas.microsoft.com/office/word/2015/wordml/symex" xmlns:wpg="http://schemas.microsoft.com/office/word/2010/wordprocessingGroup" xmlns:wpi="http://schemas.microsoft.com/office/word/2010/wordprocessingInk" xmlns:wne="http://schemas.microsoft.com/office/word/2006/wordml" xmlns:wps="http://schemas.microsoft.com/office/word/2010/wordprocessingShape" mc:Ignorable="w14 w15 w16se w16cid w16 w16cex w16sdtdh w16sdtfl w16du wp14">
   <w:numPicBullet w:numPicBulletId="0">
     <w:pict>
-      <v:rect id="_x0000_i1215" style="width:0;height:1.5pt" o:hralign="center" o:bullet="t" o:hrstd="t" o:hr="t"/>
+      <v:rect id="_x0000_i1168" style="width:0;height:1.5pt" o:hralign="center" o:bullet="t" o:hrstd="t" o:hr="t"/>
     </w:pict>
   </w:numPicBullet>
   <w:abstractNum w:abstractNumId="0" w15:restartNumberingAfterBreak="0">
@@ -10125,6 +11206,119 @@
     </w:lvl>
   </w:abstractNum>
   <w:abstractNum w:abstractNumId="4" w15:restartNumberingAfterBreak="0">
+    <w:nsid w:val="086545CB"/>
+    <w:multiLevelType w:val="multilevel"/>
+    <w:tmpl w:val="9836BCC8"/>
+    <w:lvl w:ilvl="0">
+      <w:start w:val="5"/>
+      <w:numFmt w:val="decimal"/>
+      <w:lvlText w:val="%1."/>
+      <w:lvlJc w:val="left"/>
+      <w:pPr>
+        <w:tabs>
+          <w:tab w:val="num" w:pos="720"/>
+        </w:tabs>
+        <w:ind w:left="720" w:hanging="360"/>
+      </w:pPr>
+    </w:lvl>
+    <w:lvl w:ilvl="1" w:tentative="1">
+      <w:start w:val="1"/>
+      <w:numFmt w:val="decimal"/>
+      <w:lvlText w:val="%2."/>
+      <w:lvlJc w:val="left"/>
+      <w:pPr>
+        <w:tabs>
+          <w:tab w:val="num" w:pos="1440"/>
+        </w:tabs>
+        <w:ind w:left="1440" w:hanging="360"/>
+      </w:pPr>
+    </w:lvl>
+    <w:lvl w:ilvl="2" w:tentative="1">
+      <w:start w:val="1"/>
+      <w:numFmt w:val="decimal"/>
+      <w:lvlText w:val="%3."/>
+      <w:lvlJc w:val="left"/>
+      <w:pPr>
+        <w:tabs>
+          <w:tab w:val="num" w:pos="2160"/>
+        </w:tabs>
+        <w:ind w:left="2160" w:hanging="360"/>
+      </w:pPr>
+    </w:lvl>
+    <w:lvl w:ilvl="3" w:tentative="1">
+      <w:start w:val="1"/>
+      <w:numFmt w:val="decimal"/>
+      <w:lvlText w:val="%4."/>
+      <w:lvlJc w:val="left"/>
+      <w:pPr>
+        <w:tabs>
+          <w:tab w:val="num" w:pos="2880"/>
+        </w:tabs>
+        <w:ind w:left="2880" w:hanging="360"/>
+      </w:pPr>
+    </w:lvl>
+    <w:lvl w:ilvl="4" w:tentative="1">
+      <w:start w:val="1"/>
+      <w:numFmt w:val="decimal"/>
+      <w:lvlText w:val="%5."/>
+      <w:lvlJc w:val="left"/>
+      <w:pPr>
+        <w:tabs>
+          <w:tab w:val="num" w:pos="3600"/>
+        </w:tabs>
+        <w:ind w:left="3600" w:hanging="360"/>
+      </w:pPr>
+    </w:lvl>
+    <w:lvl w:ilvl="5" w:tentative="1">
+      <w:start w:val="1"/>
+      <w:numFmt w:val="decimal"/>
+      <w:lvlText w:val="%6."/>
+      <w:lvlJc w:val="left"/>
+      <w:pPr>
+        <w:tabs>
+          <w:tab w:val="num" w:pos="4320"/>
+        </w:tabs>
+        <w:ind w:left="4320" w:hanging="360"/>
+      </w:pPr>
+    </w:lvl>
+    <w:lvl w:ilvl="6" w:tentative="1">
+      <w:start w:val="1"/>
+      <w:numFmt w:val="decimal"/>
+      <w:lvlText w:val="%7."/>
+      <w:lvlJc w:val="left"/>
+      <w:pPr>
+        <w:tabs>
+          <w:tab w:val="num" w:pos="5040"/>
+        </w:tabs>
+        <w:ind w:left="5040" w:hanging="360"/>
+      </w:pPr>
+    </w:lvl>
+    <w:lvl w:ilvl="7" w:tentative="1">
+      <w:start w:val="1"/>
+      <w:numFmt w:val="decimal"/>
+      <w:lvlText w:val="%8."/>
+      <w:lvlJc w:val="left"/>
+      <w:pPr>
+        <w:tabs>
+          <w:tab w:val="num" w:pos="5760"/>
+        </w:tabs>
+        <w:ind w:left="5760" w:hanging="360"/>
+      </w:pPr>
+    </w:lvl>
+    <w:lvl w:ilvl="8" w:tentative="1">
+      <w:start w:val="1"/>
+      <w:numFmt w:val="decimal"/>
+      <w:lvlText w:val="%9."/>
+      <w:lvlJc w:val="left"/>
+      <w:pPr>
+        <w:tabs>
+          <w:tab w:val="num" w:pos="6480"/>
+        </w:tabs>
+        <w:ind w:left="6480" w:hanging="360"/>
+      </w:pPr>
+    </w:lvl>
+  </w:abstractNum>
+  <w:abstractNum w:abstractNumId="5" w15:restartNumberingAfterBreak="0">
     <w:nsid w:val="16E9131D"/>
     <w:multiLevelType w:val="multilevel"/>
     <w:tmpl w:val="F88E0FEE"/>
@@ -10273,7 +11467,156 @@
       </w:rPr>
     </w:lvl>
   </w:abstractNum>
-  <w:abstractNum w:abstractNumId="5" w15:restartNumberingAfterBreak="0">
+  <w:abstractNum w:abstractNumId="6" w15:restartNumberingAfterBreak="0">
+    <w:nsid w:val="1B6D6131"/>
+    <w:multiLevelType w:val="multilevel"/>
+    <w:tmpl w:val="D1E6FB78"/>
+    <w:lvl w:ilvl="0">
+      <w:start w:val="1"/>
+      <w:numFmt w:val="bullet"/>
+      <w:lvlText w:val=""/>
+      <w:lvlJc w:val="left"/>
+      <w:pPr>
+        <w:tabs>
+          <w:tab w:val="num" w:pos="720"/>
+        </w:tabs>
+        <w:ind w:left="720" w:hanging="360"/>
+      </w:pPr>
+      <w:rPr>
+        <w:rFonts w:ascii="Symbol" w:hAnsi="Symbol" w:hint="default"/>
+        <w:sz w:val="20"/>
+      </w:rPr>
+    </w:lvl>
+    <w:lvl w:ilvl="1" w:tentative="1">
+      <w:start w:val="1"/>
+      <w:numFmt w:val="bullet"/>
+      <w:lvlText w:val="o"/>
+      <w:lvlJc w:val="left"/>
+      <w:pPr>
+        <w:tabs>
+          <w:tab w:val="num" w:pos="1440"/>
+        </w:tabs>
+        <w:ind w:left="1440" w:hanging="360"/>
+      </w:pPr>
+      <w:rPr>
+        <w:rFonts w:ascii="Courier New" w:hAnsi="Courier New" w:hint="default"/>
+        <w:sz w:val="20"/>
+      </w:rPr>
+    </w:lvl>
+    <w:lvl w:ilvl="2" w:tentative="1">
+      <w:start w:val="1"/>
+      <w:numFmt w:val="bullet"/>
+      <w:lvlText w:val=""/>
+      <w:lvlJc w:val="left"/>
+      <w:pPr>
+        <w:tabs>
+          <w:tab w:val="num" w:pos="2160"/>
+        </w:tabs>
+        <w:ind w:left="2160" w:hanging="360"/>
+      </w:pPr>
+      <w:rPr>
+        <w:rFonts w:ascii="Wingdings" w:hAnsi="Wingdings" w:hint="default"/>
+        <w:sz w:val="20"/>
+      </w:rPr>
+    </w:lvl>
+    <w:lvl w:ilvl="3" w:tentative="1">
+      <w:start w:val="1"/>
+      <w:numFmt w:val="bullet"/>
+      <w:lvlText w:val=""/>
+      <w:lvlJc w:val="left"/>
+      <w:pPr>
+        <w:tabs>
+          <w:tab w:val="num" w:pos="2880"/>
+        </w:tabs>
+        <w:ind w:left="2880" w:hanging="360"/>
+      </w:pPr>
+      <w:rPr>
+        <w:rFonts w:ascii="Wingdings" w:hAnsi="Wingdings" w:hint="default"/>
+        <w:sz w:val="20"/>
+      </w:rPr>
+    </w:lvl>
+    <w:lvl w:ilvl="4" w:tentative="1">
+      <w:start w:val="1"/>
+      <w:numFmt w:val="bullet"/>
+      <w:lvlText w:val=""/>
+      <w:lvlJc w:val="left"/>
+      <w:pPr>
+        <w:tabs>
+          <w:tab w:val="num" w:pos="3600"/>
+        </w:tabs>
+        <w:ind w:left="3600" w:hanging="360"/>
+      </w:pPr>
+      <w:rPr>
+        <w:rFonts w:ascii="Wingdings" w:hAnsi="Wingdings" w:hint="default"/>
+        <w:sz w:val="20"/>
+      </w:rPr>
+    </w:lvl>
+    <w:lvl w:ilvl="5" w:tentative="1">
+      <w:start w:val="1"/>
+      <w:numFmt w:val="bullet"/>
+      <w:lvlText w:val=""/>
+      <w:lvlJc w:val="left"/>
+      <w:pPr>
+        <w:tabs>
+          <w:tab w:val="num" w:pos="4320"/>
+        </w:tabs>
+        <w:ind w:left="4320" w:hanging="360"/>
+      </w:pPr>
+      <w:rPr>
+        <w:rFonts w:ascii="Wingdings" w:hAnsi="Wingdings" w:hint="default"/>
+        <w:sz w:val="20"/>
+      </w:rPr>
+    </w:lvl>
+    <w:lvl w:ilvl="6" w:tentative="1">
+      <w:start w:val="1"/>
+      <w:numFmt w:val="bullet"/>
+      <w:lvlText w:val=""/>
+      <w:lvlJc w:val="left"/>
+      <w:pPr>
+        <w:tabs>
+          <w:tab w:val="num" w:pos="5040"/>
+        </w:tabs>
+        <w:ind w:left="5040" w:hanging="360"/>
+      </w:pPr>
+      <w:rPr>
+        <w:rFonts w:ascii="Wingdings" w:hAnsi="Wingdings" w:hint="default"/>
+        <w:sz w:val="20"/>
+      </w:rPr>
+    </w:lvl>
+    <w:lvl w:ilvl="7" w:tentative="1">
+      <w:start w:val="1"/>
+      <w:numFmt w:val="bullet"/>
+      <w:lvlText w:val=""/>
+      <w:lvlJc w:val="left"/>
+      <w:pPr>
+        <w:tabs>
+          <w:tab w:val="num" w:pos="5760"/>
+        </w:tabs>
+        <w:ind w:left="5760" w:hanging="360"/>
+      </w:pPr>
+      <w:rPr>
+        <w:rFonts w:ascii="Wingdings" w:hAnsi="Wingdings" w:hint="default"/>
+        <w:sz w:val="20"/>
+      </w:rPr>
+    </w:lvl>
+    <w:lvl w:ilvl="8" w:tentative="1">
+      <w:start w:val="1"/>
+      <w:numFmt w:val="bullet"/>
+      <w:lvlText w:val=""/>
+      <w:lvlJc w:val="left"/>
+      <w:pPr>
+        <w:tabs>
+          <w:tab w:val="num" w:pos="6480"/>
+        </w:tabs>
+        <w:ind w:left="6480" w:hanging="360"/>
+      </w:pPr>
+      <w:rPr>
+        <w:rFonts w:ascii="Wingdings" w:hAnsi="Wingdings" w:hint="default"/>
+        <w:sz w:val="20"/>
+      </w:rPr>
+    </w:lvl>
+  </w:abstractNum>
+  <w:abstractNum w:abstractNumId="7" w15:restartNumberingAfterBreak="0">
     <w:nsid w:val="1CE951DC"/>
     <w:multiLevelType w:val="multilevel"/>
     <w:tmpl w:val="3A065B3A"/>
@@ -10422,7 +11765,7 @@
       </w:rPr>
     </w:lvl>
   </w:abstractNum>
-  <w:abstractNum w:abstractNumId="6" w15:restartNumberingAfterBreak="0">
+  <w:abstractNum w:abstractNumId="8" w15:restartNumberingAfterBreak="0">
     <w:nsid w:val="22607BDF"/>
     <w:multiLevelType w:val="multilevel"/>
     <w:tmpl w:val="F604A0CC"/>
@@ -10535,7 +11878,7 @@
       </w:pPr>
     </w:lvl>
   </w:abstractNum>
-  <w:abstractNum w:abstractNumId="7" w15:restartNumberingAfterBreak="0">
+  <w:abstractNum w:abstractNumId="9" w15:restartNumberingAfterBreak="0">
     <w:nsid w:val="26C51893"/>
     <w:multiLevelType w:val="multilevel"/>
     <w:tmpl w:val="D17E5F54"/>
@@ -10652,7 +11995,7 @@
       </w:pPr>
     </w:lvl>
   </w:abstractNum>
-  <w:abstractNum w:abstractNumId="8" w15:restartNumberingAfterBreak="0">
+  <w:abstractNum w:abstractNumId="10" w15:restartNumberingAfterBreak="0">
     <w:nsid w:val="382F1E9A"/>
     <w:multiLevelType w:val="hybridMultilevel"/>
     <w:tmpl w:val="580E792C"/>
@@ -10765,7 +12108,7 @@
       </w:rPr>
     </w:lvl>
   </w:abstractNum>
-  <w:abstractNum w:abstractNumId="9" w15:restartNumberingAfterBreak="0">
+  <w:abstractNum w:abstractNumId="11" w15:restartNumberingAfterBreak="0">
     <w:nsid w:val="3956558D"/>
     <w:multiLevelType w:val="multilevel"/>
     <w:tmpl w:val="F604A0CC"/>
@@ -10878,7 +12221,7 @@
       </w:pPr>
     </w:lvl>
   </w:abstractNum>
-  <w:abstractNum w:abstractNumId="10" w15:restartNumberingAfterBreak="0">
+  <w:abstractNum w:abstractNumId="12" w15:restartNumberingAfterBreak="0">
     <w:nsid w:val="3FBC5942"/>
     <w:multiLevelType w:val="multilevel"/>
     <w:tmpl w:val="F63E3E9C"/>
@@ -11027,7 +12370,120 @@
       </w:rPr>
     </w:lvl>
   </w:abstractNum>
-  <w:abstractNum w:abstractNumId="11" w15:restartNumberingAfterBreak="0">
+  <w:abstractNum w:abstractNumId="13" w15:restartNumberingAfterBreak="0">
+    <w:nsid w:val="4067037C"/>
+    <w:multiLevelType w:val="multilevel"/>
+    <w:tmpl w:val="D5F6BE28"/>
+    <w:lvl w:ilvl="0">
+      <w:start w:val="1"/>
+      <w:numFmt w:val="decimal"/>
+      <w:lvlText w:val="%1."/>
+      <w:lvlJc w:val="left"/>
+      <w:pPr>
+        <w:tabs>
+          <w:tab w:val="num" w:pos="720"/>
+        </w:tabs>
+        <w:ind w:left="720" w:hanging="360"/>
+      </w:pPr>
+    </w:lvl>
+    <w:lvl w:ilvl="1" w:tentative="1">
+      <w:start w:val="1"/>
+      <w:numFmt w:val="decimal"/>
+      <w:lvlText w:val="%2."/>
+      <w:lvlJc w:val="left"/>
+      <w:pPr>
+        <w:tabs>
+          <w:tab w:val="num" w:pos="1440"/>
+        </w:tabs>
+        <w:ind w:left="1440" w:hanging="360"/>
+      </w:pPr>
+    </w:lvl>
+    <w:lvl w:ilvl="2" w:tentative="1">
+      <w:start w:val="1"/>
+      <w:numFmt w:val="decimal"/>
+      <w:lvlText w:val="%3."/>
+      <w:lvlJc w:val="left"/>
+      <w:pPr>
+        <w:tabs>
+          <w:tab w:val="num" w:pos="2160"/>
+        </w:tabs>
+        <w:ind w:left="2160" w:hanging="360"/>
+      </w:pPr>
+    </w:lvl>
+    <w:lvl w:ilvl="3" w:tentative="1">
+      <w:start w:val="1"/>
+      <w:numFmt w:val="decimal"/>
+      <w:lvlText w:val="%4."/>
+      <w:lvlJc w:val="left"/>
+      <w:pPr>
+        <w:tabs>
+          <w:tab w:val="num" w:pos="2880"/>
+        </w:tabs>
+        <w:ind w:left="2880" w:hanging="360"/>
+      </w:pPr>
+    </w:lvl>
+    <w:lvl w:ilvl="4" w:tentative="1">
+      <w:start w:val="1"/>
+      <w:numFmt w:val="decimal"/>
+      <w:lvlText w:val="%5."/>
+      <w:lvlJc w:val="left"/>
+      <w:pPr>
+        <w:tabs>
+          <w:tab w:val="num" w:pos="3600"/>
+        </w:tabs>
+        <w:ind w:left="3600" w:hanging="360"/>
+      </w:pPr>
+    </w:lvl>
+    <w:lvl w:ilvl="5" w:tentative="1">
+      <w:start w:val="1"/>
+      <w:numFmt w:val="decimal"/>
+      <w:lvlText w:val="%6."/>
+      <w:lvlJc w:val="left"/>
+      <w:pPr>
+        <w:tabs>
+          <w:tab w:val="num" w:pos="4320"/>
+        </w:tabs>
+        <w:ind w:left="4320" w:hanging="360"/>
+      </w:pPr>
+    </w:lvl>
+    <w:lvl w:ilvl="6" w:tentative="1">
+      <w:start w:val="1"/>
+      <w:numFmt w:val="decimal"/>
+      <w:lvlText w:val="%7."/>
+      <w:lvlJc w:val="left"/>
+      <w:pPr>
+        <w:tabs>
+          <w:tab w:val="num" w:pos="5040"/>
+        </w:tabs>
+        <w:ind w:left="5040" w:hanging="360"/>
+      </w:pPr>
+    </w:lvl>
+    <w:lvl w:ilvl="7" w:tentative="1">
+      <w:start w:val="1"/>
+      <w:numFmt w:val="decimal"/>
+      <w:lvlText w:val="%8."/>
+      <w:lvlJc w:val="left"/>
+      <w:pPr>
+        <w:tabs>
+          <w:tab w:val="num" w:pos="5760"/>
+        </w:tabs>
+        <w:ind w:left="5760" w:hanging="360"/>
+      </w:pPr>
+    </w:lvl>
+    <w:lvl w:ilvl="8" w:tentative="1">
+      <w:start w:val="1"/>
+      <w:numFmt w:val="decimal"/>
+      <w:lvlText w:val="%9."/>
+      <w:lvlJc w:val="left"/>
+      <w:pPr>
+        <w:tabs>
+          <w:tab w:val="num" w:pos="6480"/>
+        </w:tabs>
+        <w:ind w:left="6480" w:hanging="360"/>
+      </w:pPr>
+    </w:lvl>
+  </w:abstractNum>
+  <w:abstractNum w:abstractNumId="14" w15:restartNumberingAfterBreak="0">
     <w:nsid w:val="416F053E"/>
     <w:multiLevelType w:val="multilevel"/>
     <w:tmpl w:val="9086CA4C"/>
@@ -11176,7 +12632,7 @@
       </w:rPr>
     </w:lvl>
   </w:abstractNum>
-  <w:abstractNum w:abstractNumId="12" w15:restartNumberingAfterBreak="0">
+  <w:abstractNum w:abstractNumId="15" w15:restartNumberingAfterBreak="0">
     <w:nsid w:val="440F2C53"/>
     <w:multiLevelType w:val="hybridMultilevel"/>
     <w:tmpl w:val="6DD28054"/>
@@ -11289,7 +12745,265 @@
       </w:rPr>
     </w:lvl>
   </w:abstractNum>
-  <w:abstractNum w:abstractNumId="13" w15:restartNumberingAfterBreak="0">
+  <w:abstractNum w:abstractNumId="16" w15:restartNumberingAfterBreak="0">
+    <w:nsid w:val="46A5651C"/>
+    <w:multiLevelType w:val="multilevel"/>
+    <w:tmpl w:val="4790D514"/>
+    <w:lvl w:ilvl="0">
+      <w:start w:val="1"/>
+      <w:numFmt w:val="bullet"/>
+      <w:lvlText w:val=""/>
+      <w:lvlJc w:val="left"/>
+      <w:pPr>
+        <w:tabs>
+          <w:tab w:val="num" w:pos="720"/>
+        </w:tabs>
+        <w:ind w:left="720" w:hanging="360"/>
+      </w:pPr>
+      <w:rPr>
+        <w:rFonts w:ascii="Symbol" w:hAnsi="Symbol" w:hint="default"/>
+        <w:sz w:val="20"/>
+      </w:rPr>
+    </w:lvl>
+    <w:lvl w:ilvl="1">
+      <w:start w:val="1"/>
+      <w:numFmt w:val="decimal"/>
+      <w:lvlText w:val="%2."/>
+      <w:lvlJc w:val="left"/>
+      <w:pPr>
+        <w:tabs>
+          <w:tab w:val="num" w:pos="1440"/>
+        </w:tabs>
+        <w:ind w:left="1440" w:hanging="360"/>
+      </w:pPr>
+    </w:lvl>
+    <w:lvl w:ilvl="2">
+      <w:start w:val="1"/>
+      <w:numFmt w:val="bullet"/>
+      <w:lvlText w:val=""/>
+      <w:lvlJc w:val="left"/>
+      <w:pPr>
+        <w:tabs>
+          <w:tab w:val="num" w:pos="2160"/>
+        </w:tabs>
+        <w:ind w:left="2160" w:hanging="360"/>
+      </w:pPr>
+      <w:rPr>
+        <w:rFonts w:ascii="Wingdings" w:hAnsi="Wingdings" w:hint="default"/>
+        <w:sz w:val="20"/>
+      </w:rPr>
+    </w:lvl>
+    <w:lvl w:ilvl="3" w:tentative="1">
+      <w:start w:val="1"/>
+      <w:numFmt w:val="bullet"/>
+      <w:lvlText w:val=""/>
+      <w:lvlJc w:val="left"/>
+      <w:pPr>
+        <w:tabs>
+          <w:tab w:val="num" w:pos="2880"/>
+        </w:tabs>
+        <w:ind w:left="2880" w:hanging="360"/>
+      </w:pPr>
+      <w:rPr>
+        <w:rFonts w:ascii="Wingdings" w:hAnsi="Wingdings" w:hint="default"/>
+        <w:sz w:val="20"/>
+      </w:rPr>
+    </w:lvl>
+    <w:lvl w:ilvl="4" w:tentative="1">
+      <w:start w:val="1"/>
+      <w:numFmt w:val="bullet"/>
+      <w:lvlText w:val=""/>
+      <w:lvlJc w:val="left"/>
+      <w:pPr>
+        <w:tabs>
+          <w:tab w:val="num" w:pos="3600"/>
+        </w:tabs>
+        <w:ind w:left="3600" w:hanging="360"/>
+      </w:pPr>
+      <w:rPr>
+        <w:rFonts w:ascii="Wingdings" w:hAnsi="Wingdings" w:hint="default"/>
+        <w:sz w:val="20"/>
+      </w:rPr>
+    </w:lvl>
+    <w:lvl w:ilvl="5" w:tentative="1">
+      <w:start w:val="1"/>
+      <w:numFmt w:val="bullet"/>
+      <w:lvlText w:val=""/>
+      <w:lvlJc w:val="left"/>
+      <w:pPr>
+        <w:tabs>
+          <w:tab w:val="num" w:pos="4320"/>
+        </w:tabs>
+        <w:ind w:left="4320" w:hanging="360"/>
+      </w:pPr>
+      <w:rPr>
+        <w:rFonts w:ascii="Wingdings" w:hAnsi="Wingdings" w:hint="default"/>
+        <w:sz w:val="20"/>
+      </w:rPr>
+    </w:lvl>
+    <w:lvl w:ilvl="6" w:tentative="1">
+      <w:start w:val="1"/>
+      <w:numFmt w:val="bullet"/>
+      <w:lvlText w:val=""/>
+      <w:lvlJc w:val="left"/>
+      <w:pPr>
+        <w:tabs>
+          <w:tab w:val="num" w:pos="5040"/>
+        </w:tabs>
+        <w:ind w:left="5040" w:hanging="360"/>
+      </w:pPr>
+      <w:rPr>
+        <w:rFonts w:ascii="Wingdings" w:hAnsi="Wingdings" w:hint="default"/>
+        <w:sz w:val="20"/>
+      </w:rPr>
+    </w:lvl>
+    <w:lvl w:ilvl="7" w:tentative="1">
+      <w:start w:val="1"/>
+      <w:numFmt w:val="bullet"/>
+      <w:lvlText w:val=""/>
+      <w:lvlJc w:val="left"/>
+      <w:pPr>
+        <w:tabs>
+          <w:tab w:val="num" w:pos="5760"/>
+        </w:tabs>
+        <w:ind w:left="5760" w:hanging="360"/>
+      </w:pPr>
+      <w:rPr>
+        <w:rFonts w:ascii="Wingdings" w:hAnsi="Wingdings" w:hint="default"/>
+        <w:sz w:val="20"/>
+      </w:rPr>
+    </w:lvl>
+    <w:lvl w:ilvl="8" w:tentative="1">
+      <w:start w:val="1"/>
+      <w:numFmt w:val="bullet"/>
+      <w:lvlText w:val=""/>
+      <w:lvlJc w:val="left"/>
+      <w:pPr>
+        <w:tabs>
+          <w:tab w:val="num" w:pos="6480"/>
+        </w:tabs>
+        <w:ind w:left="6480" w:hanging="360"/>
+      </w:pPr>
+      <w:rPr>
+        <w:rFonts w:ascii="Wingdings" w:hAnsi="Wingdings" w:hint="default"/>
+        <w:sz w:val="20"/>
+      </w:rPr>
+    </w:lvl>
+  </w:abstractNum>
+  <w:abstractNum w:abstractNumId="17" w15:restartNumberingAfterBreak="0">
+    <w:nsid w:val="47735041"/>
+    <w:multiLevelType w:val="multilevel"/>
+    <w:tmpl w:val="192C330C"/>
+    <w:lvl w:ilvl="0">
+      <w:start w:val="1"/>
+      <w:numFmt w:val="decimal"/>
+      <w:lvlText w:val="%1."/>
+      <w:lvlJc w:val="left"/>
+      <w:pPr>
+        <w:tabs>
+          <w:tab w:val="num" w:pos="720"/>
+        </w:tabs>
+        <w:ind w:left="720" w:hanging="360"/>
+      </w:pPr>
+    </w:lvl>
+    <w:lvl w:ilvl="1" w:tentative="1">
+      <w:start w:val="1"/>
+      <w:numFmt w:val="decimal"/>
+      <w:lvlText w:val="%2."/>
+      <w:lvlJc w:val="left"/>
+      <w:pPr>
+        <w:tabs>
+          <w:tab w:val="num" w:pos="1440"/>
+        </w:tabs>
+        <w:ind w:left="1440" w:hanging="360"/>
+      </w:pPr>
+    </w:lvl>
+    <w:lvl w:ilvl="2" w:tentative="1">
+      <w:start w:val="1"/>
+      <w:numFmt w:val="decimal"/>
+      <w:lvlText w:val="%3."/>
+      <w:lvlJc w:val="left"/>
+      <w:pPr>
+        <w:tabs>
+          <w:tab w:val="num" w:pos="2160"/>
+        </w:tabs>
+        <w:ind w:left="2160" w:hanging="360"/>
+      </w:pPr>
+    </w:lvl>
+    <w:lvl w:ilvl="3" w:tentative="1">
+      <w:start w:val="1"/>
+      <w:numFmt w:val="decimal"/>
+      <w:lvlText w:val="%4."/>
+      <w:lvlJc w:val="left"/>
+      <w:pPr>
+        <w:tabs>
+          <w:tab w:val="num" w:pos="2880"/>
+        </w:tabs>
+        <w:ind w:left="2880" w:hanging="360"/>
+      </w:pPr>
+    </w:lvl>
+    <w:lvl w:ilvl="4" w:tentative="1">
+      <w:start w:val="1"/>
+      <w:numFmt w:val="decimal"/>
+      <w:lvlText w:val="%5."/>
+      <w:lvlJc w:val="left"/>
+      <w:pPr>
+        <w:tabs>
+          <w:tab w:val="num" w:pos="3600"/>
+        </w:tabs>
+        <w:ind w:left="3600" w:hanging="360"/>
+      </w:pPr>
+    </w:lvl>
+    <w:lvl w:ilvl="5" w:tentative="1">
+      <w:start w:val="1"/>
+      <w:numFmt w:val="decimal"/>
+      <w:lvlText w:val="%6."/>
+      <w:lvlJc w:val="left"/>
+      <w:pPr>
+        <w:tabs>
+          <w:tab w:val="num" w:pos="4320"/>
+        </w:tabs>
+        <w:ind w:left="4320" w:hanging="360"/>
+      </w:pPr>
+    </w:lvl>
+    <w:lvl w:ilvl="6" w:tentative="1">
+      <w:start w:val="1"/>
+      <w:numFmt w:val="decimal"/>
+      <w:lvlText w:val="%7."/>
+      <w:lvlJc w:val="left"/>
+      <w:pPr>
+        <w:tabs>
+          <w:tab w:val="num" w:pos="5040"/>
+        </w:tabs>
+        <w:ind w:left="5040" w:hanging="360"/>
+      </w:pPr>
+    </w:lvl>
+    <w:lvl w:ilvl="7" w:tentative="1">
+      <w:start w:val="1"/>
+      <w:numFmt w:val="decimal"/>
+      <w:lvlText w:val="%8."/>
+      <w:lvlJc w:val="left"/>
+      <w:pPr>
+        <w:tabs>
+          <w:tab w:val="num" w:pos="5760"/>
+        </w:tabs>
+        <w:ind w:left="5760" w:hanging="360"/>
+      </w:pPr>
+    </w:lvl>
+    <w:lvl w:ilvl="8" w:tentative="1">
+      <w:start w:val="1"/>
+      <w:numFmt w:val="decimal"/>
+      <w:lvlText w:val="%9."/>
+      <w:lvlJc w:val="left"/>
+      <w:pPr>
+        <w:tabs>
+          <w:tab w:val="num" w:pos="6480"/>
+        </w:tabs>
+        <w:ind w:left="6480" w:hanging="360"/>
+      </w:pPr>
+    </w:lvl>
+  </w:abstractNum>
+  <w:abstractNum w:abstractNumId="18" w15:restartNumberingAfterBreak="0">
     <w:nsid w:val="4D697695"/>
     <w:multiLevelType w:val="hybridMultilevel"/>
     <w:tmpl w:val="E8F82D90"/>
@@ -11402,7 +13116,7 @@
       </w:rPr>
     </w:lvl>
   </w:abstractNum>
-  <w:abstractNum w:abstractNumId="14" w15:restartNumberingAfterBreak="0">
+  <w:abstractNum w:abstractNumId="19" w15:restartNumberingAfterBreak="0">
     <w:nsid w:val="5F5F7FDF"/>
     <w:multiLevelType w:val="multilevel"/>
     <w:tmpl w:val="DCB00968"/>
@@ -11515,7 +13229,7 @@
       </w:pPr>
     </w:lvl>
   </w:abstractNum>
-  <w:abstractNum w:abstractNumId="15" w15:restartNumberingAfterBreak="0">
+  <w:abstractNum w:abstractNumId="20" w15:restartNumberingAfterBreak="0">
     <w:nsid w:val="624E043C"/>
     <w:multiLevelType w:val="multilevel"/>
     <w:tmpl w:val="F604A0CC"/>
@@ -11628,7 +13342,7 @@
       </w:pPr>
     </w:lvl>
   </w:abstractNum>
-  <w:abstractNum w:abstractNumId="16" w15:restartNumberingAfterBreak="0">
+  <w:abstractNum w:abstractNumId="21" w15:restartNumberingAfterBreak="0">
     <w:nsid w:val="67D75F7C"/>
     <w:multiLevelType w:val="hybridMultilevel"/>
     <w:tmpl w:val="C5A2582C"/>
@@ -11740,7 +13454,120 @@
       </w:rPr>
     </w:lvl>
   </w:abstractNum>
-  <w:abstractNum w:abstractNumId="17" w15:restartNumberingAfterBreak="0">
+  <w:abstractNum w:abstractNumId="22" w15:restartNumberingAfterBreak="0">
+    <w:nsid w:val="69ED050D"/>
+    <w:multiLevelType w:val="multilevel"/>
+    <w:tmpl w:val="DA3010EE"/>
+    <w:lvl w:ilvl="0">
+      <w:start w:val="1"/>
+      <w:numFmt w:val="decimal"/>
+      <w:lvlText w:val="%1."/>
+      <w:lvlJc w:val="left"/>
+      <w:pPr>
+        <w:tabs>
+          <w:tab w:val="num" w:pos="720"/>
+        </w:tabs>
+        <w:ind w:left="720" w:hanging="360"/>
+      </w:pPr>
+    </w:lvl>
+    <w:lvl w:ilvl="1" w:tentative="1">
+      <w:start w:val="1"/>
+      <w:numFmt w:val="decimal"/>
+      <w:lvlText w:val="%2."/>
+      <w:lvlJc w:val="left"/>
+      <w:pPr>
+        <w:tabs>
+          <w:tab w:val="num" w:pos="1440"/>
+        </w:tabs>
+        <w:ind w:left="1440" w:hanging="360"/>
+      </w:pPr>
+    </w:lvl>
+    <w:lvl w:ilvl="2" w:tentative="1">
+      <w:start w:val="1"/>
+      <w:numFmt w:val="decimal"/>
+      <w:lvlText w:val="%3."/>
+      <w:lvlJc w:val="left"/>
+      <w:pPr>
+        <w:tabs>
+          <w:tab w:val="num" w:pos="2160"/>
+        </w:tabs>
+        <w:ind w:left="2160" w:hanging="360"/>
+      </w:pPr>
+    </w:lvl>
+    <w:lvl w:ilvl="3" w:tentative="1">
+      <w:start w:val="1"/>
+      <w:numFmt w:val="decimal"/>
+      <w:lvlText w:val="%4."/>
+      <w:lvlJc w:val="left"/>
+      <w:pPr>
+        <w:tabs>
+          <w:tab w:val="num" w:pos="2880"/>
+        </w:tabs>
+        <w:ind w:left="2880" w:hanging="360"/>
+      </w:pPr>
+    </w:lvl>
+    <w:lvl w:ilvl="4" w:tentative="1">
+      <w:start w:val="1"/>
+      <w:numFmt w:val="decimal"/>
+      <w:lvlText w:val="%5."/>
+      <w:lvlJc w:val="left"/>
+      <w:pPr>
+        <w:tabs>
+          <w:tab w:val="num" w:pos="3600"/>
+        </w:tabs>
+        <w:ind w:left="3600" w:hanging="360"/>
+      </w:pPr>
+    </w:lvl>
+    <w:lvl w:ilvl="5" w:tentative="1">
+      <w:start w:val="1"/>
+      <w:numFmt w:val="decimal"/>
+      <w:lvlText w:val="%6."/>
+      <w:lvlJc w:val="left"/>
+      <w:pPr>
+        <w:tabs>
+          <w:tab w:val="num" w:pos="4320"/>
+        </w:tabs>
+        <w:ind w:left="4320" w:hanging="360"/>
+      </w:pPr>
+    </w:lvl>
+    <w:lvl w:ilvl="6" w:tentative="1">
+      <w:start w:val="1"/>
+      <w:numFmt w:val="decimal"/>
+      <w:lvlText w:val="%7."/>
+      <w:lvlJc w:val="left"/>
+      <w:pPr>
+        <w:tabs>
+          <w:tab w:val="num" w:pos="5040"/>
+        </w:tabs>
+        <w:ind w:left="5040" w:hanging="360"/>
+      </w:pPr>
+    </w:lvl>
+    <w:lvl w:ilvl="7" w:tentative="1">
+      <w:start w:val="1"/>
+      <w:numFmt w:val="decimal"/>
+      <w:lvlText w:val="%8."/>
+      <w:lvlJc w:val="left"/>
+      <w:pPr>
+        <w:tabs>
+          <w:tab w:val="num" w:pos="5760"/>
+        </w:tabs>
+        <w:ind w:left="5760" w:hanging="360"/>
+      </w:pPr>
+    </w:lvl>
+    <w:lvl w:ilvl="8" w:tentative="1">
+      <w:start w:val="1"/>
+      <w:numFmt w:val="decimal"/>
+      <w:lvlText w:val="%9."/>
+      <w:lvlJc w:val="left"/>
+      <w:pPr>
+        <w:tabs>
+          <w:tab w:val="num" w:pos="6480"/>
+        </w:tabs>
+        <w:ind w:left="6480" w:hanging="360"/>
+      </w:pPr>
+    </w:lvl>
+  </w:abstractNum>
+  <w:abstractNum w:abstractNumId="23" w15:restartNumberingAfterBreak="0">
     <w:nsid w:val="6D3301BE"/>
     <w:multiLevelType w:val="multilevel"/>
     <w:tmpl w:val="F604A0CC"/>
@@ -11853,7 +13680,7 @@
       </w:pPr>
     </w:lvl>
   </w:abstractNum>
-  <w:abstractNum w:abstractNumId="18" w15:restartNumberingAfterBreak="0">
+  <w:abstractNum w:abstractNumId="24" w15:restartNumberingAfterBreak="0">
     <w:nsid w:val="6FF130A6"/>
     <w:multiLevelType w:val="multilevel"/>
     <w:tmpl w:val="20D039D0"/>
@@ -11885,7 +13712,7 @@
         <w:sz w:val="20"/>
       </w:rPr>
     </w:lvl>
-    <w:lvl w:ilvl="2" w:tentative="1">
+    <w:lvl w:ilvl="2">
       <w:start w:val="1"/>
       <w:numFmt w:val="decimal"/>
       <w:lvlText w:val="%3."/>
@@ -11970,7 +13797,495 @@
       </w:pPr>
     </w:lvl>
   </w:abstractNum>
-  <w:abstractNum w:abstractNumId="19" w15:restartNumberingAfterBreak="0">
+  <w:abstractNum w:abstractNumId="25" w15:restartNumberingAfterBreak="0">
+    <w:nsid w:val="72E03CB5"/>
+    <w:multiLevelType w:val="multilevel"/>
+    <w:tmpl w:val="39501206"/>
+    <w:lvl w:ilvl="0">
+      <w:start w:val="4"/>
+      <w:numFmt w:val="decimal"/>
+      <w:lvlText w:val="%1."/>
+      <w:lvlJc w:val="left"/>
+      <w:pPr>
+        <w:tabs>
+          <w:tab w:val="num" w:pos="720"/>
+        </w:tabs>
+        <w:ind w:left="720" w:hanging="360"/>
+      </w:pPr>
+    </w:lvl>
+    <w:lvl w:ilvl="1" w:tentative="1">
+      <w:start w:val="1"/>
+      <w:numFmt w:val="decimal"/>
+      <w:lvlText w:val="%2."/>
+      <w:lvlJc w:val="left"/>
+      <w:pPr>
+        <w:tabs>
+          <w:tab w:val="num" w:pos="1440"/>
+        </w:tabs>
+        <w:ind w:left="1440" w:hanging="360"/>
+      </w:pPr>
+    </w:lvl>
+    <w:lvl w:ilvl="2" w:tentative="1">
+      <w:start w:val="1"/>
+      <w:numFmt w:val="decimal"/>
+      <w:lvlText w:val="%3."/>
+      <w:lvlJc w:val="left"/>
+      <w:pPr>
+        <w:tabs>
+          <w:tab w:val="num" w:pos="2160"/>
+        </w:tabs>
+        <w:ind w:left="2160" w:hanging="360"/>
+      </w:pPr>
+    </w:lvl>
+    <w:lvl w:ilvl="3" w:tentative="1">
+      <w:start w:val="1"/>
+      <w:numFmt w:val="decimal"/>
+      <w:lvlText w:val="%4."/>
+      <w:lvlJc w:val="left"/>
+      <w:pPr>
+        <w:tabs>
+          <w:tab w:val="num" w:pos="2880"/>
+        </w:tabs>
+        <w:ind w:left="2880" w:hanging="360"/>
+      </w:pPr>
+    </w:lvl>
+    <w:lvl w:ilvl="4" w:tentative="1">
+      <w:start w:val="1"/>
+      <w:numFmt w:val="decimal"/>
+      <w:lvlText w:val="%5."/>
+      <w:lvlJc w:val="left"/>
+      <w:pPr>
+        <w:tabs>
+          <w:tab w:val="num" w:pos="3600"/>
+        </w:tabs>
+        <w:ind w:left="3600" w:hanging="360"/>
+      </w:pPr>
+    </w:lvl>
+    <w:lvl w:ilvl="5" w:tentative="1">
+      <w:start w:val="1"/>
+      <w:numFmt w:val="decimal"/>
+      <w:lvlText w:val="%6."/>
+      <w:lvlJc w:val="left"/>
+      <w:pPr>
+        <w:tabs>
+          <w:tab w:val="num" w:pos="4320"/>
+        </w:tabs>
+        <w:ind w:left="4320" w:hanging="360"/>
+      </w:pPr>
+    </w:lvl>
+    <w:lvl w:ilvl="6" w:tentative="1">
+      <w:start w:val="1"/>
+      <w:numFmt w:val="decimal"/>
+      <w:lvlText w:val="%7."/>
+      <w:lvlJc w:val="left"/>
+      <w:pPr>
+        <w:tabs>
+          <w:tab w:val="num" w:pos="5040"/>
+        </w:tabs>
+        <w:ind w:left="5040" w:hanging="360"/>
+      </w:pPr>
+    </w:lvl>
+    <w:lvl w:ilvl="7" w:tentative="1">
+      <w:start w:val="1"/>
+      <w:numFmt w:val="decimal"/>
+      <w:lvlText w:val="%8."/>
+      <w:lvlJc w:val="left"/>
+      <w:pPr>
+        <w:tabs>
+          <w:tab w:val="num" w:pos="5760"/>
+        </w:tabs>
+        <w:ind w:left="5760" w:hanging="360"/>
+      </w:pPr>
+    </w:lvl>
+    <w:lvl w:ilvl="8" w:tentative="1">
+      <w:start w:val="1"/>
+      <w:numFmt w:val="decimal"/>
+      <w:lvlText w:val="%9."/>
+      <w:lvlJc w:val="left"/>
+      <w:pPr>
+        <w:tabs>
+          <w:tab w:val="num" w:pos="6480"/>
+        </w:tabs>
+        <w:ind w:left="6480" w:hanging="360"/>
+      </w:pPr>
+    </w:lvl>
+  </w:abstractNum>
+  <w:abstractNum w:abstractNumId="26" w15:restartNumberingAfterBreak="0">
+    <w:nsid w:val="733B73CD"/>
+    <w:multiLevelType w:val="multilevel"/>
+    <w:tmpl w:val="9E188A6E"/>
+    <w:lvl w:ilvl="0">
+      <w:start w:val="4"/>
+      <w:numFmt w:val="decimal"/>
+      <w:lvlText w:val="%1."/>
+      <w:lvlJc w:val="left"/>
+      <w:pPr>
+        <w:tabs>
+          <w:tab w:val="num" w:pos="720"/>
+        </w:tabs>
+        <w:ind w:left="720" w:hanging="360"/>
+      </w:pPr>
+    </w:lvl>
+    <w:lvl w:ilvl="1" w:tentative="1">
+      <w:start w:val="1"/>
+      <w:numFmt w:val="decimal"/>
+      <w:lvlText w:val="%2."/>
+      <w:lvlJc w:val="left"/>
+      <w:pPr>
+        <w:tabs>
+          <w:tab w:val="num" w:pos="1440"/>
+        </w:tabs>
+        <w:ind w:left="1440" w:hanging="360"/>
+      </w:pPr>
+    </w:lvl>
+    <w:lvl w:ilvl="2" w:tentative="1">
+      <w:start w:val="1"/>
+      <w:numFmt w:val="decimal"/>
+      <w:lvlText w:val="%3."/>
+      <w:lvlJc w:val="left"/>
+      <w:pPr>
+        <w:tabs>
+          <w:tab w:val="num" w:pos="2160"/>
+        </w:tabs>
+        <w:ind w:left="2160" w:hanging="360"/>
+      </w:pPr>
+    </w:lvl>
+    <w:lvl w:ilvl="3" w:tentative="1">
+      <w:start w:val="1"/>
+      <w:numFmt w:val="decimal"/>
+      <w:lvlText w:val="%4."/>
+      <w:lvlJc w:val="left"/>
+      <w:pPr>
+        <w:tabs>
+          <w:tab w:val="num" w:pos="2880"/>
+        </w:tabs>
+        <w:ind w:left="2880" w:hanging="360"/>
+      </w:pPr>
+    </w:lvl>
+    <w:lvl w:ilvl="4" w:tentative="1">
+      <w:start w:val="1"/>
+      <w:numFmt w:val="decimal"/>
+      <w:lvlText w:val="%5."/>
+      <w:lvlJc w:val="left"/>
+      <w:pPr>
+        <w:tabs>
+          <w:tab w:val="num" w:pos="3600"/>
+        </w:tabs>
+        <w:ind w:left="3600" w:hanging="360"/>
+      </w:pPr>
+    </w:lvl>
+    <w:lvl w:ilvl="5" w:tentative="1">
+      <w:start w:val="1"/>
+      <w:numFmt w:val="decimal"/>
+      <w:lvlText w:val="%6."/>
+      <w:lvlJc w:val="left"/>
+      <w:pPr>
+        <w:tabs>
+          <w:tab w:val="num" w:pos="4320"/>
+        </w:tabs>
+        <w:ind w:left="4320" w:hanging="360"/>
+      </w:pPr>
+    </w:lvl>
+    <w:lvl w:ilvl="6" w:tentative="1">
+      <w:start w:val="1"/>
+      <w:numFmt w:val="decimal"/>
+      <w:lvlText w:val="%7."/>
+      <w:lvlJc w:val="left"/>
+      <w:pPr>
+        <w:tabs>
+          <w:tab w:val="num" w:pos="5040"/>
+        </w:tabs>
+        <w:ind w:left="5040" w:hanging="360"/>
+      </w:pPr>
+    </w:lvl>
+    <w:lvl w:ilvl="7" w:tentative="1">
+      <w:start w:val="1"/>
+      <w:numFmt w:val="decimal"/>
+      <w:lvlText w:val="%8."/>
+      <w:lvlJc w:val="left"/>
+      <w:pPr>
+        <w:tabs>
+          <w:tab w:val="num" w:pos="5760"/>
+        </w:tabs>
+        <w:ind w:left="5760" w:hanging="360"/>
+      </w:pPr>
+    </w:lvl>
+    <w:lvl w:ilvl="8" w:tentative="1">
+      <w:start w:val="1"/>
+      <w:numFmt w:val="decimal"/>
+      <w:lvlText w:val="%9."/>
+      <w:lvlJc w:val="left"/>
+      <w:pPr>
+        <w:tabs>
+          <w:tab w:val="num" w:pos="6480"/>
+        </w:tabs>
+        <w:ind w:left="6480" w:hanging="360"/>
+      </w:pPr>
+    </w:lvl>
+  </w:abstractNum>
+  <w:abstractNum w:abstractNumId="27" w15:restartNumberingAfterBreak="0">
+    <w:nsid w:val="76BD027D"/>
+    <w:multiLevelType w:val="multilevel"/>
+    <w:tmpl w:val="6060DCF6"/>
+    <w:lvl w:ilvl="0">
+      <w:start w:val="1"/>
+      <w:numFmt w:val="decimal"/>
+      <w:lvlText w:val="%1."/>
+      <w:lvlJc w:val="left"/>
+      <w:pPr>
+        <w:tabs>
+          <w:tab w:val="num" w:pos="720"/>
+        </w:tabs>
+        <w:ind w:left="720" w:hanging="360"/>
+      </w:pPr>
+    </w:lvl>
+    <w:lvl w:ilvl="1" w:tentative="1">
+      <w:start w:val="1"/>
+      <w:numFmt w:val="decimal"/>
+      <w:lvlText w:val="%2."/>
+      <w:lvlJc w:val="left"/>
+      <w:pPr>
+        <w:tabs>
+          <w:tab w:val="num" w:pos="1440"/>
+        </w:tabs>
+        <w:ind w:left="1440" w:hanging="360"/>
+      </w:pPr>
+    </w:lvl>
+    <w:lvl w:ilvl="2" w:tentative="1">
+      <w:start w:val="1"/>
+      <w:numFmt w:val="decimal"/>
+      <w:lvlText w:val="%3."/>
+      <w:lvlJc w:val="left"/>
+      <w:pPr>
+        <w:tabs>
+          <w:tab w:val="num" w:pos="2160"/>
+        </w:tabs>
+        <w:ind w:left="2160" w:hanging="360"/>
+      </w:pPr>
+    </w:lvl>
+    <w:lvl w:ilvl="3" w:tentative="1">
+      <w:start w:val="1"/>
+      <w:numFmt w:val="decimal"/>
+      <w:lvlText w:val="%4."/>
+      <w:lvlJc w:val="left"/>
+      <w:pPr>
+        <w:tabs>
+          <w:tab w:val="num" w:pos="2880"/>
+        </w:tabs>
+        <w:ind w:left="2880" w:hanging="360"/>
+      </w:pPr>
+    </w:lvl>
+    <w:lvl w:ilvl="4" w:tentative="1">
+      <w:start w:val="1"/>
+      <w:numFmt w:val="decimal"/>
+      <w:lvlText w:val="%5."/>
+      <w:lvlJc w:val="left"/>
+      <w:pPr>
+        <w:tabs>
+          <w:tab w:val="num" w:pos="3600"/>
+        </w:tabs>
+        <w:ind w:left="3600" w:hanging="360"/>
+      </w:pPr>
+    </w:lvl>
+    <w:lvl w:ilvl="5" w:tentative="1">
+      <w:start w:val="1"/>
+      <w:numFmt w:val="decimal"/>
+      <w:lvlText w:val="%6."/>
+      <w:lvlJc w:val="left"/>
+      <w:pPr>
+        <w:tabs>
+          <w:tab w:val="num" w:pos="4320"/>
+        </w:tabs>
+        <w:ind w:left="4320" w:hanging="360"/>
+      </w:pPr>
+    </w:lvl>
+    <w:lvl w:ilvl="6" w:tentative="1">
+      <w:start w:val="1"/>
+      <w:numFmt w:val="decimal"/>
+      <w:lvlText w:val="%7."/>
+      <w:lvlJc w:val="left"/>
+      <w:pPr>
+        <w:tabs>
+          <w:tab w:val="num" w:pos="5040"/>
+        </w:tabs>
+        <w:ind w:left="5040" w:hanging="360"/>
+      </w:pPr>
+    </w:lvl>
+    <w:lvl w:ilvl="7" w:tentative="1">
+      <w:start w:val="1"/>
+      <w:numFmt w:val="decimal"/>
+      <w:lvlText w:val="%8."/>
+      <w:lvlJc w:val="left"/>
+      <w:pPr>
+        <w:tabs>
+          <w:tab w:val="num" w:pos="5760"/>
+        </w:tabs>
+        <w:ind w:left="5760" w:hanging="360"/>
+      </w:pPr>
+    </w:lvl>
+    <w:lvl w:ilvl="8" w:tentative="1">
+      <w:start w:val="1"/>
+      <w:numFmt w:val="decimal"/>
+      <w:lvlText w:val="%9."/>
+      <w:lvlJc w:val="left"/>
+      <w:pPr>
+        <w:tabs>
+          <w:tab w:val="num" w:pos="6480"/>
+        </w:tabs>
+        <w:ind w:left="6480" w:hanging="360"/>
+      </w:pPr>
+    </w:lvl>
+  </w:abstractNum>
+  <w:abstractNum w:abstractNumId="28" w15:restartNumberingAfterBreak="0">
+    <w:nsid w:val="780E0947"/>
+    <w:multiLevelType w:val="multilevel"/>
+    <w:tmpl w:val="565435FE"/>
+    <w:lvl w:ilvl="0">
+      <w:start w:val="1"/>
+      <w:numFmt w:val="bullet"/>
+      <w:lvlText w:val=""/>
+      <w:lvlJc w:val="left"/>
+      <w:pPr>
+        <w:tabs>
+          <w:tab w:val="num" w:pos="720"/>
+        </w:tabs>
+        <w:ind w:left="720" w:hanging="360"/>
+      </w:pPr>
+      <w:rPr>
+        <w:rFonts w:ascii="Symbol" w:hAnsi="Symbol" w:hint="default"/>
+        <w:sz w:val="20"/>
+      </w:rPr>
+    </w:lvl>
+    <w:lvl w:ilvl="1" w:tentative="1">
+      <w:start w:val="1"/>
+      <w:numFmt w:val="bullet"/>
+      <w:lvlText w:val="o"/>
+      <w:lvlJc w:val="left"/>
+      <w:pPr>
+        <w:tabs>
+          <w:tab w:val="num" w:pos="1440"/>
+        </w:tabs>
+        <w:ind w:left="1440" w:hanging="360"/>
+      </w:pPr>
+      <w:rPr>
+        <w:rFonts w:ascii="Courier New" w:hAnsi="Courier New" w:hint="default"/>
+        <w:sz w:val="20"/>
+      </w:rPr>
+    </w:lvl>
+    <w:lvl w:ilvl="2" w:tentative="1">
+      <w:start w:val="1"/>
+      <w:numFmt w:val="bullet"/>
+      <w:lvlText w:val=""/>
+      <w:lvlJc w:val="left"/>
+      <w:pPr>
+        <w:tabs>
+          <w:tab w:val="num" w:pos="2160"/>
+        </w:tabs>
+        <w:ind w:left="2160" w:hanging="360"/>
+      </w:pPr>
+      <w:rPr>
+        <w:rFonts w:ascii="Wingdings" w:hAnsi="Wingdings" w:hint="default"/>
+        <w:sz w:val="20"/>
+      </w:rPr>
+    </w:lvl>
+    <w:lvl w:ilvl="3" w:tentative="1">
+      <w:start w:val="1"/>
+      <w:numFmt w:val="bullet"/>
+      <w:lvlText w:val=""/>
+      <w:lvlJc w:val="left"/>
+      <w:pPr>
+        <w:tabs>
+          <w:tab w:val="num" w:pos="2880"/>
+        </w:tabs>
+        <w:ind w:left="2880" w:hanging="360"/>
+      </w:pPr>
+      <w:rPr>
+        <w:rFonts w:ascii="Wingdings" w:hAnsi="Wingdings" w:hint="default"/>
+        <w:sz w:val="20"/>
+      </w:rPr>
+    </w:lvl>
+    <w:lvl w:ilvl="4" w:tentative="1">
+      <w:start w:val="1"/>
+      <w:numFmt w:val="bullet"/>
+      <w:lvlText w:val=""/>
+      <w:lvlJc w:val="left"/>
+      <w:pPr>
+        <w:tabs>
+          <w:tab w:val="num" w:pos="3600"/>
+        </w:tabs>
+        <w:ind w:left="3600" w:hanging="360"/>
+      </w:pPr>
+      <w:rPr>
+        <w:rFonts w:ascii="Wingdings" w:hAnsi="Wingdings" w:hint="default"/>
+        <w:sz w:val="20"/>
+      </w:rPr>
+    </w:lvl>
+    <w:lvl w:ilvl="5" w:tentative="1">
+      <w:start w:val="1"/>
+      <w:numFmt w:val="bullet"/>
+      <w:lvlText w:val=""/>
+      <w:lvlJc w:val="left"/>
+      <w:pPr>
+        <w:tabs>
+          <w:tab w:val="num" w:pos="4320"/>
+        </w:tabs>
+        <w:ind w:left="4320" w:hanging="360"/>
+      </w:pPr>
+      <w:rPr>
+        <w:rFonts w:ascii="Wingdings" w:hAnsi="Wingdings" w:hint="default"/>
+        <w:sz w:val="20"/>
+      </w:rPr>
+    </w:lvl>
+    <w:lvl w:ilvl="6" w:tentative="1">
+      <w:start w:val="1"/>
+      <w:numFmt w:val="bullet"/>
+      <w:lvlText w:val=""/>
+      <w:lvlJc w:val="left"/>
+      <w:pPr>
+        <w:tabs>
+          <w:tab w:val="num" w:pos="5040"/>
+        </w:tabs>
+        <w:ind w:left="5040" w:hanging="360"/>
+      </w:pPr>
+      <w:rPr>
+        <w:rFonts w:ascii="Wingdings" w:hAnsi="Wingdings" w:hint="default"/>
+        <w:sz w:val="20"/>
+      </w:rPr>
+    </w:lvl>
+    <w:lvl w:ilvl="7" w:tentative="1">
+      <w:start w:val="1"/>
+      <w:numFmt w:val="bullet"/>
+      <w:lvlText w:val=""/>
+      <w:lvlJc w:val="left"/>
+      <w:pPr>
+        <w:tabs>
+          <w:tab w:val="num" w:pos="5760"/>
+        </w:tabs>
+        <w:ind w:left="5760" w:hanging="360"/>
+      </w:pPr>
+      <w:rPr>
+        <w:rFonts w:ascii="Wingdings" w:hAnsi="Wingdings" w:hint="default"/>
+        <w:sz w:val="20"/>
+      </w:rPr>
+    </w:lvl>
+    <w:lvl w:ilvl="8" w:tentative="1">
+      <w:start w:val="1"/>
+      <w:numFmt w:val="bullet"/>
+      <w:lvlText w:val=""/>
+      <w:lvlJc w:val="left"/>
+      <w:pPr>
+        <w:tabs>
+          <w:tab w:val="num" w:pos="6480"/>
+        </w:tabs>
+        <w:ind w:left="6480" w:hanging="360"/>
+      </w:pPr>
+      <w:rPr>
+        <w:rFonts w:ascii="Wingdings" w:hAnsi="Wingdings" w:hint="default"/>
+        <w:sz w:val="20"/>
+      </w:rPr>
+    </w:lvl>
+  </w:abstractNum>
+  <w:abstractNum w:abstractNumId="29" w15:restartNumberingAfterBreak="0">
     <w:nsid w:val="79225BF1"/>
     <w:multiLevelType w:val="multilevel"/>
     <w:tmpl w:val="F604A0CC"/>
@@ -12083,7 +14398,7 @@
       </w:pPr>
     </w:lvl>
   </w:abstractNum>
-  <w:abstractNum w:abstractNumId="20" w15:restartNumberingAfterBreak="0">
+  <w:abstractNum w:abstractNumId="30" w15:restartNumberingAfterBreak="0">
     <w:nsid w:val="7A810B3E"/>
     <w:multiLevelType w:val="multilevel"/>
     <w:tmpl w:val="E16453D8"/>
@@ -12233,7 +14548,7 @@
     </w:lvl>
   </w:abstractNum>
   <w:num w:numId="1" w16cid:durableId="282812885">
-    <w:abstractNumId w:val="16"/>
+    <w:abstractNumId w:val="21"/>
   </w:num>
   <w:num w:numId="2" w16cid:durableId="1260914112">
     <w:abstractNumId w:val="0"/>
@@ -12632,55 +14947,85 @@
     </w:lvlOverride>
   </w:num>
   <w:num w:numId="17" w16cid:durableId="372971411">
-    <w:abstractNumId w:val="18"/>
+    <w:abstractNumId w:val="24"/>
   </w:num>
   <w:num w:numId="18" w16cid:durableId="932475396">
-    <w:abstractNumId w:val="7"/>
+    <w:abstractNumId w:val="9"/>
   </w:num>
   <w:num w:numId="19" w16cid:durableId="263734759">
-    <w:abstractNumId w:val="14"/>
+    <w:abstractNumId w:val="19"/>
   </w:num>
   <w:num w:numId="20" w16cid:durableId="324479240">
-    <w:abstractNumId w:val="17"/>
+    <w:abstractNumId w:val="23"/>
   </w:num>
   <w:num w:numId="21" w16cid:durableId="1503163015">
-    <w:abstractNumId w:val="9"/>
+    <w:abstractNumId w:val="11"/>
   </w:num>
   <w:num w:numId="22" w16cid:durableId="105081811">
-    <w:abstractNumId w:val="19"/>
+    <w:abstractNumId w:val="29"/>
   </w:num>
   <w:num w:numId="23" w16cid:durableId="1871843861">
-    <w:abstractNumId w:val="6"/>
+    <w:abstractNumId w:val="8"/>
   </w:num>
   <w:num w:numId="24" w16cid:durableId="462427889">
+    <w:abstractNumId w:val="20"/>
+  </w:num>
+  <w:num w:numId="25" w16cid:durableId="687021865">
+    <w:abstractNumId w:val="12"/>
+  </w:num>
+  <w:num w:numId="26" w16cid:durableId="887645378">
     <w:abstractNumId w:val="15"/>
   </w:num>
-  <w:num w:numId="25" w16cid:durableId="687021865">
+  <w:num w:numId="27" w16cid:durableId="852452339">
     <w:abstractNumId w:val="10"/>
   </w:num>
-  <w:num w:numId="26" w16cid:durableId="887645378">
-    <w:abstractNumId w:val="12"/>
-  </w:num>
-  <w:num w:numId="27" w16cid:durableId="852452339">
-    <w:abstractNumId w:val="8"/>
-  </w:num>
   <w:num w:numId="28" w16cid:durableId="1897886042">
-    <w:abstractNumId w:val="13"/>
+    <w:abstractNumId w:val="18"/>
   </w:num>
   <w:num w:numId="29" w16cid:durableId="1610699378">
     <w:abstractNumId w:val="3"/>
   </w:num>
   <w:num w:numId="30" w16cid:durableId="1201824128">
-    <w:abstractNumId w:val="4"/>
+    <w:abstractNumId w:val="5"/>
   </w:num>
   <w:num w:numId="31" w16cid:durableId="434056291">
-    <w:abstractNumId w:val="5"/>
+    <w:abstractNumId w:val="7"/>
   </w:num>
   <w:num w:numId="32" w16cid:durableId="760177085">
-    <w:abstractNumId w:val="11"/>
+    <w:abstractNumId w:val="14"/>
   </w:num>
   <w:num w:numId="33" w16cid:durableId="127747478">
-    <w:abstractNumId w:val="20"/>
+    <w:abstractNumId w:val="30"/>
+  </w:num>
+  <w:num w:numId="34" w16cid:durableId="1976132541">
+    <w:abstractNumId w:val="16"/>
+  </w:num>
+  <w:num w:numId="35" w16cid:durableId="1494180898">
+    <w:abstractNumId w:val="6"/>
+  </w:num>
+  <w:num w:numId="36" w16cid:durableId="1308172269">
+    <w:abstractNumId w:val="28"/>
+  </w:num>
+  <w:num w:numId="37" w16cid:durableId="1593664102">
+    <w:abstractNumId w:val="13"/>
+  </w:num>
+  <w:num w:numId="38" w16cid:durableId="84688825">
+    <w:abstractNumId w:val="26"/>
+  </w:num>
+  <w:num w:numId="39" w16cid:durableId="690373173">
+    <w:abstractNumId w:val="27"/>
+  </w:num>
+  <w:num w:numId="40" w16cid:durableId="1594627391">
+    <w:abstractNumId w:val="17"/>
+  </w:num>
+  <w:num w:numId="41" w16cid:durableId="2008359989">
+    <w:abstractNumId w:val="25"/>
+  </w:num>
+  <w:num w:numId="42" w16cid:durableId="11423798">
+    <w:abstractNumId w:val="22"/>
+  </w:num>
+  <w:num w:numId="43" w16cid:durableId="1960182468">
+    <w:abstractNumId w:val="4"/>
   </w:num>
 </w:numbering>
 </file>
@@ -13081,7 +15426,7 @@
   <w:style w:type="paragraph" w:default="1" w:styleId="Normal">
     <w:name w:val="Normal"/>
     <w:qFormat/>
-    <w:rsid w:val="00680D3F"/>
+    <w:rsid w:val="002D2EAB"/>
   </w:style>
   <w:style w:type="paragraph" w:styleId="Ttulo1">
     <w:name w:val="heading 1"/>

--- a/Practicas/Practica 4/Practica 4_Contratos.docx
+++ b/Practicas/Practica 4/Practica 4_Contratos.docx
@@ -71,12 +71,16 @@
     <w:p>
       <w:pPr>
         <w:pStyle w:val="FirstParagraph"/>
+        <w:rPr>
+          <w:lang w:val="es-MX"/>
+        </w:rPr>
       </w:pPr>
       <w:bookmarkStart w:id="0" w:name="manual-de-práctica-con-swagger"/>
       <w:r>
         <w:rPr>
           <w:b/>
           <w:bCs/>
+          <w:lang w:val="es-MX"/>
         </w:rPr>
         <w:t xml:space="preserve">API SID – </w:t>
       </w:r>
@@ -89,32 +93,31 @@
         <w:t>F2_PreparacionFabricacion</w:t>
       </w:r>
       <w:r>
+        <w:rPr>
+          <w:lang w:val="es-MX"/>
+        </w:rPr>
         <w:br/>
       </w:r>
-      <w:proofErr w:type="spellStart"/>
-      <w:r>
-        <w:rPr>
-          <w:b/>
-          <w:bCs/>
-        </w:rPr>
-        <w:t>Enfoque</w:t>
-      </w:r>
-      <w:proofErr w:type="spellEnd"/>
-      <w:r>
-        <w:rPr>
-          <w:b/>
-          <w:bCs/>
-        </w:rPr>
-        <w:t>:</w:t>
-      </w:r>
-      <w:r>
+      <w:r>
+        <w:rPr>
+          <w:b/>
+          <w:bCs/>
+          <w:lang w:val="es-MX"/>
+        </w:rPr>
+        <w:t>Enfoque:</w:t>
+      </w:r>
+      <w:r>
+        <w:rPr>
+          <w:lang w:val="es-MX"/>
+        </w:rPr>
         <w:t xml:space="preserve"> </w:t>
       </w:r>
-      <w:proofErr w:type="spellStart"/>
-      <w:r>
+      <w:r>
+        <w:rPr>
+          <w:lang w:val="es-MX"/>
+        </w:rPr>
         <w:t>Contratos</w:t>
       </w:r>
-      <w:proofErr w:type="spellEnd"/>
     </w:p>
     <w:p>
       <w:r>
@@ -165,111 +168,69 @@
     <w:p>
       <w:pPr>
         <w:pStyle w:val="FirstParagraph"/>
-      </w:pPr>
-      <w:r>
-        <w:t xml:space="preserve">Que </w:t>
-      </w:r>
-      <w:proofErr w:type="spellStart"/>
-      <w:r>
-        <w:t>los</w:t>
-      </w:r>
-      <w:proofErr w:type="spellEnd"/>
-      <w:r>
-        <w:t xml:space="preserve"> </w:t>
-      </w:r>
-      <w:proofErr w:type="spellStart"/>
-      <w:r>
-        <w:t>participantes</w:t>
-      </w:r>
-      <w:proofErr w:type="spellEnd"/>
-      <w:r>
-        <w:t xml:space="preserve"> </w:t>
-      </w:r>
-      <w:proofErr w:type="spellStart"/>
-      <w:r>
-        <w:t>utilicen</w:t>
-      </w:r>
-      <w:proofErr w:type="spellEnd"/>
-      <w:r>
-        <w:t xml:space="preserve"> </w:t>
-      </w:r>
-      <w:r>
-        <w:rPr>
-          <w:b/>
-          <w:bCs/>
-        </w:rPr>
-        <w:t>Swagger UI</w:t>
-      </w:r>
-      <w:r>
-        <w:t xml:space="preserve"> para </w:t>
-      </w:r>
-      <w:proofErr w:type="spellStart"/>
-      <w:r>
-        <w:t>autenticarse</w:t>
-      </w:r>
-      <w:proofErr w:type="spellEnd"/>
-      <w:r>
-        <w:t xml:space="preserve"> y </w:t>
-      </w:r>
-      <w:proofErr w:type="spellStart"/>
-      <w:r>
-        <w:t>probar</w:t>
-      </w:r>
-      <w:proofErr w:type="spellEnd"/>
-      <w:r>
-        <w:t xml:space="preserve"> </w:t>
-      </w:r>
-      <w:proofErr w:type="spellStart"/>
-      <w:r>
-        <w:t>los</w:t>
-      </w:r>
-      <w:proofErr w:type="spellEnd"/>
-      <w:r>
-        <w:t xml:space="preserve"> endpoints de </w:t>
-      </w:r>
-      <w:proofErr w:type="spellStart"/>
-      <w:r>
-        <w:rPr>
-          <w:b/>
-          <w:bCs/>
+        <w:rPr>
+          <w:lang w:val="es-MX"/>
+        </w:rPr>
+      </w:pPr>
+      <w:r>
+        <w:rPr>
+          <w:lang w:val="es-MX"/>
+        </w:rPr>
+        <w:t xml:space="preserve">Que los participantes utilicen </w:t>
+      </w:r>
+      <w:proofErr w:type="spellStart"/>
+      <w:r>
+        <w:rPr>
+          <w:b/>
+          <w:bCs/>
+          <w:lang w:val="es-MX"/>
+        </w:rPr>
+        <w:t>Swagger</w:t>
+      </w:r>
+      <w:proofErr w:type="spellEnd"/>
+      <w:r>
+        <w:rPr>
+          <w:b/>
+          <w:bCs/>
+          <w:lang w:val="es-MX"/>
+        </w:rPr>
+        <w:t xml:space="preserve"> UI</w:t>
+      </w:r>
+      <w:r>
+        <w:rPr>
+          <w:lang w:val="es-MX"/>
+        </w:rPr>
+        <w:t xml:space="preserve"> para autenticarse y probar los </w:t>
+      </w:r>
+      <w:proofErr w:type="spellStart"/>
+      <w:r>
+        <w:rPr>
+          <w:lang w:val="es-MX"/>
+        </w:rPr>
+        <w:t>endpoints</w:t>
+      </w:r>
+      <w:proofErr w:type="spellEnd"/>
+      <w:r>
+        <w:rPr>
+          <w:lang w:val="es-MX"/>
+        </w:rPr>
+        <w:t xml:space="preserve"> de </w:t>
+      </w:r>
+      <w:proofErr w:type="spellStart"/>
+      <w:r>
+        <w:rPr>
+          <w:b/>
+          <w:bCs/>
+          <w:lang w:val="es-MX"/>
         </w:rPr>
         <w:t>Contrtatos</w:t>
       </w:r>
       <w:proofErr w:type="spellEnd"/>
       <w:r>
-        <w:t xml:space="preserve">, </w:t>
-      </w:r>
-      <w:proofErr w:type="spellStart"/>
-      <w:r>
-        <w:t>comprendiendo</w:t>
-      </w:r>
-      <w:proofErr w:type="spellEnd"/>
-      <w:r>
-        <w:t xml:space="preserve"> entradas, </w:t>
-      </w:r>
-      <w:proofErr w:type="spellStart"/>
-      <w:r>
-        <w:t>salidas</w:t>
-      </w:r>
-      <w:proofErr w:type="spellEnd"/>
-      <w:r>
-        <w:t xml:space="preserve"> y </w:t>
-      </w:r>
-      <w:proofErr w:type="spellStart"/>
-      <w:r>
-        <w:t>errores</w:t>
-      </w:r>
-      <w:proofErr w:type="spellEnd"/>
-      <w:r>
-        <w:t xml:space="preserve"> </w:t>
-      </w:r>
-      <w:proofErr w:type="spellStart"/>
-      <w:r>
-        <w:t>comunes</w:t>
-      </w:r>
-      <w:proofErr w:type="spellEnd"/>
-      <w:r>
-        <w:t>.</w:t>
+        <w:rPr>
+          <w:lang w:val="es-MX"/>
+        </w:rPr>
+        <w:t>, comprendiendo entradas, salidas y errores comunes.</w:t>
       </w:r>
     </w:p>
     <w:p>
@@ -326,33 +287,29 @@
           <w:ilvl w:val="0"/>
           <w:numId w:val="3"/>
         </w:numPr>
-      </w:pPr>
-      <w:r>
-        <w:t>URL de Swagger (</w:t>
-      </w:r>
-      <w:proofErr w:type="spellStart"/>
-      <w:r>
-        <w:t>entregada</w:t>
-      </w:r>
-      <w:proofErr w:type="spellEnd"/>
-      <w:r>
-        <w:t xml:space="preserve"> </w:t>
-      </w:r>
-      <w:proofErr w:type="spellStart"/>
-      <w:r>
-        <w:t>por</w:t>
-      </w:r>
-      <w:proofErr w:type="spellEnd"/>
-      <w:r>
-        <w:t xml:space="preserve"> </w:t>
-      </w:r>
-      <w:proofErr w:type="spellStart"/>
-      <w:r>
-        <w:t>el</w:t>
-      </w:r>
-      <w:proofErr w:type="spellEnd"/>
-      <w:r>
-        <w:t xml:space="preserve"> instructor).</w:t>
+        <w:rPr>
+          <w:lang w:val="es-MX"/>
+        </w:rPr>
+      </w:pPr>
+      <w:r>
+        <w:rPr>
+          <w:lang w:val="es-MX"/>
+        </w:rPr>
+        <w:t xml:space="preserve">URL de </w:t>
+      </w:r>
+      <w:proofErr w:type="spellStart"/>
+      <w:r>
+        <w:rPr>
+          <w:lang w:val="es-MX"/>
+        </w:rPr>
+        <w:t>Swagger</w:t>
+      </w:r>
+      <w:proofErr w:type="spellEnd"/>
+      <w:r>
+        <w:rPr>
+          <w:lang w:val="es-MX"/>
+        </w:rPr>
+        <w:t xml:space="preserve"> (entregada por el instructor).</w:t>
       </w:r>
     </w:p>
     <w:p>
@@ -362,25 +319,15 @@
           <w:ilvl w:val="0"/>
           <w:numId w:val="3"/>
         </w:numPr>
-      </w:pPr>
-      <w:r>
-        <w:t xml:space="preserve">Usuario y </w:t>
-      </w:r>
-      <w:proofErr w:type="spellStart"/>
-      <w:r>
-        <w:t>contraseña</w:t>
-      </w:r>
-      <w:proofErr w:type="spellEnd"/>
-      <w:r>
-        <w:t xml:space="preserve"> de </w:t>
-      </w:r>
-      <w:proofErr w:type="spellStart"/>
-      <w:r>
-        <w:t>prueba</w:t>
-      </w:r>
-      <w:proofErr w:type="spellEnd"/>
-      <w:r>
-        <w:t>.</w:t>
+        <w:rPr>
+          <w:lang w:val="es-MX"/>
+        </w:rPr>
+      </w:pPr>
+      <w:r>
+        <w:rPr>
+          <w:lang w:val="es-MX"/>
+        </w:rPr>
+        <w:t>Usuario y contraseña de prueba.</w:t>
       </w:r>
     </w:p>
     <w:p>
@@ -390,21 +337,28 @@
           <w:ilvl w:val="0"/>
           <w:numId w:val="3"/>
         </w:numPr>
-      </w:pPr>
-      <w:proofErr w:type="spellStart"/>
-      <w:r>
-        <w:t>Navegador</w:t>
-      </w:r>
-      <w:proofErr w:type="spellEnd"/>
-      <w:r>
-        <w:t xml:space="preserve"> </w:t>
-      </w:r>
-      <w:proofErr w:type="spellStart"/>
-      <w:r>
+        <w:rPr>
+          <w:lang w:val="pt-BR"/>
+        </w:rPr>
+      </w:pPr>
+      <w:r>
+        <w:rPr>
+          <w:lang w:val="pt-BR"/>
+        </w:rPr>
+        <w:t xml:space="preserve">Navegador </w:t>
+      </w:r>
+      <w:proofErr w:type="spellStart"/>
+      <w:r>
+        <w:rPr>
+          <w:lang w:val="pt-BR"/>
+        </w:rPr>
         <w:t>actualizado</w:t>
       </w:r>
       <w:proofErr w:type="spellEnd"/>
       <w:r>
+        <w:rPr>
+          <w:lang w:val="pt-BR"/>
+        </w:rPr>
         <w:t xml:space="preserve"> (Chrome/Edge/Firefox).</w:t>
       </w:r>
     </w:p>
@@ -415,249 +369,176 @@
           <w:ilvl w:val="0"/>
           <w:numId w:val="3"/>
         </w:numPr>
-      </w:pPr>
-      <w:proofErr w:type="spellStart"/>
-      <w:r>
-        <w:t>Conectividad</w:t>
-      </w:r>
-      <w:proofErr w:type="spellEnd"/>
-      <w:r>
-        <w:t xml:space="preserve"> a la red </w:t>
-      </w:r>
-      <w:proofErr w:type="spellStart"/>
-      <w:r>
-        <w:t>donde</w:t>
-      </w:r>
-      <w:proofErr w:type="spellEnd"/>
-      <w:r>
+        <w:rPr>
+          <w:lang w:val="es-MX"/>
+        </w:rPr>
+      </w:pPr>
+      <w:r>
+        <w:rPr>
+          <w:lang w:val="es-MX"/>
+        </w:rPr>
+        <w:t>Conectividad a la red donde expone el API.</w:t>
+      </w:r>
+    </w:p>
+    <w:p>
+      <w:pPr>
+        <w:pStyle w:val="FirstParagraph"/>
+        <w:rPr>
+          <w:lang w:val="es-MX"/>
+        </w:rPr>
+      </w:pPr>
+      <w:r>
+        <w:rPr>
+          <w:b/>
+          <w:bCs/>
+          <w:lang w:val="es-MX"/>
+        </w:rPr>
+        <w:t>Convenciones de este manual</w:t>
+      </w:r>
+      <w:r>
+        <w:rPr>
+          <w:lang w:val="es-MX"/>
+        </w:rPr>
+        <w:t xml:space="preserve"> - Todas las peticiones, salvo </w:t>
+      </w:r>
+      <w:proofErr w:type="spellStart"/>
+      <w:r>
+        <w:rPr>
+          <w:lang w:val="es-MX"/>
+        </w:rPr>
+        <w:t>Login</w:t>
+      </w:r>
+      <w:proofErr w:type="spellEnd"/>
+      <w:r>
+        <w:rPr>
+          <w:lang w:val="es-MX"/>
+        </w:rPr>
+        <w:t xml:space="preserve">, requieren </w:t>
+      </w:r>
+      <w:proofErr w:type="spellStart"/>
+      <w:r>
+        <w:rPr>
+          <w:b/>
+          <w:bCs/>
+          <w:lang w:val="es-MX"/>
+        </w:rPr>
+        <w:t>Bearer</w:t>
+      </w:r>
+      <w:proofErr w:type="spellEnd"/>
+      <w:r>
+        <w:rPr>
+          <w:b/>
+          <w:bCs/>
+          <w:lang w:val="es-MX"/>
+        </w:rPr>
+        <w:t xml:space="preserve"> Token</w:t>
+      </w:r>
+      <w:r>
+        <w:rPr>
+          <w:lang w:val="es-MX"/>
+        </w:rPr>
+        <w:t xml:space="preserve"> en el </w:t>
+      </w:r>
+      <w:proofErr w:type="spellStart"/>
+      <w:r>
+        <w:rPr>
+          <w:lang w:val="es-MX"/>
+        </w:rPr>
+        <w:t>header</w:t>
+      </w:r>
+      <w:proofErr w:type="spellEnd"/>
+      <w:r>
+        <w:rPr>
+          <w:lang w:val="es-MX"/>
+        </w:rPr>
         <w:t xml:space="preserve"> </w:t>
       </w:r>
       <w:proofErr w:type="spellStart"/>
       <w:r>
-        <w:t>expone</w:t>
-      </w:r>
-      <w:proofErr w:type="spellEnd"/>
-      <w:r>
-        <w:t xml:space="preserve"> </w:t>
-      </w:r>
-      <w:proofErr w:type="spellStart"/>
-      <w:r>
-        <w:t>el</w:t>
-      </w:r>
-      <w:proofErr w:type="spellEnd"/>
-      <w:r>
-        <w:t xml:space="preserve"> API.</w:t>
-      </w:r>
-    </w:p>
-    <w:p>
-      <w:pPr>
-        <w:pStyle w:val="FirstParagraph"/>
-      </w:pPr>
-      <w:proofErr w:type="spellStart"/>
-      <w:r>
-        <w:rPr>
-          <w:b/>
-          <w:bCs/>
-        </w:rPr>
-        <w:t>Convenciones</w:t>
-      </w:r>
-      <w:proofErr w:type="spellEnd"/>
-      <w:r>
-        <w:rPr>
-          <w:b/>
-          <w:bCs/>
+        <w:rPr>
+          <w:b/>
+          <w:bCs/>
+          <w:lang w:val="es-MX"/>
+        </w:rPr>
+        <w:t>Authorization</w:t>
+      </w:r>
+      <w:proofErr w:type="spellEnd"/>
+      <w:r>
+        <w:rPr>
+          <w:lang w:val="es-MX"/>
+        </w:rPr>
+        <w:t xml:space="preserve"> (se configura en </w:t>
+      </w:r>
+      <w:proofErr w:type="spellStart"/>
+      <w:r>
+        <w:rPr>
+          <w:b/>
+          <w:bCs/>
+          <w:lang w:val="es-MX"/>
+        </w:rPr>
+        <w:t>Authorize</w:t>
+      </w:r>
+      <w:proofErr w:type="spellEnd"/>
+      <w:r>
+        <w:rPr>
+          <w:lang w:val="es-MX"/>
         </w:rPr>
         <w:t xml:space="preserve"> de </w:t>
       </w:r>
       <w:proofErr w:type="spellStart"/>
       <w:r>
         <w:rPr>
-          <w:b/>
-          <w:bCs/>
-        </w:rPr>
-        <w:t>este</w:t>
-      </w:r>
-      <w:proofErr w:type="spellEnd"/>
-      <w:r>
-        <w:rPr>
-          <w:b/>
-          <w:bCs/>
-        </w:rPr>
-        <w:t xml:space="preserve"> manual</w:t>
-      </w:r>
-      <w:r>
-        <w:t xml:space="preserve"> - </w:t>
-      </w:r>
-      <w:proofErr w:type="spellStart"/>
-      <w:r>
-        <w:t>Todas</w:t>
-      </w:r>
-      <w:proofErr w:type="spellEnd"/>
-      <w:r>
-        <w:t xml:space="preserve"> las </w:t>
-      </w:r>
-      <w:proofErr w:type="spellStart"/>
-      <w:r>
-        <w:t>peticiones</w:t>
-      </w:r>
-      <w:proofErr w:type="spellEnd"/>
-      <w:r>
-        <w:t xml:space="preserve">, salvo Login, </w:t>
-      </w:r>
-      <w:proofErr w:type="spellStart"/>
-      <w:r>
-        <w:t>requieren</w:t>
-      </w:r>
-      <w:proofErr w:type="spellEnd"/>
-      <w:r>
-        <w:t xml:space="preserve"> </w:t>
-      </w:r>
-      <w:r>
-        <w:rPr>
-          <w:b/>
-          <w:bCs/>
-        </w:rPr>
-        <w:t>Bearer Token</w:t>
-      </w:r>
-      <w:r>
-        <w:t xml:space="preserve"> </w:t>
-      </w:r>
-      <w:proofErr w:type="spellStart"/>
-      <w:r>
-        <w:t>en</w:t>
-      </w:r>
-      <w:proofErr w:type="spellEnd"/>
-      <w:r>
-        <w:t xml:space="preserve"> </w:t>
-      </w:r>
-      <w:proofErr w:type="spellStart"/>
-      <w:r>
-        <w:t>el</w:t>
-      </w:r>
-      <w:proofErr w:type="spellEnd"/>
-      <w:r>
-        <w:t xml:space="preserve"> header </w:t>
-      </w:r>
-      <w:r>
-        <w:rPr>
-          <w:b/>
-          <w:bCs/>
-        </w:rPr>
-        <w:t>Authorization</w:t>
-      </w:r>
-      <w:r>
-        <w:t xml:space="preserve"> (se </w:t>
-      </w:r>
-      <w:proofErr w:type="spellStart"/>
-      <w:r>
-        <w:t>configura</w:t>
-      </w:r>
-      <w:proofErr w:type="spellEnd"/>
-      <w:r>
-        <w:t xml:space="preserve"> </w:t>
-      </w:r>
-      <w:proofErr w:type="spellStart"/>
-      <w:r>
-        <w:t>en</w:t>
-      </w:r>
-      <w:proofErr w:type="spellEnd"/>
-      <w:r>
-        <w:t xml:space="preserve"> </w:t>
-      </w:r>
-      <w:r>
-        <w:rPr>
-          <w:b/>
-          <w:bCs/>
-        </w:rPr>
-        <w:t>Authorize</w:t>
-      </w:r>
-      <w:r>
-        <w:t xml:space="preserve"> de Swagger). - Los JSON de </w:t>
-      </w:r>
-      <w:proofErr w:type="spellStart"/>
-      <w:r>
-        <w:t>ejemplo</w:t>
-      </w:r>
-      <w:proofErr w:type="spellEnd"/>
-      <w:r>
-        <w:t xml:space="preserve"> son </w:t>
-      </w:r>
-      <w:proofErr w:type="spellStart"/>
-      <w:r>
-        <w:rPr>
-          <w:b/>
-          <w:bCs/>
+          <w:lang w:val="es-MX"/>
+        </w:rPr>
+        <w:t>Swagger</w:t>
+      </w:r>
+      <w:proofErr w:type="spellEnd"/>
+      <w:r>
+        <w:rPr>
+          <w:lang w:val="es-MX"/>
+        </w:rPr>
+        <w:t xml:space="preserve">). - Los JSON de ejemplo son </w:t>
+      </w:r>
+      <w:r>
+        <w:rPr>
+          <w:b/>
+          <w:bCs/>
+          <w:lang w:val="es-MX"/>
         </w:rPr>
         <w:t>plantillas</w:t>
       </w:r>
-      <w:proofErr w:type="spellEnd"/>
-      <w:r>
-        <w:t xml:space="preserve">; </w:t>
-      </w:r>
-      <w:proofErr w:type="spellStart"/>
-      <w:r>
-        <w:t>los</w:t>
-      </w:r>
-      <w:proofErr w:type="spellEnd"/>
-      <w:r>
-        <w:t xml:space="preserve"> campos </w:t>
-      </w:r>
-      <w:proofErr w:type="spellStart"/>
-      <w:r>
-        <w:t>reales</w:t>
-      </w:r>
-      <w:proofErr w:type="spellEnd"/>
-      <w:r>
-        <w:t xml:space="preserve"> </w:t>
-      </w:r>
-      <w:proofErr w:type="spellStart"/>
-      <w:r>
-        <w:t>pueden</w:t>
-      </w:r>
-      <w:proofErr w:type="spellEnd"/>
-      <w:r>
-        <w:t xml:space="preserve"> </w:t>
-      </w:r>
-      <w:proofErr w:type="spellStart"/>
-      <w:r>
-        <w:t>variar</w:t>
-      </w:r>
-      <w:proofErr w:type="spellEnd"/>
-      <w:r>
-        <w:t xml:space="preserve"> </w:t>
-      </w:r>
-      <w:proofErr w:type="spellStart"/>
-      <w:r>
-        <w:t>según</w:t>
-      </w:r>
-      <w:proofErr w:type="spellEnd"/>
-      <w:r>
-        <w:t xml:space="preserve"> </w:t>
-      </w:r>
-      <w:proofErr w:type="spellStart"/>
-      <w:r>
-        <w:t>el</w:t>
-      </w:r>
-      <w:proofErr w:type="spellEnd"/>
-      <w:r>
-        <w:t xml:space="preserve"> </w:t>
-      </w:r>
-      <w:proofErr w:type="spellStart"/>
-      <w:r>
-        <w:t>esquema</w:t>
-      </w:r>
-      <w:proofErr w:type="spellEnd"/>
-      <w:r>
-        <w:t xml:space="preserve"> (</w:t>
+      <w:r>
+        <w:rPr>
+          <w:lang w:val="es-MX"/>
+        </w:rPr>
+        <w:t>; los campos reales pueden variar según el esquema (</w:t>
       </w:r>
       <w:r>
         <w:rPr>
           <w:rStyle w:val="VerbatimChar"/>
+          <w:lang w:val="es-MX"/>
         </w:rPr>
         <w:t>DTO</w:t>
       </w:r>
       <w:r>
-        <w:t>) del backend.</w:t>
+        <w:rPr>
+          <w:lang w:val="es-MX"/>
+        </w:rPr>
+        <w:t xml:space="preserve">) del </w:t>
+      </w:r>
+      <w:proofErr w:type="spellStart"/>
+      <w:r>
+        <w:rPr>
+          <w:lang w:val="es-MX"/>
+        </w:rPr>
+        <w:t>backend</w:t>
+      </w:r>
+      <w:proofErr w:type="spellEnd"/>
+      <w:r>
+        <w:rPr>
+          <w:lang w:val="es-MX"/>
+        </w:rPr>
+        <w:t>.</w:t>
       </w:r>
     </w:p>
     <w:p>
@@ -731,39 +612,45 @@
           <w:ilvl w:val="0"/>
           <w:numId w:val="4"/>
         </w:numPr>
-      </w:pPr>
-      <w:r>
+        <w:rPr>
+          <w:lang w:val="es-MX"/>
+        </w:rPr>
+      </w:pPr>
+      <w:r>
+        <w:rPr>
+          <w:lang w:val="es-MX"/>
+        </w:rPr>
         <w:t xml:space="preserve">Hacer </w:t>
       </w:r>
-      <w:r>
-        <w:rPr>
-          <w:b/>
-          <w:bCs/>
+      <w:proofErr w:type="spellStart"/>
+      <w:r>
+        <w:rPr>
+          <w:b/>
+          <w:bCs/>
+          <w:lang w:val="es-MX"/>
         </w:rPr>
         <w:t>Login</w:t>
       </w:r>
-      <w:r>
+      <w:proofErr w:type="spellEnd"/>
+      <w:r>
+        <w:rPr>
+          <w:lang w:val="es-MX"/>
+        </w:rPr>
         <w:t xml:space="preserve"> y </w:t>
       </w:r>
-      <w:proofErr w:type="spellStart"/>
-      <w:r>
-        <w:rPr>
-          <w:b/>
-          <w:bCs/>
+      <w:r>
+        <w:rPr>
+          <w:b/>
+          <w:bCs/>
+          <w:lang w:val="es-MX"/>
         </w:rPr>
         <w:t>autorizar</w:t>
       </w:r>
-      <w:proofErr w:type="spellEnd"/>
-      <w:r>
-        <w:t xml:space="preserve"> </w:t>
-      </w:r>
-      <w:proofErr w:type="spellStart"/>
-      <w:r>
-        <w:t>el</w:t>
-      </w:r>
-      <w:proofErr w:type="spellEnd"/>
-      <w:r>
-        <w:t xml:space="preserve"> token.</w:t>
+      <w:r>
+        <w:rPr>
+          <w:lang w:val="es-MX"/>
+        </w:rPr>
+        <w:t xml:space="preserve"> el token.</w:t>
       </w:r>
     </w:p>
     <w:p>
@@ -860,56 +747,24 @@
           <w:ilvl w:val="0"/>
           <w:numId w:val="4"/>
         </w:numPr>
-      </w:pPr>
-      <w:proofErr w:type="spellStart"/>
-      <w:r>
-        <w:t>Probar</w:t>
-      </w:r>
-      <w:proofErr w:type="spellEnd"/>
-      <w:r>
-        <w:t xml:space="preserve"> </w:t>
-      </w:r>
-      <w:proofErr w:type="spellStart"/>
-      <w:r>
-        <w:rPr>
-          <w:b/>
-          <w:bCs/>
-        </w:rPr>
-        <w:t>Otras</w:t>
-      </w:r>
-      <w:proofErr w:type="spellEnd"/>
-      <w:r>
-        <w:rPr>
-          <w:b/>
-          <w:bCs/>
-        </w:rPr>
-        <w:t xml:space="preserve"> </w:t>
-      </w:r>
-      <w:proofErr w:type="spellStart"/>
-      <w:r>
-        <w:rPr>
-          <w:b/>
-          <w:bCs/>
-        </w:rPr>
-        <w:t>pruebas</w:t>
-      </w:r>
-      <w:proofErr w:type="spellEnd"/>
-      <w:r>
-        <w:rPr>
-          <w:b/>
-          <w:bCs/>
-        </w:rPr>
-        <w:t xml:space="preserve"> y </w:t>
-      </w:r>
-      <w:proofErr w:type="spellStart"/>
-      <w:r>
-        <w:rPr>
-          <w:b/>
-          <w:bCs/>
-        </w:rPr>
-        <w:t>documentos</w:t>
-      </w:r>
-      <w:proofErr w:type="spellEnd"/>
+        <w:rPr>
+          <w:lang w:val="es-MX"/>
+        </w:rPr>
+      </w:pPr>
+      <w:r>
+        <w:rPr>
+          <w:lang w:val="es-MX"/>
+        </w:rPr>
+        <w:t xml:space="preserve">Probar </w:t>
+      </w:r>
+      <w:r>
+        <w:rPr>
+          <w:b/>
+          <w:bCs/>
+          <w:lang w:val="es-MX"/>
+        </w:rPr>
+        <w:t>Otras pruebas y documentos</w:t>
+      </w:r>
       <w:r>
         <w:pict w14:anchorId="3D6059B0">
           <v:rect id="_x0000_i1029" style="width:0;height:1.5pt" o:hralign="center" o:hrstd="t" o:hr="t"/>
@@ -974,9 +829,29 @@
           <w:ilvl w:val="0"/>
           <w:numId w:val="5"/>
         </w:numPr>
-      </w:pPr>
-      <w:r>
-        <w:t>Abre la URL de Swagger.</w:t>
+        <w:rPr>
+          <w:lang w:val="es-MX"/>
+        </w:rPr>
+      </w:pPr>
+      <w:r>
+        <w:rPr>
+          <w:lang w:val="es-MX"/>
+        </w:rPr>
+        <w:t xml:space="preserve">Abre la URL de </w:t>
+      </w:r>
+      <w:proofErr w:type="spellStart"/>
+      <w:r>
+        <w:rPr>
+          <w:lang w:val="es-MX"/>
+        </w:rPr>
+        <w:t>Swagger</w:t>
+      </w:r>
+      <w:proofErr w:type="spellEnd"/>
+      <w:r>
+        <w:rPr>
+          <w:lang w:val="es-MX"/>
+        </w:rPr>
+        <w:t>.</w:t>
       </w:r>
     </w:p>
     <w:p>
@@ -986,54 +861,29 @@
           <w:ilvl w:val="0"/>
           <w:numId w:val="5"/>
         </w:numPr>
-      </w:pPr>
-      <w:proofErr w:type="spellStart"/>
-      <w:r>
-        <w:t>Identifica</w:t>
-      </w:r>
-      <w:proofErr w:type="spellEnd"/>
-      <w:r>
-        <w:t xml:space="preserve"> </w:t>
-      </w:r>
-      <w:proofErr w:type="spellStart"/>
-      <w:r>
-        <w:t>el</w:t>
-      </w:r>
-      <w:proofErr w:type="spellEnd"/>
-      <w:r>
-        <w:t xml:space="preserve"> </w:t>
-      </w:r>
-      <w:proofErr w:type="spellStart"/>
-      <w:r>
-        <w:t>buscador</w:t>
-      </w:r>
-      <w:proofErr w:type="spellEnd"/>
-      <w:r>
-        <w:t xml:space="preserve"> de endpoints y </w:t>
-      </w:r>
-      <w:proofErr w:type="spellStart"/>
-      <w:r>
-        <w:t>los</w:t>
-      </w:r>
-      <w:proofErr w:type="spellEnd"/>
-      <w:r>
-        <w:t xml:space="preserve"> </w:t>
-      </w:r>
-      <w:proofErr w:type="spellStart"/>
-      <w:r>
-        <w:t>grupos</w:t>
-      </w:r>
-      <w:proofErr w:type="spellEnd"/>
-      <w:r>
-        <w:t xml:space="preserve"> (tags) del </w:t>
-      </w:r>
-      <w:proofErr w:type="spellStart"/>
-      <w:r>
-        <w:t>costado</w:t>
-      </w:r>
-      <w:proofErr w:type="spellEnd"/>
-      <w:r>
-        <w:t>.</w:t>
+        <w:rPr>
+          <w:lang w:val="es-MX"/>
+        </w:rPr>
+      </w:pPr>
+      <w:r>
+        <w:rPr>
+          <w:lang w:val="es-MX"/>
+        </w:rPr>
+        <w:t xml:space="preserve">Identifica el buscador de </w:t>
+      </w:r>
+      <w:proofErr w:type="spellStart"/>
+      <w:r>
+        <w:rPr>
+          <w:lang w:val="es-MX"/>
+        </w:rPr>
+        <w:t>endpoints</w:t>
+      </w:r>
+      <w:proofErr w:type="spellEnd"/>
+      <w:r>
+        <w:rPr>
+          <w:lang w:val="es-MX"/>
+        </w:rPr>
+        <w:t xml:space="preserve"> y los grupos (tags) del costado.</w:t>
       </w:r>
     </w:p>
     <w:p>
@@ -1043,110 +893,103 @@
           <w:ilvl w:val="0"/>
           <w:numId w:val="5"/>
         </w:numPr>
-      </w:pPr>
-      <w:proofErr w:type="spellStart"/>
-      <w:r>
-        <w:t>Verás</w:t>
-      </w:r>
-      <w:proofErr w:type="spellEnd"/>
-      <w:r>
+        <w:rPr>
+          <w:lang w:val="es-MX"/>
+        </w:rPr>
+      </w:pPr>
+      <w:r>
+        <w:rPr>
+          <w:lang w:val="es-MX"/>
+        </w:rPr>
+        <w:t xml:space="preserve">Verás botones: </w:t>
+      </w:r>
+      <w:r>
+        <w:rPr>
+          <w:b/>
+          <w:bCs/>
+          <w:lang w:val="es-MX"/>
+        </w:rPr>
+        <w:t xml:space="preserve">Try </w:t>
+      </w:r>
+      <w:proofErr w:type="spellStart"/>
+      <w:r>
+        <w:rPr>
+          <w:b/>
+          <w:bCs/>
+          <w:lang w:val="es-MX"/>
+        </w:rPr>
+        <w:t>it</w:t>
+      </w:r>
+      <w:proofErr w:type="spellEnd"/>
+      <w:r>
+        <w:rPr>
+          <w:b/>
+          <w:bCs/>
+          <w:lang w:val="es-MX"/>
+        </w:rPr>
         <w:t xml:space="preserve"> </w:t>
       </w:r>
       <w:proofErr w:type="spellStart"/>
       <w:r>
-        <w:t>botones</w:t>
-      </w:r>
-      <w:proofErr w:type="spellEnd"/>
-      <w:r>
-        <w:t xml:space="preserve">: </w:t>
-      </w:r>
-      <w:r>
-        <w:rPr>
-          <w:b/>
-          <w:bCs/>
-        </w:rPr>
-        <w:t>Try it out</w:t>
-      </w:r>
-      <w:r>
+        <w:rPr>
+          <w:b/>
+          <w:bCs/>
+          <w:lang w:val="es-MX"/>
+        </w:rPr>
+        <w:t>out</w:t>
+      </w:r>
+      <w:proofErr w:type="spellEnd"/>
+      <w:r>
+        <w:rPr>
+          <w:lang w:val="es-MX"/>
+        </w:rPr>
         <w:t xml:space="preserve">, </w:t>
       </w:r>
-      <w:r>
-        <w:rPr>
-          <w:b/>
-          <w:bCs/>
+      <w:proofErr w:type="spellStart"/>
+      <w:r>
+        <w:rPr>
+          <w:b/>
+          <w:bCs/>
+          <w:lang w:val="es-MX"/>
         </w:rPr>
         <w:t>Execute</w:t>
       </w:r>
-      <w:r>
+      <w:proofErr w:type="spellEnd"/>
+      <w:r>
+        <w:rPr>
+          <w:lang w:val="es-MX"/>
+        </w:rPr>
         <w:t xml:space="preserve">, </w:t>
       </w:r>
       <w:r>
         <w:rPr>
           <w:b/>
           <w:bCs/>
+          <w:lang w:val="es-MX"/>
         </w:rPr>
         <w:t>Clear</w:t>
       </w:r>
       <w:r>
-        <w:t xml:space="preserve">, y </w:t>
-      </w:r>
-      <w:proofErr w:type="spellStart"/>
-      <w:r>
-        <w:t>el</w:t>
-      </w:r>
-      <w:proofErr w:type="spellEnd"/>
-      <w:r>
-        <w:t xml:space="preserve"> </w:t>
-      </w:r>
-      <w:proofErr w:type="spellStart"/>
-      <w:r>
-        <w:t>botón</w:t>
-      </w:r>
-      <w:proofErr w:type="spellEnd"/>
-      <w:r>
-        <w:t xml:space="preserve"> </w:t>
-      </w:r>
-      <w:r>
-        <w:rPr>
-          <w:b/>
-          <w:bCs/>
+        <w:rPr>
+          <w:lang w:val="es-MX"/>
+        </w:rPr>
+        <w:t xml:space="preserve">, y el botón </w:t>
+      </w:r>
+      <w:proofErr w:type="spellStart"/>
+      <w:r>
+        <w:rPr>
+          <w:b/>
+          <w:bCs/>
+          <w:lang w:val="es-MX"/>
         </w:rPr>
         <w:t>Authorize</w:t>
       </w:r>
-      <w:r>
-        <w:t xml:space="preserve"> (</w:t>
-      </w:r>
-      <w:proofErr w:type="spellStart"/>
-      <w:r>
-        <w:t>candado</w:t>
-      </w:r>
-      <w:proofErr w:type="spellEnd"/>
-      <w:r>
-        <w:t>/</w:t>
-      </w:r>
-      <w:proofErr w:type="spellStart"/>
-      <w:r>
-        <w:t>llave</w:t>
-      </w:r>
-      <w:proofErr w:type="spellEnd"/>
-      <w:r>
-        <w:t xml:space="preserve">) </w:t>
-      </w:r>
-      <w:proofErr w:type="spellStart"/>
-      <w:r>
-        <w:t>en</w:t>
-      </w:r>
-      <w:proofErr w:type="spellEnd"/>
-      <w:r>
-        <w:t xml:space="preserve"> la </w:t>
-      </w:r>
-      <w:proofErr w:type="spellStart"/>
-      <w:r>
-        <w:t>parte</w:t>
-      </w:r>
-      <w:proofErr w:type="spellEnd"/>
-      <w:r>
-        <w:t xml:space="preserve"> superior.</w:t>
+      <w:proofErr w:type="spellEnd"/>
+      <w:r>
+        <w:rPr>
+          <w:lang w:val="es-MX"/>
+        </w:rPr>
+        <w:t xml:space="preserve"> (candado/llave) en la parte superior.</w:t>
       </w:r>
     </w:p>
     <w:p>
@@ -1193,23 +1036,50 @@
     <w:p>
       <w:pPr>
         <w:pStyle w:val="FirstParagraph"/>
-      </w:pPr>
-      <w:r>
-        <w:rPr>
-          <w:b/>
-          <w:bCs/>
-        </w:rPr>
-        <w:t>Endpoint:</w:t>
-      </w:r>
-      <w:r>
+        <w:rPr>
+          <w:lang w:val="es-MX"/>
+        </w:rPr>
+      </w:pPr>
+      <w:proofErr w:type="spellStart"/>
+      <w:r>
+        <w:rPr>
+          <w:b/>
+          <w:bCs/>
+          <w:lang w:val="es-MX"/>
+        </w:rPr>
+        <w:t>Endpoint</w:t>
+      </w:r>
+      <w:proofErr w:type="spellEnd"/>
+      <w:r>
+        <w:rPr>
+          <w:b/>
+          <w:bCs/>
+          <w:lang w:val="es-MX"/>
+        </w:rPr>
+        <w:t>:</w:t>
+      </w:r>
+      <w:r>
+        <w:rPr>
+          <w:lang w:val="es-MX"/>
+        </w:rPr>
         <w:t xml:space="preserve"> </w:t>
       </w:r>
       <w:r>
         <w:rPr>
           <w:rStyle w:val="VerbatimChar"/>
-        </w:rPr>
-        <w:t>POST /F0_Acceso/Login</w:t>
-      </w:r>
+          <w:lang w:val="es-MX"/>
+        </w:rPr>
+        <w:t>POST /F0_Acceso/</w:t>
+      </w:r>
+      <w:proofErr w:type="spellStart"/>
+      <w:r>
+        <w:rPr>
+          <w:rStyle w:val="VerbatimChar"/>
+          <w:lang w:val="es-MX"/>
+        </w:rPr>
+        <w:t>Login</w:t>
+      </w:r>
+      <w:proofErr w:type="spellEnd"/>
     </w:p>
     <w:p>
       <w:pPr>
@@ -1218,51 +1088,56 @@
           <w:numId w:val="6"/>
         </w:numPr>
         <w:spacing w:after="200"/>
-      </w:pPr>
-      <w:r>
-        <w:t xml:space="preserve">Abre el </w:t>
-      </w:r>
-      <w:proofErr w:type="spellStart"/>
-      <w:r>
-        <w:t>endpoint</w:t>
-      </w:r>
-      <w:proofErr w:type="spellEnd"/>
-      <w:r>
-        <w:t xml:space="preserve"> y pulsa </w:t>
-      </w:r>
-      <w:r>
-        <w:rPr>
-          <w:b/>
-          <w:bCs/>
-        </w:rPr>
-        <w:t xml:space="preserve">Try </w:t>
-      </w:r>
-      <w:proofErr w:type="spellStart"/>
-      <w:r>
-        <w:rPr>
-          <w:b/>
-          <w:bCs/>
-        </w:rPr>
-        <w:t>it</w:t>
-      </w:r>
-      <w:proofErr w:type="spellEnd"/>
-      <w:r>
-        <w:rPr>
-          <w:b/>
-          <w:bCs/>
+        <w:rPr>
+          <w:lang w:val="en-US"/>
+        </w:rPr>
+      </w:pPr>
+      <w:r>
+        <w:rPr>
+          <w:lang w:val="en-US"/>
+        </w:rPr>
+        <w:t xml:space="preserve">Abre </w:t>
+      </w:r>
+      <w:proofErr w:type="spellStart"/>
+      <w:r>
+        <w:rPr>
+          <w:lang w:val="en-US"/>
+        </w:rPr>
+        <w:t>el</w:t>
+      </w:r>
+      <w:proofErr w:type="spellEnd"/>
+      <w:r>
+        <w:rPr>
+          <w:lang w:val="en-US"/>
+        </w:rPr>
+        <w:t xml:space="preserve"> endpoint y </w:t>
+      </w:r>
+      <w:proofErr w:type="spellStart"/>
+      <w:r>
+        <w:rPr>
+          <w:lang w:val="en-US"/>
+        </w:rPr>
+        <w:t>pulsa</w:t>
+      </w:r>
+      <w:proofErr w:type="spellEnd"/>
+      <w:r>
+        <w:rPr>
+          <w:lang w:val="en-US"/>
         </w:rPr>
         <w:t xml:space="preserve"> </w:t>
       </w:r>
-      <w:proofErr w:type="spellStart"/>
-      <w:r>
-        <w:rPr>
-          <w:b/>
-          <w:bCs/>
-        </w:rPr>
-        <w:t>out</w:t>
-      </w:r>
-      <w:proofErr w:type="spellEnd"/>
-      <w:r>
+      <w:r>
+        <w:rPr>
+          <w:b/>
+          <w:bCs/>
+          <w:lang w:val="en-US"/>
+        </w:rPr>
+        <w:t>Try it out</w:t>
+      </w:r>
+      <w:r>
+        <w:rPr>
+          <w:lang w:val="en-US"/>
+        </w:rPr>
         <w:t>.</w:t>
       </w:r>
     </w:p>
@@ -1626,7 +1501,15 @@
       </w:r>
       <w:proofErr w:type="spellEnd"/>
       <w:r>
-        <w:t xml:space="preserve"> (parte superior), selecciona el esquema (por ejemplo </w:t>
+        <w:t xml:space="preserve"> (parte superior), selecciona el esquema (por </w:t>
+      </w:r>
+      <w:proofErr w:type="gramStart"/>
+      <w:r>
+        <w:t>ejemplo</w:t>
+      </w:r>
+      <w:proofErr w:type="gramEnd"/>
+      <w:r>
+        <w:t xml:space="preserve"> </w:t>
       </w:r>
       <w:proofErr w:type="spellStart"/>
       <w:r>
@@ -1673,108 +1556,97 @@
     <w:p>
       <w:pPr>
         <w:pStyle w:val="FirstParagraph"/>
-      </w:pPr>
-      <w:proofErr w:type="spellStart"/>
-      <w:r>
-        <w:rPr>
-          <w:b/>
-          <w:bCs/>
-        </w:rPr>
-        <w:t>Errores</w:t>
-      </w:r>
-      <w:proofErr w:type="spellEnd"/>
-      <w:r>
-        <w:rPr>
-          <w:b/>
-          <w:bCs/>
+        <w:rPr>
+          <w:lang w:val="es-MX"/>
+        </w:rPr>
+      </w:pPr>
+      <w:r>
+        <w:rPr>
+          <w:b/>
+          <w:bCs/>
+          <w:lang w:val="es-MX"/>
+        </w:rPr>
+        <w:t>Errores comunes</w:t>
+      </w:r>
+      <w:r>
+        <w:rPr>
+          <w:lang w:val="es-MX"/>
+        </w:rPr>
+        <w:t xml:space="preserve"> - </w:t>
+      </w:r>
+      <w:r>
+        <w:rPr>
+          <w:rStyle w:val="VerbatimChar"/>
+          <w:lang w:val="es-MX"/>
+        </w:rPr>
+        <w:t xml:space="preserve">401 </w:t>
+      </w:r>
+      <w:proofErr w:type="spellStart"/>
+      <w:r>
+        <w:rPr>
+          <w:rStyle w:val="VerbatimChar"/>
+          <w:lang w:val="es-MX"/>
+        </w:rPr>
+        <w:t>Unauthorized</w:t>
+      </w:r>
+      <w:proofErr w:type="spellEnd"/>
+      <w:r>
+        <w:rPr>
+          <w:lang w:val="es-MX"/>
+        </w:rPr>
+        <w:t xml:space="preserve">: credenciales inválidas o token vencido (repite el </w:t>
+      </w:r>
+      <w:proofErr w:type="spellStart"/>
+      <w:r>
+        <w:rPr>
+          <w:lang w:val="es-MX"/>
+        </w:rPr>
+        <w:t>login</w:t>
+      </w:r>
+      <w:proofErr w:type="spellEnd"/>
+      <w:r>
+        <w:rPr>
+          <w:lang w:val="es-MX"/>
+        </w:rPr>
+        <w:t xml:space="preserve">). - </w:t>
+      </w:r>
+      <w:r>
+        <w:rPr>
+          <w:rStyle w:val="VerbatimChar"/>
+          <w:lang w:val="es-MX"/>
+        </w:rPr>
+        <w:t xml:space="preserve">400 </w:t>
+      </w:r>
+      <w:proofErr w:type="spellStart"/>
+      <w:r>
+        <w:rPr>
+          <w:rStyle w:val="VerbatimChar"/>
+          <w:lang w:val="es-MX"/>
+        </w:rPr>
+        <w:t>Bad</w:t>
+      </w:r>
+      <w:proofErr w:type="spellEnd"/>
+      <w:r>
+        <w:rPr>
+          <w:rStyle w:val="VerbatimChar"/>
+          <w:lang w:val="es-MX"/>
         </w:rPr>
         <w:t xml:space="preserve"> </w:t>
       </w:r>
       <w:proofErr w:type="spellStart"/>
       <w:r>
         <w:rPr>
-          <w:b/>
-          <w:bCs/>
-        </w:rPr>
-        <w:t>comunes</w:t>
-      </w:r>
-      <w:proofErr w:type="spellEnd"/>
-      <w:r>
-        <w:t xml:space="preserve"> - </w:t>
-      </w:r>
-      <w:r>
-        <w:rPr>
           <w:rStyle w:val="VerbatimChar"/>
-        </w:rPr>
-        <w:t>401 Unauthorized</w:t>
-      </w:r>
-      <w:r>
-        <w:t xml:space="preserve">: </w:t>
-      </w:r>
-      <w:proofErr w:type="spellStart"/>
-      <w:r>
-        <w:t>credenciales</w:t>
-      </w:r>
-      <w:proofErr w:type="spellEnd"/>
-      <w:r>
-        <w:t xml:space="preserve"> </w:t>
-      </w:r>
-      <w:proofErr w:type="spellStart"/>
-      <w:r>
-        <w:t>inválidas</w:t>
-      </w:r>
-      <w:proofErr w:type="spellEnd"/>
-      <w:r>
-        <w:t xml:space="preserve"> o token </w:t>
-      </w:r>
-      <w:proofErr w:type="spellStart"/>
-      <w:r>
-        <w:t>vencido</w:t>
-      </w:r>
-      <w:proofErr w:type="spellEnd"/>
-      <w:r>
-        <w:t xml:space="preserve"> (</w:t>
-      </w:r>
-      <w:proofErr w:type="spellStart"/>
-      <w:r>
-        <w:t>repite</w:t>
-      </w:r>
-      <w:proofErr w:type="spellEnd"/>
-      <w:r>
-        <w:t xml:space="preserve"> </w:t>
-      </w:r>
-      <w:proofErr w:type="spellStart"/>
-      <w:r>
-        <w:t>el</w:t>
-      </w:r>
-      <w:proofErr w:type="spellEnd"/>
-      <w:r>
-        <w:t xml:space="preserve"> login). - </w:t>
-      </w:r>
-      <w:r>
-        <w:rPr>
-          <w:rStyle w:val="VerbatimChar"/>
-        </w:rPr>
-        <w:t>400 Bad Request</w:t>
-      </w:r>
-      <w:r>
-        <w:t xml:space="preserve">: </w:t>
-      </w:r>
-      <w:proofErr w:type="spellStart"/>
-      <w:r>
-        <w:t>cuerpo</w:t>
-      </w:r>
-      <w:proofErr w:type="spellEnd"/>
-      <w:r>
-        <w:t xml:space="preserve"> JSON mal </w:t>
-      </w:r>
-      <w:proofErr w:type="spellStart"/>
-      <w:r>
-        <w:t>formado</w:t>
-      </w:r>
-      <w:proofErr w:type="spellEnd"/>
-      <w:r>
-        <w:t>.</w:t>
+          <w:lang w:val="es-MX"/>
+        </w:rPr>
+        <w:t>Request</w:t>
+      </w:r>
+      <w:proofErr w:type="spellEnd"/>
+      <w:r>
+        <w:rPr>
+          <w:lang w:val="es-MX"/>
+        </w:rPr>
+        <w:t>: cuerpo JSON mal formado.</w:t>
       </w:r>
     </w:p>
     <w:p>
@@ -2597,7 +2469,7 @@
         <w:rPr>
           <w:color w:val="156082" w:themeColor="accent1"/>
         </w:rPr>
-        <w:t xml:space="preserve"> ,</w:t>
+        <w:t>,</w:t>
       </w:r>
     </w:p>
     <w:p>
@@ -4325,66 +4197,23 @@
     <w:p>
       <w:pPr>
         <w:pStyle w:val="Textoindependiente"/>
-        <w:rPr>
-          <w:lang w:val="en-US"/>
-        </w:rPr>
-      </w:pPr>
-    </w:p>
-    <w:p>
-      <w:pPr>
-        <w:pStyle w:val="Textoindependiente"/>
-        <w:rPr>
-          <w:b/>
-          <w:bCs/>
-          <w:lang w:val="en-US"/>
-        </w:rPr>
-      </w:pPr>
-      <w:proofErr w:type="spellStart"/>
-      <w:r>
-        <w:rPr>
-          <w:b/>
-          <w:bCs/>
-          <w:lang w:val="en-US"/>
-        </w:rPr>
-        <w:t>Otras</w:t>
-      </w:r>
-      <w:proofErr w:type="spellEnd"/>
-      <w:r>
-        <w:rPr>
-          <w:b/>
-          <w:bCs/>
-          <w:lang w:val="en-US"/>
-        </w:rPr>
-        <w:t xml:space="preserve"> </w:t>
-      </w:r>
-      <w:proofErr w:type="spellStart"/>
-      <w:r>
-        <w:rPr>
-          <w:b/>
-          <w:bCs/>
-          <w:lang w:val="en-US"/>
-        </w:rPr>
-        <w:t>Pruebas</w:t>
-      </w:r>
-      <w:proofErr w:type="spellEnd"/>
-      <w:r>
-        <w:rPr>
-          <w:b/>
-          <w:bCs/>
-          <w:lang w:val="en-US"/>
-        </w:rPr>
-        <w:t xml:space="preserve"> y </w:t>
-      </w:r>
-      <w:proofErr w:type="spellStart"/>
-      <w:r>
-        <w:rPr>
-          <w:b/>
-          <w:bCs/>
-          <w:lang w:val="en-US"/>
-        </w:rPr>
-        <w:t>documentos</w:t>
-      </w:r>
-      <w:proofErr w:type="spellEnd"/>
+      </w:pPr>
+    </w:p>
+    <w:p>
+      <w:pPr>
+        <w:pStyle w:val="Textoindependiente"/>
+        <w:rPr>
+          <w:b/>
+          <w:bCs/>
+        </w:rPr>
+      </w:pPr>
+      <w:r>
+        <w:rPr>
+          <w:b/>
+          <w:bCs/>
+        </w:rPr>
+        <w:t>Otras Pruebas y documentos</w:t>
+      </w:r>
     </w:p>
     <w:p>
       <w:pPr>
@@ -4439,14 +4268,6 @@
           <w:bCs/>
         </w:rPr>
       </w:pPr>
-      <w:r>
-        <w:rPr>
-          <w:rFonts w:ascii="Segoe UI Emoji" w:hAnsi="Segoe UI Emoji" w:cs="Segoe UI Emoji"/>
-          <w:b/>
-          <w:bCs/>
-        </w:rPr>
-        <w:t>🔹</w:t>
-      </w:r>
       <w:r>
         <w:rPr>
           <w:b/>
@@ -4735,14 +4556,6 @@
       </w:pPr>
       <w:r>
         <w:rPr>
-          <w:rFonts w:ascii="Segoe UI Emoji" w:hAnsi="Segoe UI Emoji" w:cs="Segoe UI Emoji"/>
-          <w:b/>
-          <w:bCs/>
-        </w:rPr>
-        <w:t>🔹</w:t>
-      </w:r>
-      <w:r>
-        <w:rPr>
           <w:b/>
           <w:bCs/>
         </w:rPr>
@@ -4881,25 +4694,54 @@
     <w:p>
       <w:pPr>
         <w:pStyle w:val="Textoindependiente"/>
-      </w:pPr>
-      <w:r>
-        <w:t xml:space="preserve">  "</w:t>
-      </w:r>
-      <w:proofErr w:type="spellStart"/>
-      <w:r>
+        <w:rPr>
+          <w:lang w:val="fr-FR"/>
+        </w:rPr>
+      </w:pPr>
+      <w:r>
+        <w:t xml:space="preserve">  </w:t>
+      </w:r>
+      <w:r>
+        <w:rPr>
+          <w:lang w:val="fr-FR"/>
+        </w:rPr>
+        <w:t>"</w:t>
+      </w:r>
+      <w:proofErr w:type="spellStart"/>
+      <w:r>
+        <w:rPr>
+          <w:lang w:val="fr-FR"/>
+        </w:rPr>
         <w:t>urlArchivo</w:t>
       </w:r>
       <w:proofErr w:type="spellEnd"/>
-      <w:r>
-        <w:t>": "https://www.cfe.mx",</w:t>
-      </w:r>
-    </w:p>
-    <w:p>
-      <w:pPr>
-        <w:pStyle w:val="Textoindependiente"/>
-      </w:pPr>
-      <w:r>
-        <w:t xml:space="preserve">  "mD5": "aec9e70f22caf811a92cac041d94223f",</w:t>
+      <w:proofErr w:type="gramStart"/>
+      <w:r>
+        <w:rPr>
+          <w:lang w:val="fr-FR"/>
+        </w:rPr>
+        <w:t>":</w:t>
+      </w:r>
+      <w:proofErr w:type="gramEnd"/>
+      <w:r>
+        <w:rPr>
+          <w:lang w:val="fr-FR"/>
+        </w:rPr>
+        <w:t xml:space="preserve"> "https://www.cfe.mx",</w:t>
+      </w:r>
+    </w:p>
+    <w:p>
+      <w:pPr>
+        <w:pStyle w:val="Textoindependiente"/>
+      </w:pPr>
+      <w:r>
+        <w:rPr>
+          <w:lang w:val="fr-FR"/>
+        </w:rPr>
+        <w:t xml:space="preserve">  </w:t>
+      </w:r>
+      <w:r>
+        <w:t>"mD5": "aec9e70f22caf811a92cac041d94223f",</w:t>
       </w:r>
     </w:p>
     <w:p>
@@ -4972,7 +4814,7 @@
       </w:pPr>
       <w:r>
         <w:pict w14:anchorId="3CE677D3">
-          <v:rect id="_x0000_i1069" style="width:0;height:1.5pt" o:hralign="center" o:hrstd="t" o:hr="t" fillcolor="#a0a0a0" stroked="f"/>
+          <v:rect id="_x0000_i1033" style="width:0;height:1.5pt" o:hralign="center" o:hrstd="t" o:hr="t" fillcolor="#a0a0a0" stroked="f"/>
         </w:pict>
       </w:r>
     </w:p>
@@ -4986,14 +4828,6 @@
       </w:pPr>
       <w:r>
         <w:rPr>
-          <w:rFonts w:ascii="Segoe UI Emoji" w:hAnsi="Segoe UI Emoji" w:cs="Segoe UI Emoji"/>
-          <w:b/>
-          <w:bCs/>
-        </w:rPr>
-        <w:t>🔹</w:t>
-      </w:r>
-      <w:r>
-        <w:rPr>
           <w:b/>
           <w:bCs/>
         </w:rPr>
@@ -5004,21 +4838,7 @@
           <w:b/>
           <w:bCs/>
         </w:rPr>
-        <w:t>P</w:t>
-      </w:r>
-      <w:r>
-        <w:rPr>
-          <w:b/>
-          <w:bCs/>
-        </w:rPr>
-        <w:t>U</w:t>
-      </w:r>
-      <w:r>
-        <w:rPr>
-          <w:b/>
-          <w:bCs/>
-        </w:rPr>
-        <w:t xml:space="preserve">T - </w:t>
+        <w:t xml:space="preserve">PUT - </w:t>
       </w:r>
       <w:r>
         <w:rPr>
@@ -5053,54 +4873,61 @@
         <w:rPr>
           <w:b/>
           <w:bCs/>
-        </w:rPr>
-      </w:pPr>
-      <w:proofErr w:type="spellStart"/>
-      <w:r>
-        <w:rPr>
-          <w:b/>
-          <w:bCs/>
-        </w:rPr>
-        <w:t>Request</w:t>
-      </w:r>
-      <w:proofErr w:type="spellEnd"/>
-      <w:r>
-        <w:rPr>
-          <w:b/>
-          <w:bCs/>
-        </w:rPr>
-        <w:t xml:space="preserve"> </w:t>
-      </w:r>
-      <w:proofErr w:type="spellStart"/>
-      <w:r>
-        <w:rPr>
-          <w:b/>
-          <w:bCs/>
-        </w:rPr>
-        <w:t>Body</w:t>
-      </w:r>
-      <w:proofErr w:type="spellEnd"/>
-      <w:r>
-        <w:rPr>
-          <w:b/>
-          <w:bCs/>
-        </w:rPr>
-        <w:t xml:space="preserve"> (ejemplo)</w:t>
-      </w:r>
-    </w:p>
-    <w:p>
-      <w:pPr>
-        <w:pStyle w:val="Textoindependiente"/>
-      </w:pPr>
-      <w:r>
+          <w:lang w:val="en-US"/>
+        </w:rPr>
+      </w:pPr>
+      <w:r>
+        <w:rPr>
+          <w:b/>
+          <w:bCs/>
+          <w:lang w:val="en-US"/>
+        </w:rPr>
+        <w:t>Request Body (</w:t>
+      </w:r>
+      <w:proofErr w:type="spellStart"/>
+      <w:r>
+        <w:rPr>
+          <w:b/>
+          <w:bCs/>
+          <w:lang w:val="en-US"/>
+        </w:rPr>
+        <w:t>ejemplo</w:t>
+      </w:r>
+      <w:proofErr w:type="spellEnd"/>
+      <w:r>
+        <w:rPr>
+          <w:b/>
+          <w:bCs/>
+          <w:lang w:val="en-US"/>
+        </w:rPr>
+        <w:t>)</w:t>
+      </w:r>
+    </w:p>
+    <w:p>
+      <w:pPr>
+        <w:pStyle w:val="Textoindependiente"/>
+        <w:rPr>
+          <w:lang w:val="en-US"/>
+        </w:rPr>
+      </w:pPr>
+      <w:r>
+        <w:rPr>
+          <w:lang w:val="en-US"/>
+        </w:rPr>
         <w:t>{</w:t>
       </w:r>
     </w:p>
     <w:p>
       <w:pPr>
         <w:pStyle w:val="Textoindependiente"/>
-      </w:pPr>
-      <w:r>
+        <w:rPr>
+          <w:lang w:val="en-US"/>
+        </w:rPr>
+      </w:pPr>
+      <w:r>
+        <w:rPr>
+          <w:lang w:val="en-US"/>
+        </w:rPr>
         <w:t xml:space="preserve">  "id": "68b0eab5c86b8df36bdb5583",</w:t>
       </w:r>
     </w:p>
@@ -5109,34 +4936,40 @@
         <w:pStyle w:val="Textoindependiente"/>
       </w:pPr>
       <w:r>
+        <w:rPr>
+          <w:lang w:val="en-US"/>
+        </w:rPr>
+        <w:t xml:space="preserve">  </w:t>
+      </w:r>
+      <w:r>
+        <w:t>"</w:t>
+      </w:r>
+      <w:proofErr w:type="spellStart"/>
+      <w:r>
+        <w:t>tipoDocumento</w:t>
+      </w:r>
+      <w:proofErr w:type="spellEnd"/>
+      <w:r>
+        <w:t>": "</w:t>
+      </w:r>
+      <w:proofErr w:type="spellStart"/>
+      <w:r>
+        <w:t>PruebasRutina</w:t>
+      </w:r>
+      <w:proofErr w:type="spellEnd"/>
+      <w:r>
+        <w:t>",</w:t>
+      </w:r>
+    </w:p>
+    <w:p>
+      <w:pPr>
+        <w:pStyle w:val="Textoindependiente"/>
+      </w:pPr>
+      <w:r>
         <w:t xml:space="preserve">  "</w:t>
       </w:r>
       <w:proofErr w:type="spellStart"/>
       <w:r>
-        <w:t>tipoDocumento</w:t>
-      </w:r>
-      <w:proofErr w:type="spellEnd"/>
-      <w:r>
-        <w:t>": "</w:t>
-      </w:r>
-      <w:proofErr w:type="spellStart"/>
-      <w:r>
-        <w:t>PruebasRutina</w:t>
-      </w:r>
-      <w:proofErr w:type="spellEnd"/>
-      <w:r>
-        <w:t>",</w:t>
-      </w:r>
-    </w:p>
-    <w:p>
-      <w:pPr>
-        <w:pStyle w:val="Textoindependiente"/>
-      </w:pPr>
-      <w:r>
-        <w:t xml:space="preserve">  "</w:t>
-      </w:r>
-      <w:proofErr w:type="spellStart"/>
-      <w:r>
         <w:t>descripcionDocumento</w:t>
       </w:r>
       <w:proofErr w:type="spellEnd"/>
@@ -5147,25 +4980,54 @@
     <w:p>
       <w:pPr>
         <w:pStyle w:val="Textoindependiente"/>
-      </w:pPr>
-      <w:r>
-        <w:t xml:space="preserve">  "</w:t>
-      </w:r>
-      <w:proofErr w:type="spellStart"/>
-      <w:r>
+        <w:rPr>
+          <w:lang w:val="fr-FR"/>
+        </w:rPr>
+      </w:pPr>
+      <w:r>
+        <w:t xml:space="preserve">  </w:t>
+      </w:r>
+      <w:r>
+        <w:rPr>
+          <w:lang w:val="fr-FR"/>
+        </w:rPr>
+        <w:t>"</w:t>
+      </w:r>
+      <w:proofErr w:type="spellStart"/>
+      <w:r>
+        <w:rPr>
+          <w:lang w:val="fr-FR"/>
+        </w:rPr>
         <w:t>urlArchivo</w:t>
       </w:r>
       <w:proofErr w:type="spellEnd"/>
-      <w:r>
-        <w:t>": "https://www.cfe.mx/nueva-version",</w:t>
-      </w:r>
-    </w:p>
-    <w:p>
-      <w:pPr>
-        <w:pStyle w:val="Textoindependiente"/>
-      </w:pPr>
-      <w:r>
-        <w:t xml:space="preserve">  "mD5": "bbf1234567890caf811a92cac041d942",</w:t>
+      <w:proofErr w:type="gramStart"/>
+      <w:r>
+        <w:rPr>
+          <w:lang w:val="fr-FR"/>
+        </w:rPr>
+        <w:t>":</w:t>
+      </w:r>
+      <w:proofErr w:type="gramEnd"/>
+      <w:r>
+        <w:rPr>
+          <w:lang w:val="fr-FR"/>
+        </w:rPr>
+        <w:t xml:space="preserve"> "https://www.cfe.mx/nueva-version",</w:t>
+      </w:r>
+    </w:p>
+    <w:p>
+      <w:pPr>
+        <w:pStyle w:val="Textoindependiente"/>
+      </w:pPr>
+      <w:r>
+        <w:rPr>
+          <w:lang w:val="fr-FR"/>
+        </w:rPr>
+        <w:t xml:space="preserve">  </w:t>
+      </w:r>
+      <w:r>
+        <w:t>"mD5": "bbf1234567890caf811a92cac041d942",</w:t>
       </w:r>
     </w:p>
     <w:p>
@@ -5239,7 +5101,7 @@
       </w:pPr>
       <w:r>
         <w:pict w14:anchorId="0E263CC3">
-          <v:rect id="_x0000_i1033" style="width:0;height:1.5pt" o:hralign="center" o:hrstd="t" o:hr="t" fillcolor="#a0a0a0" stroked="f"/>
+          <v:rect id="_x0000_i1034" style="width:0;height:1.5pt" o:hralign="center" o:hrstd="t" o:hr="t" fillcolor="#a0a0a0" stroked="f"/>
         </w:pict>
       </w:r>
     </w:p>
@@ -5475,7 +5337,7 @@
     <w:p>
       <w:r>
         <w:pict w14:anchorId="08AF70AB">
-          <v:rect id="_x0000_i1034" style="width:0;height:1.5pt" o:hralign="center" o:hrstd="t" o:hr="t" fillcolor="#a0a0a0" stroked="f"/>
+          <v:rect id="_x0000_i1035" style="width:0;height:1.5pt" o:hralign="center" o:hrstd="t" o:hr="t" fillcolor="#a0a0a0" stroked="f"/>
         </w:pict>
       </w:r>
     </w:p>
@@ -6007,7 +5869,7 @@
     <w:p>
       <w:r>
         <w:pict w14:anchorId="4D820FCF">
-          <v:rect id="_x0000_i1035" style="width:0;height:1.5pt" o:hralign="center" o:hrstd="t" o:hr="t" fillcolor="#a0a0a0" stroked="f"/>
+          <v:rect id="_x0000_i1036" style="width:0;height:1.5pt" o:hralign="center" o:hrstd="t" o:hr="t" fillcolor="#a0a0a0" stroked="f"/>
         </w:pict>
       </w:r>
     </w:p>
@@ -6432,7 +6294,7 @@
     <w:p>
       <w:r>
         <w:pict w14:anchorId="11A5612D">
-          <v:rect id="_x0000_i1036" style="width:0;height:1.5pt" o:hralign="center" o:hrstd="t" o:hr="t" fillcolor="#a0a0a0" stroked="f"/>
+          <v:rect id="_x0000_i1037" style="width:0;height:1.5pt" o:hralign="center" o:hrstd="t" o:hr="t" fillcolor="#a0a0a0" stroked="f"/>
         </w:pict>
       </w:r>
     </w:p>
@@ -7027,6 +6889,411 @@
     </w:p>
     <w:p>
       <w:pPr>
+        <w:ind w:left="1068" w:firstLine="348"/>
+      </w:pPr>
+      <w:r>
+        <w:t xml:space="preserve">Ejemplo de dos partidas en un detalle: </w:t>
+      </w:r>
+    </w:p>
+    <w:p>
+      <w:pPr>
+        <w:ind w:left="1068" w:firstLine="348"/>
+        <w:rPr>
+          <w:color w:val="0070C0"/>
+        </w:rPr>
+      </w:pPr>
+      <w:r>
+        <w:rPr>
+          <w:color w:val="0070C0"/>
+        </w:rPr>
+        <w:t>"</w:t>
+      </w:r>
+      <w:proofErr w:type="spellStart"/>
+      <w:r>
+        <w:rPr>
+          <w:color w:val="0070C0"/>
+        </w:rPr>
+        <w:t>detalleContrato</w:t>
+      </w:r>
+      <w:proofErr w:type="spellEnd"/>
+      <w:r>
+        <w:rPr>
+          <w:color w:val="0070C0"/>
+        </w:rPr>
+        <w:t xml:space="preserve">": </w:t>
+      </w:r>
+      <w:r>
+        <w:rPr>
+          <w:color w:val="00B050"/>
+        </w:rPr>
+        <w:t>[</w:t>
+      </w:r>
+    </w:p>
+    <w:p>
+      <w:pPr>
+        <w:ind w:left="1068" w:firstLine="348"/>
+        <w:rPr>
+          <w:color w:val="0070C0"/>
+        </w:rPr>
+      </w:pPr>
+      <w:r>
+        <w:rPr>
+          <w:color w:val="0070C0"/>
+        </w:rPr>
+        <w:t xml:space="preserve">   </w:t>
+      </w:r>
+      <w:r>
+        <w:rPr>
+          <w:color w:val="C00000"/>
+        </w:rPr>
+        <w:t xml:space="preserve"> {</w:t>
+      </w:r>
+    </w:p>
+    <w:p>
+      <w:pPr>
+        <w:ind w:left="1068" w:firstLine="348"/>
+        <w:rPr>
+          <w:color w:val="0070C0"/>
+        </w:rPr>
+      </w:pPr>
+      <w:r>
+        <w:rPr>
+          <w:color w:val="0070C0"/>
+        </w:rPr>
+        <w:t xml:space="preserve">      "</w:t>
+      </w:r>
+      <w:proofErr w:type="spellStart"/>
+      <w:r>
+        <w:rPr>
+          <w:color w:val="0070C0"/>
+        </w:rPr>
+        <w:t>partidaContrato</w:t>
+      </w:r>
+      <w:proofErr w:type="spellEnd"/>
+      <w:r>
+        <w:rPr>
+          <w:color w:val="0070C0"/>
+        </w:rPr>
+        <w:t>": "55",</w:t>
+      </w:r>
+    </w:p>
+    <w:p>
+      <w:pPr>
+        <w:ind w:left="1068" w:firstLine="348"/>
+        <w:rPr>
+          <w:color w:val="0070C0"/>
+        </w:rPr>
+      </w:pPr>
+      <w:r>
+        <w:rPr>
+          <w:color w:val="0070C0"/>
+        </w:rPr>
+        <w:t xml:space="preserve">      "</w:t>
+      </w:r>
+      <w:proofErr w:type="spellStart"/>
+      <w:r>
+        <w:rPr>
+          <w:color w:val="0070C0"/>
+        </w:rPr>
+        <w:t>descripcionAviso</w:t>
+      </w:r>
+      <w:proofErr w:type="spellEnd"/>
+      <w:r>
+        <w:rPr>
+          <w:color w:val="0070C0"/>
+        </w:rPr>
+        <w:t>": "CABLE CONTROL CU PVC + PVC 8X10...",</w:t>
+      </w:r>
+    </w:p>
+    <w:p>
+      <w:pPr>
+        <w:ind w:left="1068" w:firstLine="348"/>
+        <w:rPr>
+          <w:color w:val="0070C0"/>
+        </w:rPr>
+      </w:pPr>
+      <w:r>
+        <w:rPr>
+          <w:color w:val="0070C0"/>
+        </w:rPr>
+        <w:t xml:space="preserve">      "</w:t>
+      </w:r>
+      <w:proofErr w:type="spellStart"/>
+      <w:r>
+        <w:rPr>
+          <w:color w:val="0070C0"/>
+        </w:rPr>
+        <w:t>areaDestinoCFE</w:t>
+      </w:r>
+      <w:proofErr w:type="spellEnd"/>
+      <w:r>
+        <w:rPr>
+          <w:color w:val="0070C0"/>
+        </w:rPr>
+        <w:t>": "JALISCO D144 TLAQUEPAQUE",</w:t>
+      </w:r>
+    </w:p>
+    <w:p>
+      <w:pPr>
+        <w:ind w:left="1068" w:firstLine="348"/>
+        <w:rPr>
+          <w:color w:val="0070C0"/>
+        </w:rPr>
+      </w:pPr>
+      <w:r>
+        <w:rPr>
+          <w:color w:val="0070C0"/>
+        </w:rPr>
+        <w:t xml:space="preserve">      "cantidad": 500,</w:t>
+      </w:r>
+    </w:p>
+    <w:p>
+      <w:pPr>
+        <w:ind w:left="1068" w:firstLine="348"/>
+        <w:rPr>
+          <w:color w:val="0070C0"/>
+        </w:rPr>
+      </w:pPr>
+      <w:r>
+        <w:rPr>
+          <w:color w:val="0070C0"/>
+        </w:rPr>
+        <w:t xml:space="preserve">      "unidad": "Metros",</w:t>
+      </w:r>
+    </w:p>
+    <w:p>
+      <w:pPr>
+        <w:ind w:left="1068" w:firstLine="348"/>
+        <w:rPr>
+          <w:color w:val="0070C0"/>
+        </w:rPr>
+      </w:pPr>
+      <w:r>
+        <w:rPr>
+          <w:color w:val="0070C0"/>
+        </w:rPr>
+        <w:t xml:space="preserve">      "</w:t>
+      </w:r>
+      <w:proofErr w:type="spellStart"/>
+      <w:r>
+        <w:rPr>
+          <w:color w:val="0070C0"/>
+        </w:rPr>
+        <w:t>importeTotal</w:t>
+      </w:r>
+      <w:proofErr w:type="spellEnd"/>
+      <w:r>
+        <w:rPr>
+          <w:color w:val="0070C0"/>
+        </w:rPr>
+        <w:t>": 93055</w:t>
+      </w:r>
+    </w:p>
+    <w:p>
+      <w:pPr>
+        <w:ind w:left="1068" w:firstLine="348"/>
+        <w:rPr>
+          <w:color w:val="0070C0"/>
+        </w:rPr>
+      </w:pPr>
+      <w:r>
+        <w:rPr>
+          <w:color w:val="0070C0"/>
+        </w:rPr>
+        <w:t xml:space="preserve">   </w:t>
+      </w:r>
+      <w:r>
+        <w:rPr>
+          <w:color w:val="C00000"/>
+        </w:rPr>
+        <w:t xml:space="preserve"> },</w:t>
+      </w:r>
+    </w:p>
+    <w:p>
+      <w:pPr>
+        <w:ind w:left="1068" w:firstLine="348"/>
+        <w:rPr>
+          <w:color w:val="C00000"/>
+        </w:rPr>
+      </w:pPr>
+      <w:r>
+        <w:rPr>
+          <w:color w:val="C00000"/>
+        </w:rPr>
+        <w:t xml:space="preserve">    {</w:t>
+      </w:r>
+    </w:p>
+    <w:p>
+      <w:pPr>
+        <w:ind w:left="1068" w:firstLine="348"/>
+        <w:rPr>
+          <w:color w:val="0070C0"/>
+        </w:rPr>
+      </w:pPr>
+      <w:r>
+        <w:rPr>
+          <w:color w:val="0070C0"/>
+        </w:rPr>
+        <w:t xml:space="preserve">      "</w:t>
+      </w:r>
+      <w:proofErr w:type="spellStart"/>
+      <w:r>
+        <w:rPr>
+          <w:color w:val="0070C0"/>
+        </w:rPr>
+        <w:t>partidaContrato</w:t>
+      </w:r>
+      <w:proofErr w:type="spellEnd"/>
+      <w:r>
+        <w:rPr>
+          <w:color w:val="0070C0"/>
+        </w:rPr>
+        <w:t>": "76",</w:t>
+      </w:r>
+    </w:p>
+    <w:p>
+      <w:pPr>
+        <w:ind w:left="1068" w:firstLine="348"/>
+        <w:rPr>
+          <w:color w:val="0070C0"/>
+        </w:rPr>
+      </w:pPr>
+      <w:r>
+        <w:rPr>
+          <w:color w:val="0070C0"/>
+        </w:rPr>
+        <w:t xml:space="preserve">      "</w:t>
+      </w:r>
+      <w:proofErr w:type="spellStart"/>
+      <w:r>
+        <w:rPr>
+          <w:color w:val="0070C0"/>
+        </w:rPr>
+        <w:t>descripcionAviso</w:t>
+      </w:r>
+      <w:proofErr w:type="spellEnd"/>
+      <w:r>
+        <w:rPr>
+          <w:color w:val="0070C0"/>
+        </w:rPr>
+        <w:t>": "CABLE CONTROL 6X12 CABLE CONTROL 6X12 NMX-J-300-ANCE 2013/0132.",</w:t>
+      </w:r>
+    </w:p>
+    <w:p>
+      <w:pPr>
+        <w:ind w:left="1068" w:firstLine="348"/>
+        <w:rPr>
+          <w:color w:val="0070C0"/>
+        </w:rPr>
+      </w:pPr>
+      <w:r>
+        <w:rPr>
+          <w:color w:val="0070C0"/>
+        </w:rPr>
+        <w:t xml:space="preserve">      "</w:t>
+      </w:r>
+      <w:proofErr w:type="spellStart"/>
+      <w:r>
+        <w:rPr>
+          <w:color w:val="0070C0"/>
+        </w:rPr>
+        <w:t>areaDestinoCFE</w:t>
+      </w:r>
+      <w:proofErr w:type="spellEnd"/>
+      <w:r>
+        <w:rPr>
+          <w:color w:val="0070C0"/>
+        </w:rPr>
+        <w:t>": "ALMACÉN DIVISIONAL NOROESTE CARR HERMOSILLO-EL NOVILLO",</w:t>
+      </w:r>
+    </w:p>
+    <w:p>
+      <w:pPr>
+        <w:ind w:left="1068" w:firstLine="348"/>
+        <w:rPr>
+          <w:color w:val="0070C0"/>
+        </w:rPr>
+      </w:pPr>
+      <w:r>
+        <w:rPr>
+          <w:color w:val="0070C0"/>
+        </w:rPr>
+        <w:t xml:space="preserve">      "cantidad": 800,</w:t>
+      </w:r>
+    </w:p>
+    <w:p>
+      <w:pPr>
+        <w:ind w:left="1068" w:firstLine="348"/>
+        <w:rPr>
+          <w:color w:val="0070C0"/>
+        </w:rPr>
+      </w:pPr>
+      <w:r>
+        <w:rPr>
+          <w:color w:val="0070C0"/>
+        </w:rPr>
+        <w:t xml:space="preserve">      "unidad": "Metros",</w:t>
+      </w:r>
+    </w:p>
+    <w:p>
+      <w:pPr>
+        <w:ind w:left="1068" w:firstLine="348"/>
+        <w:rPr>
+          <w:color w:val="0070C0"/>
+        </w:rPr>
+      </w:pPr>
+      <w:r>
+        <w:rPr>
+          <w:color w:val="0070C0"/>
+        </w:rPr>
+        <w:t xml:space="preserve">      "</w:t>
+      </w:r>
+      <w:proofErr w:type="spellStart"/>
+      <w:r>
+        <w:rPr>
+          <w:color w:val="0070C0"/>
+        </w:rPr>
+        <w:t>importeTotal</w:t>
+      </w:r>
+      <w:proofErr w:type="spellEnd"/>
+      <w:r>
+        <w:rPr>
+          <w:color w:val="0070C0"/>
+        </w:rPr>
+        <w:t>": 77504</w:t>
+      </w:r>
+    </w:p>
+    <w:p>
+      <w:pPr>
+        <w:ind w:left="1068" w:firstLine="348"/>
+        <w:rPr>
+          <w:color w:val="C00000"/>
+        </w:rPr>
+      </w:pPr>
+      <w:r>
+        <w:rPr>
+          <w:color w:val="C00000"/>
+        </w:rPr>
+        <w:t xml:space="preserve">    }</w:t>
+      </w:r>
+    </w:p>
+    <w:p>
+      <w:pPr>
+        <w:ind w:left="1068" w:firstLine="348"/>
+        <w:rPr>
+          <w:color w:val="00B050"/>
+        </w:rPr>
+      </w:pPr>
+      <w:r>
+        <w:rPr>
+          <w:color w:val="00B050"/>
+        </w:rPr>
+        <w:t xml:space="preserve">  ],</w:t>
+      </w:r>
+    </w:p>
+    <w:p/>
+    <w:p>
+      <w:pPr>
         <w:numPr>
           <w:ilvl w:val="0"/>
           <w:numId w:val="21"/>
@@ -7344,6 +7611,7 @@
         </w:numPr>
       </w:pPr>
       <w:r>
+        <w:lastRenderedPageBreak/>
         <w:t xml:space="preserve">Verifica con el método </w:t>
       </w:r>
       <w:r>
@@ -7574,44 +7842,79 @@
           <w:ilvl w:val="0"/>
           <w:numId w:val="37"/>
         </w:numPr>
-      </w:pPr>
-      <w:r>
-        <w:t xml:space="preserve">Pulsa el botón </w:t>
-      </w:r>
-      <w:r>
-        <w:rPr>
-          <w:b/>
-          <w:bCs/>
-        </w:rPr>
-        <w:t xml:space="preserve">Try </w:t>
-      </w:r>
-      <w:proofErr w:type="spellStart"/>
-      <w:r>
-        <w:rPr>
-          <w:b/>
-          <w:bCs/>
-        </w:rPr>
-        <w:t>it</w:t>
-      </w:r>
-      <w:proofErr w:type="spellEnd"/>
-      <w:r>
-        <w:rPr>
-          <w:b/>
-          <w:bCs/>
+        <w:rPr>
+          <w:lang w:val="en-US"/>
+        </w:rPr>
+      </w:pPr>
+      <w:proofErr w:type="spellStart"/>
+      <w:r>
+        <w:rPr>
+          <w:lang w:val="en-US"/>
+        </w:rPr>
+        <w:t>Pulsa</w:t>
+      </w:r>
+      <w:proofErr w:type="spellEnd"/>
+      <w:r>
+        <w:rPr>
+          <w:lang w:val="en-US"/>
         </w:rPr>
         <w:t xml:space="preserve"> </w:t>
       </w:r>
       <w:proofErr w:type="spellStart"/>
       <w:r>
         <w:rPr>
-          <w:b/>
-          <w:bCs/>
-        </w:rPr>
-        <w:t>out</w:t>
-      </w:r>
-      <w:proofErr w:type="spellEnd"/>
-      <w:r>
-        <w:t xml:space="preserve"> (Probar).</w:t>
+          <w:lang w:val="en-US"/>
+        </w:rPr>
+        <w:t>el</w:t>
+      </w:r>
+      <w:proofErr w:type="spellEnd"/>
+      <w:r>
+        <w:rPr>
+          <w:lang w:val="en-US"/>
+        </w:rPr>
+        <w:t xml:space="preserve"> </w:t>
+      </w:r>
+      <w:proofErr w:type="spellStart"/>
+      <w:r>
+        <w:rPr>
+          <w:lang w:val="en-US"/>
+        </w:rPr>
+        <w:t>botón</w:t>
+      </w:r>
+      <w:proofErr w:type="spellEnd"/>
+      <w:r>
+        <w:rPr>
+          <w:lang w:val="en-US"/>
+        </w:rPr>
+        <w:t xml:space="preserve"> </w:t>
+      </w:r>
+      <w:r>
+        <w:rPr>
+          <w:b/>
+          <w:bCs/>
+          <w:lang w:val="en-US"/>
+        </w:rPr>
+        <w:t>Try it out</w:t>
+      </w:r>
+      <w:r>
+        <w:rPr>
+          <w:lang w:val="en-US"/>
+        </w:rPr>
+        <w:t xml:space="preserve"> (</w:t>
+      </w:r>
+      <w:proofErr w:type="spellStart"/>
+      <w:r>
+        <w:rPr>
+          <w:lang w:val="en-US"/>
+        </w:rPr>
+        <w:t>Probar</w:t>
+      </w:r>
+      <w:proofErr w:type="spellEnd"/>
+      <w:r>
+        <w:rPr>
+          <w:lang w:val="en-US"/>
+        </w:rPr>
+        <w:t>).</w:t>
       </w:r>
     </w:p>
     <w:p>
@@ -7681,6 +7984,57 @@
         <w:rPr>
           <w:color w:val="156082" w:themeColor="accent1"/>
         </w:rPr>
+        <w:t xml:space="preserve">   </w:t>
+      </w:r>
+      <w:r>
+        <w:rPr>
+          <w:color w:val="156082" w:themeColor="accent1"/>
+        </w:rPr>
+        <w:t>"</w:t>
+      </w:r>
+      <w:r>
+        <w:rPr>
+          <w:color w:val="156082" w:themeColor="accent1"/>
+        </w:rPr>
+        <w:t>id</w:t>
+      </w:r>
+      <w:r>
+        <w:rPr>
+          <w:color w:val="156082" w:themeColor="accent1"/>
+        </w:rPr>
+        <w:t>"</w:t>
+      </w:r>
+      <w:r>
+        <w:rPr>
+          <w:color w:val="156082" w:themeColor="accent1"/>
+        </w:rPr>
+        <w:t xml:space="preserve">: </w:t>
+      </w:r>
+      <w:r>
+        <w:rPr>
+          <w:color w:val="156082" w:themeColor="accent1"/>
+        </w:rPr>
+        <w:t>""</w:t>
+      </w:r>
+      <w:r>
+        <w:rPr>
+          <w:color w:val="156082" w:themeColor="accent1"/>
+        </w:rPr>
+        <w:t>,</w:t>
+      </w:r>
+    </w:p>
+    <w:p>
+      <w:pPr>
+        <w:pStyle w:val="Textoindependiente"/>
+        <w:ind w:left="720"/>
+        <w:rPr>
+          <w:color w:val="156082" w:themeColor="accent1"/>
+        </w:rPr>
+      </w:pPr>
+      <w:r>
+        <w:rPr>
+          <w:color w:val="156082" w:themeColor="accent1"/>
+        </w:rPr>
         <w:t xml:space="preserve">  "</w:t>
       </w:r>
       <w:proofErr w:type="spellStart"/>
@@ -7695,21 +8049,19 @@
         <w:rPr>
           <w:color w:val="156082" w:themeColor="accent1"/>
         </w:rPr>
-        <w:t>": "</w:t>
-      </w:r>
-      <w:proofErr w:type="spellStart"/>
-      <w:r>
-        <w:rPr>
-          <w:color w:val="156082" w:themeColor="accent1"/>
-        </w:rPr>
-        <w:t>PruebasRutina</w:t>
-      </w:r>
-      <w:proofErr w:type="spellEnd"/>
-      <w:r>
-        <w:rPr>
-          <w:color w:val="156082" w:themeColor="accent1"/>
-        </w:rPr>
-        <w:t>",</w:t>
+        <w:t>": "Prueba</w:t>
+      </w:r>
+      <w:r>
+        <w:rPr>
+          <w:color w:val="156082" w:themeColor="accent1"/>
+        </w:rPr>
+        <w:t xml:space="preserve"> </w:t>
+      </w:r>
+      <w:r>
+        <w:rPr>
+          <w:color w:val="156082" w:themeColor="accent1"/>
+        </w:rPr>
+        <w:t>Rutina",</w:t>
       </w:r>
     </w:p>
     <w:p>
@@ -7747,27 +8099,46 @@
         <w:ind w:left="720"/>
         <w:rPr>
           <w:color w:val="156082" w:themeColor="accent1"/>
-        </w:rPr>
-      </w:pPr>
-      <w:r>
-        <w:rPr>
-          <w:color w:val="156082" w:themeColor="accent1"/>
-        </w:rPr>
-        <w:t xml:space="preserve">  "</w:t>
-      </w:r>
-      <w:proofErr w:type="spellStart"/>
-      <w:r>
-        <w:rPr>
-          <w:color w:val="156082" w:themeColor="accent1"/>
+          <w:lang w:val="fr-FR"/>
+        </w:rPr>
+      </w:pPr>
+      <w:r>
+        <w:rPr>
+          <w:color w:val="156082" w:themeColor="accent1"/>
+        </w:rPr>
+        <w:t xml:space="preserve">  </w:t>
+      </w:r>
+      <w:r>
+        <w:rPr>
+          <w:color w:val="156082" w:themeColor="accent1"/>
+          <w:lang w:val="fr-FR"/>
+        </w:rPr>
+        <w:t>"</w:t>
+      </w:r>
+      <w:proofErr w:type="spellStart"/>
+      <w:r>
+        <w:rPr>
+          <w:color w:val="156082" w:themeColor="accent1"/>
+          <w:lang w:val="fr-FR"/>
         </w:rPr>
         <w:t>urlArchivo</w:t>
       </w:r>
       <w:proofErr w:type="spellEnd"/>
-      <w:r>
-        <w:rPr>
-          <w:color w:val="156082" w:themeColor="accent1"/>
-        </w:rPr>
-        <w:t>": "https://www.cfe.mx",</w:t>
+      <w:proofErr w:type="gramStart"/>
+      <w:r>
+        <w:rPr>
+          <w:color w:val="156082" w:themeColor="accent1"/>
+          <w:lang w:val="fr-FR"/>
+        </w:rPr>
+        <w:t>":</w:t>
+      </w:r>
+      <w:proofErr w:type="gramEnd"/>
+      <w:r>
+        <w:rPr>
+          <w:color w:val="156082" w:themeColor="accent1"/>
+          <w:lang w:val="fr-FR"/>
+        </w:rPr>
+        <w:t xml:space="preserve"> "https://www.cfe.mx",</w:t>
       </w:r>
     </w:p>
     <w:p>
@@ -7781,8 +8152,15 @@
       <w:r>
         <w:rPr>
           <w:color w:val="156082" w:themeColor="accent1"/>
-        </w:rPr>
-        <w:t xml:space="preserve">  "mD5": "",</w:t>
+          <w:lang w:val="fr-FR"/>
+        </w:rPr>
+        <w:t xml:space="preserve">  </w:t>
+      </w:r>
+      <w:r>
+        <w:rPr>
+          <w:color w:val="156082" w:themeColor="accent1"/>
+        </w:rPr>
+        <w:t>"mD5": "",</w:t>
       </w:r>
     </w:p>
     <w:p>
@@ -7797,7 +8175,6 @@
         <w:rPr>
           <w:color w:val="156082" w:themeColor="accent1"/>
         </w:rPr>
-        <w:lastRenderedPageBreak/>
         <w:t xml:space="preserve">  "estatus": "ACTIVO",</w:t>
       </w:r>
     </w:p>
@@ -7814,6 +8191,71 @@
           <w:color w:val="156082" w:themeColor="accent1"/>
         </w:rPr>
         <w:t xml:space="preserve">  "vigencia": "2026-02-09T06:00:00Z"</w:t>
+      </w:r>
+      <w:r>
+        <w:rPr>
+          <w:color w:val="156082" w:themeColor="accent1"/>
+        </w:rPr>
+        <w:t>,</w:t>
+      </w:r>
+    </w:p>
+    <w:p>
+      <w:pPr>
+        <w:pStyle w:val="Textoindependiente"/>
+        <w:ind w:left="720"/>
+        <w:rPr>
+          <w:color w:val="156082" w:themeColor="accent1"/>
+        </w:rPr>
+      </w:pPr>
+      <w:r>
+        <w:rPr>
+          <w:color w:val="156082" w:themeColor="accent1"/>
+        </w:rPr>
+        <w:t xml:space="preserve">  </w:t>
+      </w:r>
+      <w:r>
+        <w:rPr>
+          <w:color w:val="156082" w:themeColor="accent1"/>
+        </w:rPr>
+        <w:t>"</w:t>
+      </w:r>
+      <w:proofErr w:type="spellStart"/>
+      <w:r>
+        <w:rPr>
+          <w:color w:val="156082" w:themeColor="accent1"/>
+        </w:rPr>
+        <w:t>fechaRegistro</w:t>
+      </w:r>
+      <w:proofErr w:type="spellEnd"/>
+      <w:r>
+        <w:rPr>
+          <w:color w:val="156082" w:themeColor="accent1"/>
+        </w:rPr>
+        <w:t>"</w:t>
+      </w:r>
+      <w:r>
+        <w:rPr>
+          <w:color w:val="156082" w:themeColor="accent1"/>
+        </w:rPr>
+        <w:t xml:space="preserve">: </w:t>
+      </w:r>
+      <w:r>
+        <w:rPr>
+          <w:color w:val="156082" w:themeColor="accent1"/>
+        </w:rPr>
+        <w:t>"</w:t>
+      </w:r>
+      <w:r>
+        <w:rPr>
+          <w:color w:val="156082" w:themeColor="accent1"/>
+        </w:rPr>
+        <w:t>2025-09-05 T19:19:23.248Z</w:t>
+      </w:r>
+      <w:r>
+        <w:rPr>
+          <w:color w:val="156082" w:themeColor="accent1"/>
+        </w:rPr>
+        <w:t>"</w:t>
       </w:r>
     </w:p>
     <w:p>
@@ -8071,21 +8513,19 @@
         <w:rPr>
           <w:color w:val="156082" w:themeColor="accent1"/>
         </w:rPr>
-        <w:t>": "</w:t>
-      </w:r>
-      <w:proofErr w:type="spellStart"/>
-      <w:r>
-        <w:rPr>
-          <w:color w:val="156082" w:themeColor="accent1"/>
-        </w:rPr>
-        <w:t>PruebasRutina</w:t>
-      </w:r>
-      <w:proofErr w:type="spellEnd"/>
-      <w:r>
-        <w:rPr>
-          <w:color w:val="156082" w:themeColor="accent1"/>
-        </w:rPr>
-        <w:t>",</w:t>
+        <w:t>": "Prueba</w:t>
+      </w:r>
+      <w:r>
+        <w:rPr>
+          <w:color w:val="156082" w:themeColor="accent1"/>
+        </w:rPr>
+        <w:t xml:space="preserve"> </w:t>
+      </w:r>
+      <w:r>
+        <w:rPr>
+          <w:color w:val="156082" w:themeColor="accent1"/>
+        </w:rPr>
+        <w:t>Rutina",</w:t>
       </w:r>
     </w:p>
     <w:p>
@@ -8121,27 +8561,46 @@
         <w:ind w:left="708"/>
         <w:rPr>
           <w:color w:val="156082" w:themeColor="accent1"/>
-        </w:rPr>
-      </w:pPr>
-      <w:r>
-        <w:rPr>
-          <w:color w:val="156082" w:themeColor="accent1"/>
-        </w:rPr>
-        <w:t xml:space="preserve">    "</w:t>
-      </w:r>
-      <w:proofErr w:type="spellStart"/>
-      <w:r>
-        <w:rPr>
-          <w:color w:val="156082" w:themeColor="accent1"/>
+          <w:lang w:val="fr-FR"/>
+        </w:rPr>
+      </w:pPr>
+      <w:r>
+        <w:rPr>
+          <w:color w:val="156082" w:themeColor="accent1"/>
+        </w:rPr>
+        <w:t xml:space="preserve">    </w:t>
+      </w:r>
+      <w:r>
+        <w:rPr>
+          <w:color w:val="156082" w:themeColor="accent1"/>
+          <w:lang w:val="fr-FR"/>
+        </w:rPr>
+        <w:t>"</w:t>
+      </w:r>
+      <w:proofErr w:type="spellStart"/>
+      <w:r>
+        <w:rPr>
+          <w:color w:val="156082" w:themeColor="accent1"/>
+          <w:lang w:val="fr-FR"/>
         </w:rPr>
         <w:t>urlArchivo</w:t>
       </w:r>
       <w:proofErr w:type="spellEnd"/>
-      <w:r>
-        <w:rPr>
-          <w:color w:val="156082" w:themeColor="accent1"/>
-        </w:rPr>
-        <w:t>": "https://www.cfe.mx",</w:t>
+      <w:proofErr w:type="gramStart"/>
+      <w:r>
+        <w:rPr>
+          <w:color w:val="156082" w:themeColor="accent1"/>
+          <w:lang w:val="fr-FR"/>
+        </w:rPr>
+        <w:t>":</w:t>
+      </w:r>
+      <w:proofErr w:type="gramEnd"/>
+      <w:r>
+        <w:rPr>
+          <w:color w:val="156082" w:themeColor="accent1"/>
+          <w:lang w:val="fr-FR"/>
+        </w:rPr>
+        <w:t xml:space="preserve"> "https://www.cfe.mx",</w:t>
       </w:r>
     </w:p>
     <w:p>
@@ -8154,8 +8613,16 @@
       <w:r>
         <w:rPr>
           <w:color w:val="156082" w:themeColor="accent1"/>
-        </w:rPr>
-        <w:t xml:space="preserve">    "mD5": "aec9e70f22caf811a92cac041d94223f",</w:t>
+          <w:lang w:val="fr-FR"/>
+        </w:rPr>
+        <w:lastRenderedPageBreak/>
+        <w:t xml:space="preserve">    </w:t>
+      </w:r>
+      <w:r>
+        <w:rPr>
+          <w:color w:val="156082" w:themeColor="accent1"/>
+        </w:rPr>
+        <w:t>"mD5": "aec9e70f22caf811a92cac041d94223f",</w:t>
       </w:r>
     </w:p>
     <w:p>
@@ -8333,43 +8800,64 @@
           <w:ilvl w:val="0"/>
           <w:numId w:val="42"/>
         </w:numPr>
-      </w:pPr>
-      <w:r>
-        <w:t xml:space="preserve">Pulsa el botón </w:t>
-      </w:r>
-      <w:r>
-        <w:rPr>
-          <w:b/>
-          <w:bCs/>
-        </w:rPr>
-        <w:t xml:space="preserve">Try </w:t>
-      </w:r>
-      <w:proofErr w:type="spellStart"/>
-      <w:r>
-        <w:rPr>
-          <w:b/>
-          <w:bCs/>
-        </w:rPr>
-        <w:t>it</w:t>
-      </w:r>
-      <w:proofErr w:type="spellEnd"/>
-      <w:r>
-        <w:rPr>
-          <w:b/>
-          <w:bCs/>
+        <w:rPr>
+          <w:lang w:val="en-US"/>
+        </w:rPr>
+      </w:pPr>
+      <w:proofErr w:type="spellStart"/>
+      <w:r>
+        <w:rPr>
+          <w:lang w:val="en-US"/>
+        </w:rPr>
+        <w:t>Pulsa</w:t>
+      </w:r>
+      <w:proofErr w:type="spellEnd"/>
+      <w:r>
+        <w:rPr>
+          <w:lang w:val="en-US"/>
         </w:rPr>
         <w:t xml:space="preserve"> </w:t>
       </w:r>
       <w:proofErr w:type="spellStart"/>
       <w:r>
         <w:rPr>
-          <w:b/>
-          <w:bCs/>
-        </w:rPr>
-        <w:t>out</w:t>
-      </w:r>
-      <w:proofErr w:type="spellEnd"/>
-      <w:r>
+          <w:lang w:val="en-US"/>
+        </w:rPr>
+        <w:t>el</w:t>
+      </w:r>
+      <w:proofErr w:type="spellEnd"/>
+      <w:r>
+        <w:rPr>
+          <w:lang w:val="en-US"/>
+        </w:rPr>
+        <w:t xml:space="preserve"> </w:t>
+      </w:r>
+      <w:proofErr w:type="spellStart"/>
+      <w:r>
+        <w:rPr>
+          <w:lang w:val="en-US"/>
+        </w:rPr>
+        <w:t>botón</w:t>
+      </w:r>
+      <w:proofErr w:type="spellEnd"/>
+      <w:r>
+        <w:rPr>
+          <w:lang w:val="en-US"/>
+        </w:rPr>
+        <w:t xml:space="preserve"> </w:t>
+      </w:r>
+      <w:r>
+        <w:rPr>
+          <w:b/>
+          <w:bCs/>
+          <w:lang w:val="en-US"/>
+        </w:rPr>
+        <w:t>Try it out</w:t>
+      </w:r>
+      <w:r>
+        <w:rPr>
+          <w:lang w:val="en-US"/>
+        </w:rPr>
         <w:t>.</w:t>
       </w:r>
     </w:p>
@@ -8475,21 +8963,19 @@
         <w:rPr>
           <w:color w:val="156082" w:themeColor="accent1"/>
         </w:rPr>
-        <w:t>": "</w:t>
-      </w:r>
-      <w:proofErr w:type="spellStart"/>
-      <w:r>
-        <w:rPr>
-          <w:color w:val="156082" w:themeColor="accent1"/>
-        </w:rPr>
-        <w:t>PruebasRutina</w:t>
-      </w:r>
-      <w:proofErr w:type="spellEnd"/>
-      <w:r>
-        <w:rPr>
-          <w:color w:val="156082" w:themeColor="accent1"/>
-        </w:rPr>
-        <w:t>",</w:t>
+        <w:t>": "Prueba</w:t>
+      </w:r>
+      <w:r>
+        <w:rPr>
+          <w:color w:val="156082" w:themeColor="accent1"/>
+        </w:rPr>
+        <w:t xml:space="preserve"> </w:t>
+      </w:r>
+      <w:r>
+        <w:rPr>
+          <w:color w:val="156082" w:themeColor="accent1"/>
+        </w:rPr>
+        <w:t>Rutina",</w:t>
       </w:r>
     </w:p>
     <w:p>
@@ -8525,27 +9011,46 @@
         <w:ind w:left="720"/>
         <w:rPr>
           <w:color w:val="156082" w:themeColor="accent1"/>
-        </w:rPr>
-      </w:pPr>
-      <w:r>
-        <w:rPr>
-          <w:color w:val="156082" w:themeColor="accent1"/>
-        </w:rPr>
-        <w:t xml:space="preserve">  "</w:t>
-      </w:r>
-      <w:proofErr w:type="spellStart"/>
-      <w:r>
-        <w:rPr>
-          <w:color w:val="156082" w:themeColor="accent1"/>
+          <w:lang w:val="fr-FR"/>
+        </w:rPr>
+      </w:pPr>
+      <w:r>
+        <w:rPr>
+          <w:color w:val="156082" w:themeColor="accent1"/>
+        </w:rPr>
+        <w:t xml:space="preserve">  </w:t>
+      </w:r>
+      <w:r>
+        <w:rPr>
+          <w:color w:val="156082" w:themeColor="accent1"/>
+          <w:lang w:val="fr-FR"/>
+        </w:rPr>
+        <w:t>"</w:t>
+      </w:r>
+      <w:proofErr w:type="spellStart"/>
+      <w:r>
+        <w:rPr>
+          <w:color w:val="156082" w:themeColor="accent1"/>
+          <w:lang w:val="fr-FR"/>
         </w:rPr>
         <w:t>urlArchivo</w:t>
       </w:r>
       <w:proofErr w:type="spellEnd"/>
-      <w:r>
-        <w:rPr>
-          <w:color w:val="156082" w:themeColor="accent1"/>
-        </w:rPr>
-        <w:t>": "https://www.cfe.mx/nueva-version",</w:t>
+      <w:proofErr w:type="gramStart"/>
+      <w:r>
+        <w:rPr>
+          <w:color w:val="156082" w:themeColor="accent1"/>
+          <w:lang w:val="fr-FR"/>
+        </w:rPr>
+        <w:t>":</w:t>
+      </w:r>
+      <w:proofErr w:type="gramEnd"/>
+      <w:r>
+        <w:rPr>
+          <w:color w:val="156082" w:themeColor="accent1"/>
+          <w:lang w:val="fr-FR"/>
+        </w:rPr>
+        <w:t xml:space="preserve"> "https://www.cfe.mx/nueva-version",</w:t>
       </w:r>
     </w:p>
     <w:p>
@@ -8558,8 +9063,15 @@
       <w:r>
         <w:rPr>
           <w:color w:val="156082" w:themeColor="accent1"/>
-        </w:rPr>
-        <w:t xml:space="preserve">  "mD5": "bbf1234567890caf811a92cac041d942",</w:t>
+          <w:lang w:val="fr-FR"/>
+        </w:rPr>
+        <w:t xml:space="preserve">  </w:t>
+      </w:r>
+      <w:r>
+        <w:rPr>
+          <w:color w:val="156082" w:themeColor="accent1"/>
+        </w:rPr>
+        <w:t>"mD5": "bbf1234567890caf811a92cac041d942",</w:t>
       </w:r>
     </w:p>
     <w:p>
@@ -8645,7 +9157,7 @@
       <w:bookmarkEnd w:id="7"/>
       <w:r>
         <w:pict w14:anchorId="48D486B8">
-          <v:rect id="_x0000_i1037" style="width:0;height:1.5pt" o:hralign="center" o:hrstd="t" o:hr="t"/>
+          <v:rect id="_x0000_i1038" style="width:0;height:1.5pt" o:hralign="center" o:hrstd="t" o:hr="t"/>
         </w:pict>
       </w:r>
     </w:p>
@@ -8669,7 +9181,6 @@
           <w:sz w:val="28"/>
           <w:szCs w:val="28"/>
         </w:rPr>
-        <w:lastRenderedPageBreak/>
         <w:t>8.</w:t>
       </w:r>
       <w:r>
@@ -8689,63 +9200,22 @@
           <w:ilvl w:val="0"/>
           <w:numId w:val="3"/>
         </w:numPr>
+        <w:rPr>
+          <w:lang w:val="es-MX"/>
+        </w:rPr>
       </w:pPr>
       <w:r>
         <w:rPr>
           <w:rStyle w:val="VerbatimChar"/>
+          <w:lang w:val="es-MX"/>
         </w:rPr>
         <w:t>200 OK</w:t>
       </w:r>
       <w:r>
-        <w:t xml:space="preserve">: </w:t>
-      </w:r>
-      <w:proofErr w:type="spellStart"/>
-      <w:r>
-        <w:t>operación</w:t>
-      </w:r>
-      <w:proofErr w:type="spellEnd"/>
-      <w:r>
-        <w:t xml:space="preserve"> </w:t>
-      </w:r>
-      <w:proofErr w:type="spellStart"/>
-      <w:r>
-        <w:t>exitosa</w:t>
-      </w:r>
-      <w:proofErr w:type="spellEnd"/>
-      <w:r>
-        <w:t xml:space="preserve">. </w:t>
-      </w:r>
-      <w:proofErr w:type="spellStart"/>
-      <w:r>
-        <w:t>Puede</w:t>
-      </w:r>
-      <w:proofErr w:type="spellEnd"/>
-      <w:r>
-        <w:t xml:space="preserve"> </w:t>
-      </w:r>
-      <w:proofErr w:type="spellStart"/>
-      <w:r>
-        <w:t>devolver</w:t>
-      </w:r>
-      <w:proofErr w:type="spellEnd"/>
-      <w:r>
-        <w:t xml:space="preserve"> </w:t>
-      </w:r>
-      <w:proofErr w:type="spellStart"/>
-      <w:r>
-        <w:t>objeto</w:t>
-      </w:r>
-      <w:proofErr w:type="spellEnd"/>
-      <w:r>
-        <w:t xml:space="preserve"> o </w:t>
-      </w:r>
-      <w:proofErr w:type="spellStart"/>
-      <w:r>
-        <w:t>confirmación</w:t>
-      </w:r>
-      <w:proofErr w:type="spellEnd"/>
-      <w:r>
-        <w:t>.</w:t>
+        <w:rPr>
+          <w:lang w:val="es-MX"/>
+        </w:rPr>
+        <w:t>: operación exitosa. Puede devolver objeto o confirmación.</w:t>
       </w:r>
     </w:p>
     <w:p>
@@ -8755,47 +9225,47 @@
           <w:ilvl w:val="0"/>
           <w:numId w:val="3"/>
         </w:numPr>
+        <w:rPr>
+          <w:lang w:val="es-MX"/>
+        </w:rPr>
       </w:pPr>
       <w:r>
         <w:rPr>
           <w:rStyle w:val="VerbatimChar"/>
-        </w:rPr>
-        <w:t>400 Bad Request</w:t>
-      </w:r>
-      <w:r>
-        <w:t xml:space="preserve">: error de </w:t>
-      </w:r>
-      <w:proofErr w:type="spellStart"/>
-      <w:r>
-        <w:t>validación</w:t>
-      </w:r>
-      <w:proofErr w:type="spellEnd"/>
-      <w:r>
-        <w:t xml:space="preserve"> (JSON, </w:t>
-      </w:r>
-      <w:proofErr w:type="spellStart"/>
-      <w:r>
-        <w:t>tipos</w:t>
-      </w:r>
-      <w:proofErr w:type="spellEnd"/>
-      <w:r>
-        <w:t xml:space="preserve"> de </w:t>
-      </w:r>
-      <w:proofErr w:type="spellStart"/>
-      <w:r>
-        <w:t>datos</w:t>
-      </w:r>
-      <w:proofErr w:type="spellEnd"/>
-      <w:r>
-        <w:t xml:space="preserve">, campos </w:t>
-      </w:r>
-      <w:proofErr w:type="spellStart"/>
-      <w:r>
-        <w:t>requeridos</w:t>
-      </w:r>
-      <w:proofErr w:type="spellEnd"/>
-      <w:r>
-        <w:t>).</w:t>
+          <w:lang w:val="es-MX"/>
+        </w:rPr>
+        <w:t xml:space="preserve">400 </w:t>
+      </w:r>
+      <w:proofErr w:type="spellStart"/>
+      <w:r>
+        <w:rPr>
+          <w:rStyle w:val="VerbatimChar"/>
+          <w:lang w:val="es-MX"/>
+        </w:rPr>
+        <w:t>Bad</w:t>
+      </w:r>
+      <w:proofErr w:type="spellEnd"/>
+      <w:r>
+        <w:rPr>
+          <w:rStyle w:val="VerbatimChar"/>
+          <w:lang w:val="es-MX"/>
+        </w:rPr>
+        <w:t xml:space="preserve"> </w:t>
+      </w:r>
+      <w:proofErr w:type="spellStart"/>
+      <w:r>
+        <w:rPr>
+          <w:rStyle w:val="VerbatimChar"/>
+          <w:lang w:val="es-MX"/>
+        </w:rPr>
+        <w:t>Request</w:t>
+      </w:r>
+      <w:proofErr w:type="spellEnd"/>
+      <w:r>
+        <w:rPr>
+          <w:lang w:val="es-MX"/>
+        </w:rPr>
+        <w:t>: error de validación (JSON, tipos de datos, campos requeridos).</w:t>
       </w:r>
     </w:p>
     <w:p>
@@ -8847,63 +9317,31 @@
           <w:ilvl w:val="0"/>
           <w:numId w:val="3"/>
         </w:numPr>
+        <w:rPr>
+          <w:lang w:val="es-MX"/>
+        </w:rPr>
       </w:pPr>
       <w:r>
         <w:rPr>
           <w:rStyle w:val="VerbatimChar"/>
-        </w:rPr>
-        <w:t>403 Forbidden</w:t>
-      </w:r>
-      <w:r>
-        <w:t xml:space="preserve">: </w:t>
-      </w:r>
-      <w:proofErr w:type="spellStart"/>
-      <w:r>
-        <w:t>el</w:t>
-      </w:r>
-      <w:proofErr w:type="spellEnd"/>
-      <w:r>
-        <w:t xml:space="preserve"> </w:t>
-      </w:r>
-      <w:proofErr w:type="spellStart"/>
-      <w:r>
-        <w:t>usuario</w:t>
-      </w:r>
-      <w:proofErr w:type="spellEnd"/>
-      <w:r>
-        <w:t xml:space="preserve"> no </w:t>
-      </w:r>
-      <w:proofErr w:type="spellStart"/>
-      <w:r>
-        <w:t>tiene</w:t>
-      </w:r>
-      <w:proofErr w:type="spellEnd"/>
-      <w:r>
-        <w:t xml:space="preserve"> </w:t>
-      </w:r>
-      <w:proofErr w:type="spellStart"/>
-      <w:r>
-        <w:t>permisos</w:t>
-      </w:r>
-      <w:proofErr w:type="spellEnd"/>
-      <w:r>
-        <w:t xml:space="preserve"> (</w:t>
-      </w:r>
-      <w:proofErr w:type="spellStart"/>
-      <w:r>
-        <w:t>si</w:t>
-      </w:r>
-      <w:proofErr w:type="spellEnd"/>
-      <w:r>
-        <w:t xml:space="preserve"> </w:t>
-      </w:r>
-      <w:proofErr w:type="spellStart"/>
-      <w:r>
-        <w:t>aplica</w:t>
-      </w:r>
-      <w:proofErr w:type="spellEnd"/>
-      <w:r>
-        <w:t xml:space="preserve"> control de roles).</w:t>
+          <w:lang w:val="es-MX"/>
+        </w:rPr>
+        <w:t xml:space="preserve">403 </w:t>
+      </w:r>
+      <w:proofErr w:type="spellStart"/>
+      <w:r>
+        <w:rPr>
+          <w:rStyle w:val="VerbatimChar"/>
+          <w:lang w:val="es-MX"/>
+        </w:rPr>
+        <w:t>Forbidden</w:t>
+      </w:r>
+      <w:proofErr w:type="spellEnd"/>
+      <w:r>
+        <w:rPr>
+          <w:lang w:val="es-MX"/>
+        </w:rPr>
+        <w:t>: el usuario no tiene permisos (si aplica control de roles).</w:t>
       </w:r>
     </w:p>
     <w:p>
@@ -8913,64 +9351,60 @@
           <w:ilvl w:val="0"/>
           <w:numId w:val="3"/>
         </w:numPr>
+        <w:rPr>
+          <w:lang w:val="es-MX"/>
+        </w:rPr>
       </w:pPr>
       <w:r>
         <w:rPr>
           <w:rStyle w:val="VerbatimChar"/>
-        </w:rPr>
-        <w:t>404 Not Found</w:t>
-      </w:r>
-      <w:r>
-        <w:t xml:space="preserve">: </w:t>
-      </w:r>
-      <w:proofErr w:type="spellStart"/>
-      <w:r>
-        <w:t>el</w:t>
-      </w:r>
-      <w:proofErr w:type="spellEnd"/>
-      <w:r>
+          <w:lang w:val="es-MX"/>
+        </w:rPr>
+        <w:t xml:space="preserve">404 </w:t>
+      </w:r>
+      <w:proofErr w:type="spellStart"/>
+      <w:r>
+        <w:rPr>
+          <w:rStyle w:val="VerbatimChar"/>
+          <w:lang w:val="es-MX"/>
+        </w:rPr>
+        <w:t>Not</w:t>
+      </w:r>
+      <w:proofErr w:type="spellEnd"/>
+      <w:r>
+        <w:rPr>
+          <w:rStyle w:val="VerbatimChar"/>
+          <w:lang w:val="es-MX"/>
+        </w:rPr>
         <w:t xml:space="preserve"> </w:t>
       </w:r>
+      <w:proofErr w:type="spellStart"/>
       <w:r>
         <w:rPr>
           <w:rStyle w:val="VerbatimChar"/>
+          <w:lang w:val="es-MX"/>
+        </w:rPr>
+        <w:t>Found</w:t>
+      </w:r>
+      <w:proofErr w:type="spellEnd"/>
+      <w:r>
+        <w:rPr>
+          <w:lang w:val="es-MX"/>
+        </w:rPr>
+        <w:t xml:space="preserve">: el </w:t>
+      </w:r>
+      <w:r>
+        <w:rPr>
+          <w:rStyle w:val="VerbatimChar"/>
+          <w:lang w:val="es-MX"/>
         </w:rPr>
         <w:t>id</w:t>
       </w:r>
       <w:r>
-        <w:t xml:space="preserve"> no </w:t>
-      </w:r>
-      <w:proofErr w:type="spellStart"/>
-      <w:r>
-        <w:t>existe</w:t>
-      </w:r>
-      <w:proofErr w:type="spellEnd"/>
-      <w:r>
-        <w:t xml:space="preserve"> (</w:t>
-      </w:r>
-      <w:proofErr w:type="spellStart"/>
-      <w:r>
-        <w:t>en</w:t>
-      </w:r>
-      <w:proofErr w:type="spellEnd"/>
-      <w:r>
-        <w:t xml:space="preserve"> PUT/</w:t>
-      </w:r>
-      <w:proofErr w:type="spellStart"/>
-      <w:r>
-        <w:t>operaciones</w:t>
-      </w:r>
-      <w:proofErr w:type="spellEnd"/>
-      <w:r>
-        <w:t xml:space="preserve"> </w:t>
-      </w:r>
-      <w:proofErr w:type="spellStart"/>
-      <w:r>
-        <w:t>por</w:t>
-      </w:r>
-      <w:proofErr w:type="spellEnd"/>
-      <w:r>
-        <w:t xml:space="preserve"> id).</w:t>
+        <w:rPr>
+          <w:lang w:val="es-MX"/>
+        </w:rPr>
+        <w:t xml:space="preserve"> no existe (en PUT/operaciones por id).</w:t>
       </w:r>
     </w:p>
     <w:p>
@@ -9177,6 +9611,7 @@
           <w:sz w:val="28"/>
           <w:szCs w:val="28"/>
         </w:rPr>
+        <w:lastRenderedPageBreak/>
         <w:t>1</w:t>
       </w:r>
       <w:r>
@@ -9271,56 +9706,29 @@
           <w:ilvl w:val="0"/>
           <w:numId w:val="3"/>
         </w:numPr>
-      </w:pPr>
-      <w:proofErr w:type="spellStart"/>
-      <w:r>
-        <w:t>Captura</w:t>
-      </w:r>
-      <w:proofErr w:type="spellEnd"/>
-      <w:r>
-        <w:t xml:space="preserve"> de </w:t>
-      </w:r>
-      <w:r>
-        <w:rPr>
-          <w:b/>
-          <w:bCs/>
+        <w:rPr>
+          <w:lang w:val="es-MX"/>
+        </w:rPr>
+      </w:pPr>
+      <w:r>
+        <w:rPr>
+          <w:lang w:val="es-MX"/>
+        </w:rPr>
+        <w:t xml:space="preserve">Captura de </w:t>
+      </w:r>
+      <w:r>
+        <w:rPr>
+          <w:b/>
+          <w:bCs/>
+          <w:lang w:val="es-MX"/>
         </w:rPr>
         <w:t>GET</w:t>
       </w:r>
       <w:r>
-        <w:t xml:space="preserve"> </w:t>
-      </w:r>
-      <w:proofErr w:type="spellStart"/>
-      <w:r>
-        <w:t>inicial</w:t>
-      </w:r>
-      <w:proofErr w:type="spellEnd"/>
-      <w:r>
-        <w:t xml:space="preserve"> (</w:t>
-      </w:r>
-      <w:proofErr w:type="spellStart"/>
-      <w:r>
-        <w:t>listas</w:t>
-      </w:r>
-      <w:proofErr w:type="spellEnd"/>
-      <w:r>
-        <w:t xml:space="preserve"> </w:t>
-      </w:r>
-      <w:proofErr w:type="spellStart"/>
-      <w:r>
-        <w:t>vacías</w:t>
-      </w:r>
-      <w:proofErr w:type="spellEnd"/>
-      <w:r>
-        <w:t xml:space="preserve"> o con </w:t>
-      </w:r>
-      <w:proofErr w:type="spellStart"/>
-      <w:r>
-        <w:t>datos</w:t>
-      </w:r>
-      <w:proofErr w:type="spellEnd"/>
-      <w:r>
-        <w:t>).</w:t>
+        <w:rPr>
+          <w:lang w:val="es-MX"/>
+        </w:rPr>
+        <w:t xml:space="preserve"> inicial (listas vacías o con datos).</w:t>
       </w:r>
     </w:p>
     <w:p>
@@ -9521,184 +9929,61 @@
           <w:ilvl w:val="0"/>
           <w:numId w:val="3"/>
         </w:numPr>
-      </w:pPr>
-      <w:r>
-        <w:rPr>
-          <w:b/>
-          <w:bCs/>
-        </w:rPr>
-        <w:t xml:space="preserve">No </w:t>
-      </w:r>
-      <w:proofErr w:type="spellStart"/>
-      <w:r>
-        <w:rPr>
-          <w:b/>
-          <w:bCs/>
-        </w:rPr>
-        <w:t>aparece</w:t>
-      </w:r>
-      <w:proofErr w:type="spellEnd"/>
-      <w:r>
-        <w:rPr>
-          <w:b/>
-          <w:bCs/>
-        </w:rPr>
-        <w:t xml:space="preserve"> </w:t>
-      </w:r>
-      <w:proofErr w:type="spellStart"/>
-      <w:r>
-        <w:rPr>
-          <w:b/>
-          <w:bCs/>
-        </w:rPr>
-        <w:t>el</w:t>
-      </w:r>
-      <w:proofErr w:type="spellEnd"/>
-      <w:r>
-        <w:rPr>
-          <w:b/>
-          <w:bCs/>
-        </w:rPr>
-        <w:t xml:space="preserve"> </w:t>
-      </w:r>
-      <w:proofErr w:type="spellStart"/>
-      <w:r>
-        <w:rPr>
-          <w:b/>
-          <w:bCs/>
-        </w:rPr>
-        <w:t>botón</w:t>
-      </w:r>
-      <w:proofErr w:type="spellEnd"/>
-      <w:r>
-        <w:rPr>
-          <w:b/>
-          <w:bCs/>
-        </w:rPr>
-        <w:t xml:space="preserve"> Authorize</w:t>
-      </w:r>
-      <w:r>
-        <w:t xml:space="preserve">: </w:t>
-      </w:r>
-      <w:proofErr w:type="spellStart"/>
-      <w:r>
-        <w:t>refresca</w:t>
-      </w:r>
-      <w:proofErr w:type="spellEnd"/>
-      <w:r>
-        <w:t xml:space="preserve"> Swagger o </w:t>
-      </w:r>
-      <w:proofErr w:type="spellStart"/>
-      <w:r>
-        <w:t>verifica</w:t>
-      </w:r>
-      <w:proofErr w:type="spellEnd"/>
-      <w:r>
-        <w:t xml:space="preserve"> que </w:t>
-      </w:r>
-      <w:proofErr w:type="spellStart"/>
-      <w:r>
-        <w:t>el</w:t>
-      </w:r>
-      <w:proofErr w:type="spellEnd"/>
-      <w:r>
-        <w:t xml:space="preserve"> API </w:t>
-      </w:r>
-      <w:proofErr w:type="spellStart"/>
-      <w:r>
-        <w:t>haya</w:t>
-      </w:r>
-      <w:proofErr w:type="spellEnd"/>
-      <w:r>
-        <w:t xml:space="preserve"> </w:t>
-      </w:r>
-      <w:proofErr w:type="spellStart"/>
-      <w:r>
-        <w:t>publicado</w:t>
-      </w:r>
-      <w:proofErr w:type="spellEnd"/>
-      <w:r>
-        <w:t xml:space="preserve"> </w:t>
-      </w:r>
-      <w:proofErr w:type="spellStart"/>
-      <w:r>
-        <w:t>el</w:t>
-      </w:r>
-      <w:proofErr w:type="spellEnd"/>
-      <w:r>
-        <w:t xml:space="preserve"> </w:t>
-      </w:r>
-      <w:proofErr w:type="spellStart"/>
-      <w:r>
-        <w:t>esquema</w:t>
-      </w:r>
-      <w:proofErr w:type="spellEnd"/>
-      <w:r>
-        <w:t xml:space="preserve"> de </w:t>
-      </w:r>
-      <w:proofErr w:type="spellStart"/>
-      <w:r>
-        <w:t>seguridad</w:t>
-      </w:r>
-      <w:proofErr w:type="spellEnd"/>
-      <w:r>
-        <w:t xml:space="preserve"> (Bearer). Si </w:t>
-      </w:r>
-      <w:proofErr w:type="spellStart"/>
-      <w:r>
-        <w:t>tu</w:t>
-      </w:r>
-      <w:proofErr w:type="spellEnd"/>
-      <w:r>
-        <w:t xml:space="preserve"> </w:t>
-      </w:r>
-      <w:proofErr w:type="spellStart"/>
-      <w:r>
-        <w:t>entorno</w:t>
-      </w:r>
-      <w:proofErr w:type="spellEnd"/>
-      <w:r>
-        <w:t xml:space="preserve"> </w:t>
-      </w:r>
-      <w:proofErr w:type="spellStart"/>
-      <w:r>
-        <w:t>usa</w:t>
-      </w:r>
-      <w:proofErr w:type="spellEnd"/>
-      <w:r>
-        <w:t xml:space="preserve"> </w:t>
-      </w:r>
-      <w:proofErr w:type="spellStart"/>
-      <w:r>
-        <w:t>otro</w:t>
-      </w:r>
-      <w:proofErr w:type="spellEnd"/>
-      <w:r>
-        <w:t xml:space="preserve"> </w:t>
-      </w:r>
-      <w:proofErr w:type="spellStart"/>
-      <w:r>
-        <w:t>esquema</w:t>
-      </w:r>
-      <w:proofErr w:type="spellEnd"/>
-      <w:r>
-        <w:t xml:space="preserve">, </w:t>
-      </w:r>
-      <w:proofErr w:type="spellStart"/>
-      <w:r>
-        <w:t>consúltalo</w:t>
-      </w:r>
-      <w:proofErr w:type="spellEnd"/>
-      <w:r>
-        <w:t xml:space="preserve"> con </w:t>
-      </w:r>
-      <w:proofErr w:type="spellStart"/>
-      <w:r>
-        <w:t>el</w:t>
-      </w:r>
-      <w:proofErr w:type="spellEnd"/>
-      <w:r>
-        <w:t xml:space="preserve"> instructor.</w:t>
+        <w:rPr>
+          <w:lang w:val="es-MX"/>
+        </w:rPr>
+      </w:pPr>
+      <w:r>
+        <w:rPr>
+          <w:b/>
+          <w:bCs/>
+          <w:lang w:val="es-MX"/>
+        </w:rPr>
+        <w:t xml:space="preserve">No aparece el botón </w:t>
+      </w:r>
+      <w:proofErr w:type="spellStart"/>
+      <w:r>
+        <w:rPr>
+          <w:b/>
+          <w:bCs/>
+          <w:lang w:val="es-MX"/>
+        </w:rPr>
+        <w:t>Authorize</w:t>
+      </w:r>
+      <w:proofErr w:type="spellEnd"/>
+      <w:r>
+        <w:rPr>
+          <w:lang w:val="es-MX"/>
+        </w:rPr>
+        <w:t xml:space="preserve">: refresca </w:t>
+      </w:r>
+      <w:proofErr w:type="spellStart"/>
+      <w:r>
+        <w:rPr>
+          <w:lang w:val="es-MX"/>
+        </w:rPr>
+        <w:t>Swagger</w:t>
+      </w:r>
+      <w:proofErr w:type="spellEnd"/>
+      <w:r>
+        <w:rPr>
+          <w:lang w:val="es-MX"/>
+        </w:rPr>
+        <w:t xml:space="preserve"> o verifica que el API haya publicado el esquema de seguridad (</w:t>
+      </w:r>
+      <w:proofErr w:type="spellStart"/>
+      <w:r>
+        <w:rPr>
+          <w:lang w:val="es-MX"/>
+        </w:rPr>
+        <w:t>Bearer</w:t>
+      </w:r>
+      <w:proofErr w:type="spellEnd"/>
+      <w:r>
+        <w:rPr>
+          <w:lang w:val="es-MX"/>
+        </w:rPr>
+        <w:t>). Si tu entorno usa otro esquema, consúltalo con el instructor.</w:t>
       </w:r>
     </w:p>
     <w:p>
@@ -9713,84 +9998,29 @@
         <w:rPr>
           <w:b/>
           <w:bCs/>
-        </w:rPr>
-        <w:t xml:space="preserve">401 </w:t>
-      </w:r>
-      <w:proofErr w:type="spellStart"/>
-      <w:r>
-        <w:rPr>
-          <w:b/>
-          <w:bCs/>
-        </w:rPr>
-        <w:t>tras</w:t>
-      </w:r>
-      <w:proofErr w:type="spellEnd"/>
-      <w:r>
-        <w:rPr>
-          <w:b/>
-          <w:bCs/>
-        </w:rPr>
-        <w:t xml:space="preserve"> </w:t>
-      </w:r>
-      <w:proofErr w:type="spellStart"/>
-      <w:r>
-        <w:rPr>
-          <w:b/>
-          <w:bCs/>
-        </w:rPr>
-        <w:t>autorizar</w:t>
-      </w:r>
-      <w:proofErr w:type="spellEnd"/>
-      <w:r>
-        <w:t xml:space="preserve">: </w:t>
-      </w:r>
-      <w:proofErr w:type="spellStart"/>
-      <w:r>
-        <w:t>el</w:t>
-      </w:r>
-      <w:proofErr w:type="spellEnd"/>
-      <w:r>
-        <w:t xml:space="preserve"> token </w:t>
-      </w:r>
-      <w:proofErr w:type="spellStart"/>
-      <w:r>
-        <w:t>caducó</w:t>
-      </w:r>
-      <w:proofErr w:type="spellEnd"/>
-      <w:r>
-        <w:t xml:space="preserve"> o no se </w:t>
-      </w:r>
-      <w:proofErr w:type="spellStart"/>
-      <w:r>
-        <w:t>envió</w:t>
-      </w:r>
-      <w:proofErr w:type="spellEnd"/>
-      <w:r>
-        <w:t xml:space="preserve"> con </w:t>
-      </w:r>
-      <w:proofErr w:type="spellStart"/>
-      <w:r>
-        <w:t>el</w:t>
-      </w:r>
-      <w:proofErr w:type="spellEnd"/>
-      <w:r>
-        <w:t xml:space="preserve"> </w:t>
-      </w:r>
-      <w:proofErr w:type="spellStart"/>
-      <w:r>
-        <w:t>prefijo</w:t>
-      </w:r>
-      <w:proofErr w:type="spellEnd"/>
-      <w:r>
-        <w:t xml:space="preserve"> </w:t>
-      </w:r>
+          <w:lang w:val="es-MX"/>
+        </w:rPr>
+        <w:t>401 tras autorizar</w:t>
+      </w:r>
+      <w:r>
+        <w:rPr>
+          <w:lang w:val="es-MX"/>
+        </w:rPr>
+        <w:t xml:space="preserve">: el token caducó o no se envió con el prefijo </w:t>
+      </w:r>
+      <w:proofErr w:type="spellStart"/>
       <w:r>
         <w:rPr>
           <w:rStyle w:val="VerbatimChar"/>
+          <w:lang w:val="es-MX"/>
         </w:rPr>
         <w:t>Bearer</w:t>
       </w:r>
-      <w:r>
+      <w:proofErr w:type="spellEnd"/>
+      <w:r>
+        <w:rPr>
+          <w:lang w:val="es-MX"/>
+        </w:rPr>
         <w:t xml:space="preserve">. </w:t>
       </w:r>
       <w:proofErr w:type="spellStart"/>
@@ -9809,88 +10039,23 @@
           <w:ilvl w:val="0"/>
           <w:numId w:val="3"/>
         </w:numPr>
-      </w:pPr>
-      <w:r>
-        <w:rPr>
-          <w:b/>
-          <w:bCs/>
-        </w:rPr>
-        <w:t xml:space="preserve">400 </w:t>
-      </w:r>
-      <w:proofErr w:type="spellStart"/>
-      <w:r>
-        <w:rPr>
-          <w:b/>
-          <w:bCs/>
-        </w:rPr>
-        <w:t>en</w:t>
-      </w:r>
-      <w:proofErr w:type="spellEnd"/>
-      <w:r>
-        <w:rPr>
-          <w:b/>
-          <w:bCs/>
-        </w:rPr>
-        <w:t xml:space="preserve"> POST/PUT</w:t>
-      </w:r>
-      <w:r>
-        <w:t xml:space="preserve">: </w:t>
-      </w:r>
-      <w:proofErr w:type="spellStart"/>
-      <w:r>
-        <w:t>valida</w:t>
-      </w:r>
-      <w:proofErr w:type="spellEnd"/>
-      <w:r>
-        <w:t xml:space="preserve"> campos </w:t>
-      </w:r>
-      <w:proofErr w:type="spellStart"/>
-      <w:r>
-        <w:t>obligatorios</w:t>
-      </w:r>
-      <w:proofErr w:type="spellEnd"/>
-      <w:r>
-        <w:t xml:space="preserve">, </w:t>
-      </w:r>
-      <w:proofErr w:type="spellStart"/>
-      <w:r>
-        <w:t>tipos</w:t>
-      </w:r>
-      <w:proofErr w:type="spellEnd"/>
-      <w:r>
-        <w:t xml:space="preserve"> (</w:t>
-      </w:r>
-      <w:proofErr w:type="spellStart"/>
-      <w:r>
-        <w:t>número</w:t>
-      </w:r>
-      <w:proofErr w:type="spellEnd"/>
-      <w:r>
-        <w:t xml:space="preserve"> vs </w:t>
-      </w:r>
-      <w:proofErr w:type="spellStart"/>
-      <w:r>
-        <w:t>texto</w:t>
-      </w:r>
-      <w:proofErr w:type="spellEnd"/>
-      <w:r>
-        <w:t xml:space="preserve">) y </w:t>
-      </w:r>
-      <w:proofErr w:type="spellStart"/>
-      <w:r>
-        <w:t>formato</w:t>
-      </w:r>
-      <w:proofErr w:type="spellEnd"/>
-      <w:r>
-        <w:t xml:space="preserve"> JSON (comas/</w:t>
-      </w:r>
-      <w:proofErr w:type="spellStart"/>
-      <w:r>
-        <w:t>llaves</w:t>
-      </w:r>
-      <w:proofErr w:type="spellEnd"/>
-      <w:r>
-        <w:t>).</w:t>
+        <w:rPr>
+          <w:lang w:val="es-MX"/>
+        </w:rPr>
+      </w:pPr>
+      <w:r>
+        <w:rPr>
+          <w:b/>
+          <w:bCs/>
+          <w:lang w:val="es-MX"/>
+        </w:rPr>
+        <w:t>400 en POST/PUT</w:t>
+      </w:r>
+      <w:r>
+        <w:rPr>
+          <w:lang w:val="es-MX"/>
+        </w:rPr>
+        <w:t>: valida campos obligatorios, tipos (número vs texto) y formato JSON (comas/llaves).</w:t>
       </w:r>
     </w:p>
     <w:p>
@@ -9900,86 +10065,51 @@
           <w:ilvl w:val="0"/>
           <w:numId w:val="3"/>
         </w:numPr>
-      </w:pPr>
-      <w:r>
-        <w:rPr>
-          <w:b/>
-          <w:bCs/>
-        </w:rPr>
-        <w:t xml:space="preserve">409 </w:t>
-      </w:r>
-      <w:proofErr w:type="spellStart"/>
-      <w:r>
-        <w:rPr>
-          <w:b/>
-          <w:bCs/>
-        </w:rPr>
-        <w:t>en</w:t>
-      </w:r>
-      <w:proofErr w:type="spellEnd"/>
-      <w:r>
-        <w:rPr>
-          <w:b/>
-          <w:bCs/>
-        </w:rPr>
-        <w:t xml:space="preserve"> POST</w:t>
-      </w:r>
-      <w:r>
+        <w:rPr>
+          <w:lang w:val="es-MX"/>
+        </w:rPr>
+      </w:pPr>
+      <w:r>
+        <w:rPr>
+          <w:b/>
+          <w:bCs/>
+          <w:lang w:val="es-MX"/>
+        </w:rPr>
+        <w:t>409 en POST</w:t>
+      </w:r>
+      <w:r>
+        <w:rPr>
+          <w:lang w:val="es-MX"/>
+        </w:rPr>
         <w:t xml:space="preserve">: cambia </w:t>
       </w:r>
       <w:proofErr w:type="spellStart"/>
       <w:r>
         <w:rPr>
           <w:rStyle w:val="VerbatimChar"/>
+          <w:lang w:val="es-MX"/>
         </w:rPr>
         <w:t>codigo</w:t>
       </w:r>
       <w:proofErr w:type="spellEnd"/>
       <w:r>
+        <w:rPr>
+          <w:lang w:val="es-MX"/>
+        </w:rPr>
         <w:t xml:space="preserve"> o </w:t>
       </w:r>
-      <w:proofErr w:type="spellStart"/>
       <w:r>
         <w:rPr>
           <w:rStyle w:val="VerbatimChar"/>
+          <w:lang w:val="es-MX"/>
         </w:rPr>
         <w:t>nombre</w:t>
       </w:r>
-      <w:proofErr w:type="spellEnd"/>
-      <w:r>
-        <w:t xml:space="preserve"> </w:t>
-      </w:r>
-      <w:proofErr w:type="spellStart"/>
-      <w:r>
-        <w:t>si</w:t>
-      </w:r>
-      <w:proofErr w:type="spellEnd"/>
-      <w:r>
-        <w:t xml:space="preserve"> </w:t>
-      </w:r>
-      <w:proofErr w:type="spellStart"/>
-      <w:r>
-        <w:t>existe</w:t>
-      </w:r>
-      <w:proofErr w:type="spellEnd"/>
-      <w:r>
-        <w:t xml:space="preserve"> </w:t>
-      </w:r>
-      <w:proofErr w:type="spellStart"/>
-      <w:r>
-        <w:t>regla</w:t>
-      </w:r>
-      <w:proofErr w:type="spellEnd"/>
-      <w:r>
-        <w:t xml:space="preserve"> de </w:t>
-      </w:r>
-      <w:proofErr w:type="spellStart"/>
-      <w:r>
-        <w:t>unicidad</w:t>
-      </w:r>
-      <w:proofErr w:type="spellEnd"/>
-      <w:r>
-        <w:t>.</w:t>
+      <w:r>
+        <w:rPr>
+          <w:lang w:val="es-MX"/>
+        </w:rPr>
+        <w:t xml:space="preserve"> si existe regla de unicidad.</w:t>
       </w:r>
     </w:p>
     <w:p>
@@ -9989,79 +10119,42 @@
           <w:ilvl w:val="0"/>
           <w:numId w:val="3"/>
         </w:numPr>
-      </w:pPr>
-      <w:r>
-        <w:rPr>
-          <w:b/>
-          <w:bCs/>
-        </w:rPr>
-        <w:t xml:space="preserve">404 </w:t>
-      </w:r>
-      <w:proofErr w:type="spellStart"/>
-      <w:r>
-        <w:rPr>
-          <w:b/>
-          <w:bCs/>
-        </w:rPr>
-        <w:t>en</w:t>
-      </w:r>
-      <w:proofErr w:type="spellEnd"/>
-      <w:r>
-        <w:rPr>
-          <w:b/>
-          <w:bCs/>
-        </w:rPr>
-        <w:t xml:space="preserve"> PUT</w:t>
-      </w:r>
-      <w:r>
-        <w:t xml:space="preserve">: </w:t>
-      </w:r>
-      <w:proofErr w:type="spellStart"/>
-      <w:r>
-        <w:t>verifica</w:t>
-      </w:r>
-      <w:proofErr w:type="spellEnd"/>
-      <w:r>
-        <w:t xml:space="preserve"> que </w:t>
-      </w:r>
-      <w:proofErr w:type="spellStart"/>
-      <w:r>
-        <w:t>el</w:t>
-      </w:r>
-      <w:proofErr w:type="spellEnd"/>
-      <w:r>
-        <w:t xml:space="preserve"> </w:t>
+        <w:rPr>
+          <w:lang w:val="es-MX"/>
+        </w:rPr>
+      </w:pPr>
+      <w:r>
+        <w:rPr>
+          <w:b/>
+          <w:bCs/>
+          <w:lang w:val="es-MX"/>
+        </w:rPr>
+        <w:t>404 en PUT</w:t>
+      </w:r>
+      <w:r>
+        <w:rPr>
+          <w:lang w:val="es-MX"/>
+        </w:rPr>
+        <w:t xml:space="preserve">: verifica que el </w:t>
       </w:r>
       <w:r>
         <w:rPr>
           <w:rStyle w:val="VerbatimChar"/>
+          <w:lang w:val="es-MX"/>
         </w:rPr>
         <w:t>id</w:t>
       </w:r>
       <w:r>
-        <w:t xml:space="preserve"> </w:t>
-      </w:r>
-      <w:proofErr w:type="spellStart"/>
-      <w:r>
-        <w:t>exista</w:t>
-      </w:r>
-      <w:proofErr w:type="spellEnd"/>
-      <w:r>
-        <w:t xml:space="preserve"> (consulta GET antes de </w:t>
-      </w:r>
-      <w:proofErr w:type="spellStart"/>
-      <w:r>
-        <w:t>actualizar</w:t>
-      </w:r>
-      <w:proofErr w:type="spellEnd"/>
-      <w:r>
-        <w:t>).</w:t>
+        <w:rPr>
+          <w:lang w:val="es-MX"/>
+        </w:rPr>
+        <w:t xml:space="preserve"> exista (consulta GET antes de actualizar).</w:t>
       </w:r>
     </w:p>
     <w:p>
       <w:r>
         <w:pict w14:anchorId="14C40ADD">
-          <v:rect id="_x0000_i1038" style="width:0;height:1.5pt" o:hralign="center" o:hrstd="t" o:hr="t"/>
+          <v:rect id="_x0000_i1039" style="width:0;height:1.5pt" o:hralign="center" o:hrstd="t" o:hr="t"/>
         </w:pict>
       </w:r>
     </w:p>
@@ -10083,184 +10176,149 @@
           <w:ilvl w:val="0"/>
           <w:numId w:val="3"/>
         </w:numPr>
-      </w:pPr>
-      <w:r>
-        <w:t xml:space="preserve">Los </w:t>
-      </w:r>
-      <w:proofErr w:type="spellStart"/>
-      <w:r>
-        <w:t>ejemplos</w:t>
-      </w:r>
-      <w:proofErr w:type="spellEnd"/>
-      <w:r>
-        <w:t xml:space="preserve"> son </w:t>
-      </w:r>
-      <w:proofErr w:type="spellStart"/>
-      <w:r>
-        <w:rPr>
-          <w:b/>
-          <w:bCs/>
+        <w:rPr>
+          <w:lang w:val="es-MX"/>
+        </w:rPr>
+      </w:pPr>
+      <w:r>
+        <w:rPr>
+          <w:lang w:val="es-MX"/>
+        </w:rPr>
+        <w:t xml:space="preserve">Los ejemplos son </w:t>
+      </w:r>
+      <w:r>
+        <w:rPr>
+          <w:b/>
+          <w:bCs/>
+          <w:lang w:val="es-MX"/>
         </w:rPr>
         <w:t>guías</w:t>
       </w:r>
-      <w:proofErr w:type="spellEnd"/>
-      <w:r>
-        <w:t xml:space="preserve">; </w:t>
-      </w:r>
-      <w:proofErr w:type="spellStart"/>
-      <w:r>
-        <w:t>ajusta</w:t>
-      </w:r>
-      <w:proofErr w:type="spellEnd"/>
-      <w:r>
-        <w:t xml:space="preserve"> </w:t>
-      </w:r>
-      <w:proofErr w:type="spellStart"/>
-      <w:r>
-        <w:t>los</w:t>
-      </w:r>
-      <w:proofErr w:type="spellEnd"/>
-      <w:r>
-        <w:t xml:space="preserve"> campos a </w:t>
-      </w:r>
-      <w:proofErr w:type="spellStart"/>
-      <w:r>
-        <w:t>tu</w:t>
-      </w:r>
-      <w:proofErr w:type="spellEnd"/>
-      <w:r>
-        <w:t xml:space="preserve"> </w:t>
+      <w:r>
+        <w:rPr>
+          <w:lang w:val="es-MX"/>
+        </w:rPr>
+        <w:t xml:space="preserve">; ajusta los campos a tu </w:t>
       </w:r>
       <w:r>
         <w:rPr>
           <w:rStyle w:val="VerbatimChar"/>
+          <w:lang w:val="es-MX"/>
         </w:rPr>
         <w:t>DTO</w:t>
       </w:r>
       <w:r>
-        <w:t xml:space="preserve"> real </w:t>
-      </w:r>
-      <w:proofErr w:type="spellStart"/>
-      <w:r>
-        <w:t>si</w:t>
-      </w:r>
-      <w:proofErr w:type="spellEnd"/>
-      <w:r>
-        <w:t xml:space="preserve"> </w:t>
-      </w:r>
-      <w:proofErr w:type="spellStart"/>
-      <w:r>
-        <w:t>el</w:t>
-      </w:r>
-      <w:proofErr w:type="spellEnd"/>
-      <w:r>
-        <w:t xml:space="preserve"> Swagger </w:t>
-      </w:r>
-      <w:proofErr w:type="spellStart"/>
-      <w:r>
-        <w:t>muestra</w:t>
-      </w:r>
-      <w:proofErr w:type="spellEnd"/>
-      <w:r>
-        <w:t xml:space="preserve"> </w:t>
-      </w:r>
-      <w:proofErr w:type="spellStart"/>
-      <w:r>
-        <w:t>propiedades</w:t>
-      </w:r>
-      <w:proofErr w:type="spellEnd"/>
-      <w:r>
-        <w:t xml:space="preserve"> </w:t>
-      </w:r>
-      <w:proofErr w:type="spellStart"/>
-      <w:r>
-        <w:t>distintas</w:t>
-      </w:r>
-      <w:proofErr w:type="spellEnd"/>
-      <w:r>
-        <w:t xml:space="preserve"> (p. </w:t>
-      </w:r>
-      <w:proofErr w:type="spellStart"/>
-      <w:r>
-        <w:t>ej</w:t>
-      </w:r>
-      <w:proofErr w:type="spellEnd"/>
-      <w:r>
-        <w:t xml:space="preserve">., </w:t>
+        <w:rPr>
+          <w:lang w:val="es-MX"/>
+        </w:rPr>
+        <w:t xml:space="preserve"> real si el </w:t>
+      </w:r>
+      <w:proofErr w:type="spellStart"/>
+      <w:r>
+        <w:rPr>
+          <w:lang w:val="es-MX"/>
+        </w:rPr>
+        <w:t>Swagger</w:t>
+      </w:r>
+      <w:proofErr w:type="spellEnd"/>
+      <w:r>
+        <w:rPr>
+          <w:lang w:val="es-MX"/>
+        </w:rPr>
+        <w:t xml:space="preserve"> muestra propiedades distintas (p. ej., </w:t>
       </w:r>
       <w:proofErr w:type="spellStart"/>
       <w:r>
         <w:rPr>
           <w:rStyle w:val="VerbatimChar"/>
+          <w:lang w:val="es-MX"/>
         </w:rPr>
         <w:t>Contra</w:t>
       </w:r>
       <w:r>
         <w:rPr>
           <w:rStyle w:val="VerbatimChar"/>
+          <w:lang w:val="es-MX"/>
         </w:rPr>
         <w:t>t</w:t>
       </w:r>
       <w:r>
         <w:rPr>
           <w:rStyle w:val="VerbatimChar"/>
+          <w:lang w:val="es-MX"/>
         </w:rPr>
         <w:t>oCFE</w:t>
       </w:r>
       <w:r>
         <w:rPr>
           <w:rStyle w:val="VerbatimChar"/>
+          <w:lang w:val="es-MX"/>
         </w:rPr>
         <w:t>DTO</w:t>
       </w:r>
       <w:proofErr w:type="spellEnd"/>
       <w:r>
+        <w:rPr>
+          <w:lang w:val="es-MX"/>
+        </w:rPr>
         <w:t xml:space="preserve">, </w:t>
       </w:r>
       <w:proofErr w:type="spellStart"/>
       <w:r>
         <w:rPr>
           <w:rStyle w:val="VerbatimChar"/>
+          <w:lang w:val="es-MX"/>
         </w:rPr>
         <w:t>ContratoCFE</w:t>
       </w:r>
       <w:r>
         <w:rPr>
           <w:rStyle w:val="VerbatimChar"/>
+          <w:lang w:val="es-MX"/>
         </w:rPr>
         <w:t>Con</w:t>
       </w:r>
       <w:r>
         <w:rPr>
           <w:rStyle w:val="VerbatimChar"/>
+          <w:lang w:val="es-MX"/>
         </w:rPr>
         <w:t>Garantia</w:t>
       </w:r>
       <w:r>
         <w:rPr>
           <w:rStyle w:val="VerbatimChar"/>
+          <w:lang w:val="es-MX"/>
         </w:rPr>
         <w:t>DTO</w:t>
       </w:r>
       <w:proofErr w:type="spellEnd"/>
       <w:r>
+        <w:rPr>
+          <w:lang w:val="es-MX"/>
+        </w:rPr>
         <w:t xml:space="preserve">, </w:t>
       </w:r>
       <w:proofErr w:type="spellStart"/>
       <w:r>
         <w:rPr>
           <w:rStyle w:val="VerbatimChar"/>
+          <w:lang w:val="es-MX"/>
         </w:rPr>
         <w:t>ContratoParticular</w:t>
       </w:r>
       <w:r>
         <w:rPr>
           <w:rStyle w:val="VerbatimChar"/>
+          <w:lang w:val="es-MX"/>
         </w:rPr>
         <w:t>DTO</w:t>
       </w:r>
       <w:proofErr w:type="spellEnd"/>
       <w:r>
+        <w:rPr>
+          <w:lang w:val="es-MX"/>
+        </w:rPr>
         <w:t>).</w:t>
       </w:r>
     </w:p>
@@ -10273,118 +10331,64 @@
         </w:numPr>
         <w:rPr>
           <w:u w:val="single"/>
-        </w:rPr>
-      </w:pPr>
-      <w:r>
-        <w:lastRenderedPageBreak/>
-        <w:t xml:space="preserve">Si </w:t>
-      </w:r>
-      <w:proofErr w:type="spellStart"/>
-      <w:r>
-        <w:t>tu</w:t>
-      </w:r>
-      <w:proofErr w:type="spellEnd"/>
-      <w:r>
-        <w:t xml:space="preserve"> API </w:t>
-      </w:r>
-      <w:proofErr w:type="spellStart"/>
-      <w:r>
-        <w:t>devuelve</w:t>
-      </w:r>
-      <w:proofErr w:type="spellEnd"/>
-      <w:r>
-        <w:t xml:space="preserve"> </w:t>
+          <w:lang w:val="es-MX"/>
+        </w:rPr>
+      </w:pPr>
+      <w:r>
+        <w:rPr>
+          <w:lang w:val="es-MX"/>
+        </w:rPr>
+        <w:t xml:space="preserve">Si tu API devuelve </w:t>
       </w:r>
       <w:r>
         <w:rPr>
           <w:rStyle w:val="VerbatimChar"/>
-        </w:rPr>
-        <w:t>201 Created</w:t>
-      </w:r>
-      <w:r>
+          <w:lang w:val="es-MX"/>
+        </w:rPr>
+        <w:t xml:space="preserve">201 </w:t>
+      </w:r>
+      <w:proofErr w:type="spellStart"/>
+      <w:r>
+        <w:rPr>
+          <w:rStyle w:val="VerbatimChar"/>
+          <w:lang w:val="es-MX"/>
+        </w:rPr>
+        <w:t>Created</w:t>
+      </w:r>
+      <w:proofErr w:type="spellEnd"/>
+      <w:r>
+        <w:rPr>
+          <w:lang w:val="es-MX"/>
+        </w:rPr>
         <w:t xml:space="preserve"> con </w:t>
       </w:r>
+      <w:proofErr w:type="spellStart"/>
       <w:r>
         <w:rPr>
           <w:rStyle w:val="VerbatimChar"/>
+          <w:lang w:val="es-MX"/>
         </w:rPr>
         <w:t>Location</w:t>
       </w:r>
-      <w:r>
-        <w:t xml:space="preserve">, también es </w:t>
-      </w:r>
-      <w:proofErr w:type="spellStart"/>
-      <w:r>
-        <w:t>válido</w:t>
-      </w:r>
-      <w:proofErr w:type="spellEnd"/>
-      <w:r>
-        <w:t xml:space="preserve">; </w:t>
-      </w:r>
-      <w:proofErr w:type="spellStart"/>
-      <w:r>
-        <w:t>este</w:t>
-      </w:r>
-      <w:proofErr w:type="spellEnd"/>
-      <w:r>
-        <w:t xml:space="preserve"> manual </w:t>
-      </w:r>
-      <w:proofErr w:type="spellStart"/>
-      <w:r>
-        <w:t>usa</w:t>
-      </w:r>
-      <w:proofErr w:type="spellEnd"/>
-      <w:r>
-        <w:t xml:space="preserve"> </w:t>
+      <w:proofErr w:type="spellEnd"/>
+      <w:r>
+        <w:rPr>
+          <w:lang w:val="es-MX"/>
+        </w:rPr>
+        <w:t xml:space="preserve">, también es válido; este manual usa </w:t>
       </w:r>
       <w:r>
         <w:rPr>
           <w:rStyle w:val="VerbatimChar"/>
+          <w:lang w:val="es-MX"/>
         </w:rPr>
         <w:t>200</w:t>
       </w:r>
       <w:r>
-        <w:t xml:space="preserve"> </w:t>
-      </w:r>
-      <w:proofErr w:type="spellStart"/>
-      <w:r>
-        <w:t>como</w:t>
-      </w:r>
-      <w:proofErr w:type="spellEnd"/>
-      <w:r>
-        <w:t xml:space="preserve"> </w:t>
-      </w:r>
-      <w:proofErr w:type="spellStart"/>
-      <w:r>
-        <w:t>respuesta</w:t>
-      </w:r>
-      <w:proofErr w:type="spellEnd"/>
-      <w:r>
-        <w:t xml:space="preserve"> </w:t>
-      </w:r>
-      <w:proofErr w:type="spellStart"/>
-      <w:r>
-        <w:t>tipo</w:t>
-      </w:r>
-      <w:proofErr w:type="spellEnd"/>
-      <w:r>
-        <w:t xml:space="preserve"> </w:t>
-      </w:r>
-      <w:proofErr w:type="spellStart"/>
-      <w:r>
-        <w:t>por</w:t>
-      </w:r>
-      <w:proofErr w:type="spellEnd"/>
-      <w:r>
-        <w:t xml:space="preserve"> </w:t>
-      </w:r>
-      <w:proofErr w:type="spellStart"/>
-      <w:r>
-        <w:t>simplicidad</w:t>
-      </w:r>
-      <w:proofErr w:type="spellEnd"/>
-      <w:r>
-        <w:t>.</w:t>
+        <w:rPr>
+          <w:lang w:val="es-MX"/>
+        </w:rPr>
+        <w:t xml:space="preserve"> como respuesta tipo por simplicidad.</w:t>
       </w:r>
       <w:bookmarkEnd w:id="0"/>
       <w:bookmarkEnd w:id="14"/>
@@ -10786,7 +10790,7 @@
 <w:numbering xmlns:wpc="http://schemas.microsoft.com/office/word/2010/wordprocessingCanvas" xmlns:cx="http://schemas.microsoft.com/office/drawing/2014/chartex" xmlns:cx1="http://schemas.microsoft.com/office/drawing/2015/9/8/chartex" xmlns:cx2="http://schemas.microsoft.com/office/drawing/2015/10/21/chartex" xmlns:cx3="http://schemas.microsoft.com/office/drawing/2016/5/9/chartex" xmlns:cx4="http://schemas.microsoft.com/office/drawing/2016/5/10/chartex" xmlns:cx5="http://schemas.microsoft.com/office/drawing/2016/5/11/chartex" xmlns:cx6="http://schemas.microsoft.com/office/drawing/2016/5/12/chartex" xmlns:cx7="http://schemas.microsoft.com/office/drawing/2016/5/13/chartex" xmlns:cx8="http://schemas.microsoft.com/office/drawing/2016/5/14/chartex" xmlns:mc="http://schemas.openxmlformats.org/markup-compatibility/2006" xmlns:aink="http://schemas.microsoft.com/office/drawing/2016/ink" xmlns:am3d="http://schemas.microsoft.com/office/drawing/2017/model3d" xmlns:o="urn:schemas-microsoft-com:office:office" xmlns:oel="http://schemas.microsoft.com/office/2019/extlst" xmlns:r="http://schemas.openxmlformats.org/officeDocument/2006/relationships" xmlns:m="http://schemas.openxmlformats.org/officeDocument/2006/math" xmlns:v="urn:schemas-microsoft-com:vml" xmlns:wp14="http://schemas.microsoft.com/office/word/2010/wordprocessingDrawing" xmlns:wp="http://schemas.openxmlformats.org/drawingml/2006/wordprocessingDrawing" xmlns:w10="urn:schemas-microsoft-com:office:word" xmlns:w="http://schemas.openxmlformats.org/wordprocessingml/2006/main" xmlns:w14="http://schemas.microsoft.com/office/word/2010/wordml" xmlns:w15="http://schemas.microsoft.com/office/word/2012/wordml" xmlns:w16cex="http://schemas.microsoft.com/office/word/2018/wordml/cex" xmlns:w16cid="http://schemas.microsoft.com/office/word/2016/wordml/cid" xmlns:w16="http://schemas.microsoft.com/office/word/2018/wordml" xmlns:w16du="http://schemas.microsoft.com/office/word/2023/wordml/word16du" xmlns:w16sdtdh="http://schemas.microsoft.com/office/word/2020/wordml/sdtdatahash" xmlns:w16sdtfl="http://schemas.microsoft.com/office/word/2024/wordml/sdtformatlock" xmlns:w16se="http://schemas.microsoft.com/office/word/2015/wordml/symex" xmlns:wpg="http://schemas.microsoft.com/office/word/2010/wordprocessingGroup" xmlns:wpi="http://schemas.microsoft.com/office/word/2010/wordprocessingInk" xmlns:wne="http://schemas.microsoft.com/office/word/2006/wordml" xmlns:wps="http://schemas.microsoft.com/office/word/2010/wordprocessingShape" mc:Ignorable="w14 w15 w16se w16cid w16 w16cex w16sdtdh w16sdtfl w16du wp14">
   <w:numPicBullet w:numPicBulletId="0">
     <w:pict>
-      <v:rect id="_x0000_i1168" style="width:0;height:1.5pt" o:hralign="center" o:bullet="t" o:hrstd="t" o:hr="t"/>
+      <v:rect id="_x0000_i1056" style="width:0;height:1.5pt" o:hralign="center" o:bullet="t" o:hrstd="t" o:hr="t"/>
     </w:pict>
   </w:numPicBullet>
   <w:abstractNum w:abstractNumId="0" w15:restartNumberingAfterBreak="0">
@@ -15627,6 +15631,7 @@
   <w:style w:type="character" w:default="1" w:styleId="Fuentedeprrafopredeter">
     <w:name w:val="Default Paragraph Font"/>
     <w:uiPriority w:val="1"/>
+    <w:semiHidden/>
     <w:unhideWhenUsed/>
   </w:style>
   <w:style w:type="table" w:default="1" w:styleId="Tablanormal">

--- a/Practicas/Practica 4/Practica 4_Contratos.docx
+++ b/Practicas/Practica 4/Practica 4_Contratos.docx
@@ -62,14 +62,6 @@
     </w:p>
     <w:p>
       <w:pPr>
-        <w:rPr>
-          <w:rFonts w:ascii="Noto Sans" w:hAnsi="Noto Sans" w:cs="Noto Sans"/>
-          <w:u w:val="single"/>
-        </w:rPr>
-      </w:pPr>
-    </w:p>
-    <w:p>
-      <w:pPr>
         <w:pStyle w:val="FirstParagraph"/>
         <w:rPr>
           <w:lang w:val="es-MX"/>
@@ -118,8 +110,6 @@
         </w:rPr>
         <w:t>Contratos</w:t>
       </w:r>
-    </w:p>
-    <w:p>
       <w:r>
         <w:pict w14:anchorId="5FBAE4C0">
           <v:rect id="_x0000_i1026" style="width:0;height:1.5pt" o:hralign="center" o:hrstd="t" o:hr="t"/>
@@ -1155,139 +1145,32 @@
     </w:p>
     <w:p>
       <w:pPr>
-        <w:pStyle w:val="SourceCode"/>
-        <w:numPr>
-          <w:ilvl w:val="0"/>
-          <w:numId w:val="2"/>
-        </w:numPr>
-      </w:pPr>
-      <w:r>
-        <w:rPr>
-          <w:rStyle w:val="FunctionTok"/>
-        </w:rPr>
+        <w:pStyle w:val="Codigo"/>
+        <w:ind w:left="360"/>
+      </w:pPr>
+      <w:r>
         <w:t>{</w:t>
       </w:r>
+    </w:p>
+    <w:p>
+      <w:pPr>
+        <w:pStyle w:val="Codigo"/>
+        <w:ind w:left="360"/>
+      </w:pPr>
+      <w:r>
+        <w:tab/>
+      </w:r>
+      <w:r>
+        <w:t>"usuario": "demoUser",</w:t>
+      </w:r>
       <w:r>
         <w:br/>
-      </w:r>
-      <w:r>
-        <w:rPr>
-          <w:rStyle w:val="NormalTok"/>
-        </w:rPr>
-        <w:t xml:space="preserve">  </w:t>
-      </w:r>
-      <w:r>
-        <w:rPr>
-          <w:rStyle w:val="DataTypeTok"/>
-        </w:rPr>
-        <w:t>"usuario"</w:t>
-      </w:r>
-      <w:r>
-        <w:rPr>
-          <w:rStyle w:val="FunctionTok"/>
-        </w:rPr>
-        <w:t>:</w:t>
-      </w:r>
-      <w:r>
-        <w:rPr>
-          <w:rStyle w:val="NormalTok"/>
-        </w:rPr>
-        <w:t xml:space="preserve"> </w:t>
-      </w:r>
-      <w:r>
-        <w:rPr>
-          <w:rStyle w:val="StringTok"/>
-        </w:rPr>
-        <w:t>"</w:t>
-      </w:r>
-      <w:proofErr w:type="spellStart"/>
-      <w:r>
-        <w:rPr>
-          <w:rStyle w:val="StringTok"/>
-        </w:rPr>
-        <w:t>demoUser</w:t>
-      </w:r>
-      <w:proofErr w:type="spellEnd"/>
-      <w:r>
-        <w:rPr>
-          <w:rStyle w:val="StringTok"/>
-        </w:rPr>
-        <w:t>"</w:t>
-      </w:r>
-      <w:r>
-        <w:rPr>
-          <w:rStyle w:val="FunctionTok"/>
-        </w:rPr>
-        <w:t>,</w:t>
+        <w:t xml:space="preserve">  "password": "demoPass"</w:t>
       </w:r>
       <w:r>
         <w:br/>
       </w:r>
       <w:r>
-        <w:rPr>
-          <w:rStyle w:val="NormalTok"/>
-        </w:rPr>
-        <w:t xml:space="preserve">  </w:t>
-      </w:r>
-      <w:r>
-        <w:rPr>
-          <w:rStyle w:val="DataTypeTok"/>
-        </w:rPr>
-        <w:t>"</w:t>
-      </w:r>
-      <w:proofErr w:type="spellStart"/>
-      <w:r>
-        <w:rPr>
-          <w:rStyle w:val="DataTypeTok"/>
-        </w:rPr>
-        <w:t>password</w:t>
-      </w:r>
-      <w:proofErr w:type="spellEnd"/>
-      <w:r>
-        <w:rPr>
-          <w:rStyle w:val="DataTypeTok"/>
-        </w:rPr>
-        <w:t>"</w:t>
-      </w:r>
-      <w:r>
-        <w:rPr>
-          <w:rStyle w:val="FunctionTok"/>
-        </w:rPr>
-        <w:t>:</w:t>
-      </w:r>
-      <w:r>
-        <w:rPr>
-          <w:rStyle w:val="NormalTok"/>
-        </w:rPr>
-        <w:t xml:space="preserve"> </w:t>
-      </w:r>
-      <w:r>
-        <w:rPr>
-          <w:rStyle w:val="StringTok"/>
-        </w:rPr>
-        <w:t>"</w:t>
-      </w:r>
-      <w:proofErr w:type="spellStart"/>
-      <w:r>
-        <w:rPr>
-          <w:rStyle w:val="StringTok"/>
-        </w:rPr>
-        <w:t>demoPass</w:t>
-      </w:r>
-      <w:proofErr w:type="spellEnd"/>
-      <w:r>
-        <w:rPr>
-          <w:rStyle w:val="StringTok"/>
-        </w:rPr>
-        <w:t>"</w:t>
-      </w:r>
-      <w:r>
-        <w:br/>
-      </w:r>
-      <w:r>
-        <w:rPr>
-          <w:rStyle w:val="FunctionTok"/>
-        </w:rPr>
         <w:t>}</w:t>
       </w:r>
     </w:p>
@@ -1336,11 +1219,7 @@
     </w:p>
     <w:p>
       <w:pPr>
-        <w:pStyle w:val="SourceCode"/>
-        <w:numPr>
-          <w:ilvl w:val="0"/>
-          <w:numId w:val="2"/>
-        </w:numPr>
+        <w:pStyle w:val="Codigo"/>
       </w:pPr>
       <w:r>
         <w:rPr>
@@ -1360,24 +1239,39 @@
       <w:r>
         <w:rPr>
           <w:rStyle w:val="DataTypeTok"/>
+          <w:rFonts w:ascii="Courier New" w:hAnsi="Courier New" w:cs="Courier New"/>
+          <w:color w:val="auto"/>
+          <w:sz w:val="20"/>
+          <w:szCs w:val="20"/>
         </w:rPr>
         <w:t>"token"</w:t>
       </w:r>
       <w:r>
         <w:rPr>
           <w:rStyle w:val="FunctionTok"/>
+          <w:rFonts w:ascii="Courier New" w:hAnsi="Courier New" w:cs="Courier New"/>
+          <w:color w:val="auto"/>
+          <w:sz w:val="20"/>
+          <w:szCs w:val="20"/>
         </w:rPr>
         <w:t>:</w:t>
       </w:r>
       <w:r>
         <w:rPr>
           <w:rStyle w:val="NormalTok"/>
+          <w:rFonts w:ascii="Courier New" w:hAnsi="Courier New" w:cs="Courier New"/>
+          <w:sz w:val="20"/>
+          <w:szCs w:val="20"/>
         </w:rPr>
         <w:t xml:space="preserve"> </w:t>
       </w:r>
       <w:r>
         <w:rPr>
           <w:rStyle w:val="StringTok"/>
+          <w:rFonts w:ascii="Courier New" w:hAnsi="Courier New" w:cs="Courier New"/>
+          <w:color w:val="auto"/>
+          <w:sz w:val="20"/>
+          <w:szCs w:val="20"/>
         </w:rPr>
         <w:t>"</w:t>
       </w:r>
@@ -1385,6 +1279,10 @@
       <w:r>
         <w:rPr>
           <w:rStyle w:val="StringTok"/>
+          <w:rFonts w:ascii="Courier New" w:hAnsi="Courier New" w:cs="Courier New"/>
+          <w:color w:val="auto"/>
+          <w:sz w:val="20"/>
+          <w:szCs w:val="20"/>
         </w:rPr>
         <w:t>eyJhbGciOi</w:t>
       </w:r>
@@ -1392,27 +1290,46 @@
       <w:r>
         <w:rPr>
           <w:rStyle w:val="StringTok"/>
+          <w:rFonts w:ascii="Courier New" w:hAnsi="Courier New" w:cs="Courier New"/>
+          <w:color w:val="auto"/>
+          <w:sz w:val="20"/>
+          <w:szCs w:val="20"/>
         </w:rPr>
         <w:t>..."</w:t>
       </w:r>
       <w:r>
         <w:rPr>
           <w:rStyle w:val="FunctionTok"/>
+          <w:rFonts w:ascii="Courier New" w:hAnsi="Courier New" w:cs="Courier New"/>
+          <w:color w:val="auto"/>
+          <w:sz w:val="20"/>
+          <w:szCs w:val="20"/>
         </w:rPr>
         <w:t>,</w:t>
       </w:r>
       <w:r>
+        <w:rPr>
+          <w:rFonts w:cs="Courier New"/>
+          <w:szCs w:val="20"/>
+        </w:rPr>
         <w:br/>
       </w:r>
       <w:r>
         <w:rPr>
           <w:rStyle w:val="NormalTok"/>
+          <w:rFonts w:ascii="Courier New" w:hAnsi="Courier New" w:cs="Courier New"/>
+          <w:sz w:val="20"/>
+          <w:szCs w:val="20"/>
         </w:rPr>
         <w:t xml:space="preserve">  </w:t>
       </w:r>
       <w:r>
         <w:rPr>
           <w:rStyle w:val="DataTypeTok"/>
+          <w:rFonts w:ascii="Courier New" w:hAnsi="Courier New" w:cs="Courier New"/>
+          <w:color w:val="auto"/>
+          <w:sz w:val="20"/>
+          <w:szCs w:val="20"/>
         </w:rPr>
         <w:t>"</w:t>
       </w:r>
@@ -1420,6 +1337,10 @@
       <w:r>
         <w:rPr>
           <w:rStyle w:val="DataTypeTok"/>
+          <w:rFonts w:ascii="Courier New" w:hAnsi="Courier New" w:cs="Courier New"/>
+          <w:color w:val="auto"/>
+          <w:sz w:val="20"/>
+          <w:szCs w:val="20"/>
         </w:rPr>
         <w:t>expiraEn</w:t>
       </w:r>
@@ -1427,24 +1348,39 @@
       <w:r>
         <w:rPr>
           <w:rStyle w:val="DataTypeTok"/>
+          <w:rFonts w:ascii="Courier New" w:hAnsi="Courier New" w:cs="Courier New"/>
+          <w:color w:val="auto"/>
+          <w:sz w:val="20"/>
+          <w:szCs w:val="20"/>
         </w:rPr>
         <w:t>"</w:t>
       </w:r>
       <w:r>
         <w:rPr>
           <w:rStyle w:val="FunctionTok"/>
+          <w:rFonts w:ascii="Courier New" w:hAnsi="Courier New" w:cs="Courier New"/>
+          <w:color w:val="auto"/>
+          <w:sz w:val="20"/>
+          <w:szCs w:val="20"/>
         </w:rPr>
         <w:t>:</w:t>
       </w:r>
       <w:r>
         <w:rPr>
           <w:rStyle w:val="NormalTok"/>
+          <w:rFonts w:ascii="Courier New" w:hAnsi="Courier New" w:cs="Courier New"/>
+          <w:sz w:val="20"/>
+          <w:szCs w:val="20"/>
         </w:rPr>
         <w:t xml:space="preserve"> </w:t>
       </w:r>
       <w:r>
         <w:rPr>
           <w:rStyle w:val="StringTok"/>
+          <w:rFonts w:ascii="Courier New" w:hAnsi="Courier New" w:cs="Courier New"/>
+          <w:color w:val="auto"/>
+          <w:sz w:val="20"/>
+          <w:szCs w:val="20"/>
         </w:rPr>
         <w:t>"2025-12-31T23:59:59Z"</w:t>
       </w:r>
@@ -1710,90 +1646,70 @@
     <w:p>
       <w:pPr>
         <w:pStyle w:val="Textoindependiente"/>
-        <w:rPr>
-          <w:b/>
-          <w:bCs/>
-        </w:rPr>
-      </w:pPr>
+      </w:pPr>
+      <w:r>
+        <w:rPr>
+          <w:b/>
+          <w:bCs/>
+        </w:rPr>
+        <w:t xml:space="preserve"> </w:t>
+      </w:r>
+      <w:r>
+        <w:rPr>
+          <w:b/>
+          <w:bCs/>
+        </w:rPr>
+        <w:t>GET – Consultar contratos</w:t>
+      </w:r>
+      <w:r>
+        <w:rPr>
+          <w:b/>
+          <w:bCs/>
+        </w:rPr>
+        <w:t xml:space="preserve">: </w:t>
+      </w:r>
+      <w:r>
+        <w:t xml:space="preserve"> Este </w:t>
+      </w:r>
+      <w:proofErr w:type="spellStart"/>
+      <w:r>
+        <w:t>end</w:t>
+      </w:r>
+      <w:proofErr w:type="spellEnd"/>
+      <w:r>
+        <w:t xml:space="preserve"> Point obtiene la lista de todos los contratos </w:t>
+      </w:r>
+      <w:r>
+        <w:t xml:space="preserve">registrados de la empresa, </w:t>
+      </w:r>
+      <w:r>
+        <w:t>independientemente de</w:t>
+      </w:r>
+      <w:r>
+        <w:t>l</w:t>
+      </w:r>
+      <w:r>
+        <w:t xml:space="preserve"> tipo</w:t>
+      </w:r>
+      <w:r>
+        <w:t xml:space="preserve"> </w:t>
+      </w:r>
+      <w:r>
+        <w:t>de contrato</w:t>
+      </w:r>
+      <w:r>
+        <w:t>.</w:t>
+      </w:r>
     </w:p>
     <w:p>
       <w:pPr>
         <w:pStyle w:val="Textoindependiente"/>
       </w:pPr>
       <w:r>
-        <w:rPr>
-          <w:rFonts w:ascii="Segoe UI Emoji" w:hAnsi="Segoe UI Emoji" w:cs="Segoe UI Emoji"/>
-          <w:b/>
-          <w:bCs/>
-        </w:rPr>
-        <w:t>🔹</w:t>
-      </w:r>
-      <w:r>
-        <w:rPr>
-          <w:b/>
-          <w:bCs/>
-        </w:rPr>
-        <w:t xml:space="preserve"> </w:t>
-      </w:r>
-      <w:r>
-        <w:rPr>
-          <w:b/>
-          <w:bCs/>
-        </w:rPr>
-        <w:t>GET – Consultar contratos</w:t>
-      </w:r>
-      <w:r>
-        <w:rPr>
-          <w:b/>
-          <w:bCs/>
-        </w:rPr>
-        <w:t xml:space="preserve">: </w:t>
-      </w:r>
-      <w:r>
-        <w:t xml:space="preserve"> Este </w:t>
-      </w:r>
-      <w:proofErr w:type="spellStart"/>
-      <w:r>
-        <w:t>end</w:t>
-      </w:r>
-      <w:proofErr w:type="spellEnd"/>
-      <w:r>
-        <w:t xml:space="preserve"> Point obtiene la lista de todos los contratos </w:t>
-      </w:r>
-      <w:r>
-        <w:t xml:space="preserve">registrados de la empresa, </w:t>
-      </w:r>
-      <w:r>
-        <w:t>independientemente de</w:t>
-      </w:r>
-      <w:r>
-        <w:t>l</w:t>
-      </w:r>
-      <w:r>
-        <w:t xml:space="preserve"> tipo</w:t>
-      </w:r>
-      <w:r>
-        <w:t xml:space="preserve"> </w:t>
-      </w:r>
-      <w:r>
-        <w:t>de contrato</w:t>
-      </w:r>
-      <w:r>
-        <w:t>.</w:t>
-      </w:r>
-    </w:p>
-    <w:p>
-      <w:pPr>
-        <w:pStyle w:val="Textoindependiente"/>
-      </w:pPr>
-      <w:r>
         <w:t>GET /F2_PreparacionFabricacion/Contratos</w:t>
       </w:r>
     </w:p>
     <w:p>
-      <w:pPr>
-        <w:pStyle w:val="Textoindependiente"/>
-      </w:pPr>
       <w:r>
         <w:rPr>
           <w:b/>
@@ -1804,1312 +1720,718 @@
     </w:p>
     <w:p>
       <w:pPr>
-        <w:pStyle w:val="Textoindependiente"/>
-        <w:ind w:left="708"/>
-        <w:rPr>
-          <w:color w:val="156082" w:themeColor="accent1"/>
-        </w:rPr>
-      </w:pPr>
-      <w:r>
-        <w:rPr>
-          <w:color w:val="156082" w:themeColor="accent1"/>
-        </w:rPr>
+        <w:pStyle w:val="Codigo"/>
+      </w:pPr>
+      <w:r>
         <w:t>{</w:t>
       </w:r>
     </w:p>
     <w:p>
       <w:pPr>
-        <w:pStyle w:val="Textoindependiente"/>
-        <w:ind w:left="708"/>
-        <w:rPr>
-          <w:color w:val="156082" w:themeColor="accent1"/>
-        </w:rPr>
-      </w:pPr>
-      <w:r>
-        <w:rPr>
-          <w:color w:val="156082" w:themeColor="accent1"/>
-        </w:rPr>
+        <w:pStyle w:val="Codigo"/>
+      </w:pPr>
+      <w:r>
         <w:t xml:space="preserve">  "total": 4,</w:t>
       </w:r>
     </w:p>
     <w:p>
       <w:pPr>
-        <w:pStyle w:val="Textoindependiente"/>
-        <w:ind w:left="708"/>
-        <w:rPr>
-          <w:color w:val="156082" w:themeColor="accent1"/>
-        </w:rPr>
-      </w:pPr>
-      <w:r>
-        <w:rPr>
-          <w:color w:val="156082" w:themeColor="accent1"/>
-        </w:rPr>
+        <w:pStyle w:val="Codigo"/>
+      </w:pPr>
+      <w:r>
         <w:t xml:space="preserve">  "</w:t>
       </w:r>
       <w:proofErr w:type="spellStart"/>
       <w:r>
-        <w:rPr>
-          <w:color w:val="156082" w:themeColor="accent1"/>
-        </w:rPr>
         <w:t>paginaActual</w:t>
       </w:r>
       <w:proofErr w:type="spellEnd"/>
       <w:r>
-        <w:rPr>
-          <w:color w:val="156082" w:themeColor="accent1"/>
-        </w:rPr>
         <w:t>": 1,</w:t>
       </w:r>
     </w:p>
     <w:p>
       <w:pPr>
-        <w:pStyle w:val="Textoindependiente"/>
-        <w:ind w:left="708"/>
-        <w:rPr>
-          <w:color w:val="156082" w:themeColor="accent1"/>
-        </w:rPr>
-      </w:pPr>
-      <w:r>
-        <w:rPr>
-          <w:color w:val="156082" w:themeColor="accent1"/>
-        </w:rPr>
+        <w:pStyle w:val="Codigo"/>
+      </w:pPr>
+      <w:r>
         <w:t xml:space="preserve">  "</w:t>
       </w:r>
       <w:proofErr w:type="spellStart"/>
       <w:r>
-        <w:rPr>
-          <w:color w:val="156082" w:themeColor="accent1"/>
-        </w:rPr>
         <w:t>tamañoPagina</w:t>
       </w:r>
       <w:proofErr w:type="spellEnd"/>
       <w:r>
-        <w:rPr>
-          <w:color w:val="156082" w:themeColor="accent1"/>
-        </w:rPr>
         <w:t>": 20,</w:t>
       </w:r>
     </w:p>
     <w:p>
       <w:pPr>
-        <w:pStyle w:val="Textoindependiente"/>
-        <w:ind w:left="708"/>
-        <w:rPr>
-          <w:color w:val="156082" w:themeColor="accent1"/>
-        </w:rPr>
-      </w:pPr>
-      <w:r>
-        <w:rPr>
-          <w:color w:val="156082" w:themeColor="accent1"/>
-        </w:rPr>
+        <w:pStyle w:val="Codigo"/>
+      </w:pPr>
+      <w:r>
         <w:t xml:space="preserve">  "contratos": [</w:t>
       </w:r>
     </w:p>
     <w:p>
       <w:pPr>
-        <w:pStyle w:val="Textoindependiente"/>
-        <w:ind w:left="708"/>
-        <w:rPr>
-          <w:color w:val="156082" w:themeColor="accent1"/>
-        </w:rPr>
-      </w:pPr>
-      <w:r>
-        <w:rPr>
-          <w:color w:val="156082" w:themeColor="accent1"/>
-        </w:rPr>
+        <w:pStyle w:val="Codigo"/>
+      </w:pPr>
+      <w:r>
+        <w:t xml:space="preserve">    {</w:t>
+      </w:r>
+    </w:p>
+    <w:p>
+      <w:pPr>
+        <w:pStyle w:val="Codigo"/>
+      </w:pPr>
+      <w:r>
+        <w:t xml:space="preserve">      "$Tipo": "</w:t>
+      </w:r>
+      <w:proofErr w:type="spellStart"/>
+      <w:r>
+        <w:t>ContratoCFE</w:t>
+      </w:r>
+      <w:proofErr w:type="spellEnd"/>
+      <w:r>
+        <w:t>",</w:t>
+      </w:r>
+    </w:p>
+    <w:p>
+      <w:pPr>
+        <w:pStyle w:val="Codigo"/>
+      </w:pPr>
+      <w:r>
+        <w:t xml:space="preserve">      "</w:t>
+      </w:r>
+      <w:proofErr w:type="spellStart"/>
+      <w:r>
+        <w:t>detalleContrato</w:t>
+      </w:r>
+      <w:proofErr w:type="spellEnd"/>
+      <w:r>
+        <w:t>": [</w:t>
+      </w:r>
+    </w:p>
+    <w:p>
+      <w:pPr>
+        <w:pStyle w:val="Codigo"/>
+      </w:pPr>
+      <w:r>
+        <w:t xml:space="preserve">        {</w:t>
+      </w:r>
+    </w:p>
+    <w:p>
+      <w:pPr>
+        <w:pStyle w:val="Codigo"/>
+      </w:pPr>
+      <w:r>
+        <w:t xml:space="preserve">          "</w:t>
+      </w:r>
+      <w:proofErr w:type="spellStart"/>
+      <w:r>
+        <w:t>partidaContrato</w:t>
+      </w:r>
+      <w:proofErr w:type="spellEnd"/>
+      <w:r>
+        <w:t>": "55",</w:t>
+      </w:r>
+    </w:p>
+    <w:p>
+      <w:pPr>
+        <w:pStyle w:val="Codigo"/>
+      </w:pPr>
+      <w:r>
+        <w:t xml:space="preserve">          "</w:t>
+      </w:r>
+      <w:proofErr w:type="spellStart"/>
+      <w:r>
+        <w:t>descripcionAviso</w:t>
+      </w:r>
+      <w:proofErr w:type="spellEnd"/>
+      <w:r>
+        <w:t>": "CABLE CONTROL CU PVC + PVC  8X10...",</w:t>
+      </w:r>
+    </w:p>
+    <w:p>
+      <w:pPr>
+        <w:pStyle w:val="Codigo"/>
+      </w:pPr>
+      <w:r>
+        <w:t xml:space="preserve">          "</w:t>
+      </w:r>
+      <w:proofErr w:type="spellStart"/>
+      <w:r>
+        <w:t>areaDestinoCFE</w:t>
+      </w:r>
+      <w:proofErr w:type="spellEnd"/>
+      <w:r>
+        <w:t>": "JALISCO D144 TLAQUEPAQUE",</w:t>
+      </w:r>
+    </w:p>
+    <w:p>
+      <w:pPr>
+        <w:pStyle w:val="Codigo"/>
+      </w:pPr>
+      <w:r>
+        <w:t xml:space="preserve">          "cantidad": 500,</w:t>
+      </w:r>
+    </w:p>
+    <w:p>
+      <w:pPr>
+        <w:pStyle w:val="Codigo"/>
+      </w:pPr>
+      <w:r>
+        <w:t xml:space="preserve">          "unidad": "Metros",</w:t>
+      </w:r>
+    </w:p>
+    <w:p>
+      <w:pPr>
+        <w:pStyle w:val="Codigo"/>
+      </w:pPr>
+      <w:r>
         <w:lastRenderedPageBreak/>
+        <w:t xml:space="preserve">          "</w:t>
+      </w:r>
+      <w:proofErr w:type="spellStart"/>
+      <w:r>
+        <w:t>importeTotal</w:t>
+      </w:r>
+      <w:proofErr w:type="spellEnd"/>
+      <w:r>
+        <w:t>": 93055</w:t>
+      </w:r>
+    </w:p>
+    <w:p>
+      <w:pPr>
+        <w:pStyle w:val="Codigo"/>
+      </w:pPr>
+      <w:r>
+        <w:t xml:space="preserve">        }</w:t>
+      </w:r>
+    </w:p>
+    <w:p>
+      <w:pPr>
+        <w:pStyle w:val="Codigo"/>
+      </w:pPr>
+      <w:r>
+        <w:t xml:space="preserve">      ],</w:t>
+      </w:r>
+    </w:p>
+    <w:p>
+      <w:pPr>
+        <w:pStyle w:val="Codigo"/>
+      </w:pPr>
+      <w:r>
+        <w:t xml:space="preserve">      "</w:t>
+      </w:r>
+      <w:proofErr w:type="spellStart"/>
+      <w:r>
+        <w:t>urlArchivo</w:t>
+      </w:r>
+      <w:proofErr w:type="spellEnd"/>
+      <w:r>
+        <w:t>": "https://www.cfe.mx",</w:t>
+      </w:r>
+    </w:p>
+    <w:p>
+      <w:pPr>
+        <w:pStyle w:val="Codigo"/>
+      </w:pPr>
+      <w:r>
+        <w:t xml:space="preserve">      "mD5": "7f8bd873cae3745bb6ac325cf6fb2909",</w:t>
+      </w:r>
+    </w:p>
+    <w:p>
+      <w:pPr>
+        <w:pStyle w:val="Codigo"/>
+      </w:pPr>
+      <w:r>
+        <w:t xml:space="preserve">      "</w:t>
+      </w:r>
+      <w:proofErr w:type="spellStart"/>
+      <w:r>
+        <w:t>fechaEntregaCFE</w:t>
+      </w:r>
+      <w:proofErr w:type="spellEnd"/>
+      <w:r>
+        <w:t>": "2025-07-18T06:00:00Z",</w:t>
+      </w:r>
+    </w:p>
+    <w:p>
+      <w:pPr>
+        <w:pStyle w:val="Codigo"/>
+      </w:pPr>
+      <w:r>
+        <w:t xml:space="preserve">      "id": "68b8b5267f39fe66bbf4353a",</w:t>
+      </w:r>
+    </w:p>
+    <w:p>
+      <w:pPr>
+        <w:pStyle w:val="Codigo"/>
+      </w:pPr>
+      <w:r>
+        <w:t xml:space="preserve">      "</w:t>
+      </w:r>
+      <w:proofErr w:type="spellStart"/>
+      <w:r>
+        <w:t>tipoContrato</w:t>
+      </w:r>
+      <w:proofErr w:type="spellEnd"/>
+      <w:r>
+        <w:t>": "</w:t>
+      </w:r>
+      <w:proofErr w:type="spellStart"/>
+      <w:r>
+        <w:t>ContratoCFE</w:t>
+      </w:r>
+      <w:proofErr w:type="spellEnd"/>
+      <w:r>
+        <w:t>",</w:t>
+      </w:r>
+    </w:p>
+    <w:p>
+      <w:pPr>
+        <w:pStyle w:val="Codigo"/>
+      </w:pPr>
+      <w:r>
+        <w:t xml:space="preserve">      "</w:t>
+      </w:r>
+      <w:proofErr w:type="spellStart"/>
+      <w:r>
+        <w:t>noContrato</w:t>
+      </w:r>
+      <w:proofErr w:type="spellEnd"/>
+      <w:r>
+        <w:t>": "9100026571",</w:t>
+      </w:r>
+    </w:p>
+    <w:p>
+      <w:pPr>
+        <w:pStyle w:val="Codigo"/>
+      </w:pPr>
+      <w:r>
+        <w:t xml:space="preserve">      "estatus": "ACTIVO"</w:t>
+      </w:r>
+    </w:p>
+    <w:p>
+      <w:pPr>
+        <w:pStyle w:val="Codigo"/>
+      </w:pPr>
+      <w:r>
+        <w:t xml:space="preserve">    },</w:t>
+      </w:r>
+    </w:p>
+    <w:p>
+      <w:pPr>
+        <w:pStyle w:val="Codigo"/>
+      </w:pPr>
+      <w:r>
         <w:t xml:space="preserve">    {</w:t>
       </w:r>
     </w:p>
     <w:p>
       <w:pPr>
-        <w:pStyle w:val="Textoindependiente"/>
-        <w:ind w:left="708"/>
-        <w:rPr>
-          <w:color w:val="156082" w:themeColor="accent1"/>
-        </w:rPr>
-      </w:pPr>
-      <w:r>
-        <w:rPr>
-          <w:color w:val="156082" w:themeColor="accent1"/>
-        </w:rPr>
+        <w:pStyle w:val="Codigo"/>
+      </w:pPr>
+      <w:r>
         <w:t xml:space="preserve">      "$Tipo": "</w:t>
       </w:r>
       <w:proofErr w:type="spellStart"/>
       <w:r>
-        <w:rPr>
-          <w:color w:val="156082" w:themeColor="accent1"/>
-        </w:rPr>
-        <w:t>ContratoCFE</w:t>
-      </w:r>
-      <w:proofErr w:type="spellEnd"/>
-      <w:r>
-        <w:rPr>
-          <w:color w:val="156082" w:themeColor="accent1"/>
-        </w:rPr>
+        <w:t>ContratoCFEConGarantia</w:t>
+      </w:r>
+      <w:proofErr w:type="spellEnd"/>
+      <w:r>
         <w:t>",</w:t>
       </w:r>
     </w:p>
     <w:p>
       <w:pPr>
-        <w:pStyle w:val="Textoindependiente"/>
-        <w:ind w:left="708"/>
-        <w:rPr>
-          <w:color w:val="156082" w:themeColor="accent1"/>
-        </w:rPr>
-      </w:pPr>
-      <w:r>
-        <w:rPr>
-          <w:color w:val="156082" w:themeColor="accent1"/>
-        </w:rPr>
+        <w:pStyle w:val="Codigo"/>
+      </w:pPr>
+      <w:r>
         <w:t xml:space="preserve">      "</w:t>
       </w:r>
       <w:proofErr w:type="spellStart"/>
       <w:r>
-        <w:rPr>
-          <w:color w:val="156082" w:themeColor="accent1"/>
-        </w:rPr>
+        <w:t>perdidasGarantizadasVacio</w:t>
+      </w:r>
+      <w:proofErr w:type="spellEnd"/>
+      <w:r>
+        <w:t xml:space="preserve">": </w:t>
+      </w:r>
+      <w:r>
+        <w:t>42</w:t>
+      </w:r>
+      <w:r>
+        <w:t>,</w:t>
+      </w:r>
+    </w:p>
+    <w:p>
+      <w:pPr>
+        <w:pStyle w:val="Codigo"/>
+      </w:pPr>
+      <w:r>
+        <w:t xml:space="preserve">      "perdidasGarantizadasCarga":</w:t>
+      </w:r>
+      <w:r>
+        <w:t>63</w:t>
+      </w:r>
+      <w:r>
+        <w:t>,</w:t>
+      </w:r>
+    </w:p>
+    <w:p>
+      <w:pPr>
+        <w:pStyle w:val="Codigo"/>
+      </w:pPr>
+      <w:r>
+        <w:t xml:space="preserve">      "</w:t>
+      </w:r>
+      <w:proofErr w:type="spellStart"/>
+      <w:r>
         <w:t>detalleContrato</w:t>
       </w:r>
       <w:proofErr w:type="spellEnd"/>
       <w:r>
-        <w:rPr>
-          <w:color w:val="156082" w:themeColor="accent1"/>
-        </w:rPr>
+        <w:t xml:space="preserve">": </w:t>
+      </w:r>
+      <w:proofErr w:type="spellStart"/>
+      <w:r>
+        <w:t>null</w:t>
+      </w:r>
+      <w:proofErr w:type="spellEnd"/>
+      <w:r>
+        <w:t>,</w:t>
+      </w:r>
+    </w:p>
+    <w:p>
+      <w:pPr>
+        <w:pStyle w:val="Codigo"/>
+      </w:pPr>
+      <w:r>
+        <w:t xml:space="preserve">      "</w:t>
+      </w:r>
+      <w:proofErr w:type="spellStart"/>
+      <w:r>
+        <w:t>urlArchivo</w:t>
+      </w:r>
+      <w:proofErr w:type="spellEnd"/>
+      <w:r>
+        <w:t xml:space="preserve">": </w:t>
+      </w:r>
+      <w:proofErr w:type="spellStart"/>
+      <w:r>
+        <w:t>null</w:t>
+      </w:r>
+      <w:proofErr w:type="spellEnd"/>
+      <w:r>
+        <w:t>,</w:t>
+      </w:r>
+    </w:p>
+    <w:p>
+      <w:pPr>
+        <w:pStyle w:val="Codigo"/>
+      </w:pPr>
+      <w:r>
+        <w:t xml:space="preserve">      "mD5": </w:t>
+      </w:r>
+      <w:proofErr w:type="spellStart"/>
+      <w:r>
+        <w:t>null</w:t>
+      </w:r>
+      <w:proofErr w:type="spellEnd"/>
+      <w:r>
+        <w:t>,</w:t>
+      </w:r>
+    </w:p>
+    <w:p>
+      <w:pPr>
+        <w:pStyle w:val="Codigo"/>
+      </w:pPr>
+      <w:r>
+        <w:t xml:space="preserve">      "</w:t>
+      </w:r>
+      <w:proofErr w:type="spellStart"/>
+      <w:r>
+        <w:t>fechaEntregaCFE</w:t>
+      </w:r>
+      <w:proofErr w:type="spellEnd"/>
+      <w:r>
+        <w:t>": "0001-01-01T00:00:00",</w:t>
+      </w:r>
+    </w:p>
+    <w:p>
+      <w:pPr>
+        <w:pStyle w:val="Codigo"/>
+      </w:pPr>
+      <w:r>
+        <w:t xml:space="preserve">      "id": "68b9b3cace4fbe620abc2b3f",</w:t>
+      </w:r>
+    </w:p>
+    <w:p>
+      <w:pPr>
+        <w:pStyle w:val="Codigo"/>
+      </w:pPr>
+      <w:r>
+        <w:t xml:space="preserve">      "</w:t>
+      </w:r>
+      <w:proofErr w:type="spellStart"/>
+      <w:r>
+        <w:t>tipoContrato</w:t>
+      </w:r>
+      <w:proofErr w:type="spellEnd"/>
+      <w:r>
+        <w:t>": "</w:t>
+      </w:r>
+      <w:proofErr w:type="spellStart"/>
+      <w:r>
+        <w:t>ContratoCFEConGarantia</w:t>
+      </w:r>
+      <w:proofErr w:type="spellEnd"/>
+      <w:r>
+        <w:t>",</w:t>
+      </w:r>
+    </w:p>
+    <w:p>
+      <w:pPr>
+        <w:pStyle w:val="Codigo"/>
+      </w:pPr>
+      <w:r>
+        <w:t xml:space="preserve">      "</w:t>
+      </w:r>
+      <w:proofErr w:type="spellStart"/>
+      <w:r>
+        <w:t>noContrato</w:t>
+      </w:r>
+      <w:proofErr w:type="spellEnd"/>
+      <w:r>
+        <w:t>": "9100025605",</w:t>
+      </w:r>
+    </w:p>
+    <w:p>
+      <w:pPr>
+        <w:pStyle w:val="Codigo"/>
+      </w:pPr>
+      <w:r>
+        <w:t xml:space="preserve">      "estatus": "ACTIVO"</w:t>
+      </w:r>
+    </w:p>
+    <w:p>
+      <w:pPr>
+        <w:pStyle w:val="Codigo"/>
+      </w:pPr>
+      <w:r>
+        <w:t xml:space="preserve">    },</w:t>
+      </w:r>
+    </w:p>
+    <w:p>
+      <w:pPr>
+        <w:pStyle w:val="Codigo"/>
+      </w:pPr>
+      <w:r>
+        <w:t xml:space="preserve">    {</w:t>
+      </w:r>
+    </w:p>
+    <w:p>
+      <w:pPr>
+        <w:pStyle w:val="Codigo"/>
+      </w:pPr>
+      <w:r>
+        <w:t xml:space="preserve">      "$Tipo": "</w:t>
+      </w:r>
+      <w:proofErr w:type="spellStart"/>
+      <w:r>
+        <w:t>ContratoParticular</w:t>
+      </w:r>
+      <w:proofErr w:type="spellEnd"/>
+      <w:r>
+        <w:t>",</w:t>
+      </w:r>
+    </w:p>
+    <w:p>
+      <w:pPr>
+        <w:pStyle w:val="Codigo"/>
+      </w:pPr>
+      <w:r>
+        <w:t xml:space="preserve">      "</w:t>
+      </w:r>
+      <w:proofErr w:type="spellStart"/>
+      <w:r>
+        <w:t>detalleContrato</w:t>
+      </w:r>
+      <w:proofErr w:type="spellEnd"/>
+      <w:r>
         <w:t>": [</w:t>
       </w:r>
     </w:p>
     <w:p>
       <w:pPr>
-        <w:pStyle w:val="Textoindependiente"/>
-        <w:ind w:left="708"/>
-        <w:rPr>
-          <w:color w:val="156082" w:themeColor="accent1"/>
-        </w:rPr>
-      </w:pPr>
-      <w:r>
-        <w:rPr>
-          <w:color w:val="156082" w:themeColor="accent1"/>
-        </w:rPr>
+        <w:pStyle w:val="Codigo"/>
+      </w:pPr>
+      <w:r>
         <w:t xml:space="preserve">        {</w:t>
       </w:r>
     </w:p>
     <w:p>
       <w:pPr>
-        <w:pStyle w:val="Textoindependiente"/>
-        <w:ind w:left="708"/>
-        <w:rPr>
-          <w:color w:val="156082" w:themeColor="accent1"/>
-        </w:rPr>
-      </w:pPr>
-      <w:r>
-        <w:rPr>
-          <w:color w:val="156082" w:themeColor="accent1"/>
-        </w:rPr>
+        <w:pStyle w:val="Codigo"/>
+      </w:pPr>
+      <w:r>
         <w:t xml:space="preserve">          "</w:t>
       </w:r>
       <w:proofErr w:type="spellStart"/>
       <w:r>
-        <w:rPr>
-          <w:color w:val="156082" w:themeColor="accent1"/>
-        </w:rPr>
         <w:t>partidaContrato</w:t>
       </w:r>
       <w:proofErr w:type="spellEnd"/>
       <w:r>
-        <w:rPr>
-          <w:color w:val="156082" w:themeColor="accent1"/>
-        </w:rPr>
-        <w:t>": "55",</w:t>
-      </w:r>
-    </w:p>
-    <w:p>
-      <w:pPr>
-        <w:pStyle w:val="Textoindependiente"/>
-        <w:ind w:left="708"/>
-        <w:rPr>
-          <w:color w:val="156082" w:themeColor="accent1"/>
-        </w:rPr>
-      </w:pPr>
-      <w:r>
-        <w:rPr>
-          <w:color w:val="156082" w:themeColor="accent1"/>
-        </w:rPr>
+        <w:t>": "307",</w:t>
+      </w:r>
+    </w:p>
+    <w:p>
+      <w:pPr>
+        <w:pStyle w:val="Codigo"/>
+      </w:pPr>
+      <w:r>
         <w:t xml:space="preserve">          "</w:t>
       </w:r>
       <w:proofErr w:type="spellStart"/>
       <w:r>
-        <w:rPr>
-          <w:color w:val="156082" w:themeColor="accent1"/>
-        </w:rPr>
         <w:t>descripcionAviso</w:t>
       </w:r>
       <w:proofErr w:type="spellEnd"/>
       <w:r>
-        <w:rPr>
-          <w:color w:val="156082" w:themeColor="accent1"/>
-        </w:rPr>
-        <w:t>": "CABLE CONTROL CU PVC + PVC  8X10...",</w:t>
-      </w:r>
-    </w:p>
-    <w:p>
-      <w:pPr>
-        <w:pStyle w:val="Textoindependiente"/>
-        <w:ind w:left="708"/>
-        <w:rPr>
-          <w:color w:val="156082" w:themeColor="accent1"/>
-        </w:rPr>
-      </w:pPr>
-      <w:r>
-        <w:rPr>
-          <w:color w:val="156082" w:themeColor="accent1"/>
-        </w:rPr>
+        <w:t>": "CABLE DE POTENCIA MONOPOLAR...",</w:t>
+      </w:r>
+    </w:p>
+    <w:p>
+      <w:pPr>
+        <w:pStyle w:val="Codigo"/>
+      </w:pPr>
+      <w:r>
+        <w:t xml:space="preserve">          "cantidad": 15480,</w:t>
+      </w:r>
+    </w:p>
+    <w:p>
+      <w:pPr>
+        <w:pStyle w:val="Codigo"/>
+      </w:pPr>
+      <w:r>
+        <w:t xml:space="preserve">          "unidad": "Metros",</w:t>
+      </w:r>
+    </w:p>
+    <w:p>
+      <w:pPr>
+        <w:pStyle w:val="Codigo"/>
+      </w:pPr>
+      <w:r>
         <w:t xml:space="preserve">          "</w:t>
       </w:r>
       <w:proofErr w:type="spellStart"/>
       <w:r>
-        <w:rPr>
-          <w:color w:val="156082" w:themeColor="accent1"/>
-        </w:rPr>
-        <w:t>areaDestinoCFE</w:t>
-      </w:r>
-      <w:proofErr w:type="spellEnd"/>
-      <w:r>
-        <w:rPr>
-          <w:color w:val="156082" w:themeColor="accent1"/>
-        </w:rPr>
-        <w:t>": "JALISCO D144 TLAQUEPAQUE",</w:t>
-      </w:r>
-    </w:p>
-    <w:p>
-      <w:pPr>
-        <w:pStyle w:val="Textoindependiente"/>
-        <w:ind w:left="708"/>
-        <w:rPr>
-          <w:color w:val="156082" w:themeColor="accent1"/>
-        </w:rPr>
-      </w:pPr>
-      <w:r>
-        <w:rPr>
-          <w:color w:val="156082" w:themeColor="accent1"/>
-        </w:rPr>
-        <w:t xml:space="preserve">          "cantidad": 500,</w:t>
-      </w:r>
-    </w:p>
-    <w:p>
-      <w:pPr>
-        <w:pStyle w:val="Textoindependiente"/>
-        <w:ind w:left="708"/>
-        <w:rPr>
-          <w:color w:val="156082" w:themeColor="accent1"/>
-        </w:rPr>
-      </w:pPr>
-      <w:r>
-        <w:rPr>
-          <w:color w:val="156082" w:themeColor="accent1"/>
-        </w:rPr>
-        <w:t xml:space="preserve">          "unidad": "Metros",</w:t>
-      </w:r>
-    </w:p>
-    <w:p>
-      <w:pPr>
-        <w:pStyle w:val="Textoindependiente"/>
-        <w:ind w:left="708"/>
-        <w:rPr>
-          <w:color w:val="156082" w:themeColor="accent1"/>
-        </w:rPr>
-      </w:pPr>
-      <w:r>
-        <w:rPr>
-          <w:color w:val="156082" w:themeColor="accent1"/>
-        </w:rPr>
-        <w:t xml:space="preserve">          "</w:t>
-      </w:r>
-      <w:proofErr w:type="spellStart"/>
-      <w:r>
-        <w:rPr>
-          <w:color w:val="156082" w:themeColor="accent1"/>
-        </w:rPr>
         <w:t>importeTotal</w:t>
       </w:r>
       <w:proofErr w:type="spellEnd"/>
       <w:r>
-        <w:rPr>
-          <w:color w:val="156082" w:themeColor="accent1"/>
-        </w:rPr>
-        <w:t>": 93055</w:t>
-      </w:r>
-    </w:p>
-    <w:p>
-      <w:pPr>
-        <w:pStyle w:val="Textoindependiente"/>
-        <w:ind w:left="708"/>
-        <w:rPr>
-          <w:color w:val="156082" w:themeColor="accent1"/>
-        </w:rPr>
-      </w:pPr>
-      <w:r>
-        <w:rPr>
-          <w:color w:val="156082" w:themeColor="accent1"/>
-        </w:rPr>
+        <w:t>": 1120860.51</w:t>
+      </w:r>
+    </w:p>
+    <w:p>
+      <w:pPr>
+        <w:pStyle w:val="Codigo"/>
+      </w:pPr>
+      <w:r>
         <w:t xml:space="preserve">        }</w:t>
       </w:r>
     </w:p>
     <w:p>
       <w:pPr>
-        <w:pStyle w:val="Textoindependiente"/>
-        <w:ind w:left="708"/>
-        <w:rPr>
-          <w:color w:val="156082" w:themeColor="accent1"/>
-        </w:rPr>
-      </w:pPr>
-      <w:r>
-        <w:rPr>
-          <w:color w:val="156082" w:themeColor="accent1"/>
-        </w:rPr>
+        <w:pStyle w:val="Codigo"/>
+      </w:pPr>
+      <w:r>
         <w:t xml:space="preserve">      ],</w:t>
       </w:r>
     </w:p>
     <w:p>
       <w:pPr>
-        <w:pStyle w:val="Textoindependiente"/>
-        <w:ind w:left="708"/>
-        <w:rPr>
-          <w:color w:val="156082" w:themeColor="accent1"/>
-        </w:rPr>
-      </w:pPr>
-      <w:r>
-        <w:rPr>
-          <w:color w:val="156082" w:themeColor="accent1"/>
-        </w:rPr>
+        <w:pStyle w:val="Codigo"/>
+      </w:pPr>
+      <w:r>
+        <w:t xml:space="preserve">      "id": "68b9b3e3ce4fbe620abc2b40",</w:t>
+      </w:r>
+    </w:p>
+    <w:p>
+      <w:pPr>
+        <w:pStyle w:val="Codigo"/>
+      </w:pPr>
+      <w:r>
         <w:t xml:space="preserve">      "</w:t>
       </w:r>
       <w:proofErr w:type="spellStart"/>
       <w:r>
-        <w:rPr>
-          <w:color w:val="156082" w:themeColor="accent1"/>
-        </w:rPr>
-        <w:t>urlArchivo</w:t>
-      </w:r>
-      <w:proofErr w:type="spellEnd"/>
-      <w:r>
-        <w:rPr>
-          <w:color w:val="156082" w:themeColor="accent1"/>
-        </w:rPr>
-        <w:t>": "https://www.cfe.mx",</w:t>
-      </w:r>
-    </w:p>
-    <w:p>
-      <w:pPr>
-        <w:pStyle w:val="Textoindependiente"/>
-        <w:ind w:left="708"/>
-        <w:rPr>
-          <w:color w:val="156082" w:themeColor="accent1"/>
-        </w:rPr>
-      </w:pPr>
-      <w:r>
-        <w:rPr>
-          <w:color w:val="156082" w:themeColor="accent1"/>
-        </w:rPr>
-        <w:t xml:space="preserve">      "mD5": "7f8bd873cae3745bb6ac325cf6fb2909",</w:t>
-      </w:r>
-    </w:p>
-    <w:p>
-      <w:pPr>
-        <w:pStyle w:val="Textoindependiente"/>
-        <w:ind w:left="708"/>
-        <w:rPr>
-          <w:color w:val="156082" w:themeColor="accent1"/>
-        </w:rPr>
-      </w:pPr>
-      <w:r>
-        <w:rPr>
-          <w:color w:val="156082" w:themeColor="accent1"/>
-        </w:rPr>
+        <w:t>tipoContrato</w:t>
+      </w:r>
+      <w:proofErr w:type="spellEnd"/>
+      <w:r>
+        <w:t>": "</w:t>
+      </w:r>
+      <w:proofErr w:type="spellStart"/>
+      <w:r>
+        <w:t>ContratoParticular</w:t>
+      </w:r>
+      <w:proofErr w:type="spellEnd"/>
+      <w:r>
+        <w:t>",</w:t>
+      </w:r>
+    </w:p>
+    <w:p>
+      <w:pPr>
+        <w:pStyle w:val="Codigo"/>
+      </w:pPr>
+      <w:r>
         <w:t xml:space="preserve">      "</w:t>
       </w:r>
       <w:proofErr w:type="spellStart"/>
       <w:r>
-        <w:rPr>
-          <w:color w:val="156082" w:themeColor="accent1"/>
-        </w:rPr>
-        <w:t>fechaEntregaCFE</w:t>
-      </w:r>
-      <w:proofErr w:type="spellEnd"/>
-      <w:r>
-        <w:rPr>
-          <w:color w:val="156082" w:themeColor="accent1"/>
-        </w:rPr>
-        <w:t>": "2025-07-18T06:00:00Z",</w:t>
-      </w:r>
-    </w:p>
-    <w:p>
-      <w:pPr>
-        <w:pStyle w:val="Textoindependiente"/>
-        <w:ind w:left="708"/>
-        <w:rPr>
-          <w:color w:val="156082" w:themeColor="accent1"/>
-        </w:rPr>
-      </w:pPr>
-      <w:r>
-        <w:rPr>
-          <w:color w:val="156082" w:themeColor="accent1"/>
-        </w:rPr>
-        <w:t xml:space="preserve">      "id": "68b8b5267f39fe66bbf4353a",</w:t>
-      </w:r>
-    </w:p>
-    <w:p>
-      <w:pPr>
-        <w:pStyle w:val="Textoindependiente"/>
-        <w:ind w:left="708"/>
-        <w:rPr>
-          <w:color w:val="156082" w:themeColor="accent1"/>
-        </w:rPr>
-      </w:pPr>
-      <w:r>
-        <w:rPr>
-          <w:color w:val="156082" w:themeColor="accent1"/>
-        </w:rPr>
-        <w:t xml:space="preserve">      "</w:t>
-      </w:r>
-      <w:proofErr w:type="spellStart"/>
-      <w:r>
-        <w:rPr>
-          <w:color w:val="156082" w:themeColor="accent1"/>
-        </w:rPr>
-        <w:t>tipoContrato</w:t>
-      </w:r>
-      <w:proofErr w:type="spellEnd"/>
-      <w:r>
-        <w:rPr>
-          <w:color w:val="156082" w:themeColor="accent1"/>
-        </w:rPr>
-        <w:t>": "</w:t>
-      </w:r>
-      <w:proofErr w:type="spellStart"/>
-      <w:r>
-        <w:rPr>
-          <w:color w:val="156082" w:themeColor="accent1"/>
-        </w:rPr>
-        <w:t>ContratoCFE</w:t>
-      </w:r>
-      <w:proofErr w:type="spellEnd"/>
-      <w:r>
-        <w:rPr>
-          <w:color w:val="156082" w:themeColor="accent1"/>
-        </w:rPr>
-        <w:t>",</w:t>
-      </w:r>
-    </w:p>
-    <w:p>
-      <w:pPr>
-        <w:pStyle w:val="Textoindependiente"/>
-        <w:ind w:left="708"/>
-        <w:rPr>
-          <w:color w:val="156082" w:themeColor="accent1"/>
-        </w:rPr>
-      </w:pPr>
-      <w:r>
-        <w:rPr>
-          <w:color w:val="156082" w:themeColor="accent1"/>
-        </w:rPr>
-        <w:t xml:space="preserve">      "</w:t>
-      </w:r>
-      <w:proofErr w:type="spellStart"/>
-      <w:r>
-        <w:rPr>
-          <w:color w:val="156082" w:themeColor="accent1"/>
-        </w:rPr>
         <w:t>noContrato</w:t>
       </w:r>
       <w:proofErr w:type="spellEnd"/>
       <w:r>
-        <w:rPr>
-          <w:color w:val="156082" w:themeColor="accent1"/>
-        </w:rPr>
-        <w:t>": "9100026571",</w:t>
-      </w:r>
-    </w:p>
-    <w:p>
-      <w:pPr>
-        <w:pStyle w:val="Textoindependiente"/>
-        <w:ind w:left="708"/>
-        <w:rPr>
-          <w:color w:val="156082" w:themeColor="accent1"/>
-        </w:rPr>
-      </w:pPr>
-      <w:r>
-        <w:rPr>
-          <w:color w:val="156082" w:themeColor="accent1"/>
-        </w:rPr>
+        <w:t>": "STOCK",</w:t>
+      </w:r>
+    </w:p>
+    <w:p>
+      <w:pPr>
+        <w:pStyle w:val="Codigo"/>
+      </w:pPr>
+      <w:r>
         <w:t xml:space="preserve">      "estatus": "ACTIVO"</w:t>
       </w:r>
     </w:p>
     <w:p>
       <w:pPr>
-        <w:pStyle w:val="Textoindependiente"/>
-        <w:ind w:left="708"/>
-        <w:rPr>
-          <w:color w:val="156082" w:themeColor="accent1"/>
-        </w:rPr>
-      </w:pPr>
-      <w:r>
-        <w:rPr>
-          <w:color w:val="156082" w:themeColor="accent1"/>
-        </w:rPr>
-        <w:t xml:space="preserve">    },</w:t>
-      </w:r>
-    </w:p>
-    <w:p>
-      <w:pPr>
-        <w:pStyle w:val="Textoindependiente"/>
-        <w:ind w:left="708"/>
-        <w:rPr>
-          <w:color w:val="156082" w:themeColor="accent1"/>
-        </w:rPr>
-      </w:pPr>
-      <w:r>
-        <w:rPr>
-          <w:color w:val="156082" w:themeColor="accent1"/>
-        </w:rPr>
-        <w:t xml:space="preserve">    {</w:t>
-      </w:r>
-    </w:p>
-    <w:p>
-      <w:pPr>
-        <w:pStyle w:val="Textoindependiente"/>
-        <w:ind w:left="708"/>
-        <w:rPr>
-          <w:color w:val="156082" w:themeColor="accent1"/>
-        </w:rPr>
-      </w:pPr>
-      <w:r>
-        <w:rPr>
-          <w:color w:val="156082" w:themeColor="accent1"/>
-        </w:rPr>
-        <w:t xml:space="preserve">      "$Tipo": "</w:t>
-      </w:r>
-      <w:proofErr w:type="spellStart"/>
-      <w:r>
-        <w:rPr>
-          <w:color w:val="156082" w:themeColor="accent1"/>
-        </w:rPr>
-        <w:t>ContratoCFEConGarantia</w:t>
-      </w:r>
-      <w:proofErr w:type="spellEnd"/>
-      <w:r>
-        <w:rPr>
-          <w:color w:val="156082" w:themeColor="accent1"/>
-        </w:rPr>
-        <w:t>",</w:t>
-      </w:r>
-    </w:p>
-    <w:p>
-      <w:pPr>
-        <w:pStyle w:val="Textoindependiente"/>
-        <w:ind w:left="708"/>
-        <w:rPr>
-          <w:color w:val="156082" w:themeColor="accent1"/>
-        </w:rPr>
-      </w:pPr>
-      <w:r>
-        <w:rPr>
-          <w:color w:val="156082" w:themeColor="accent1"/>
-        </w:rPr>
-        <w:t xml:space="preserve">      "</w:t>
-      </w:r>
-      <w:proofErr w:type="spellStart"/>
-      <w:r>
-        <w:rPr>
-          <w:color w:val="156082" w:themeColor="accent1"/>
-        </w:rPr>
-        <w:t>perdidasGarantizadasVacio</w:t>
-      </w:r>
-      <w:proofErr w:type="spellEnd"/>
-      <w:r>
-        <w:rPr>
-          <w:color w:val="156082" w:themeColor="accent1"/>
-        </w:rPr>
-        <w:t xml:space="preserve">": </w:t>
-      </w:r>
-      <w:r>
-        <w:rPr>
-          <w:color w:val="156082" w:themeColor="accent1"/>
-        </w:rPr>
-        <w:t>42</w:t>
-      </w:r>
-      <w:r>
-        <w:rPr>
-          <w:color w:val="156082" w:themeColor="accent1"/>
-        </w:rPr>
-        <w:t>,</w:t>
-      </w:r>
-    </w:p>
-    <w:p>
-      <w:pPr>
-        <w:pStyle w:val="Textoindependiente"/>
-        <w:ind w:left="708"/>
-        <w:rPr>
-          <w:color w:val="156082" w:themeColor="accent1"/>
-        </w:rPr>
-      </w:pPr>
-      <w:r>
-        <w:rPr>
-          <w:color w:val="156082" w:themeColor="accent1"/>
-        </w:rPr>
-        <w:t xml:space="preserve">      "perdidasGarantizadasCarga":</w:t>
-      </w:r>
-      <w:r>
-        <w:rPr>
-          <w:color w:val="156082" w:themeColor="accent1"/>
-        </w:rPr>
-        <w:t>63</w:t>
-      </w:r>
-      <w:r>
-        <w:rPr>
-          <w:color w:val="156082" w:themeColor="accent1"/>
-        </w:rPr>
-        <w:t>,</w:t>
-      </w:r>
-    </w:p>
-    <w:p>
-      <w:pPr>
-        <w:pStyle w:val="Textoindependiente"/>
-        <w:ind w:left="708"/>
-        <w:rPr>
-          <w:color w:val="156082" w:themeColor="accent1"/>
-        </w:rPr>
-      </w:pPr>
-      <w:r>
-        <w:rPr>
-          <w:color w:val="156082" w:themeColor="accent1"/>
-        </w:rPr>
-        <w:t xml:space="preserve">      "</w:t>
-      </w:r>
-      <w:proofErr w:type="spellStart"/>
-      <w:r>
-        <w:rPr>
-          <w:color w:val="156082" w:themeColor="accent1"/>
-        </w:rPr>
-        <w:t>detalleContrato</w:t>
-      </w:r>
-      <w:proofErr w:type="spellEnd"/>
-      <w:r>
-        <w:rPr>
-          <w:color w:val="156082" w:themeColor="accent1"/>
-        </w:rPr>
-        <w:t xml:space="preserve">": </w:t>
-      </w:r>
-      <w:proofErr w:type="spellStart"/>
-      <w:r>
-        <w:rPr>
-          <w:color w:val="156082" w:themeColor="accent1"/>
-        </w:rPr>
-        <w:t>null</w:t>
-      </w:r>
-      <w:proofErr w:type="spellEnd"/>
-      <w:r>
-        <w:rPr>
-          <w:color w:val="156082" w:themeColor="accent1"/>
-        </w:rPr>
-        <w:t>,</w:t>
-      </w:r>
-    </w:p>
-    <w:p>
-      <w:pPr>
-        <w:pStyle w:val="Textoindependiente"/>
-        <w:ind w:left="708"/>
-        <w:rPr>
-          <w:color w:val="156082" w:themeColor="accent1"/>
-        </w:rPr>
-      </w:pPr>
-      <w:r>
-        <w:rPr>
-          <w:color w:val="156082" w:themeColor="accent1"/>
-        </w:rPr>
-        <w:t xml:space="preserve">      "</w:t>
-      </w:r>
-      <w:proofErr w:type="spellStart"/>
-      <w:r>
-        <w:rPr>
-          <w:color w:val="156082" w:themeColor="accent1"/>
-        </w:rPr>
-        <w:t>urlArchivo</w:t>
-      </w:r>
-      <w:proofErr w:type="spellEnd"/>
-      <w:r>
-        <w:rPr>
-          <w:color w:val="156082" w:themeColor="accent1"/>
-        </w:rPr>
-        <w:t xml:space="preserve">": </w:t>
-      </w:r>
-      <w:proofErr w:type="spellStart"/>
-      <w:r>
-        <w:rPr>
-          <w:color w:val="156082" w:themeColor="accent1"/>
-        </w:rPr>
-        <w:t>null</w:t>
-      </w:r>
-      <w:proofErr w:type="spellEnd"/>
-      <w:r>
-        <w:rPr>
-          <w:color w:val="156082" w:themeColor="accent1"/>
-        </w:rPr>
-        <w:t>,</w:t>
-      </w:r>
-    </w:p>
-    <w:p>
-      <w:pPr>
-        <w:pStyle w:val="Textoindependiente"/>
-        <w:ind w:left="708"/>
-        <w:rPr>
-          <w:color w:val="156082" w:themeColor="accent1"/>
-        </w:rPr>
-      </w:pPr>
-      <w:r>
-        <w:rPr>
-          <w:color w:val="156082" w:themeColor="accent1"/>
-        </w:rPr>
-        <w:t xml:space="preserve">      "mD5": </w:t>
-      </w:r>
-      <w:proofErr w:type="spellStart"/>
-      <w:r>
-        <w:rPr>
-          <w:color w:val="156082" w:themeColor="accent1"/>
-        </w:rPr>
-        <w:t>null</w:t>
-      </w:r>
-      <w:proofErr w:type="spellEnd"/>
-      <w:r>
-        <w:rPr>
-          <w:color w:val="156082" w:themeColor="accent1"/>
-        </w:rPr>
-        <w:t>,</w:t>
-      </w:r>
-    </w:p>
-    <w:p>
-      <w:pPr>
-        <w:pStyle w:val="Textoindependiente"/>
-        <w:ind w:left="708"/>
-        <w:rPr>
-          <w:color w:val="156082" w:themeColor="accent1"/>
-        </w:rPr>
-      </w:pPr>
-      <w:r>
-        <w:rPr>
-          <w:color w:val="156082" w:themeColor="accent1"/>
-        </w:rPr>
-        <w:t xml:space="preserve">      "</w:t>
-      </w:r>
-      <w:proofErr w:type="spellStart"/>
-      <w:r>
-        <w:rPr>
-          <w:color w:val="156082" w:themeColor="accent1"/>
-        </w:rPr>
-        <w:t>fechaEntregaCFE</w:t>
-      </w:r>
-      <w:proofErr w:type="spellEnd"/>
-      <w:r>
-        <w:rPr>
-          <w:color w:val="156082" w:themeColor="accent1"/>
-        </w:rPr>
-        <w:t>": "0001-01-01T00:00:00",</w:t>
-      </w:r>
-    </w:p>
-    <w:p>
-      <w:pPr>
-        <w:pStyle w:val="Textoindependiente"/>
-        <w:ind w:left="708"/>
-        <w:rPr>
-          <w:color w:val="156082" w:themeColor="accent1"/>
-        </w:rPr>
-      </w:pPr>
-      <w:r>
-        <w:rPr>
-          <w:color w:val="156082" w:themeColor="accent1"/>
-        </w:rPr>
-        <w:t xml:space="preserve">      "id": "68b9b3cace4fbe620abc2b3f",</w:t>
-      </w:r>
-    </w:p>
-    <w:p>
-      <w:pPr>
-        <w:pStyle w:val="Textoindependiente"/>
-        <w:ind w:left="708"/>
-        <w:rPr>
-          <w:color w:val="156082" w:themeColor="accent1"/>
-        </w:rPr>
-      </w:pPr>
-      <w:r>
-        <w:rPr>
-          <w:color w:val="156082" w:themeColor="accent1"/>
-        </w:rPr>
-        <w:t xml:space="preserve">      "</w:t>
-      </w:r>
-      <w:proofErr w:type="spellStart"/>
-      <w:r>
-        <w:rPr>
-          <w:color w:val="156082" w:themeColor="accent1"/>
-        </w:rPr>
-        <w:t>tipoContrato</w:t>
-      </w:r>
-      <w:proofErr w:type="spellEnd"/>
-      <w:r>
-        <w:rPr>
-          <w:color w:val="156082" w:themeColor="accent1"/>
-        </w:rPr>
-        <w:t>": "</w:t>
-      </w:r>
-      <w:proofErr w:type="spellStart"/>
-      <w:r>
-        <w:rPr>
-          <w:color w:val="156082" w:themeColor="accent1"/>
-        </w:rPr>
-        <w:t>ContratoCFEConGarantia</w:t>
-      </w:r>
-      <w:proofErr w:type="spellEnd"/>
-      <w:r>
-        <w:rPr>
-          <w:color w:val="156082" w:themeColor="accent1"/>
-        </w:rPr>
-        <w:t>",</w:t>
-      </w:r>
-    </w:p>
-    <w:p>
-      <w:pPr>
-        <w:pStyle w:val="Textoindependiente"/>
-        <w:ind w:left="708"/>
-        <w:rPr>
-          <w:color w:val="156082" w:themeColor="accent1"/>
-        </w:rPr>
-      </w:pPr>
-      <w:r>
-        <w:rPr>
-          <w:color w:val="156082" w:themeColor="accent1"/>
-        </w:rPr>
-        <w:lastRenderedPageBreak/>
-        <w:t xml:space="preserve">      "</w:t>
-      </w:r>
-      <w:proofErr w:type="spellStart"/>
-      <w:r>
-        <w:rPr>
-          <w:color w:val="156082" w:themeColor="accent1"/>
-        </w:rPr>
-        <w:t>noContrato</w:t>
-      </w:r>
-      <w:proofErr w:type="spellEnd"/>
-      <w:r>
-        <w:rPr>
-          <w:color w:val="156082" w:themeColor="accent1"/>
-        </w:rPr>
-        <w:t>": "9100025605",</w:t>
-      </w:r>
-    </w:p>
-    <w:p>
-      <w:pPr>
-        <w:pStyle w:val="Textoindependiente"/>
-        <w:ind w:left="708"/>
-        <w:rPr>
-          <w:color w:val="156082" w:themeColor="accent1"/>
-        </w:rPr>
-      </w:pPr>
-      <w:r>
-        <w:rPr>
-          <w:color w:val="156082" w:themeColor="accent1"/>
-        </w:rPr>
-        <w:t xml:space="preserve">      "estatus": "ACTIVO"</w:t>
-      </w:r>
-    </w:p>
-    <w:p>
-      <w:pPr>
-        <w:pStyle w:val="Textoindependiente"/>
-        <w:ind w:left="708"/>
-        <w:rPr>
-          <w:color w:val="156082" w:themeColor="accent1"/>
-        </w:rPr>
-      </w:pPr>
-      <w:r>
-        <w:rPr>
-          <w:color w:val="156082" w:themeColor="accent1"/>
-        </w:rPr>
-        <w:t xml:space="preserve">    },</w:t>
-      </w:r>
-    </w:p>
-    <w:p>
-      <w:pPr>
-        <w:pStyle w:val="Textoindependiente"/>
-        <w:ind w:left="708"/>
-        <w:rPr>
-          <w:color w:val="156082" w:themeColor="accent1"/>
-        </w:rPr>
-      </w:pPr>
-      <w:r>
-        <w:rPr>
-          <w:color w:val="156082" w:themeColor="accent1"/>
-        </w:rPr>
-        <w:t xml:space="preserve">    {</w:t>
-      </w:r>
-    </w:p>
-    <w:p>
-      <w:pPr>
-        <w:pStyle w:val="Textoindependiente"/>
-        <w:ind w:left="708"/>
-        <w:rPr>
-          <w:color w:val="156082" w:themeColor="accent1"/>
-        </w:rPr>
-      </w:pPr>
-      <w:r>
-        <w:rPr>
-          <w:color w:val="156082" w:themeColor="accent1"/>
-        </w:rPr>
-        <w:t xml:space="preserve">      "$Tipo": "</w:t>
-      </w:r>
-      <w:proofErr w:type="spellStart"/>
-      <w:r>
-        <w:rPr>
-          <w:color w:val="156082" w:themeColor="accent1"/>
-        </w:rPr>
-        <w:t>ContratoParticular</w:t>
-      </w:r>
-      <w:proofErr w:type="spellEnd"/>
-      <w:r>
-        <w:rPr>
-          <w:color w:val="156082" w:themeColor="accent1"/>
-        </w:rPr>
-        <w:t>",</w:t>
-      </w:r>
-    </w:p>
-    <w:p>
-      <w:pPr>
-        <w:pStyle w:val="Textoindependiente"/>
-        <w:ind w:left="708"/>
-        <w:rPr>
-          <w:color w:val="156082" w:themeColor="accent1"/>
-        </w:rPr>
-      </w:pPr>
-      <w:r>
-        <w:rPr>
-          <w:color w:val="156082" w:themeColor="accent1"/>
-        </w:rPr>
-        <w:t xml:space="preserve">      "</w:t>
-      </w:r>
-      <w:proofErr w:type="spellStart"/>
-      <w:r>
-        <w:rPr>
-          <w:color w:val="156082" w:themeColor="accent1"/>
-        </w:rPr>
-        <w:t>detalleContrato</w:t>
-      </w:r>
-      <w:proofErr w:type="spellEnd"/>
-      <w:r>
-        <w:rPr>
-          <w:color w:val="156082" w:themeColor="accent1"/>
-        </w:rPr>
-        <w:t>": [</w:t>
-      </w:r>
-    </w:p>
-    <w:p>
-      <w:pPr>
-        <w:pStyle w:val="Textoindependiente"/>
-        <w:ind w:left="708"/>
-        <w:rPr>
-          <w:color w:val="156082" w:themeColor="accent1"/>
-        </w:rPr>
-      </w:pPr>
-      <w:r>
-        <w:rPr>
-          <w:color w:val="156082" w:themeColor="accent1"/>
-        </w:rPr>
-        <w:t xml:space="preserve">        {</w:t>
-      </w:r>
-    </w:p>
-    <w:p>
-      <w:pPr>
-        <w:pStyle w:val="Textoindependiente"/>
-        <w:ind w:left="708"/>
-        <w:rPr>
-          <w:color w:val="156082" w:themeColor="accent1"/>
-        </w:rPr>
-      </w:pPr>
-      <w:r>
-        <w:rPr>
-          <w:color w:val="156082" w:themeColor="accent1"/>
-        </w:rPr>
-        <w:t xml:space="preserve">          "</w:t>
-      </w:r>
-      <w:proofErr w:type="spellStart"/>
-      <w:r>
-        <w:rPr>
-          <w:color w:val="156082" w:themeColor="accent1"/>
-        </w:rPr>
-        <w:t>partidaContrato</w:t>
-      </w:r>
-      <w:proofErr w:type="spellEnd"/>
-      <w:r>
-        <w:rPr>
-          <w:color w:val="156082" w:themeColor="accent1"/>
-        </w:rPr>
-        <w:t>": "307",</w:t>
-      </w:r>
-    </w:p>
-    <w:p>
-      <w:pPr>
-        <w:pStyle w:val="Textoindependiente"/>
-        <w:ind w:left="708"/>
-        <w:rPr>
-          <w:color w:val="156082" w:themeColor="accent1"/>
-        </w:rPr>
-      </w:pPr>
-      <w:r>
-        <w:rPr>
-          <w:color w:val="156082" w:themeColor="accent1"/>
-        </w:rPr>
-        <w:t xml:space="preserve">          "</w:t>
-      </w:r>
-      <w:proofErr w:type="spellStart"/>
-      <w:r>
-        <w:rPr>
-          <w:color w:val="156082" w:themeColor="accent1"/>
-        </w:rPr>
-        <w:t>descripcionAviso</w:t>
-      </w:r>
-      <w:proofErr w:type="spellEnd"/>
-      <w:r>
-        <w:rPr>
-          <w:color w:val="156082" w:themeColor="accent1"/>
-        </w:rPr>
-        <w:t>": "CABLE DE POTENCIA MONOPOLAR...",</w:t>
-      </w:r>
-    </w:p>
-    <w:p>
-      <w:pPr>
-        <w:pStyle w:val="Textoindependiente"/>
-        <w:ind w:left="708"/>
-        <w:rPr>
-          <w:color w:val="156082" w:themeColor="accent1"/>
-        </w:rPr>
-      </w:pPr>
-      <w:r>
-        <w:rPr>
-          <w:color w:val="156082" w:themeColor="accent1"/>
-        </w:rPr>
-        <w:t xml:space="preserve">          "cantidad": 15480,</w:t>
-      </w:r>
-    </w:p>
-    <w:p>
-      <w:pPr>
-        <w:pStyle w:val="Textoindependiente"/>
-        <w:ind w:left="708"/>
-        <w:rPr>
-          <w:color w:val="156082" w:themeColor="accent1"/>
-        </w:rPr>
-      </w:pPr>
-      <w:r>
-        <w:rPr>
-          <w:color w:val="156082" w:themeColor="accent1"/>
-        </w:rPr>
-        <w:t xml:space="preserve">          "unidad": "Metros",</w:t>
-      </w:r>
-    </w:p>
-    <w:p>
-      <w:pPr>
-        <w:pStyle w:val="Textoindependiente"/>
-        <w:ind w:left="708"/>
-        <w:rPr>
-          <w:color w:val="156082" w:themeColor="accent1"/>
-        </w:rPr>
-      </w:pPr>
-      <w:r>
-        <w:rPr>
-          <w:color w:val="156082" w:themeColor="accent1"/>
-        </w:rPr>
-        <w:t xml:space="preserve">          "</w:t>
-      </w:r>
-      <w:proofErr w:type="spellStart"/>
-      <w:r>
-        <w:rPr>
-          <w:color w:val="156082" w:themeColor="accent1"/>
-        </w:rPr>
-        <w:t>importeTotal</w:t>
-      </w:r>
-      <w:proofErr w:type="spellEnd"/>
-      <w:r>
-        <w:rPr>
-          <w:color w:val="156082" w:themeColor="accent1"/>
-        </w:rPr>
-        <w:t>": 1120860.51</w:t>
-      </w:r>
-    </w:p>
-    <w:p>
-      <w:pPr>
-        <w:pStyle w:val="Textoindependiente"/>
-        <w:ind w:left="708"/>
-        <w:rPr>
-          <w:color w:val="156082" w:themeColor="accent1"/>
-        </w:rPr>
-      </w:pPr>
-      <w:r>
-        <w:rPr>
-          <w:color w:val="156082" w:themeColor="accent1"/>
-        </w:rPr>
-        <w:t xml:space="preserve">        }</w:t>
-      </w:r>
-    </w:p>
-    <w:p>
-      <w:pPr>
-        <w:pStyle w:val="Textoindependiente"/>
-        <w:ind w:left="708"/>
-        <w:rPr>
-          <w:color w:val="156082" w:themeColor="accent1"/>
-        </w:rPr>
-      </w:pPr>
-      <w:r>
-        <w:rPr>
-          <w:color w:val="156082" w:themeColor="accent1"/>
-        </w:rPr>
-        <w:t xml:space="preserve">      ],</w:t>
-      </w:r>
-    </w:p>
-    <w:p>
-      <w:pPr>
-        <w:pStyle w:val="Textoindependiente"/>
-        <w:ind w:left="708"/>
-        <w:rPr>
-          <w:color w:val="156082" w:themeColor="accent1"/>
-        </w:rPr>
-      </w:pPr>
-      <w:r>
-        <w:rPr>
-          <w:color w:val="156082" w:themeColor="accent1"/>
-        </w:rPr>
-        <w:t xml:space="preserve">      "id": "68b9b3e3ce4fbe620abc2b40",</w:t>
-      </w:r>
-    </w:p>
-    <w:p>
-      <w:pPr>
-        <w:pStyle w:val="Textoindependiente"/>
-        <w:ind w:left="708"/>
-        <w:rPr>
-          <w:color w:val="156082" w:themeColor="accent1"/>
-        </w:rPr>
-      </w:pPr>
-      <w:r>
-        <w:rPr>
-          <w:color w:val="156082" w:themeColor="accent1"/>
-        </w:rPr>
-        <w:t xml:space="preserve">      "</w:t>
-      </w:r>
-      <w:proofErr w:type="spellStart"/>
-      <w:r>
-        <w:rPr>
-          <w:color w:val="156082" w:themeColor="accent1"/>
-        </w:rPr>
-        <w:t>tipoContrato</w:t>
-      </w:r>
-      <w:proofErr w:type="spellEnd"/>
-      <w:r>
-        <w:rPr>
-          <w:color w:val="156082" w:themeColor="accent1"/>
-        </w:rPr>
-        <w:t>": "</w:t>
-      </w:r>
-      <w:proofErr w:type="spellStart"/>
-      <w:r>
-        <w:rPr>
-          <w:color w:val="156082" w:themeColor="accent1"/>
-        </w:rPr>
-        <w:t>ContratoParticular</w:t>
-      </w:r>
-      <w:proofErr w:type="spellEnd"/>
-      <w:r>
-        <w:rPr>
-          <w:color w:val="156082" w:themeColor="accent1"/>
-        </w:rPr>
-        <w:t>",</w:t>
-      </w:r>
-    </w:p>
-    <w:p>
-      <w:pPr>
-        <w:pStyle w:val="Textoindependiente"/>
-        <w:ind w:left="708"/>
-        <w:rPr>
-          <w:color w:val="156082" w:themeColor="accent1"/>
-        </w:rPr>
-      </w:pPr>
-      <w:r>
-        <w:rPr>
-          <w:color w:val="156082" w:themeColor="accent1"/>
-        </w:rPr>
-        <w:t xml:space="preserve">      "</w:t>
-      </w:r>
-      <w:proofErr w:type="spellStart"/>
-      <w:r>
-        <w:rPr>
-          <w:color w:val="156082" w:themeColor="accent1"/>
-        </w:rPr>
-        <w:t>noContrato</w:t>
-      </w:r>
-      <w:proofErr w:type="spellEnd"/>
-      <w:r>
-        <w:rPr>
-          <w:color w:val="156082" w:themeColor="accent1"/>
-        </w:rPr>
-        <w:t>": "STOCK",</w:t>
-      </w:r>
-    </w:p>
-    <w:p>
-      <w:pPr>
-        <w:pStyle w:val="Textoindependiente"/>
-        <w:ind w:left="708"/>
-        <w:rPr>
-          <w:color w:val="156082" w:themeColor="accent1"/>
-        </w:rPr>
-      </w:pPr>
-      <w:r>
-        <w:rPr>
-          <w:color w:val="156082" w:themeColor="accent1"/>
-        </w:rPr>
-        <w:t xml:space="preserve">      "estatus": "ACTIVO"</w:t>
-      </w:r>
-    </w:p>
-    <w:p>
-      <w:pPr>
-        <w:pStyle w:val="Textoindependiente"/>
-        <w:ind w:left="708"/>
-        <w:rPr>
-          <w:color w:val="156082" w:themeColor="accent1"/>
-        </w:rPr>
-      </w:pPr>
-      <w:r>
-        <w:rPr>
-          <w:color w:val="156082" w:themeColor="accent1"/>
-        </w:rPr>
+        <w:pStyle w:val="Codigo"/>
+      </w:pPr>
+      <w:r>
         <w:t xml:space="preserve">    }</w:t>
       </w:r>
     </w:p>
     <w:p>
       <w:pPr>
-        <w:pStyle w:val="Textoindependiente"/>
-        <w:ind w:left="708"/>
-        <w:rPr>
-          <w:color w:val="156082" w:themeColor="accent1"/>
-        </w:rPr>
-      </w:pPr>
-      <w:r>
-        <w:rPr>
-          <w:color w:val="156082" w:themeColor="accent1"/>
-        </w:rPr>
+        <w:pStyle w:val="Codigo"/>
+      </w:pPr>
+      <w:r>
         <w:t xml:space="preserve">  ]</w:t>
       </w:r>
     </w:p>
     <w:p>
       <w:pPr>
-        <w:pStyle w:val="Textoindependiente"/>
-        <w:ind w:left="708"/>
-      </w:pPr>
-      <w:r>
-        <w:rPr>
-          <w:color w:val="156082" w:themeColor="accent1"/>
-        </w:rPr>
+        <w:pStyle w:val="Codigo"/>
+      </w:pPr>
+      <w:r>
         <w:t>}</w:t>
       </w:r>
     </w:p>
@@ -3133,14 +2455,6 @@
       </w:pPr>
       <w:r>
         <w:rPr>
-          <w:rFonts w:ascii="Segoe UI Emoji" w:hAnsi="Segoe UI Emoji" w:cs="Segoe UI Emoji"/>
-          <w:b/>
-          <w:bCs/>
-        </w:rPr>
-        <w:t>🔹</w:t>
-      </w:r>
-      <w:r>
-        <w:rPr>
           <w:b/>
           <w:bCs/>
         </w:rPr>
@@ -3178,6 +2492,11 @@
       </w:r>
     </w:p>
     <w:p>
+      <w:r>
+        <w:br w:type="page"/>
+      </w:r>
+    </w:p>
+    <w:p>
       <w:pPr>
         <w:pStyle w:val="Textoindependiente"/>
         <w:rPr>
@@ -3190,12 +2509,277 @@
           <w:b/>
           <w:bCs/>
         </w:rPr>
+        <w:lastRenderedPageBreak/>
         <w:t>Contrato CFE</w:t>
       </w:r>
     </w:p>
     <w:p>
       <w:pPr>
+        <w:pStyle w:val="Codigo"/>
+      </w:pPr>
+      <w:r>
+        <w:t>{</w:t>
+      </w:r>
+    </w:p>
+    <w:p>
+      <w:pPr>
+        <w:pStyle w:val="Codigo"/>
+      </w:pPr>
+      <w:r>
+        <w:t xml:space="preserve">  "$Tipo": "</w:t>
+      </w:r>
+      <w:proofErr w:type="spellStart"/>
+      <w:r>
+        <w:t>ContratoCFE</w:t>
+      </w:r>
+      <w:proofErr w:type="spellEnd"/>
+      <w:r>
+        <w:t>",</w:t>
+      </w:r>
+    </w:p>
+    <w:p>
+      <w:pPr>
+        <w:pStyle w:val="Codigo"/>
+      </w:pPr>
+      <w:r>
+        <w:t xml:space="preserve">  "</w:t>
+      </w:r>
+      <w:proofErr w:type="spellStart"/>
+      <w:r>
+        <w:t>detalleContrato</w:t>
+      </w:r>
+      <w:proofErr w:type="spellEnd"/>
+      <w:r>
+        <w:t>": [</w:t>
+      </w:r>
+    </w:p>
+    <w:p>
+      <w:pPr>
+        <w:pStyle w:val="Codigo"/>
+      </w:pPr>
+      <w:r>
+        <w:t xml:space="preserve">    {</w:t>
+      </w:r>
+    </w:p>
+    <w:p>
+      <w:pPr>
+        <w:pStyle w:val="Codigo"/>
+      </w:pPr>
+      <w:r>
+        <w:t xml:space="preserve">      "</w:t>
+      </w:r>
+      <w:proofErr w:type="spellStart"/>
+      <w:r>
+        <w:t>partidaContrato</w:t>
+      </w:r>
+      <w:proofErr w:type="spellEnd"/>
+      <w:r>
+        <w:t>": "55",</w:t>
+      </w:r>
+    </w:p>
+    <w:p>
+      <w:pPr>
+        <w:pStyle w:val="Codigo"/>
+      </w:pPr>
+      <w:r>
+        <w:t xml:space="preserve">      "</w:t>
+      </w:r>
+      <w:proofErr w:type="spellStart"/>
+      <w:r>
+        <w:t>descripcionAviso</w:t>
+      </w:r>
+      <w:proofErr w:type="spellEnd"/>
+      <w:r>
+        <w:t>": "CABLE CONTROL CU PVC + PVC 8X10...",</w:t>
+      </w:r>
+    </w:p>
+    <w:p>
+      <w:pPr>
+        <w:pStyle w:val="Codigo"/>
+      </w:pPr>
+      <w:r>
+        <w:t xml:space="preserve">      "</w:t>
+      </w:r>
+      <w:proofErr w:type="spellStart"/>
+      <w:r>
+        <w:t>areaDestinoCFE</w:t>
+      </w:r>
+      <w:proofErr w:type="spellEnd"/>
+      <w:r>
+        <w:t>": "JALISCO D144 TLAQUEPAQUE",</w:t>
+      </w:r>
+    </w:p>
+    <w:p>
+      <w:pPr>
+        <w:pStyle w:val="Codigo"/>
+      </w:pPr>
+      <w:r>
+        <w:t xml:space="preserve">      "cantidad": 500,</w:t>
+      </w:r>
+    </w:p>
+    <w:p>
+      <w:pPr>
+        <w:pStyle w:val="Codigo"/>
+      </w:pPr>
+      <w:r>
+        <w:t xml:space="preserve">      "unidad": "Metros",</w:t>
+      </w:r>
+    </w:p>
+    <w:p>
+      <w:pPr>
+        <w:pStyle w:val="Codigo"/>
+      </w:pPr>
+      <w:r>
+        <w:t xml:space="preserve">      "</w:t>
+      </w:r>
+      <w:proofErr w:type="spellStart"/>
+      <w:r>
+        <w:t>importeTotal</w:t>
+      </w:r>
+      <w:proofErr w:type="spellEnd"/>
+      <w:r>
+        <w:t>": 93055</w:t>
+      </w:r>
+    </w:p>
+    <w:p>
+      <w:pPr>
+        <w:pStyle w:val="Codigo"/>
+      </w:pPr>
+      <w:r>
+        <w:t xml:space="preserve">    }</w:t>
+      </w:r>
+    </w:p>
+    <w:p>
+      <w:pPr>
+        <w:pStyle w:val="Codigo"/>
+      </w:pPr>
+      <w:r>
+        <w:t xml:space="preserve">  ],</w:t>
+      </w:r>
+    </w:p>
+    <w:p>
+      <w:pPr>
+        <w:pStyle w:val="Codigo"/>
+      </w:pPr>
+      <w:r>
+        <w:t xml:space="preserve">  "</w:t>
+      </w:r>
+      <w:proofErr w:type="spellStart"/>
+      <w:r>
+        <w:t>urlArchivo</w:t>
+      </w:r>
+      <w:proofErr w:type="spellEnd"/>
+      <w:r>
+        <w:t>": "https://www.cfe.mx",</w:t>
+      </w:r>
+    </w:p>
+    <w:p>
+      <w:pPr>
+        <w:pStyle w:val="Codigo"/>
+      </w:pPr>
+      <w:r>
+        <w:t xml:space="preserve">  "mD5": "7f8bd873cae3745bb6ac325cf6fb2909",</w:t>
+      </w:r>
+    </w:p>
+    <w:p>
+      <w:pPr>
+        <w:pStyle w:val="Codigo"/>
+      </w:pPr>
+      <w:r>
+        <w:t xml:space="preserve">  "</w:t>
+      </w:r>
+      <w:proofErr w:type="spellStart"/>
+      <w:r>
+        <w:t>fechaEntregaCFE</w:t>
+      </w:r>
+      <w:proofErr w:type="spellEnd"/>
+      <w:r>
+        <w:t>": "2025-07-18T06:00:00Z",</w:t>
+      </w:r>
+    </w:p>
+    <w:p>
+      <w:pPr>
+        <w:pStyle w:val="Codigo"/>
+      </w:pPr>
+      <w:r>
+        <w:t xml:space="preserve">  "id": "68b8b5267f39fe66bbf4353a",</w:t>
+      </w:r>
+    </w:p>
+    <w:p>
+      <w:pPr>
+        <w:pStyle w:val="Codigo"/>
+      </w:pPr>
+      <w:r>
+        <w:t xml:space="preserve">  "</w:t>
+      </w:r>
+      <w:proofErr w:type="spellStart"/>
+      <w:r>
+        <w:t>tipoContrato</w:t>
+      </w:r>
+      <w:proofErr w:type="spellEnd"/>
+      <w:r>
+        <w:t>": "</w:t>
+      </w:r>
+      <w:proofErr w:type="spellStart"/>
+      <w:r>
+        <w:t>ContratoCFE</w:t>
+      </w:r>
+      <w:proofErr w:type="spellEnd"/>
+      <w:r>
+        <w:t>",</w:t>
+      </w:r>
+    </w:p>
+    <w:p>
+      <w:pPr>
+        <w:pStyle w:val="Codigo"/>
+      </w:pPr>
+      <w:r>
+        <w:t xml:space="preserve">  "</w:t>
+      </w:r>
+      <w:proofErr w:type="spellStart"/>
+      <w:r>
+        <w:t>noContrato</w:t>
+      </w:r>
+      <w:proofErr w:type="spellEnd"/>
+      <w:r>
+        <w:t>": "9100026571",</w:t>
+      </w:r>
+    </w:p>
+    <w:p>
+      <w:pPr>
+        <w:pStyle w:val="Codigo"/>
+      </w:pPr>
+      <w:r>
+        <w:t xml:space="preserve">  "estatus": "ACTIVO"</w:t>
+      </w:r>
+    </w:p>
+    <w:p>
+      <w:pPr>
+        <w:pStyle w:val="Codigo"/>
+      </w:pPr>
+      <w:r>
+        <w:t>}</w:t>
+      </w:r>
+    </w:p>
+    <w:p>
+      <w:pPr>
         <w:pStyle w:val="Textoindependiente"/>
+        <w:rPr>
+          <w:b/>
+          <w:bCs/>
+        </w:rPr>
+      </w:pPr>
+      <w:r>
+        <w:rPr>
+          <w:b/>
+          <w:bCs/>
+        </w:rPr>
+        <w:t>Contrato CFE con Garantía</w:t>
+      </w:r>
+    </w:p>
+    <w:p>
+      <w:pPr>
+        <w:pStyle w:val="Codigo"/>
       </w:pPr>
       <w:r>
         <w:t>{</w:t>
@@ -3203,17 +2787,230 @@
     </w:p>
     <w:p>
       <w:pPr>
+        <w:pStyle w:val="Codigo"/>
+      </w:pPr>
+      <w:r>
+        <w:t xml:space="preserve">  "$Tipo": "</w:t>
+      </w:r>
+      <w:proofErr w:type="spellStart"/>
+      <w:r>
+        <w:t>ContratoCFEConGarantia</w:t>
+      </w:r>
+      <w:proofErr w:type="spellEnd"/>
+      <w:r>
+        <w:t>",</w:t>
+      </w:r>
+    </w:p>
+    <w:p>
+      <w:pPr>
+        <w:pStyle w:val="Codigo"/>
+      </w:pPr>
+      <w:r>
+        <w:t xml:space="preserve">  "</w:t>
+      </w:r>
+      <w:proofErr w:type="spellStart"/>
+      <w:r>
+        <w:t>perdidasGarantizadasVacio</w:t>
+      </w:r>
+      <w:proofErr w:type="spellEnd"/>
+      <w:r>
+        <w:t>": 0,</w:t>
+      </w:r>
+    </w:p>
+    <w:p>
+      <w:pPr>
+        <w:pStyle w:val="Codigo"/>
+      </w:pPr>
+      <w:r>
+        <w:t xml:space="preserve">  "</w:t>
+      </w:r>
+      <w:proofErr w:type="spellStart"/>
+      <w:r>
+        <w:t>perdidasGarantizadasCarga</w:t>
+      </w:r>
+      <w:proofErr w:type="spellEnd"/>
+      <w:r>
+        <w:t>": 0,</w:t>
+      </w:r>
+    </w:p>
+    <w:p>
+      <w:pPr>
+        <w:pStyle w:val="Codigo"/>
+      </w:pPr>
+      <w:r>
+        <w:t xml:space="preserve">  "</w:t>
+      </w:r>
+      <w:proofErr w:type="spellStart"/>
+      <w:r>
+        <w:t>detalleContrato</w:t>
+      </w:r>
+      <w:proofErr w:type="spellEnd"/>
+      <w:r>
+        <w:t xml:space="preserve">": </w:t>
+      </w:r>
+      <w:proofErr w:type="spellStart"/>
+      <w:r>
+        <w:t>null</w:t>
+      </w:r>
+      <w:proofErr w:type="spellEnd"/>
+      <w:r>
+        <w:t>,</w:t>
+      </w:r>
+    </w:p>
+    <w:p>
+      <w:pPr>
+        <w:pStyle w:val="Codigo"/>
+      </w:pPr>
+      <w:r>
+        <w:t xml:space="preserve">  "</w:t>
+      </w:r>
+      <w:proofErr w:type="spellStart"/>
+      <w:r>
+        <w:t>urlArchivo</w:t>
+      </w:r>
+      <w:proofErr w:type="spellEnd"/>
+      <w:r>
+        <w:t xml:space="preserve">": </w:t>
+      </w:r>
+      <w:proofErr w:type="spellStart"/>
+      <w:r>
+        <w:t>null</w:t>
+      </w:r>
+      <w:proofErr w:type="spellEnd"/>
+      <w:r>
+        <w:t>,</w:t>
+      </w:r>
+    </w:p>
+    <w:p>
+      <w:pPr>
+        <w:pStyle w:val="Codigo"/>
+      </w:pPr>
+      <w:r>
+        <w:t xml:space="preserve">  "mD5": </w:t>
+      </w:r>
+      <w:proofErr w:type="spellStart"/>
+      <w:r>
+        <w:t>null</w:t>
+      </w:r>
+      <w:proofErr w:type="spellEnd"/>
+      <w:r>
+        <w:t>,</w:t>
+      </w:r>
+    </w:p>
+    <w:p>
+      <w:pPr>
+        <w:pStyle w:val="Codigo"/>
+      </w:pPr>
+      <w:r>
+        <w:t xml:space="preserve">  "</w:t>
+      </w:r>
+      <w:proofErr w:type="spellStart"/>
+      <w:r>
+        <w:t>fechaEntregaCFE</w:t>
+      </w:r>
+      <w:proofErr w:type="spellEnd"/>
+      <w:r>
+        <w:t>": "0001-01-01T00:00:00",</w:t>
+      </w:r>
+    </w:p>
+    <w:p>
+      <w:pPr>
+        <w:pStyle w:val="Codigo"/>
+      </w:pPr>
+      <w:r>
+        <w:t xml:space="preserve">  "id": "68b9b3cace4fbe620abc2b3f",</w:t>
+      </w:r>
+    </w:p>
+    <w:p>
+      <w:pPr>
+        <w:pStyle w:val="Codigo"/>
+      </w:pPr>
+      <w:r>
+        <w:t xml:space="preserve">  "</w:t>
+      </w:r>
+      <w:proofErr w:type="spellStart"/>
+      <w:r>
+        <w:t>tipoContrato</w:t>
+      </w:r>
+      <w:proofErr w:type="spellEnd"/>
+      <w:r>
+        <w:t>": "</w:t>
+      </w:r>
+      <w:proofErr w:type="spellStart"/>
+      <w:r>
+        <w:t>ContratoCFEConGarantia</w:t>
+      </w:r>
+      <w:proofErr w:type="spellEnd"/>
+      <w:r>
+        <w:t>",</w:t>
+      </w:r>
+    </w:p>
+    <w:p>
+      <w:pPr>
+        <w:pStyle w:val="Codigo"/>
+      </w:pPr>
+      <w:r>
+        <w:t xml:space="preserve">  "</w:t>
+      </w:r>
+      <w:proofErr w:type="spellStart"/>
+      <w:r>
+        <w:t>noContrato</w:t>
+      </w:r>
+      <w:proofErr w:type="spellEnd"/>
+      <w:r>
+        <w:t>": "9100025605",</w:t>
+      </w:r>
+    </w:p>
+    <w:p>
+      <w:pPr>
+        <w:pStyle w:val="Codigo"/>
+      </w:pPr>
+      <w:r>
+        <w:t xml:space="preserve">  "estatus": "ACTIVO"</w:t>
+      </w:r>
+    </w:p>
+    <w:p>
+      <w:pPr>
+        <w:pStyle w:val="Codigo"/>
+      </w:pPr>
+      <w:r>
+        <w:t>}</w:t>
+      </w:r>
+    </w:p>
+    <w:p>
+      <w:pPr>
         <w:pStyle w:val="Textoindependiente"/>
+        <w:rPr>
+          <w:b/>
+          <w:bCs/>
+        </w:rPr>
+      </w:pPr>
+      <w:r>
+        <w:rPr>
+          <w:b/>
+          <w:bCs/>
+        </w:rPr>
+        <w:t>Contrato Particular</w:t>
+      </w:r>
+    </w:p>
+    <w:p>
+      <w:pPr>
+        <w:pStyle w:val="Codigo"/>
+      </w:pPr>
+      <w:r>
+        <w:t>{</w:t>
+      </w:r>
+    </w:p>
+    <w:p>
+      <w:pPr>
+        <w:pStyle w:val="Codigo"/>
       </w:pPr>
       <w:r>
         <w:t xml:space="preserve">  "$Tipo": "</w:t>
       </w:r>
       <w:proofErr w:type="spellStart"/>
       <w:r>
-        <w:rPr>
-          <w:color w:val="FF0000"/>
-        </w:rPr>
-        <w:t>ContratoCFE</w:t>
+        <w:t>ContratoParticular</w:t>
       </w:r>
       <w:proofErr w:type="spellEnd"/>
       <w:r>
@@ -3222,674 +3019,178 @@
     </w:p>
     <w:p>
       <w:pPr>
+        <w:pStyle w:val="Codigo"/>
+      </w:pPr>
+      <w:r>
+        <w:t xml:space="preserve">  "</w:t>
+      </w:r>
+      <w:proofErr w:type="spellStart"/>
+      <w:r>
+        <w:t>detalleContrato</w:t>
+      </w:r>
+      <w:proofErr w:type="spellEnd"/>
+      <w:r>
+        <w:t>": [</w:t>
+      </w:r>
+    </w:p>
+    <w:p>
+      <w:pPr>
+        <w:pStyle w:val="Codigo"/>
+      </w:pPr>
+      <w:r>
+        <w:t xml:space="preserve">    {</w:t>
+      </w:r>
+    </w:p>
+    <w:p>
+      <w:pPr>
+        <w:pStyle w:val="Codigo"/>
+      </w:pPr>
+      <w:r>
+        <w:t xml:space="preserve">      "</w:t>
+      </w:r>
+      <w:proofErr w:type="spellStart"/>
+      <w:r>
+        <w:t>partidaContrato</w:t>
+      </w:r>
+      <w:proofErr w:type="spellEnd"/>
+      <w:r>
+        <w:t>": "307",</w:t>
+      </w:r>
+    </w:p>
+    <w:p>
+      <w:pPr>
+        <w:pStyle w:val="Codigo"/>
+      </w:pPr>
+      <w:r>
+        <w:t xml:space="preserve">      "</w:t>
+      </w:r>
+      <w:proofErr w:type="spellStart"/>
+      <w:r>
+        <w:t>descripcionAviso</w:t>
+      </w:r>
+      <w:proofErr w:type="spellEnd"/>
+      <w:r>
+        <w:t>": "CABLE DE POTENCIA MONOPOLAR...",</w:t>
+      </w:r>
+    </w:p>
+    <w:p>
+      <w:pPr>
+        <w:pStyle w:val="Codigo"/>
+      </w:pPr>
+      <w:r>
+        <w:t xml:space="preserve">      "cantidad": 15480,</w:t>
+      </w:r>
+    </w:p>
+    <w:p>
+      <w:pPr>
+        <w:pStyle w:val="Codigo"/>
+      </w:pPr>
+      <w:r>
+        <w:t xml:space="preserve">      "unidad": "Metros",</w:t>
+      </w:r>
+    </w:p>
+    <w:p>
+      <w:pPr>
+        <w:pStyle w:val="Codigo"/>
+      </w:pPr>
+      <w:r>
+        <w:t xml:space="preserve">      "</w:t>
+      </w:r>
+      <w:proofErr w:type="spellStart"/>
+      <w:r>
+        <w:t>importeTotal</w:t>
+      </w:r>
+      <w:proofErr w:type="spellEnd"/>
+      <w:r>
+        <w:t>": 1120860.51</w:t>
+      </w:r>
+    </w:p>
+    <w:p>
+      <w:pPr>
+        <w:pStyle w:val="Codigo"/>
+      </w:pPr>
+      <w:r>
+        <w:t xml:space="preserve">    }</w:t>
+      </w:r>
+    </w:p>
+    <w:p>
+      <w:pPr>
+        <w:pStyle w:val="Codigo"/>
+      </w:pPr>
+      <w:r>
+        <w:t xml:space="preserve">  ],</w:t>
+      </w:r>
+    </w:p>
+    <w:p>
+      <w:pPr>
+        <w:pStyle w:val="Codigo"/>
+      </w:pPr>
+      <w:r>
+        <w:t xml:space="preserve">  "id": "68b9b3e3ce4fbe620abc2b40",</w:t>
+      </w:r>
+    </w:p>
+    <w:p>
+      <w:pPr>
+        <w:pStyle w:val="Codigo"/>
+      </w:pPr>
+      <w:r>
+        <w:t xml:space="preserve">  "</w:t>
+      </w:r>
+      <w:proofErr w:type="spellStart"/>
+      <w:r>
+        <w:t>tipoContrato</w:t>
+      </w:r>
+      <w:proofErr w:type="spellEnd"/>
+      <w:r>
+        <w:t>": "</w:t>
+      </w:r>
+      <w:proofErr w:type="spellStart"/>
+      <w:r>
+        <w:t>ContratoParticular</w:t>
+      </w:r>
+      <w:proofErr w:type="spellEnd"/>
+      <w:r>
+        <w:t>",</w:t>
+      </w:r>
+    </w:p>
+    <w:p>
+      <w:pPr>
+        <w:pStyle w:val="Codigo"/>
+      </w:pPr>
+      <w:r>
+        <w:t xml:space="preserve">  "</w:t>
+      </w:r>
+      <w:proofErr w:type="spellStart"/>
+      <w:r>
+        <w:t>noContrato</w:t>
+      </w:r>
+      <w:proofErr w:type="spellEnd"/>
+      <w:r>
+        <w:t>": "STOCK",</w:t>
+      </w:r>
+    </w:p>
+    <w:p>
+      <w:pPr>
+        <w:pStyle w:val="Codigo"/>
+      </w:pPr>
+      <w:r>
+        <w:t xml:space="preserve">  "estatus": "ACTIVO"</w:t>
+      </w:r>
+    </w:p>
+    <w:p>
+      <w:pPr>
+        <w:pStyle w:val="Codigo"/>
+      </w:pPr>
+      <w:r>
+        <w:t>}</w:t>
+      </w:r>
+    </w:p>
+    <w:p>
+      <w:pPr>
         <w:pStyle w:val="Textoindependiente"/>
       </w:pPr>
       <w:r>
-        <w:t xml:space="preserve">  "</w:t>
-      </w:r>
-      <w:proofErr w:type="spellStart"/>
-      <w:r>
-        <w:t>detalleContrato</w:t>
-      </w:r>
-      <w:proofErr w:type="spellEnd"/>
-      <w:r>
-        <w:t>": [</w:t>
-      </w:r>
-    </w:p>
-    <w:p>
-      <w:pPr>
-        <w:pStyle w:val="Textoindependiente"/>
-      </w:pPr>
-      <w:r>
-        <w:t xml:space="preserve">    {</w:t>
-      </w:r>
-    </w:p>
-    <w:p>
-      <w:pPr>
-        <w:pStyle w:val="Textoindependiente"/>
-      </w:pPr>
-      <w:r>
         <w:lastRenderedPageBreak/>
-        <w:t xml:space="preserve">      "</w:t>
-      </w:r>
-      <w:proofErr w:type="spellStart"/>
-      <w:r>
-        <w:t>partidaContrato</w:t>
-      </w:r>
-      <w:proofErr w:type="spellEnd"/>
-      <w:r>
-        <w:t>": "55",</w:t>
-      </w:r>
-    </w:p>
-    <w:p>
-      <w:pPr>
-        <w:pStyle w:val="Textoindependiente"/>
-      </w:pPr>
-      <w:r>
-        <w:t xml:space="preserve">      "</w:t>
-      </w:r>
-      <w:proofErr w:type="spellStart"/>
-      <w:r>
-        <w:t>descripcionAviso</w:t>
-      </w:r>
-      <w:proofErr w:type="spellEnd"/>
-      <w:r>
-        <w:t>": "CABLE CONTROL CU PVC + PVC 8X10...",</w:t>
-      </w:r>
-    </w:p>
-    <w:p>
-      <w:pPr>
-        <w:pStyle w:val="Textoindependiente"/>
-      </w:pPr>
-      <w:r>
-        <w:t xml:space="preserve">      "</w:t>
-      </w:r>
-      <w:proofErr w:type="spellStart"/>
-      <w:r>
-        <w:t>areaDestinoCFE</w:t>
-      </w:r>
-      <w:proofErr w:type="spellEnd"/>
-      <w:r>
-        <w:t>": "JALISCO D144 TLAQUEPAQUE",</w:t>
-      </w:r>
-    </w:p>
-    <w:p>
-      <w:pPr>
-        <w:pStyle w:val="Textoindependiente"/>
-      </w:pPr>
-      <w:r>
-        <w:t xml:space="preserve">      "cantidad": 500,</w:t>
-      </w:r>
-    </w:p>
-    <w:p>
-      <w:pPr>
-        <w:pStyle w:val="Textoindependiente"/>
-      </w:pPr>
-      <w:r>
-        <w:t xml:space="preserve">      "unidad": "Metros",</w:t>
-      </w:r>
-    </w:p>
-    <w:p>
-      <w:pPr>
-        <w:pStyle w:val="Textoindependiente"/>
-      </w:pPr>
-      <w:r>
-        <w:t xml:space="preserve">      "</w:t>
-      </w:r>
-      <w:proofErr w:type="spellStart"/>
-      <w:r>
-        <w:t>importeTotal</w:t>
-      </w:r>
-      <w:proofErr w:type="spellEnd"/>
-      <w:r>
-        <w:t>": 93055</w:t>
-      </w:r>
-    </w:p>
-    <w:p>
-      <w:pPr>
-        <w:pStyle w:val="Textoindependiente"/>
-      </w:pPr>
-      <w:r>
-        <w:t xml:space="preserve">    }</w:t>
-      </w:r>
-    </w:p>
-    <w:p>
-      <w:pPr>
-        <w:pStyle w:val="Textoindependiente"/>
-      </w:pPr>
-      <w:r>
-        <w:t xml:space="preserve">  ],</w:t>
-      </w:r>
-    </w:p>
-    <w:p>
-      <w:pPr>
-        <w:pStyle w:val="Textoindependiente"/>
-      </w:pPr>
-      <w:r>
-        <w:t xml:space="preserve">  "</w:t>
-      </w:r>
-      <w:proofErr w:type="spellStart"/>
-      <w:r>
-        <w:t>urlArchivo</w:t>
-      </w:r>
-      <w:proofErr w:type="spellEnd"/>
-      <w:r>
-        <w:t>": "https://www.cfe.mx",</w:t>
-      </w:r>
-    </w:p>
-    <w:p>
-      <w:pPr>
-        <w:pStyle w:val="Textoindependiente"/>
-      </w:pPr>
-      <w:r>
-        <w:t xml:space="preserve">  "mD5": "7f8bd873cae3745bb6ac325cf6fb2909",</w:t>
-      </w:r>
-    </w:p>
-    <w:p>
-      <w:pPr>
-        <w:pStyle w:val="Textoindependiente"/>
-      </w:pPr>
-      <w:r>
-        <w:t xml:space="preserve">  "</w:t>
-      </w:r>
-      <w:proofErr w:type="spellStart"/>
-      <w:r>
-        <w:t>fechaEntregaCFE</w:t>
-      </w:r>
-      <w:proofErr w:type="spellEnd"/>
-      <w:r>
-        <w:t>": "2025-07-18T06:00:00Z",</w:t>
-      </w:r>
-    </w:p>
-    <w:p>
-      <w:pPr>
-        <w:pStyle w:val="Textoindependiente"/>
-      </w:pPr>
-      <w:r>
-        <w:t xml:space="preserve">  "id": "68b8b5267f39fe66bbf4353a",</w:t>
-      </w:r>
-    </w:p>
-    <w:p>
-      <w:pPr>
-        <w:pStyle w:val="Textoindependiente"/>
-      </w:pPr>
-      <w:r>
-        <w:t xml:space="preserve">  "</w:t>
-      </w:r>
-      <w:proofErr w:type="spellStart"/>
-      <w:r>
-        <w:t>tipoContrato</w:t>
-      </w:r>
-      <w:proofErr w:type="spellEnd"/>
-      <w:r>
-        <w:t>": "</w:t>
-      </w:r>
-      <w:proofErr w:type="spellStart"/>
-      <w:r>
-        <w:rPr>
-          <w:color w:val="FF0000"/>
-        </w:rPr>
-        <w:t>ContratoCFE</w:t>
-      </w:r>
-      <w:proofErr w:type="spellEnd"/>
-      <w:r>
-        <w:t>",</w:t>
-      </w:r>
-    </w:p>
-    <w:p>
-      <w:pPr>
-        <w:pStyle w:val="Textoindependiente"/>
-      </w:pPr>
-      <w:r>
-        <w:t xml:space="preserve">  "</w:t>
-      </w:r>
-      <w:proofErr w:type="spellStart"/>
-      <w:r>
-        <w:t>noContrato</w:t>
-      </w:r>
-      <w:proofErr w:type="spellEnd"/>
-      <w:r>
-        <w:t>": "9100026571",</w:t>
-      </w:r>
-    </w:p>
-    <w:p>
-      <w:pPr>
-        <w:pStyle w:val="Textoindependiente"/>
-      </w:pPr>
-      <w:r>
-        <w:t xml:space="preserve">  "estatus": "ACTIVO"</w:t>
-      </w:r>
-    </w:p>
-    <w:p>
-      <w:pPr>
-        <w:pStyle w:val="Textoindependiente"/>
-      </w:pPr>
-      <w:r>
-        <w:t>}</w:t>
-      </w:r>
-    </w:p>
-    <w:p>
-      <w:pPr>
-        <w:pStyle w:val="Textoindependiente"/>
-        <w:rPr>
-          <w:b/>
-          <w:bCs/>
-        </w:rPr>
-      </w:pPr>
-      <w:r>
-        <w:rPr>
-          <w:b/>
-          <w:bCs/>
-        </w:rPr>
-        <w:t>Contrato CFE con Garantía</w:t>
-      </w:r>
-    </w:p>
-    <w:p>
-      <w:pPr>
-        <w:pStyle w:val="Textoindependiente"/>
-      </w:pPr>
-      <w:r>
-        <w:t>{</w:t>
-      </w:r>
-    </w:p>
-    <w:p>
-      <w:pPr>
-        <w:pStyle w:val="Textoindependiente"/>
-      </w:pPr>
-      <w:r>
-        <w:t xml:space="preserve">  "$Tipo": "</w:t>
-      </w:r>
-      <w:proofErr w:type="spellStart"/>
-      <w:r>
-        <w:rPr>
-          <w:color w:val="FF0000"/>
-        </w:rPr>
-        <w:t>ContratoCFEConGarantia</w:t>
-      </w:r>
-      <w:proofErr w:type="spellEnd"/>
-      <w:r>
-        <w:t>",</w:t>
-      </w:r>
-    </w:p>
-    <w:p>
-      <w:pPr>
-        <w:pStyle w:val="Textoindependiente"/>
-      </w:pPr>
-      <w:r>
-        <w:t xml:space="preserve">  "</w:t>
-      </w:r>
-      <w:proofErr w:type="spellStart"/>
-      <w:r>
-        <w:t>perdidasGarantizadasVacio</w:t>
-      </w:r>
-      <w:proofErr w:type="spellEnd"/>
-      <w:r>
-        <w:t>": 0,</w:t>
-      </w:r>
-    </w:p>
-    <w:p>
-      <w:pPr>
-        <w:pStyle w:val="Textoindependiente"/>
-      </w:pPr>
-      <w:r>
-        <w:t xml:space="preserve">  "</w:t>
-      </w:r>
-      <w:proofErr w:type="spellStart"/>
-      <w:r>
-        <w:t>perdidasGarantizadasCarga</w:t>
-      </w:r>
-      <w:proofErr w:type="spellEnd"/>
-      <w:r>
-        <w:t>": 0,</w:t>
-      </w:r>
-    </w:p>
-    <w:p>
-      <w:pPr>
-        <w:pStyle w:val="Textoindependiente"/>
-      </w:pPr>
-      <w:r>
-        <w:t xml:space="preserve">  "</w:t>
-      </w:r>
-      <w:proofErr w:type="spellStart"/>
-      <w:r>
-        <w:t>detalleContrato</w:t>
-      </w:r>
-      <w:proofErr w:type="spellEnd"/>
-      <w:r>
-        <w:t xml:space="preserve">": </w:t>
-      </w:r>
-      <w:proofErr w:type="spellStart"/>
-      <w:r>
-        <w:t>null</w:t>
-      </w:r>
-      <w:proofErr w:type="spellEnd"/>
-      <w:r>
-        <w:t>,</w:t>
-      </w:r>
-    </w:p>
-    <w:p>
-      <w:pPr>
-        <w:pStyle w:val="Textoindependiente"/>
-      </w:pPr>
-      <w:r>
-        <w:t xml:space="preserve">  "</w:t>
-      </w:r>
-      <w:proofErr w:type="spellStart"/>
-      <w:r>
-        <w:t>urlArchivo</w:t>
-      </w:r>
-      <w:proofErr w:type="spellEnd"/>
-      <w:r>
-        <w:t xml:space="preserve">": </w:t>
-      </w:r>
-      <w:proofErr w:type="spellStart"/>
-      <w:r>
-        <w:t>null</w:t>
-      </w:r>
-      <w:proofErr w:type="spellEnd"/>
-      <w:r>
-        <w:t>,</w:t>
-      </w:r>
-    </w:p>
-    <w:p>
-      <w:pPr>
-        <w:pStyle w:val="Textoindependiente"/>
-      </w:pPr>
-      <w:r>
-        <w:t xml:space="preserve">  "mD5": </w:t>
-      </w:r>
-      <w:proofErr w:type="spellStart"/>
-      <w:r>
-        <w:t>null</w:t>
-      </w:r>
-      <w:proofErr w:type="spellEnd"/>
-      <w:r>
-        <w:t>,</w:t>
-      </w:r>
-    </w:p>
-    <w:p>
-      <w:pPr>
-        <w:pStyle w:val="Textoindependiente"/>
-      </w:pPr>
-      <w:r>
-        <w:t xml:space="preserve">  "</w:t>
-      </w:r>
-      <w:proofErr w:type="spellStart"/>
-      <w:r>
-        <w:t>fechaEntregaCFE</w:t>
-      </w:r>
-      <w:proofErr w:type="spellEnd"/>
-      <w:r>
-        <w:t>": "0001-01-01T00:00:00",</w:t>
-      </w:r>
-    </w:p>
-    <w:p>
-      <w:pPr>
-        <w:pStyle w:val="Textoindependiente"/>
-      </w:pPr>
-      <w:r>
-        <w:t xml:space="preserve">  "id": "68b9b3cace4fbe620abc2b3f",</w:t>
-      </w:r>
-    </w:p>
-    <w:p>
-      <w:pPr>
-        <w:pStyle w:val="Textoindependiente"/>
-      </w:pPr>
-      <w:r>
-        <w:t xml:space="preserve">  "</w:t>
-      </w:r>
-      <w:proofErr w:type="spellStart"/>
-      <w:r>
-        <w:t>tipoContrato</w:t>
-      </w:r>
-      <w:proofErr w:type="spellEnd"/>
-      <w:r>
-        <w:t>": "</w:t>
-      </w:r>
-      <w:proofErr w:type="spellStart"/>
-      <w:r>
-        <w:rPr>
-          <w:color w:val="FF0000"/>
-        </w:rPr>
-        <w:t>ContratoCFEConGarantia</w:t>
-      </w:r>
-      <w:proofErr w:type="spellEnd"/>
-      <w:r>
-        <w:t>",</w:t>
-      </w:r>
-    </w:p>
-    <w:p>
-      <w:pPr>
-        <w:pStyle w:val="Textoindependiente"/>
-      </w:pPr>
-      <w:r>
-        <w:t xml:space="preserve">  "</w:t>
-      </w:r>
-      <w:proofErr w:type="spellStart"/>
-      <w:r>
-        <w:t>noContrato</w:t>
-      </w:r>
-      <w:proofErr w:type="spellEnd"/>
-      <w:r>
-        <w:t>": "9100025605",</w:t>
-      </w:r>
-    </w:p>
-    <w:p>
-      <w:pPr>
-        <w:pStyle w:val="Textoindependiente"/>
-      </w:pPr>
-      <w:r>
-        <w:t xml:space="preserve">  "estatus": "ACTIVO"</w:t>
-      </w:r>
-    </w:p>
-    <w:p>
-      <w:pPr>
-        <w:pStyle w:val="Textoindependiente"/>
-      </w:pPr>
-      <w:r>
-        <w:t>}</w:t>
-      </w:r>
-    </w:p>
-    <w:p>
-      <w:pPr>
-        <w:pStyle w:val="Textoindependiente"/>
-        <w:rPr>
-          <w:b/>
-          <w:bCs/>
-        </w:rPr>
-      </w:pPr>
-      <w:r>
-        <w:rPr>
-          <w:b/>
-          <w:bCs/>
-        </w:rPr>
-        <w:lastRenderedPageBreak/>
-        <w:t>Contrato Particular</w:t>
-      </w:r>
-    </w:p>
-    <w:p>
-      <w:pPr>
-        <w:pStyle w:val="Textoindependiente"/>
-      </w:pPr>
-      <w:r>
-        <w:t>{</w:t>
-      </w:r>
-    </w:p>
-    <w:p>
-      <w:pPr>
-        <w:pStyle w:val="Textoindependiente"/>
-      </w:pPr>
-      <w:r>
-        <w:t xml:space="preserve">  "$Tipo": "</w:t>
-      </w:r>
-      <w:proofErr w:type="spellStart"/>
-      <w:r>
-        <w:rPr>
-          <w:color w:val="FF0000"/>
-        </w:rPr>
-        <w:t>ContratoParticular</w:t>
-      </w:r>
-      <w:proofErr w:type="spellEnd"/>
-      <w:r>
-        <w:t>",</w:t>
-      </w:r>
-    </w:p>
-    <w:p>
-      <w:pPr>
-        <w:pStyle w:val="Textoindependiente"/>
-      </w:pPr>
-      <w:r>
-        <w:t xml:space="preserve">  "</w:t>
-      </w:r>
-      <w:proofErr w:type="spellStart"/>
-      <w:r>
-        <w:t>detalleContrato</w:t>
-      </w:r>
-      <w:proofErr w:type="spellEnd"/>
-      <w:r>
-        <w:t>": [</w:t>
-      </w:r>
-    </w:p>
-    <w:p>
-      <w:pPr>
-        <w:pStyle w:val="Textoindependiente"/>
-      </w:pPr>
-      <w:r>
-        <w:t xml:space="preserve">    {</w:t>
-      </w:r>
-    </w:p>
-    <w:p>
-      <w:pPr>
-        <w:pStyle w:val="Textoindependiente"/>
-      </w:pPr>
-      <w:r>
-        <w:t xml:space="preserve">      "</w:t>
-      </w:r>
-      <w:proofErr w:type="spellStart"/>
-      <w:r>
-        <w:t>partidaContrato</w:t>
-      </w:r>
-      <w:proofErr w:type="spellEnd"/>
-      <w:r>
-        <w:t>": "307",</w:t>
-      </w:r>
-    </w:p>
-    <w:p>
-      <w:pPr>
-        <w:pStyle w:val="Textoindependiente"/>
-      </w:pPr>
-      <w:r>
-        <w:t xml:space="preserve">      "</w:t>
-      </w:r>
-      <w:proofErr w:type="spellStart"/>
-      <w:r>
-        <w:t>descripcionAviso</w:t>
-      </w:r>
-      <w:proofErr w:type="spellEnd"/>
-      <w:r>
-        <w:t>": "CABLE DE POTENCIA MONOPOLAR...",</w:t>
-      </w:r>
-    </w:p>
-    <w:p>
-      <w:pPr>
-        <w:pStyle w:val="Textoindependiente"/>
-      </w:pPr>
-      <w:r>
-        <w:t xml:space="preserve">      "cantidad": 15480,</w:t>
-      </w:r>
-    </w:p>
-    <w:p>
-      <w:pPr>
-        <w:pStyle w:val="Textoindependiente"/>
-      </w:pPr>
-      <w:r>
-        <w:t xml:space="preserve">      "unidad": "Metros",</w:t>
-      </w:r>
-    </w:p>
-    <w:p>
-      <w:pPr>
-        <w:pStyle w:val="Textoindependiente"/>
-      </w:pPr>
-      <w:r>
-        <w:t xml:space="preserve">      "</w:t>
-      </w:r>
-      <w:proofErr w:type="spellStart"/>
-      <w:r>
-        <w:t>importeTotal</w:t>
-      </w:r>
-      <w:proofErr w:type="spellEnd"/>
-      <w:r>
-        <w:t>": 1120860.51</w:t>
-      </w:r>
-    </w:p>
-    <w:p>
-      <w:pPr>
-        <w:pStyle w:val="Textoindependiente"/>
-      </w:pPr>
-      <w:r>
-        <w:t xml:space="preserve">    }</w:t>
-      </w:r>
-    </w:p>
-    <w:p>
-      <w:pPr>
-        <w:pStyle w:val="Textoindependiente"/>
-      </w:pPr>
-      <w:r>
-        <w:t xml:space="preserve">  ],</w:t>
-      </w:r>
-    </w:p>
-    <w:p>
-      <w:pPr>
-        <w:pStyle w:val="Textoindependiente"/>
-      </w:pPr>
-      <w:r>
-        <w:t xml:space="preserve">  "id": "68b9b3e3ce4fbe620abc2b40",</w:t>
-      </w:r>
-    </w:p>
-    <w:p>
-      <w:pPr>
-        <w:pStyle w:val="Textoindependiente"/>
-      </w:pPr>
-      <w:r>
-        <w:t xml:space="preserve">  "</w:t>
-      </w:r>
-      <w:proofErr w:type="spellStart"/>
-      <w:r>
-        <w:t>tipoContrato</w:t>
-      </w:r>
-      <w:proofErr w:type="spellEnd"/>
-      <w:r>
-        <w:t>": "</w:t>
-      </w:r>
-      <w:proofErr w:type="spellStart"/>
-      <w:r>
-        <w:rPr>
-          <w:color w:val="FF0000"/>
-        </w:rPr>
-        <w:t>ContratoParticular</w:t>
-      </w:r>
-      <w:proofErr w:type="spellEnd"/>
-      <w:r>
-        <w:t>",</w:t>
-      </w:r>
-    </w:p>
-    <w:p>
-      <w:pPr>
-        <w:pStyle w:val="Textoindependiente"/>
-      </w:pPr>
-      <w:r>
-        <w:t xml:space="preserve">  "</w:t>
-      </w:r>
-      <w:proofErr w:type="spellStart"/>
-      <w:r>
-        <w:t>noContrato</w:t>
-      </w:r>
-      <w:proofErr w:type="spellEnd"/>
-      <w:r>
-        <w:t>": "STOCK",</w:t>
-      </w:r>
-    </w:p>
-    <w:p>
-      <w:pPr>
-        <w:pStyle w:val="Textoindependiente"/>
-      </w:pPr>
-      <w:r>
-        <w:t xml:space="preserve">  "estatus": "ACTIVO"</w:t>
-      </w:r>
-    </w:p>
-    <w:p>
-      <w:pPr>
-        <w:pStyle w:val="Textoindependiente"/>
-      </w:pPr>
-      <w:r>
-        <w:t>}</w:t>
-      </w:r>
-    </w:p>
-    <w:p>
-      <w:pPr>
-        <w:pStyle w:val="Textoindependiente"/>
-      </w:pPr>
-      <w:r>
         <w:pict w14:anchorId="775F61F9">
           <v:rect id="_x0000_i1032" style="width:0;height:1.5pt" o:hralign="center" o:hrstd="t" o:hr="t" fillcolor="#a0a0a0" stroked="f"/>
         </w:pict>
@@ -3947,261 +3248,260 @@
     </w:p>
     <w:p>
       <w:pPr>
+        <w:pStyle w:val="Codigo"/>
+      </w:pPr>
+      <w:r>
+        <w:t>{</w:t>
+      </w:r>
+    </w:p>
+    <w:p>
+      <w:pPr>
+        <w:pStyle w:val="Codigo"/>
+      </w:pPr>
+      <w:r>
+        <w:t xml:space="preserve">  "$Tipo": "</w:t>
+      </w:r>
+      <w:proofErr w:type="spellStart"/>
+      <w:r>
+        <w:t>ContratoCFE</w:t>
+      </w:r>
+      <w:proofErr w:type="spellEnd"/>
+      <w:r>
+        <w:t>",</w:t>
+      </w:r>
+    </w:p>
+    <w:p>
+      <w:pPr>
+        <w:pStyle w:val="Codigo"/>
+      </w:pPr>
+      <w:r>
+        <w:t xml:space="preserve">  "</w:t>
+      </w:r>
+      <w:proofErr w:type="spellStart"/>
+      <w:r>
+        <w:t>detalleContrato</w:t>
+      </w:r>
+      <w:proofErr w:type="spellEnd"/>
+      <w:r>
+        <w:t>": [</w:t>
+      </w:r>
+    </w:p>
+    <w:p>
+      <w:pPr>
+        <w:pStyle w:val="Codigo"/>
+      </w:pPr>
+      <w:r>
+        <w:t xml:space="preserve">    {</w:t>
+      </w:r>
+    </w:p>
+    <w:p>
+      <w:pPr>
+        <w:pStyle w:val="Codigo"/>
+      </w:pPr>
+      <w:r>
+        <w:t xml:space="preserve">      "</w:t>
+      </w:r>
+      <w:proofErr w:type="spellStart"/>
+      <w:r>
+        <w:t>partidaContrato</w:t>
+      </w:r>
+      <w:proofErr w:type="spellEnd"/>
+      <w:r>
+        <w:t>": "55",</w:t>
+      </w:r>
+    </w:p>
+    <w:p>
+      <w:pPr>
+        <w:pStyle w:val="Codigo"/>
+      </w:pPr>
+      <w:r>
+        <w:t xml:space="preserve">      "</w:t>
+      </w:r>
+      <w:proofErr w:type="spellStart"/>
+      <w:r>
+        <w:t>descripcionAviso</w:t>
+      </w:r>
+      <w:proofErr w:type="spellEnd"/>
+      <w:r>
+        <w:t>": "CABLE CONTROL CU PVC + PVC 8X10...",</w:t>
+      </w:r>
+    </w:p>
+    <w:p>
+      <w:pPr>
+        <w:pStyle w:val="Codigo"/>
+      </w:pPr>
+      <w:r>
+        <w:t xml:space="preserve">      "</w:t>
+      </w:r>
+      <w:proofErr w:type="spellStart"/>
+      <w:r>
+        <w:t>areaDestinoCFE</w:t>
+      </w:r>
+      <w:proofErr w:type="spellEnd"/>
+      <w:r>
+        <w:t>": "JALISCO D144 TLAQUEPAQUE",</w:t>
+      </w:r>
+    </w:p>
+    <w:p>
+      <w:pPr>
+        <w:pStyle w:val="Codigo"/>
+      </w:pPr>
+      <w:r>
+        <w:t xml:space="preserve">      "cantidad": 1000,</w:t>
+      </w:r>
+    </w:p>
+    <w:p>
+      <w:pPr>
+        <w:pStyle w:val="Codigo"/>
+      </w:pPr>
+      <w:r>
+        <w:t xml:space="preserve">      "unidad": "Metros",</w:t>
+      </w:r>
+    </w:p>
+    <w:p>
+      <w:pPr>
+        <w:pStyle w:val="Codigo"/>
+      </w:pPr>
+      <w:r>
+        <w:t xml:space="preserve">      "</w:t>
+      </w:r>
+      <w:proofErr w:type="spellStart"/>
+      <w:r>
+        <w:t>importeTotal</w:t>
+      </w:r>
+      <w:proofErr w:type="spellEnd"/>
+      <w:r>
+        <w:t>": 186110</w:t>
+      </w:r>
+    </w:p>
+    <w:p>
+      <w:pPr>
+        <w:pStyle w:val="Codigo"/>
+      </w:pPr>
+      <w:r>
+        <w:t xml:space="preserve">    }</w:t>
+      </w:r>
+    </w:p>
+    <w:p>
+      <w:pPr>
+        <w:pStyle w:val="Codigo"/>
+      </w:pPr>
+      <w:r>
+        <w:t xml:space="preserve">  ],</w:t>
+      </w:r>
+    </w:p>
+    <w:p>
+      <w:pPr>
+        <w:pStyle w:val="Codigo"/>
+      </w:pPr>
+      <w:r>
+        <w:t xml:space="preserve">  "</w:t>
+      </w:r>
+      <w:proofErr w:type="spellStart"/>
+      <w:r>
+        <w:t>urlArchivo</w:t>
+      </w:r>
+      <w:proofErr w:type="spellEnd"/>
+      <w:r>
+        <w:t>": "https://www.cfe.mx",</w:t>
+      </w:r>
+    </w:p>
+    <w:p>
+      <w:pPr>
+        <w:pStyle w:val="Codigo"/>
+      </w:pPr>
+      <w:r>
+        <w:t xml:space="preserve">  "mD5": "7f8bd873cae3745bb6ac325cf6fb2909",</w:t>
+      </w:r>
+    </w:p>
+    <w:p>
+      <w:pPr>
+        <w:pStyle w:val="Codigo"/>
+      </w:pPr>
+      <w:r>
+        <w:t xml:space="preserve">  "</w:t>
+      </w:r>
+      <w:proofErr w:type="spellStart"/>
+      <w:r>
+        <w:t>fechaEntregaCFE</w:t>
+      </w:r>
+      <w:proofErr w:type="spellEnd"/>
+      <w:r>
+        <w:t>": "2025-07-18T06:00:00Z",</w:t>
+      </w:r>
+    </w:p>
+    <w:p>
+      <w:pPr>
+        <w:pStyle w:val="Codigo"/>
+      </w:pPr>
+      <w:r>
+        <w:t xml:space="preserve">  "id": "68b8b5267f39fe66bbf4353a",</w:t>
+      </w:r>
+    </w:p>
+    <w:p>
+      <w:pPr>
+        <w:pStyle w:val="Codigo"/>
+      </w:pPr>
+      <w:r>
+        <w:t xml:space="preserve">  "</w:t>
+      </w:r>
+      <w:proofErr w:type="spellStart"/>
+      <w:r>
+        <w:t>tipoContrato</w:t>
+      </w:r>
+      <w:proofErr w:type="spellEnd"/>
+      <w:r>
+        <w:t>": "</w:t>
+      </w:r>
+      <w:proofErr w:type="spellStart"/>
+      <w:r>
+        <w:t>ContratoCFE</w:t>
+      </w:r>
+      <w:proofErr w:type="spellEnd"/>
+      <w:r>
+        <w:t>",</w:t>
+      </w:r>
+    </w:p>
+    <w:p>
+      <w:pPr>
+        <w:pStyle w:val="Codigo"/>
+      </w:pPr>
+      <w:r>
+        <w:t xml:space="preserve">  "</w:t>
+      </w:r>
+      <w:proofErr w:type="spellStart"/>
+      <w:r>
+        <w:t>noContrato</w:t>
+      </w:r>
+      <w:proofErr w:type="spellEnd"/>
+      <w:r>
+        <w:t>": "9100026571",</w:t>
+      </w:r>
+    </w:p>
+    <w:p>
+      <w:pPr>
+        <w:pStyle w:val="Codigo"/>
+      </w:pPr>
+      <w:r>
+        <w:t xml:space="preserve">  "estatus": "ACTIVO"</w:t>
+      </w:r>
+    </w:p>
+    <w:p>
+      <w:pPr>
+        <w:pStyle w:val="Codigo"/>
+      </w:pPr>
+      <w:r>
+        <w:t>}</w:t>
+      </w:r>
+    </w:p>
+    <w:p>
+      <w:pPr>
         <w:pStyle w:val="Textoindependiente"/>
       </w:pPr>
-      <w:r>
-        <w:t>{</w:t>
-      </w:r>
     </w:p>
     <w:p>
       <w:pPr>
         <w:pStyle w:val="Textoindependiente"/>
-      </w:pPr>
-      <w:r>
-        <w:t xml:space="preserve">  "$Tipo": "</w:t>
-      </w:r>
-      <w:proofErr w:type="spellStart"/>
-      <w:r>
-        <w:t>ContratoCFE</w:t>
-      </w:r>
-      <w:proofErr w:type="spellEnd"/>
-      <w:r>
-        <w:t>",</w:t>
-      </w:r>
-    </w:p>
-    <w:p>
-      <w:pPr>
-        <w:pStyle w:val="Textoindependiente"/>
-      </w:pPr>
-      <w:r>
-        <w:t xml:space="preserve">  "</w:t>
-      </w:r>
-      <w:proofErr w:type="spellStart"/>
-      <w:r>
-        <w:t>detalleContrato</w:t>
-      </w:r>
-      <w:proofErr w:type="spellEnd"/>
-      <w:r>
-        <w:t>": [</w:t>
-      </w:r>
-    </w:p>
-    <w:p>
-      <w:pPr>
-        <w:pStyle w:val="Textoindependiente"/>
-      </w:pPr>
-      <w:r>
-        <w:t xml:space="preserve">    {</w:t>
-      </w:r>
-    </w:p>
-    <w:p>
-      <w:pPr>
-        <w:pStyle w:val="Textoindependiente"/>
-      </w:pPr>
-      <w:r>
-        <w:t xml:space="preserve">      "</w:t>
-      </w:r>
-      <w:proofErr w:type="spellStart"/>
-      <w:r>
-        <w:t>partidaContrato</w:t>
-      </w:r>
-      <w:proofErr w:type="spellEnd"/>
-      <w:r>
-        <w:t>": "55",</w:t>
-      </w:r>
-    </w:p>
-    <w:p>
-      <w:pPr>
-        <w:pStyle w:val="Textoindependiente"/>
-      </w:pPr>
-      <w:r>
-        <w:t xml:space="preserve">      "</w:t>
-      </w:r>
-      <w:proofErr w:type="spellStart"/>
-      <w:r>
-        <w:t>descripcionAviso</w:t>
-      </w:r>
-      <w:proofErr w:type="spellEnd"/>
-      <w:r>
-        <w:t>": "CABLE CONTROL CU PVC + PVC 8X10...",</w:t>
-      </w:r>
-    </w:p>
-    <w:p>
-      <w:pPr>
-        <w:pStyle w:val="Textoindependiente"/>
-      </w:pPr>
-      <w:r>
-        <w:t xml:space="preserve">      "</w:t>
-      </w:r>
-      <w:proofErr w:type="spellStart"/>
-      <w:r>
-        <w:t>areaDestinoCFE</w:t>
-      </w:r>
-      <w:proofErr w:type="spellEnd"/>
-      <w:r>
-        <w:t>": "JALISCO D144 TLAQUEPAQUE",</w:t>
-      </w:r>
-    </w:p>
-    <w:p>
-      <w:pPr>
-        <w:pStyle w:val="Textoindependiente"/>
-      </w:pPr>
-      <w:r>
-        <w:t xml:space="preserve">      "cantidad": 1000,</w:t>
-      </w:r>
-    </w:p>
-    <w:p>
-      <w:pPr>
-        <w:pStyle w:val="Textoindependiente"/>
-      </w:pPr>
-      <w:r>
-        <w:t xml:space="preserve">      "unidad": "Metros",</w:t>
-      </w:r>
-    </w:p>
-    <w:p>
-      <w:pPr>
-        <w:pStyle w:val="Textoindependiente"/>
-      </w:pPr>
-      <w:r>
-        <w:lastRenderedPageBreak/>
-        <w:t xml:space="preserve">      "</w:t>
-      </w:r>
-      <w:proofErr w:type="spellStart"/>
-      <w:r>
-        <w:t>importeTotal</w:t>
-      </w:r>
-      <w:proofErr w:type="spellEnd"/>
-      <w:r>
-        <w:t>": 186110</w:t>
-      </w:r>
-    </w:p>
-    <w:p>
-      <w:pPr>
-        <w:pStyle w:val="Textoindependiente"/>
-      </w:pPr>
-      <w:r>
-        <w:t xml:space="preserve">    }</w:t>
-      </w:r>
-    </w:p>
-    <w:p>
-      <w:pPr>
-        <w:pStyle w:val="Textoindependiente"/>
-      </w:pPr>
-      <w:r>
-        <w:t xml:space="preserve">  ],</w:t>
-      </w:r>
-    </w:p>
-    <w:p>
-      <w:pPr>
-        <w:pStyle w:val="Textoindependiente"/>
-      </w:pPr>
-      <w:r>
-        <w:t xml:space="preserve">  "</w:t>
-      </w:r>
-      <w:proofErr w:type="spellStart"/>
-      <w:r>
-        <w:t>urlArchivo</w:t>
-      </w:r>
-      <w:proofErr w:type="spellEnd"/>
-      <w:r>
-        <w:t>": "https://www.cfe.mx",</w:t>
-      </w:r>
-    </w:p>
-    <w:p>
-      <w:pPr>
-        <w:pStyle w:val="Textoindependiente"/>
-      </w:pPr>
-      <w:r>
-        <w:t xml:space="preserve">  "mD5": "7f8bd873cae3745bb6ac325cf6fb2909",</w:t>
-      </w:r>
-    </w:p>
-    <w:p>
-      <w:pPr>
-        <w:pStyle w:val="Textoindependiente"/>
-      </w:pPr>
-      <w:r>
-        <w:t xml:space="preserve">  "</w:t>
-      </w:r>
-      <w:proofErr w:type="spellStart"/>
-      <w:r>
-        <w:t>fechaEntregaCFE</w:t>
-      </w:r>
-      <w:proofErr w:type="spellEnd"/>
-      <w:r>
-        <w:t>": "2025-07-18T06:00:00Z",</w:t>
-      </w:r>
-    </w:p>
-    <w:p>
-      <w:pPr>
-        <w:pStyle w:val="Textoindependiente"/>
-      </w:pPr>
-      <w:r>
-        <w:t xml:space="preserve">  "id": "68b8b5267f39fe66bbf4353a",</w:t>
-      </w:r>
-    </w:p>
-    <w:p>
-      <w:pPr>
-        <w:pStyle w:val="Textoindependiente"/>
-      </w:pPr>
-      <w:r>
-        <w:t xml:space="preserve">  "</w:t>
-      </w:r>
-      <w:proofErr w:type="spellStart"/>
-      <w:r>
-        <w:t>tipoContrato</w:t>
-      </w:r>
-      <w:proofErr w:type="spellEnd"/>
-      <w:r>
-        <w:t>": "</w:t>
-      </w:r>
-      <w:proofErr w:type="spellStart"/>
-      <w:r>
-        <w:t>ContratoCFE</w:t>
-      </w:r>
-      <w:proofErr w:type="spellEnd"/>
-      <w:r>
-        <w:t>",</w:t>
-      </w:r>
-    </w:p>
-    <w:p>
-      <w:pPr>
-        <w:pStyle w:val="Textoindependiente"/>
-      </w:pPr>
-      <w:r>
-        <w:t xml:space="preserve">  "</w:t>
-      </w:r>
-      <w:proofErr w:type="spellStart"/>
-      <w:r>
-        <w:t>noContrato</w:t>
-      </w:r>
-      <w:proofErr w:type="spellEnd"/>
-      <w:r>
-        <w:t>": "9100026571",</w:t>
-      </w:r>
-    </w:p>
-    <w:p>
-      <w:pPr>
-        <w:pStyle w:val="Textoindependiente"/>
-      </w:pPr>
-      <w:r>
-        <w:t xml:space="preserve">  "estatus": "ACTIVO"</w:t>
-      </w:r>
-    </w:p>
-    <w:p>
-      <w:pPr>
-        <w:pStyle w:val="Textoindependiente"/>
-      </w:pPr>
-      <w:r>
-        <w:t>}</w:t>
-      </w:r>
-    </w:p>
-    <w:p>
-      <w:pPr>
-        <w:pStyle w:val="Textoindependiente"/>
-      </w:pPr>
-    </w:p>
-    <w:p>
-      <w:pPr>
-        <w:pStyle w:val="Textoindependiente"/>
         <w:rPr>
           <w:b/>
           <w:bCs/>
@@ -4214,11 +3514,6 @@
         </w:rPr>
         <w:t>Otras Pruebas y documentos</w:t>
       </w:r>
-    </w:p>
-    <w:p>
-      <w:pPr>
-        <w:pStyle w:val="Textoindependiente"/>
-      </w:pPr>
       <w:r>
         <w:br/>
       </w:r>
@@ -4392,173 +3687,107 @@
     </w:p>
     <w:p>
       <w:pPr>
+        <w:pStyle w:val="Codigo"/>
+      </w:pPr>
+      <w:r>
+        <w:t>[ {</w:t>
+      </w:r>
+    </w:p>
+    <w:p>
+      <w:pPr>
+        <w:pStyle w:val="Codigo"/>
+      </w:pPr>
+      <w:r>
+        <w:t xml:space="preserve">    "id": "68b9b3a6ce4fbe620abc2b3e",</w:t>
+      </w:r>
+    </w:p>
+    <w:p>
+      <w:pPr>
+        <w:pStyle w:val="Codigo"/>
+      </w:pPr>
+      <w:r>
+        <w:t xml:space="preserve">    "</w:t>
+      </w:r>
+      <w:proofErr w:type="spellStart"/>
+      <w:r>
+        <w:t>tipoDocumento</w:t>
+      </w:r>
+      <w:proofErr w:type="spellEnd"/>
+      <w:r>
+        <w:t>": "Prueba Rutina",</w:t>
+      </w:r>
+    </w:p>
+    <w:p>
+      <w:pPr>
+        <w:pStyle w:val="Codigo"/>
+      </w:pPr>
+      <w:r>
+        <w:t xml:space="preserve">    "</w:t>
+      </w:r>
+      <w:proofErr w:type="spellStart"/>
+      <w:r>
+        <w:t>descripcion</w:t>
+      </w:r>
+      <w:proofErr w:type="spellEnd"/>
+      <w:r>
+        <w:t>": "Prueba de resistencia de aislamiento",</w:t>
+      </w:r>
+    </w:p>
+    <w:p>
+      <w:pPr>
+        <w:pStyle w:val="Codigo"/>
+      </w:pPr>
+      <w:r>
+        <w:t xml:space="preserve">    "</w:t>
+      </w:r>
+      <w:proofErr w:type="spellStart"/>
+      <w:r>
+        <w:t>fechaRegistro</w:t>
+      </w:r>
+      <w:proofErr w:type="spellEnd"/>
+      <w:r>
+        <w:t>": "2025-03-01T00:00:00Z",</w:t>
+      </w:r>
+    </w:p>
+    <w:p>
+      <w:pPr>
+        <w:pStyle w:val="Codigo"/>
+      </w:pPr>
+      <w:r>
+        <w:t xml:space="preserve">    "estatus": "Activo"</w:t>
+      </w:r>
+    </w:p>
+    <w:p>
+      <w:pPr>
+        <w:pStyle w:val="Codigo"/>
+      </w:pPr>
+      <w:r>
+        <w:t xml:space="preserve">  }]</w:t>
+      </w:r>
+    </w:p>
+    <w:p>
+      <w:pPr>
         <w:pStyle w:val="Textoindependiente"/>
         <w:ind w:left="1416"/>
         <w:rPr>
           <w:color w:val="156082" w:themeColor="accent1"/>
         </w:rPr>
       </w:pPr>
-      <w:r>
-        <w:rPr>
-          <w:color w:val="156082" w:themeColor="accent1"/>
-        </w:rPr>
-        <w:t>[ {</w:t>
-      </w:r>
     </w:p>
     <w:p>
       <w:pPr>
         <w:pStyle w:val="Textoindependiente"/>
-        <w:ind w:left="1416"/>
-        <w:rPr>
-          <w:color w:val="156082" w:themeColor="accent1"/>
-        </w:rPr>
-      </w:pPr>
-      <w:r>
-        <w:rPr>
-          <w:color w:val="156082" w:themeColor="accent1"/>
-        </w:rPr>
-        <w:t xml:space="preserve">    "id": "68b9b3a6ce4fbe620abc2b3e",</w:t>
-      </w:r>
-    </w:p>
-    <w:p>
-      <w:pPr>
-        <w:pStyle w:val="Textoindependiente"/>
-        <w:ind w:left="1416"/>
-        <w:rPr>
-          <w:color w:val="156082" w:themeColor="accent1"/>
-        </w:rPr>
-      </w:pPr>
-      <w:r>
-        <w:rPr>
-          <w:color w:val="156082" w:themeColor="accent1"/>
-        </w:rPr>
-        <w:t xml:space="preserve">    "</w:t>
-      </w:r>
-      <w:proofErr w:type="spellStart"/>
-      <w:r>
-        <w:rPr>
-          <w:color w:val="156082" w:themeColor="accent1"/>
-        </w:rPr>
-        <w:t>tipoDocumento</w:t>
-      </w:r>
-      <w:proofErr w:type="spellEnd"/>
-      <w:r>
-        <w:rPr>
-          <w:color w:val="156082" w:themeColor="accent1"/>
-        </w:rPr>
-        <w:t>": "Prueba Rutina",</w:t>
-      </w:r>
-    </w:p>
-    <w:p>
-      <w:pPr>
-        <w:pStyle w:val="Textoindependiente"/>
-        <w:ind w:left="1416"/>
-        <w:rPr>
-          <w:color w:val="156082" w:themeColor="accent1"/>
-        </w:rPr>
-      </w:pPr>
-      <w:r>
-        <w:rPr>
-          <w:color w:val="156082" w:themeColor="accent1"/>
-        </w:rPr>
-        <w:t xml:space="preserve">    "</w:t>
-      </w:r>
-      <w:proofErr w:type="spellStart"/>
-      <w:r>
-        <w:rPr>
-          <w:color w:val="156082" w:themeColor="accent1"/>
-        </w:rPr>
-        <w:t>descripcion</w:t>
-      </w:r>
-      <w:proofErr w:type="spellEnd"/>
-      <w:r>
-        <w:rPr>
-          <w:color w:val="156082" w:themeColor="accent1"/>
-        </w:rPr>
-        <w:t>": "Prueba de resistencia de aislamiento",</w:t>
-      </w:r>
-    </w:p>
-    <w:p>
-      <w:pPr>
-        <w:pStyle w:val="Textoindependiente"/>
-        <w:ind w:left="1416"/>
-        <w:rPr>
-          <w:color w:val="156082" w:themeColor="accent1"/>
-        </w:rPr>
-      </w:pPr>
-      <w:r>
-        <w:rPr>
-          <w:color w:val="156082" w:themeColor="accent1"/>
-        </w:rPr>
-        <w:t xml:space="preserve">    "</w:t>
-      </w:r>
-      <w:proofErr w:type="spellStart"/>
-      <w:r>
-        <w:rPr>
-          <w:color w:val="156082" w:themeColor="accent1"/>
-        </w:rPr>
-        <w:t>fechaRegistro</w:t>
-      </w:r>
-      <w:proofErr w:type="spellEnd"/>
-      <w:r>
-        <w:rPr>
-          <w:color w:val="156082" w:themeColor="accent1"/>
-        </w:rPr>
-        <w:t>": "2025-03-01T00:00:00Z",</w:t>
-      </w:r>
-    </w:p>
-    <w:p>
-      <w:pPr>
-        <w:pStyle w:val="Textoindependiente"/>
-        <w:ind w:left="1416"/>
-        <w:rPr>
-          <w:color w:val="156082" w:themeColor="accent1"/>
-        </w:rPr>
-      </w:pPr>
-      <w:r>
-        <w:rPr>
-          <w:color w:val="156082" w:themeColor="accent1"/>
-        </w:rPr>
-        <w:t xml:space="preserve">    "estatus": "Activo"</w:t>
-      </w:r>
-    </w:p>
-    <w:p>
-      <w:pPr>
-        <w:pStyle w:val="Textoindependiente"/>
-        <w:ind w:left="1416"/>
-        <w:rPr>
-          <w:color w:val="156082" w:themeColor="accent1"/>
-        </w:rPr>
-      </w:pPr>
-      <w:r>
-        <w:rPr>
-          <w:color w:val="156082" w:themeColor="accent1"/>
-        </w:rPr>
-        <w:t xml:space="preserve">  }]</w:t>
-      </w:r>
-    </w:p>
-    <w:p>
-      <w:pPr>
-        <w:pStyle w:val="Textoindependiente"/>
-        <w:ind w:left="1416"/>
-        <w:rPr>
-          <w:color w:val="156082" w:themeColor="accent1"/>
-        </w:rPr>
-      </w:pPr>
-    </w:p>
-    <w:p>
-      <w:pPr>
-        <w:pStyle w:val="Textoindependiente"/>
-        <w:rPr>
-          <w:b/>
-          <w:bCs/>
-        </w:rPr>
-      </w:pPr>
-      <w:r>
-        <w:rPr>
-          <w:b/>
-          <w:bCs/>
-        </w:rPr>
+        <w:rPr>
+          <w:b/>
+          <w:bCs/>
+        </w:rPr>
+      </w:pPr>
+      <w:r>
+        <w:rPr>
+          <w:b/>
+          <w:bCs/>
+        </w:rPr>
+        <w:lastRenderedPageBreak/>
         <w:t xml:space="preserve"> </w:t>
       </w:r>
       <w:r>
@@ -4645,7 +3874,140 @@
     </w:p>
     <w:p>
       <w:pPr>
+        <w:pStyle w:val="Codigo"/>
+      </w:pPr>
+      <w:r>
+        <w:t>{</w:t>
+      </w:r>
+    </w:p>
+    <w:p>
+      <w:pPr>
+        <w:pStyle w:val="Codigo"/>
+      </w:pPr>
+      <w:r>
+        <w:t xml:space="preserve">  "</w:t>
+      </w:r>
+      <w:proofErr w:type="spellStart"/>
+      <w:r>
+        <w:t>tipoDocumento</w:t>
+      </w:r>
+      <w:proofErr w:type="spellEnd"/>
+      <w:r>
+        <w:t>": "</w:t>
+      </w:r>
+      <w:proofErr w:type="spellStart"/>
+      <w:r>
+        <w:t>PruebasRutina</w:t>
+      </w:r>
+      <w:proofErr w:type="spellEnd"/>
+      <w:r>
+        <w:t>",</w:t>
+      </w:r>
+    </w:p>
+    <w:p>
+      <w:pPr>
+        <w:pStyle w:val="Codigo"/>
+      </w:pPr>
+      <w:r>
+        <w:t xml:space="preserve">  "</w:t>
+      </w:r>
+      <w:proofErr w:type="spellStart"/>
+      <w:r>
+        <w:t>descripcionDocumento</w:t>
+      </w:r>
+      <w:proofErr w:type="spellEnd"/>
+      <w:r>
+        <w:t>": "Prueba de rutina al equipo",</w:t>
+      </w:r>
+    </w:p>
+    <w:p>
+      <w:pPr>
+        <w:pStyle w:val="Codigo"/>
+        <w:rPr>
+          <w:lang w:val="fr-FR"/>
+        </w:rPr>
+      </w:pPr>
+      <w:r>
+        <w:t xml:space="preserve">  </w:t>
+      </w:r>
+      <w:r>
+        <w:rPr>
+          <w:lang w:val="fr-FR"/>
+        </w:rPr>
+        <w:t>"</w:t>
+      </w:r>
+      <w:proofErr w:type="spellStart"/>
+      <w:r>
+        <w:rPr>
+          <w:lang w:val="fr-FR"/>
+        </w:rPr>
+        <w:t>urlArchivo</w:t>
+      </w:r>
+      <w:proofErr w:type="spellEnd"/>
+      <w:r>
+        <w:rPr>
+          <w:lang w:val="fr-FR"/>
+        </w:rPr>
+        <w:t>": "https://www.cfe.mx",</w:t>
+      </w:r>
+    </w:p>
+    <w:p>
+      <w:pPr>
+        <w:pStyle w:val="Codigo"/>
+      </w:pPr>
+      <w:r>
+        <w:rPr>
+          <w:lang w:val="fr-FR"/>
+        </w:rPr>
+        <w:t xml:space="preserve">  </w:t>
+      </w:r>
+      <w:r>
+        <w:t>"mD5": "aec9e70f22caf811a92cac041d94223f",</w:t>
+      </w:r>
+    </w:p>
+    <w:p>
+      <w:pPr>
+        <w:pStyle w:val="Codigo"/>
+      </w:pPr>
+      <w:r>
+        <w:t xml:space="preserve">  "estatus": "ACTIVO",</w:t>
+      </w:r>
+    </w:p>
+    <w:p>
+      <w:pPr>
+        <w:pStyle w:val="Codigo"/>
+      </w:pPr>
+      <w:r>
+        <w:t xml:space="preserve">  "vigencia": "2026-02-09T06:00:00Z"</w:t>
+      </w:r>
+    </w:p>
+    <w:p>
+      <w:pPr>
+        <w:pStyle w:val="Codigo"/>
+      </w:pPr>
+      <w:r>
+        <w:t>}</w:t>
+      </w:r>
+    </w:p>
+    <w:p>
+      <w:pPr>
         <w:pStyle w:val="Textoindependiente"/>
+        <w:rPr>
+          <w:b/>
+          <w:bCs/>
+        </w:rPr>
+      </w:pPr>
+      <w:r>
+        <w:rPr>
+          <w:b/>
+          <w:bCs/>
+        </w:rPr>
+        <w:t>Response (200 OK)</w:t>
+      </w:r>
+    </w:p>
+    <w:p>
+      <w:pPr>
+        <w:pStyle w:val="Codigo"/>
       </w:pPr>
       <w:r>
         <w:t>{</w:t>
@@ -4653,148 +4015,7 @@
     </w:p>
     <w:p>
       <w:pPr>
-        <w:pStyle w:val="Textoindependiente"/>
-      </w:pPr>
-      <w:r>
-        <w:t xml:space="preserve">  "</w:t>
-      </w:r>
-      <w:proofErr w:type="spellStart"/>
-      <w:r>
-        <w:t>tipoDocumento</w:t>
-      </w:r>
-      <w:proofErr w:type="spellEnd"/>
-      <w:r>
-        <w:t>": "</w:t>
-      </w:r>
-      <w:proofErr w:type="spellStart"/>
-      <w:r>
-        <w:t>PruebasRutina</w:t>
-      </w:r>
-      <w:proofErr w:type="spellEnd"/>
-      <w:r>
-        <w:t>",</w:t>
-      </w:r>
-    </w:p>
-    <w:p>
-      <w:pPr>
-        <w:pStyle w:val="Textoindependiente"/>
-      </w:pPr>
-      <w:r>
-        <w:t xml:space="preserve">  "</w:t>
-      </w:r>
-      <w:proofErr w:type="spellStart"/>
-      <w:r>
-        <w:t>descripcionDocumento</w:t>
-      </w:r>
-      <w:proofErr w:type="spellEnd"/>
-      <w:r>
-        <w:t>": "Prueba de rutina al equipo",</w:t>
-      </w:r>
-    </w:p>
-    <w:p>
-      <w:pPr>
-        <w:pStyle w:val="Textoindependiente"/>
-        <w:rPr>
-          <w:lang w:val="fr-FR"/>
-        </w:rPr>
-      </w:pPr>
-      <w:r>
-        <w:t xml:space="preserve">  </w:t>
-      </w:r>
-      <w:r>
-        <w:rPr>
-          <w:lang w:val="fr-FR"/>
-        </w:rPr>
-        <w:t>"</w:t>
-      </w:r>
-      <w:proofErr w:type="spellStart"/>
-      <w:r>
-        <w:rPr>
-          <w:lang w:val="fr-FR"/>
-        </w:rPr>
-        <w:t>urlArchivo</w:t>
-      </w:r>
-      <w:proofErr w:type="spellEnd"/>
-      <w:proofErr w:type="gramStart"/>
-      <w:r>
-        <w:rPr>
-          <w:lang w:val="fr-FR"/>
-        </w:rPr>
-        <w:t>":</w:t>
-      </w:r>
-      <w:proofErr w:type="gramEnd"/>
-      <w:r>
-        <w:rPr>
-          <w:lang w:val="fr-FR"/>
-        </w:rPr>
-        <w:t xml:space="preserve"> "https://www.cfe.mx",</w:t>
-      </w:r>
-    </w:p>
-    <w:p>
-      <w:pPr>
-        <w:pStyle w:val="Textoindependiente"/>
-      </w:pPr>
-      <w:r>
-        <w:rPr>
-          <w:lang w:val="fr-FR"/>
-        </w:rPr>
-        <w:t xml:space="preserve">  </w:t>
-      </w:r>
-      <w:r>
-        <w:t>"mD5": "aec9e70f22caf811a92cac041d94223f",</w:t>
-      </w:r>
-    </w:p>
-    <w:p>
-      <w:pPr>
-        <w:pStyle w:val="Textoindependiente"/>
-      </w:pPr>
-      <w:r>
-        <w:t xml:space="preserve">  "estatus": "ACTIVO",</w:t>
-      </w:r>
-    </w:p>
-    <w:p>
-      <w:pPr>
-        <w:pStyle w:val="Textoindependiente"/>
-      </w:pPr>
-      <w:r>
-        <w:t xml:space="preserve">  "vigencia": "2026-02-09T06:00:00Z"</w:t>
-      </w:r>
-    </w:p>
-    <w:p>
-      <w:pPr>
-        <w:pStyle w:val="Textoindependiente"/>
-      </w:pPr>
-      <w:r>
-        <w:t>}</w:t>
-      </w:r>
-    </w:p>
-    <w:p>
-      <w:pPr>
-        <w:pStyle w:val="Textoindependiente"/>
-        <w:rPr>
-          <w:b/>
-          <w:bCs/>
-        </w:rPr>
-      </w:pPr>
-      <w:r>
-        <w:rPr>
-          <w:b/>
-          <w:bCs/>
-        </w:rPr>
-        <w:t>Response (200 OK)</w:t>
-      </w:r>
-    </w:p>
-    <w:p>
-      <w:pPr>
-        <w:pStyle w:val="Textoindependiente"/>
-      </w:pPr>
-      <w:r>
-        <w:t>{</w:t>
-      </w:r>
-    </w:p>
-    <w:p>
-      <w:pPr>
-        <w:pStyle w:val="Textoindependiente"/>
+        <w:pStyle w:val="Codigo"/>
       </w:pPr>
       <w:r>
         <w:t xml:space="preserve">  "mensaje": "La prueba o documento fue registrado correctamente"</w:t>
@@ -4802,7 +4023,7 @@
     </w:p>
     <w:p>
       <w:pPr>
-        <w:pStyle w:val="Textoindependiente"/>
+        <w:pStyle w:val="Codigo"/>
       </w:pPr>
       <w:r>
         <w:t>}</w:t>
@@ -4905,183 +4126,174 @@
     </w:p>
     <w:p>
       <w:pPr>
+        <w:pStyle w:val="Codigo"/>
+        <w:rPr>
+          <w:lang w:val="en-US"/>
+        </w:rPr>
+      </w:pPr>
+      <w:r>
+        <w:rPr>
+          <w:lang w:val="en-US"/>
+        </w:rPr>
+        <w:t>{</w:t>
+      </w:r>
+    </w:p>
+    <w:p>
+      <w:pPr>
+        <w:pStyle w:val="Codigo"/>
+        <w:rPr>
+          <w:lang w:val="en-US"/>
+        </w:rPr>
+      </w:pPr>
+      <w:r>
+        <w:rPr>
+          <w:lang w:val="en-US"/>
+        </w:rPr>
+        <w:t xml:space="preserve">  "id": "68b0eab5c86b8df36bdb5583",</w:t>
+      </w:r>
+    </w:p>
+    <w:p>
+      <w:pPr>
+        <w:pStyle w:val="Codigo"/>
+      </w:pPr>
+      <w:r>
+        <w:rPr>
+          <w:lang w:val="en-US"/>
+        </w:rPr>
+        <w:t xml:space="preserve">  </w:t>
+      </w:r>
+      <w:r>
+        <w:t>"</w:t>
+      </w:r>
+      <w:proofErr w:type="spellStart"/>
+      <w:r>
+        <w:t>tipoDocumento</w:t>
+      </w:r>
+      <w:proofErr w:type="spellEnd"/>
+      <w:r>
+        <w:t>": "</w:t>
+      </w:r>
+      <w:proofErr w:type="spellStart"/>
+      <w:r>
+        <w:t>PruebasRutina</w:t>
+      </w:r>
+      <w:proofErr w:type="spellEnd"/>
+      <w:r>
+        <w:t>",</w:t>
+      </w:r>
+    </w:p>
+    <w:p>
+      <w:pPr>
+        <w:pStyle w:val="Codigo"/>
+      </w:pPr>
+      <w:r>
+        <w:t xml:space="preserve">  "</w:t>
+      </w:r>
+      <w:proofErr w:type="spellStart"/>
+      <w:r>
+        <w:t>descripcionDocumento</w:t>
+      </w:r>
+      <w:proofErr w:type="spellEnd"/>
+      <w:r>
+        <w:t>": "Prueba de rutina al equipo actualizado",</w:t>
+      </w:r>
+    </w:p>
+    <w:p>
+      <w:pPr>
+        <w:pStyle w:val="Codigo"/>
+        <w:rPr>
+          <w:lang w:val="fr-FR"/>
+        </w:rPr>
+      </w:pPr>
+      <w:r>
+        <w:t xml:space="preserve">  </w:t>
+      </w:r>
+      <w:r>
+        <w:rPr>
+          <w:lang w:val="fr-FR"/>
+        </w:rPr>
+        <w:t>"</w:t>
+      </w:r>
+      <w:proofErr w:type="spellStart"/>
+      <w:r>
+        <w:rPr>
+          <w:lang w:val="fr-FR"/>
+        </w:rPr>
+        <w:t>urlArchivo</w:t>
+      </w:r>
+      <w:proofErr w:type="spellEnd"/>
+      <w:r>
+        <w:rPr>
+          <w:lang w:val="fr-FR"/>
+        </w:rPr>
+        <w:t>": "https://www.cfe.mx/nueva-version",</w:t>
+      </w:r>
+    </w:p>
+    <w:p>
+      <w:pPr>
+        <w:pStyle w:val="Codigo"/>
+      </w:pPr>
+      <w:r>
+        <w:rPr>
+          <w:lang w:val="fr-FR"/>
+        </w:rPr>
+        <w:t xml:space="preserve">  </w:t>
+      </w:r>
+      <w:r>
+        <w:t>"mD5": "bbf1234567890caf811a92cac041d942",</w:t>
+      </w:r>
+    </w:p>
+    <w:p>
+      <w:pPr>
+        <w:pStyle w:val="Codigo"/>
+      </w:pPr>
+      <w:r>
+        <w:t xml:space="preserve">  "estatus": "ACTIVO",</w:t>
+      </w:r>
+    </w:p>
+    <w:p>
+      <w:pPr>
+        <w:pStyle w:val="Codigo"/>
+      </w:pPr>
+      <w:r>
+        <w:t xml:space="preserve">  "vigencia": "2027-01-01T06:00:00Z"</w:t>
+      </w:r>
+    </w:p>
+    <w:p>
+      <w:pPr>
+        <w:pStyle w:val="Codigo"/>
+      </w:pPr>
+      <w:r>
+        <w:t>}</w:t>
+      </w:r>
+    </w:p>
+    <w:p>
+      <w:pPr>
         <w:pStyle w:val="Textoindependiente"/>
         <w:rPr>
-          <w:lang w:val="en-US"/>
-        </w:rPr>
-      </w:pPr>
-      <w:r>
-        <w:rPr>
-          <w:lang w:val="en-US"/>
-        </w:rPr>
+          <w:b/>
+          <w:bCs/>
+        </w:rPr>
+      </w:pPr>
+      <w:r>
+        <w:rPr>
+          <w:b/>
+          <w:bCs/>
+        </w:rPr>
+        <w:t>Response (200 OK)</w:t>
+      </w:r>
+    </w:p>
+    <w:p>
+      <w:pPr>
+        <w:pStyle w:val="Codigo"/>
+      </w:pPr>
+      <w:r>
         <w:t>{</w:t>
       </w:r>
     </w:p>
     <w:p>
       <w:pPr>
-        <w:pStyle w:val="Textoindependiente"/>
-        <w:rPr>
-          <w:lang w:val="en-US"/>
-        </w:rPr>
-      </w:pPr>
-      <w:r>
-        <w:rPr>
-          <w:lang w:val="en-US"/>
-        </w:rPr>
-        <w:t xml:space="preserve">  "id": "68b0eab5c86b8df36bdb5583",</w:t>
-      </w:r>
-    </w:p>
-    <w:p>
-      <w:pPr>
-        <w:pStyle w:val="Textoindependiente"/>
-      </w:pPr>
-      <w:r>
-        <w:rPr>
-          <w:lang w:val="en-US"/>
-        </w:rPr>
-        <w:t xml:space="preserve">  </w:t>
-      </w:r>
-      <w:r>
-        <w:t>"</w:t>
-      </w:r>
-      <w:proofErr w:type="spellStart"/>
-      <w:r>
-        <w:t>tipoDocumento</w:t>
-      </w:r>
-      <w:proofErr w:type="spellEnd"/>
-      <w:r>
-        <w:t>": "</w:t>
-      </w:r>
-      <w:proofErr w:type="spellStart"/>
-      <w:r>
-        <w:t>PruebasRutina</w:t>
-      </w:r>
-      <w:proofErr w:type="spellEnd"/>
-      <w:r>
-        <w:t>",</w:t>
-      </w:r>
-    </w:p>
-    <w:p>
-      <w:pPr>
-        <w:pStyle w:val="Textoindependiente"/>
-      </w:pPr>
-      <w:r>
-        <w:t xml:space="preserve">  "</w:t>
-      </w:r>
-      <w:proofErr w:type="spellStart"/>
-      <w:r>
-        <w:t>descripcionDocumento</w:t>
-      </w:r>
-      <w:proofErr w:type="spellEnd"/>
-      <w:r>
-        <w:t>": "Prueba de rutina al equipo actualizado",</w:t>
-      </w:r>
-    </w:p>
-    <w:p>
-      <w:pPr>
-        <w:pStyle w:val="Textoindependiente"/>
-        <w:rPr>
-          <w:lang w:val="fr-FR"/>
-        </w:rPr>
-      </w:pPr>
-      <w:r>
-        <w:t xml:space="preserve">  </w:t>
-      </w:r>
-      <w:r>
-        <w:rPr>
-          <w:lang w:val="fr-FR"/>
-        </w:rPr>
-        <w:t>"</w:t>
-      </w:r>
-      <w:proofErr w:type="spellStart"/>
-      <w:r>
-        <w:rPr>
-          <w:lang w:val="fr-FR"/>
-        </w:rPr>
-        <w:t>urlArchivo</w:t>
-      </w:r>
-      <w:proofErr w:type="spellEnd"/>
-      <w:proofErr w:type="gramStart"/>
-      <w:r>
-        <w:rPr>
-          <w:lang w:val="fr-FR"/>
-        </w:rPr>
-        <w:t>":</w:t>
-      </w:r>
-      <w:proofErr w:type="gramEnd"/>
-      <w:r>
-        <w:rPr>
-          <w:lang w:val="fr-FR"/>
-        </w:rPr>
-        <w:t xml:space="preserve"> "https://www.cfe.mx/nueva-version",</w:t>
-      </w:r>
-    </w:p>
-    <w:p>
-      <w:pPr>
-        <w:pStyle w:val="Textoindependiente"/>
-      </w:pPr>
-      <w:r>
-        <w:rPr>
-          <w:lang w:val="fr-FR"/>
-        </w:rPr>
-        <w:t xml:space="preserve">  </w:t>
-      </w:r>
-      <w:r>
-        <w:t>"mD5": "bbf1234567890caf811a92cac041d942",</w:t>
-      </w:r>
-    </w:p>
-    <w:p>
-      <w:pPr>
-        <w:pStyle w:val="Textoindependiente"/>
-      </w:pPr>
-      <w:r>
-        <w:t xml:space="preserve">  "estatus": "ACTIVO",</w:t>
-      </w:r>
-    </w:p>
-    <w:p>
-      <w:pPr>
-        <w:pStyle w:val="Textoindependiente"/>
-      </w:pPr>
-      <w:r>
-        <w:t xml:space="preserve">  "vigencia": "2027-01-01T06:00:00Z"</w:t>
-      </w:r>
-    </w:p>
-    <w:p>
-      <w:pPr>
-        <w:pStyle w:val="Textoindependiente"/>
-      </w:pPr>
-      <w:r>
-        <w:lastRenderedPageBreak/>
-        <w:t>}</w:t>
-      </w:r>
-    </w:p>
-    <w:p>
-      <w:pPr>
-        <w:pStyle w:val="Textoindependiente"/>
-        <w:rPr>
-          <w:b/>
-          <w:bCs/>
-        </w:rPr>
-      </w:pPr>
-      <w:r>
-        <w:rPr>
-          <w:b/>
-          <w:bCs/>
-        </w:rPr>
-        <w:t>Response (200 OK)</w:t>
-      </w:r>
-    </w:p>
-    <w:p>
-      <w:pPr>
-        <w:pStyle w:val="Textoindependiente"/>
-      </w:pPr>
-      <w:r>
-        <w:t>{</w:t>
-      </w:r>
-    </w:p>
-    <w:p>
-      <w:pPr>
-        <w:pStyle w:val="Textoindependiente"/>
+        <w:pStyle w:val="Codigo"/>
       </w:pPr>
       <w:r>
         <w:t xml:space="preserve">  "mensaje": "La prueba o documento fue actualizado correctamente"</w:t>
@@ -5089,7 +4301,7 @@
     </w:p>
     <w:p>
       <w:pPr>
-        <w:pStyle w:val="Textoindependiente"/>
+        <w:pStyle w:val="Codigo"/>
       </w:pPr>
       <w:r>
         <w:t>}</w:t>
@@ -5211,6 +4423,10 @@
           <w:ilvl w:val="0"/>
           <w:numId w:val="17"/>
         </w:numPr>
+        <w:rPr>
+          <w:b/>
+          <w:bCs/>
+        </w:rPr>
       </w:pPr>
       <w:r>
         <w:t xml:space="preserve">Pulsa </w:t>
@@ -5254,11 +4470,29 @@
         </w:rPr>
         <w:tab/>
       </w:r>
-      <w:r>
-        <w:rPr>
-          <w:b/>
-          <w:bCs/>
-        </w:rPr>
+    </w:p>
+    <w:p>
+      <w:pPr>
+        <w:rPr>
+          <w:b/>
+          <w:bCs/>
+        </w:rPr>
+      </w:pPr>
+      <w:r>
+        <w:rPr>
+          <w:b/>
+          <w:bCs/>
+        </w:rPr>
+        <w:br w:type="page"/>
+      </w:r>
+    </w:p>
+    <w:p>
+      <w:r>
+        <w:rPr>
+          <w:b/>
+          <w:bCs/>
+        </w:rPr>
+        <w:lastRenderedPageBreak/>
         <w:tab/>
       </w:r>
     </w:p>
@@ -5422,436 +4656,249 @@
     </w:p>
     <w:p>
       <w:pPr>
-        <w:ind w:left="720"/>
-        <w:rPr>
-          <w:color w:val="156082" w:themeColor="accent1"/>
-        </w:rPr>
-      </w:pPr>
-      <w:r>
-        <w:rPr>
-          <w:color w:val="156082" w:themeColor="accent1"/>
-        </w:rPr>
+        <w:pStyle w:val="Codigo"/>
+      </w:pPr>
+      <w:r>
         <w:t>{</w:t>
       </w:r>
     </w:p>
     <w:p>
       <w:pPr>
-        <w:ind w:left="720"/>
-        <w:rPr>
-          <w:color w:val="156082" w:themeColor="accent1"/>
-        </w:rPr>
-      </w:pPr>
-      <w:r>
-        <w:rPr>
-          <w:color w:val="156082" w:themeColor="accent1"/>
-        </w:rPr>
+        <w:pStyle w:val="Codigo"/>
+      </w:pPr>
+      <w:r>
         <w:t xml:space="preserve">  "$Tipo": "</w:t>
       </w:r>
       <w:proofErr w:type="spellStart"/>
       <w:r>
-        <w:rPr>
-          <w:color w:val="156082" w:themeColor="accent1"/>
-        </w:rPr>
         <w:t>ContratoCFE</w:t>
       </w:r>
       <w:proofErr w:type="spellEnd"/>
       <w:r>
-        <w:rPr>
-          <w:color w:val="156082" w:themeColor="accent1"/>
-        </w:rPr>
         <w:t>",</w:t>
       </w:r>
     </w:p>
     <w:p>
       <w:pPr>
-        <w:ind w:left="720"/>
-        <w:rPr>
-          <w:color w:val="156082" w:themeColor="accent1"/>
-        </w:rPr>
-      </w:pPr>
-      <w:r>
-        <w:rPr>
-          <w:color w:val="156082" w:themeColor="accent1"/>
-        </w:rPr>
+        <w:pStyle w:val="Codigo"/>
+      </w:pPr>
+      <w:r>
         <w:t xml:space="preserve">  "</w:t>
       </w:r>
       <w:proofErr w:type="spellStart"/>
       <w:r>
-        <w:rPr>
-          <w:color w:val="156082" w:themeColor="accent1"/>
-        </w:rPr>
         <w:t>detalleContrato</w:t>
       </w:r>
       <w:proofErr w:type="spellEnd"/>
       <w:r>
-        <w:rPr>
-          <w:color w:val="156082" w:themeColor="accent1"/>
-        </w:rPr>
         <w:t>": [</w:t>
       </w:r>
     </w:p>
     <w:p>
       <w:pPr>
-        <w:ind w:left="720"/>
-        <w:rPr>
-          <w:color w:val="156082" w:themeColor="accent1"/>
-        </w:rPr>
-      </w:pPr>
-      <w:r>
-        <w:rPr>
-          <w:color w:val="156082" w:themeColor="accent1"/>
-        </w:rPr>
+        <w:pStyle w:val="Codigo"/>
+      </w:pPr>
+      <w:r>
         <w:t xml:space="preserve">    {</w:t>
       </w:r>
     </w:p>
     <w:p>
       <w:pPr>
-        <w:ind w:left="720"/>
-        <w:rPr>
-          <w:color w:val="156082" w:themeColor="accent1"/>
-        </w:rPr>
-      </w:pPr>
-      <w:r>
-        <w:rPr>
-          <w:color w:val="156082" w:themeColor="accent1"/>
-        </w:rPr>
+        <w:pStyle w:val="Codigo"/>
+      </w:pPr>
+      <w:r>
         <w:t xml:space="preserve">      "</w:t>
       </w:r>
       <w:proofErr w:type="spellStart"/>
       <w:r>
-        <w:rPr>
-          <w:color w:val="156082" w:themeColor="accent1"/>
-        </w:rPr>
         <w:t>partidaContrato</w:t>
       </w:r>
       <w:proofErr w:type="spellEnd"/>
       <w:r>
-        <w:rPr>
-          <w:color w:val="156082" w:themeColor="accent1"/>
-        </w:rPr>
         <w:t>": "55",</w:t>
       </w:r>
     </w:p>
     <w:p>
       <w:pPr>
-        <w:ind w:left="720"/>
-        <w:rPr>
-          <w:color w:val="156082" w:themeColor="accent1"/>
-        </w:rPr>
-      </w:pPr>
-      <w:r>
-        <w:rPr>
-          <w:color w:val="156082" w:themeColor="accent1"/>
-        </w:rPr>
+        <w:pStyle w:val="Codigo"/>
+      </w:pPr>
+      <w:r>
         <w:t xml:space="preserve">      "</w:t>
       </w:r>
       <w:proofErr w:type="spellStart"/>
       <w:r>
-        <w:rPr>
-          <w:color w:val="156082" w:themeColor="accent1"/>
-        </w:rPr>
         <w:t>descripcionAviso</w:t>
       </w:r>
       <w:proofErr w:type="spellEnd"/>
       <w:r>
-        <w:rPr>
-          <w:color w:val="156082" w:themeColor="accent1"/>
-        </w:rPr>
         <w:t>": "CABLE CONTROL CU PVC + PVC 8X10...",</w:t>
       </w:r>
     </w:p>
     <w:p>
       <w:pPr>
-        <w:ind w:left="720"/>
-        <w:rPr>
-          <w:color w:val="156082" w:themeColor="accent1"/>
-        </w:rPr>
-      </w:pPr>
-      <w:r>
-        <w:rPr>
-          <w:color w:val="156082" w:themeColor="accent1"/>
-        </w:rPr>
+        <w:pStyle w:val="Codigo"/>
+      </w:pPr>
+      <w:r>
         <w:t xml:space="preserve">      "</w:t>
       </w:r>
       <w:proofErr w:type="spellStart"/>
       <w:r>
-        <w:rPr>
-          <w:color w:val="156082" w:themeColor="accent1"/>
-        </w:rPr>
         <w:t>areaDestinoCFE</w:t>
       </w:r>
       <w:proofErr w:type="spellEnd"/>
       <w:r>
-        <w:rPr>
-          <w:color w:val="156082" w:themeColor="accent1"/>
-        </w:rPr>
         <w:t>": "JALISCO D144 TLAQUEPAQUE",</w:t>
       </w:r>
     </w:p>
     <w:p>
       <w:pPr>
-        <w:ind w:left="720"/>
-        <w:rPr>
-          <w:color w:val="156082" w:themeColor="accent1"/>
-        </w:rPr>
-      </w:pPr>
-      <w:r>
-        <w:rPr>
-          <w:color w:val="156082" w:themeColor="accent1"/>
-        </w:rPr>
+        <w:pStyle w:val="Codigo"/>
+      </w:pPr>
+      <w:r>
         <w:t xml:space="preserve">      "cantidad": 500,</w:t>
       </w:r>
     </w:p>
     <w:p>
       <w:pPr>
-        <w:ind w:left="720"/>
-        <w:rPr>
-          <w:color w:val="156082" w:themeColor="accent1"/>
-        </w:rPr>
-      </w:pPr>
-      <w:r>
-        <w:rPr>
-          <w:color w:val="156082" w:themeColor="accent1"/>
-        </w:rPr>
+        <w:pStyle w:val="Codigo"/>
+      </w:pPr>
+      <w:r>
         <w:t xml:space="preserve">      "unidad": "Metros",</w:t>
       </w:r>
     </w:p>
     <w:p>
       <w:pPr>
-        <w:ind w:left="720"/>
-        <w:rPr>
-          <w:color w:val="156082" w:themeColor="accent1"/>
-        </w:rPr>
-      </w:pPr>
-      <w:r>
-        <w:rPr>
-          <w:color w:val="156082" w:themeColor="accent1"/>
-        </w:rPr>
+        <w:pStyle w:val="Codigo"/>
+      </w:pPr>
+      <w:r>
         <w:t xml:space="preserve">      "</w:t>
       </w:r>
       <w:proofErr w:type="spellStart"/>
       <w:r>
-        <w:rPr>
-          <w:color w:val="156082" w:themeColor="accent1"/>
-        </w:rPr>
         <w:t>importeTotal</w:t>
       </w:r>
       <w:proofErr w:type="spellEnd"/>
       <w:r>
-        <w:rPr>
-          <w:color w:val="156082" w:themeColor="accent1"/>
-        </w:rPr>
         <w:t>": 93055</w:t>
       </w:r>
     </w:p>
     <w:p>
       <w:pPr>
-        <w:ind w:left="720"/>
-        <w:rPr>
-          <w:color w:val="156082" w:themeColor="accent1"/>
-        </w:rPr>
-      </w:pPr>
-      <w:r>
-        <w:rPr>
-          <w:color w:val="156082" w:themeColor="accent1"/>
-        </w:rPr>
+        <w:pStyle w:val="Codigo"/>
+      </w:pPr>
+      <w:r>
         <w:t xml:space="preserve">    }</w:t>
       </w:r>
     </w:p>
     <w:p>
       <w:pPr>
-        <w:ind w:left="720"/>
-        <w:rPr>
-          <w:color w:val="156082" w:themeColor="accent1"/>
-        </w:rPr>
-      </w:pPr>
-      <w:r>
-        <w:rPr>
-          <w:color w:val="156082" w:themeColor="accent1"/>
-        </w:rPr>
+        <w:pStyle w:val="Codigo"/>
+      </w:pPr>
+      <w:r>
         <w:t xml:space="preserve">  ],</w:t>
       </w:r>
     </w:p>
     <w:p>
       <w:pPr>
-        <w:ind w:left="720"/>
-        <w:rPr>
-          <w:color w:val="156082" w:themeColor="accent1"/>
-        </w:rPr>
-      </w:pPr>
-      <w:r>
-        <w:rPr>
-          <w:color w:val="156082" w:themeColor="accent1"/>
-        </w:rPr>
+        <w:pStyle w:val="Codigo"/>
+      </w:pPr>
+      <w:r>
         <w:t xml:space="preserve">  "</w:t>
       </w:r>
       <w:proofErr w:type="spellStart"/>
       <w:r>
-        <w:rPr>
-          <w:color w:val="156082" w:themeColor="accent1"/>
-        </w:rPr>
         <w:t>urlArchivo</w:t>
       </w:r>
       <w:proofErr w:type="spellEnd"/>
       <w:r>
-        <w:rPr>
-          <w:color w:val="156082" w:themeColor="accent1"/>
-        </w:rPr>
         <w:t>": "https://www.cfe.mx",</w:t>
       </w:r>
     </w:p>
     <w:p>
       <w:pPr>
-        <w:ind w:left="720"/>
-        <w:rPr>
-          <w:color w:val="156082" w:themeColor="accent1"/>
-        </w:rPr>
-      </w:pPr>
-      <w:r>
-        <w:rPr>
-          <w:color w:val="156082" w:themeColor="accent1"/>
-        </w:rPr>
+        <w:pStyle w:val="Codigo"/>
+      </w:pPr>
+      <w:r>
         <w:t xml:space="preserve">  "mD5": "7f8bd873cae3745bb6ac325cf6fb2909",</w:t>
       </w:r>
     </w:p>
     <w:p>
       <w:pPr>
-        <w:ind w:left="720"/>
-        <w:rPr>
-          <w:color w:val="156082" w:themeColor="accent1"/>
-        </w:rPr>
-      </w:pPr>
-      <w:r>
-        <w:rPr>
-          <w:color w:val="156082" w:themeColor="accent1"/>
-        </w:rPr>
+        <w:pStyle w:val="Codigo"/>
+      </w:pPr>
+      <w:r>
         <w:t xml:space="preserve">  "</w:t>
       </w:r>
       <w:proofErr w:type="spellStart"/>
       <w:r>
-        <w:rPr>
-          <w:color w:val="156082" w:themeColor="accent1"/>
-        </w:rPr>
         <w:t>fechaEntregaCFE</w:t>
       </w:r>
       <w:proofErr w:type="spellEnd"/>
       <w:r>
-        <w:rPr>
-          <w:color w:val="156082" w:themeColor="accent1"/>
-        </w:rPr>
         <w:t>": "2025-07-18T06:00:00Z",</w:t>
       </w:r>
     </w:p>
     <w:p>
       <w:pPr>
-        <w:ind w:left="720"/>
-        <w:rPr>
-          <w:color w:val="156082" w:themeColor="accent1"/>
-        </w:rPr>
-      </w:pPr>
-      <w:r>
-        <w:rPr>
-          <w:color w:val="156082" w:themeColor="accent1"/>
-        </w:rPr>
+        <w:pStyle w:val="Codigo"/>
+      </w:pPr>
+      <w:r>
         <w:t xml:space="preserve">  "id": "68b8b5267f39fe66bbf4353a",</w:t>
       </w:r>
     </w:p>
     <w:p>
       <w:pPr>
-        <w:ind w:left="720"/>
-        <w:rPr>
-          <w:color w:val="156082" w:themeColor="accent1"/>
-        </w:rPr>
-      </w:pPr>
-      <w:r>
-        <w:rPr>
-          <w:color w:val="156082" w:themeColor="accent1"/>
-        </w:rPr>
+        <w:pStyle w:val="Codigo"/>
+      </w:pPr>
+      <w:r>
         <w:t xml:space="preserve">  "</w:t>
       </w:r>
       <w:proofErr w:type="spellStart"/>
       <w:r>
-        <w:rPr>
-          <w:color w:val="156082" w:themeColor="accent1"/>
-        </w:rPr>
         <w:t>tipoContrato</w:t>
       </w:r>
       <w:proofErr w:type="spellEnd"/>
       <w:r>
-        <w:rPr>
-          <w:color w:val="156082" w:themeColor="accent1"/>
-        </w:rPr>
         <w:t>": "</w:t>
       </w:r>
       <w:proofErr w:type="spellStart"/>
       <w:r>
-        <w:rPr>
-          <w:color w:val="156082" w:themeColor="accent1"/>
-        </w:rPr>
         <w:t>ContratoCFE</w:t>
       </w:r>
       <w:proofErr w:type="spellEnd"/>
       <w:r>
-        <w:rPr>
-          <w:color w:val="156082" w:themeColor="accent1"/>
-        </w:rPr>
         <w:t>",</w:t>
       </w:r>
     </w:p>
     <w:p>
       <w:pPr>
-        <w:ind w:left="720"/>
-        <w:rPr>
-          <w:color w:val="156082" w:themeColor="accent1"/>
-        </w:rPr>
-      </w:pPr>
-      <w:r>
-        <w:rPr>
-          <w:color w:val="156082" w:themeColor="accent1"/>
-        </w:rPr>
+        <w:pStyle w:val="Codigo"/>
+      </w:pPr>
+      <w:r>
         <w:t xml:space="preserve">  "</w:t>
       </w:r>
       <w:proofErr w:type="spellStart"/>
       <w:r>
-        <w:rPr>
-          <w:color w:val="156082" w:themeColor="accent1"/>
-        </w:rPr>
         <w:t>noContrato</w:t>
       </w:r>
       <w:proofErr w:type="spellEnd"/>
       <w:r>
-        <w:rPr>
-          <w:color w:val="156082" w:themeColor="accent1"/>
-        </w:rPr>
         <w:t>": "9100026571",</w:t>
       </w:r>
     </w:p>
     <w:p>
       <w:pPr>
-        <w:ind w:left="720"/>
-        <w:rPr>
-          <w:color w:val="156082" w:themeColor="accent1"/>
-        </w:rPr>
-      </w:pPr>
-      <w:r>
-        <w:rPr>
-          <w:color w:val="156082" w:themeColor="accent1"/>
-        </w:rPr>
-        <w:lastRenderedPageBreak/>
+        <w:pStyle w:val="Codigo"/>
+      </w:pPr>
+      <w:r>
         <w:t xml:space="preserve">  "estatus": "ACTIVO"</w:t>
       </w:r>
     </w:p>
     <w:p>
       <w:pPr>
-        <w:ind w:left="720"/>
-        <w:rPr>
-          <w:color w:val="156082" w:themeColor="accent1"/>
-        </w:rPr>
-      </w:pPr>
-      <w:r>
-        <w:rPr>
-          <w:color w:val="156082" w:themeColor="accent1"/>
-        </w:rPr>
+        <w:pStyle w:val="Codigo"/>
+      </w:pPr>
+      <w:r>
         <w:t>}</w:t>
       </w:r>
     </w:p>
@@ -5919,348 +4966,201 @@
     </w:p>
     <w:p>
       <w:pPr>
-        <w:ind w:left="720"/>
-        <w:rPr>
-          <w:color w:val="156082" w:themeColor="accent1"/>
-        </w:rPr>
-      </w:pPr>
-      <w:r>
-        <w:rPr>
-          <w:color w:val="156082" w:themeColor="accent1"/>
-        </w:rPr>
+        <w:pStyle w:val="Codigo"/>
+      </w:pPr>
+      <w:r>
         <w:t>{</w:t>
       </w:r>
     </w:p>
     <w:p>
       <w:pPr>
-        <w:ind w:left="720"/>
-        <w:rPr>
-          <w:color w:val="156082" w:themeColor="accent1"/>
-        </w:rPr>
-      </w:pPr>
-      <w:r>
-        <w:rPr>
-          <w:color w:val="156082" w:themeColor="accent1"/>
-        </w:rPr>
+        <w:pStyle w:val="Codigo"/>
+      </w:pPr>
+      <w:r>
         <w:t xml:space="preserve">  "$Tipo": "</w:t>
       </w:r>
       <w:proofErr w:type="spellStart"/>
       <w:r>
-        <w:rPr>
-          <w:color w:val="156082" w:themeColor="accent1"/>
-        </w:rPr>
         <w:t>ContratoCFEConGarantia</w:t>
       </w:r>
       <w:proofErr w:type="spellEnd"/>
       <w:r>
-        <w:rPr>
-          <w:color w:val="156082" w:themeColor="accent1"/>
-        </w:rPr>
         <w:t>",</w:t>
       </w:r>
     </w:p>
     <w:p>
       <w:pPr>
-        <w:ind w:left="720"/>
-        <w:rPr>
-          <w:color w:val="156082" w:themeColor="accent1"/>
-        </w:rPr>
-      </w:pPr>
-      <w:r>
-        <w:rPr>
-          <w:color w:val="156082" w:themeColor="accent1"/>
-        </w:rPr>
+        <w:pStyle w:val="Codigo"/>
+      </w:pPr>
+      <w:r>
         <w:t xml:space="preserve">  "</w:t>
       </w:r>
       <w:proofErr w:type="spellStart"/>
       <w:r>
-        <w:rPr>
-          <w:color w:val="156082" w:themeColor="accent1"/>
-        </w:rPr>
         <w:t>perdidasGarantizadasVacio</w:t>
       </w:r>
       <w:proofErr w:type="spellEnd"/>
       <w:r>
-        <w:rPr>
-          <w:color w:val="156082" w:themeColor="accent1"/>
-        </w:rPr>
         <w:t>": 0,</w:t>
       </w:r>
     </w:p>
     <w:p>
       <w:pPr>
-        <w:ind w:left="720"/>
-        <w:rPr>
-          <w:color w:val="156082" w:themeColor="accent1"/>
-        </w:rPr>
-      </w:pPr>
-      <w:r>
-        <w:rPr>
-          <w:color w:val="156082" w:themeColor="accent1"/>
-        </w:rPr>
+        <w:pStyle w:val="Codigo"/>
+      </w:pPr>
+      <w:r>
         <w:t xml:space="preserve">  "</w:t>
       </w:r>
       <w:proofErr w:type="spellStart"/>
       <w:r>
-        <w:rPr>
-          <w:color w:val="156082" w:themeColor="accent1"/>
-        </w:rPr>
         <w:t>perdidasGarantizadasCarga</w:t>
       </w:r>
       <w:proofErr w:type="spellEnd"/>
       <w:r>
-        <w:rPr>
-          <w:color w:val="156082" w:themeColor="accent1"/>
-        </w:rPr>
         <w:t>": 0,</w:t>
       </w:r>
     </w:p>
     <w:p>
       <w:pPr>
-        <w:ind w:left="720"/>
-        <w:rPr>
-          <w:color w:val="156082" w:themeColor="accent1"/>
-        </w:rPr>
-      </w:pPr>
-      <w:r>
-        <w:rPr>
-          <w:color w:val="156082" w:themeColor="accent1"/>
-        </w:rPr>
+        <w:pStyle w:val="Codigo"/>
+      </w:pPr>
+      <w:r>
         <w:t xml:space="preserve">  "</w:t>
       </w:r>
       <w:proofErr w:type="spellStart"/>
       <w:r>
-        <w:rPr>
-          <w:color w:val="156082" w:themeColor="accent1"/>
-        </w:rPr>
         <w:t>detalleContrato</w:t>
       </w:r>
       <w:proofErr w:type="spellEnd"/>
       <w:r>
-        <w:rPr>
-          <w:color w:val="156082" w:themeColor="accent1"/>
-        </w:rPr>
         <w:t xml:space="preserve">": </w:t>
       </w:r>
       <w:proofErr w:type="spellStart"/>
       <w:r>
-        <w:rPr>
-          <w:color w:val="156082" w:themeColor="accent1"/>
-        </w:rPr>
         <w:t>null</w:t>
       </w:r>
       <w:proofErr w:type="spellEnd"/>
       <w:r>
-        <w:rPr>
-          <w:color w:val="156082" w:themeColor="accent1"/>
-        </w:rPr>
         <w:t>,</w:t>
       </w:r>
     </w:p>
     <w:p>
       <w:pPr>
-        <w:ind w:left="720"/>
-        <w:rPr>
-          <w:color w:val="156082" w:themeColor="accent1"/>
-        </w:rPr>
-      </w:pPr>
-      <w:r>
-        <w:rPr>
-          <w:color w:val="156082" w:themeColor="accent1"/>
-        </w:rPr>
+        <w:pStyle w:val="Codigo"/>
+      </w:pPr>
+      <w:r>
         <w:t xml:space="preserve">  "</w:t>
       </w:r>
       <w:proofErr w:type="spellStart"/>
       <w:r>
-        <w:rPr>
-          <w:color w:val="156082" w:themeColor="accent1"/>
-        </w:rPr>
         <w:t>urlArchivo</w:t>
       </w:r>
       <w:proofErr w:type="spellEnd"/>
       <w:r>
-        <w:rPr>
-          <w:color w:val="156082" w:themeColor="accent1"/>
-        </w:rPr>
         <w:t xml:space="preserve">": </w:t>
       </w:r>
       <w:proofErr w:type="spellStart"/>
       <w:r>
-        <w:rPr>
-          <w:color w:val="156082" w:themeColor="accent1"/>
-        </w:rPr>
         <w:t>null</w:t>
       </w:r>
       <w:proofErr w:type="spellEnd"/>
       <w:r>
-        <w:rPr>
-          <w:color w:val="156082" w:themeColor="accent1"/>
-        </w:rPr>
         <w:t>,</w:t>
       </w:r>
     </w:p>
     <w:p>
       <w:pPr>
-        <w:ind w:left="720"/>
-        <w:rPr>
-          <w:color w:val="156082" w:themeColor="accent1"/>
-        </w:rPr>
-      </w:pPr>
-      <w:r>
-        <w:rPr>
-          <w:color w:val="156082" w:themeColor="accent1"/>
-        </w:rPr>
+        <w:pStyle w:val="Codigo"/>
+      </w:pPr>
+      <w:r>
         <w:t xml:space="preserve">  "mD5": </w:t>
       </w:r>
       <w:proofErr w:type="spellStart"/>
       <w:r>
-        <w:rPr>
-          <w:color w:val="156082" w:themeColor="accent1"/>
-        </w:rPr>
         <w:t>null</w:t>
       </w:r>
       <w:proofErr w:type="spellEnd"/>
       <w:r>
-        <w:rPr>
-          <w:color w:val="156082" w:themeColor="accent1"/>
-        </w:rPr>
         <w:t>,</w:t>
       </w:r>
     </w:p>
     <w:p>
       <w:pPr>
-        <w:ind w:left="720"/>
-        <w:rPr>
-          <w:color w:val="156082" w:themeColor="accent1"/>
-        </w:rPr>
-      </w:pPr>
-      <w:r>
-        <w:rPr>
-          <w:color w:val="156082" w:themeColor="accent1"/>
-        </w:rPr>
+        <w:pStyle w:val="Codigo"/>
+      </w:pPr>
+      <w:r>
         <w:t xml:space="preserve">  "</w:t>
       </w:r>
       <w:proofErr w:type="spellStart"/>
       <w:r>
-        <w:rPr>
-          <w:color w:val="156082" w:themeColor="accent1"/>
-        </w:rPr>
         <w:t>fechaEntregaCFE</w:t>
       </w:r>
       <w:proofErr w:type="spellEnd"/>
       <w:r>
-        <w:rPr>
-          <w:color w:val="156082" w:themeColor="accent1"/>
-        </w:rPr>
         <w:t>": "0001-01-01T00:00:00",</w:t>
       </w:r>
     </w:p>
     <w:p>
       <w:pPr>
-        <w:ind w:left="720"/>
-        <w:rPr>
-          <w:color w:val="156082" w:themeColor="accent1"/>
-        </w:rPr>
-      </w:pPr>
-      <w:r>
-        <w:rPr>
-          <w:color w:val="156082" w:themeColor="accent1"/>
-        </w:rPr>
+        <w:pStyle w:val="Codigo"/>
+      </w:pPr>
+      <w:r>
         <w:t xml:space="preserve">  "id": "68b9b3cace4fbe620abc2b3f",</w:t>
       </w:r>
     </w:p>
     <w:p>
       <w:pPr>
-        <w:ind w:left="720"/>
-        <w:rPr>
-          <w:color w:val="156082" w:themeColor="accent1"/>
-        </w:rPr>
-      </w:pPr>
-      <w:r>
-        <w:rPr>
-          <w:color w:val="156082" w:themeColor="accent1"/>
-        </w:rPr>
+        <w:pStyle w:val="Codigo"/>
+      </w:pPr>
+      <w:r>
         <w:t xml:space="preserve">  "</w:t>
       </w:r>
       <w:proofErr w:type="spellStart"/>
       <w:r>
-        <w:rPr>
-          <w:color w:val="156082" w:themeColor="accent1"/>
-        </w:rPr>
         <w:t>tipoContrato</w:t>
       </w:r>
       <w:proofErr w:type="spellEnd"/>
       <w:r>
-        <w:rPr>
-          <w:color w:val="156082" w:themeColor="accent1"/>
-        </w:rPr>
         <w:t>": "</w:t>
       </w:r>
       <w:proofErr w:type="spellStart"/>
       <w:r>
-        <w:rPr>
-          <w:color w:val="156082" w:themeColor="accent1"/>
-        </w:rPr>
         <w:t>ContratoCFEConGarantia</w:t>
       </w:r>
       <w:proofErr w:type="spellEnd"/>
       <w:r>
-        <w:rPr>
-          <w:color w:val="156082" w:themeColor="accent1"/>
-        </w:rPr>
         <w:t>",</w:t>
       </w:r>
     </w:p>
     <w:p>
       <w:pPr>
-        <w:ind w:left="720"/>
-        <w:rPr>
-          <w:color w:val="156082" w:themeColor="accent1"/>
-        </w:rPr>
-      </w:pPr>
-      <w:r>
-        <w:rPr>
-          <w:color w:val="156082" w:themeColor="accent1"/>
-        </w:rPr>
+        <w:pStyle w:val="Codigo"/>
+      </w:pPr>
+      <w:r>
         <w:t xml:space="preserve">  "</w:t>
       </w:r>
       <w:proofErr w:type="spellStart"/>
       <w:r>
-        <w:rPr>
-          <w:color w:val="156082" w:themeColor="accent1"/>
-        </w:rPr>
         <w:t>noContrato</w:t>
       </w:r>
       <w:proofErr w:type="spellEnd"/>
       <w:r>
-        <w:rPr>
-          <w:color w:val="156082" w:themeColor="accent1"/>
-        </w:rPr>
         <w:t>": "9100025605",</w:t>
       </w:r>
     </w:p>
     <w:p>
       <w:pPr>
-        <w:ind w:left="720"/>
-        <w:rPr>
-          <w:color w:val="156082" w:themeColor="accent1"/>
-        </w:rPr>
-      </w:pPr>
-      <w:r>
-        <w:rPr>
-          <w:color w:val="156082" w:themeColor="accent1"/>
-        </w:rPr>
+        <w:pStyle w:val="Codigo"/>
+      </w:pPr>
+      <w:r>
         <w:t xml:space="preserve">  "estatus": "ACTIVO"</w:t>
       </w:r>
     </w:p>
     <w:p>
       <w:pPr>
-        <w:ind w:left="720"/>
-      </w:pPr>
-      <w:r>
-        <w:rPr>
-          <w:color w:val="156082" w:themeColor="accent1"/>
-        </w:rPr>
+        <w:pStyle w:val="Codigo"/>
+      </w:pPr>
+      <w:r>
         <w:t>}</w:t>
       </w:r>
     </w:p>
@@ -6272,6 +5172,7 @@
         </w:numPr>
       </w:pPr>
       <w:r>
+        <w:lastRenderedPageBreak/>
         <w:t xml:space="preserve">Verifica que los campos </w:t>
       </w:r>
       <w:proofErr w:type="spellStart"/>
@@ -6355,337 +5256,193 @@
     </w:p>
     <w:p>
       <w:pPr>
-        <w:ind w:left="720"/>
-        <w:rPr>
-          <w:color w:val="156082" w:themeColor="accent1"/>
-        </w:rPr>
-      </w:pPr>
-      <w:r>
-        <w:rPr>
-          <w:color w:val="156082" w:themeColor="accent1"/>
-        </w:rPr>
+        <w:pStyle w:val="Codigo"/>
+      </w:pPr>
+      <w:r>
         <w:t>{</w:t>
       </w:r>
     </w:p>
     <w:p>
       <w:pPr>
-        <w:ind w:left="720"/>
-        <w:rPr>
-          <w:color w:val="156082" w:themeColor="accent1"/>
-        </w:rPr>
-      </w:pPr>
-      <w:r>
-        <w:rPr>
-          <w:color w:val="156082" w:themeColor="accent1"/>
-        </w:rPr>
+        <w:pStyle w:val="Codigo"/>
+      </w:pPr>
+      <w:r>
         <w:t xml:space="preserve">  "$Tipo": "</w:t>
       </w:r>
       <w:proofErr w:type="spellStart"/>
       <w:r>
-        <w:rPr>
-          <w:color w:val="156082" w:themeColor="accent1"/>
-        </w:rPr>
         <w:t>ContratoParticular</w:t>
       </w:r>
       <w:proofErr w:type="spellEnd"/>
       <w:r>
-        <w:rPr>
-          <w:color w:val="156082" w:themeColor="accent1"/>
-        </w:rPr>
         <w:t>",</w:t>
       </w:r>
     </w:p>
     <w:p>
       <w:pPr>
-        <w:ind w:left="720"/>
-        <w:rPr>
-          <w:color w:val="156082" w:themeColor="accent1"/>
-        </w:rPr>
-      </w:pPr>
-      <w:r>
-        <w:rPr>
-          <w:color w:val="156082" w:themeColor="accent1"/>
-        </w:rPr>
+        <w:pStyle w:val="Codigo"/>
+      </w:pPr>
+      <w:r>
         <w:t xml:space="preserve">  "</w:t>
       </w:r>
       <w:proofErr w:type="spellStart"/>
       <w:r>
-        <w:rPr>
-          <w:color w:val="156082" w:themeColor="accent1"/>
-        </w:rPr>
         <w:t>detalleContrato</w:t>
       </w:r>
       <w:proofErr w:type="spellEnd"/>
       <w:r>
-        <w:rPr>
-          <w:color w:val="156082" w:themeColor="accent1"/>
-        </w:rPr>
         <w:t>": [</w:t>
       </w:r>
     </w:p>
     <w:p>
       <w:pPr>
-        <w:ind w:left="720"/>
-        <w:rPr>
-          <w:color w:val="156082" w:themeColor="accent1"/>
-        </w:rPr>
-      </w:pPr>
-      <w:r>
-        <w:rPr>
-          <w:color w:val="156082" w:themeColor="accent1"/>
-        </w:rPr>
+        <w:pStyle w:val="Codigo"/>
+      </w:pPr>
+      <w:r>
         <w:t xml:space="preserve">    {</w:t>
       </w:r>
     </w:p>
     <w:p>
       <w:pPr>
-        <w:ind w:left="720"/>
-        <w:rPr>
-          <w:color w:val="156082" w:themeColor="accent1"/>
-        </w:rPr>
-      </w:pPr>
-      <w:r>
-        <w:rPr>
-          <w:color w:val="156082" w:themeColor="accent1"/>
-        </w:rPr>
+        <w:pStyle w:val="Codigo"/>
+      </w:pPr>
+      <w:r>
         <w:t xml:space="preserve">      "</w:t>
       </w:r>
       <w:proofErr w:type="spellStart"/>
       <w:r>
-        <w:rPr>
-          <w:color w:val="156082" w:themeColor="accent1"/>
-        </w:rPr>
         <w:t>partidaContrato</w:t>
       </w:r>
       <w:proofErr w:type="spellEnd"/>
       <w:r>
-        <w:rPr>
-          <w:color w:val="156082" w:themeColor="accent1"/>
-        </w:rPr>
         <w:t>": "307",</w:t>
       </w:r>
     </w:p>
     <w:p>
       <w:pPr>
-        <w:ind w:left="720"/>
-        <w:rPr>
-          <w:color w:val="156082" w:themeColor="accent1"/>
-        </w:rPr>
-      </w:pPr>
-      <w:r>
-        <w:rPr>
-          <w:color w:val="156082" w:themeColor="accent1"/>
-        </w:rPr>
+        <w:pStyle w:val="Codigo"/>
+      </w:pPr>
+      <w:r>
         <w:t xml:space="preserve">      "</w:t>
       </w:r>
       <w:proofErr w:type="spellStart"/>
       <w:r>
-        <w:rPr>
-          <w:color w:val="156082" w:themeColor="accent1"/>
-        </w:rPr>
         <w:t>descripcionAviso</w:t>
       </w:r>
       <w:proofErr w:type="spellEnd"/>
       <w:r>
-        <w:rPr>
-          <w:color w:val="156082" w:themeColor="accent1"/>
-        </w:rPr>
         <w:t>": "CABLE DE POTENCIA MONOPOLAR...",</w:t>
       </w:r>
     </w:p>
     <w:p>
       <w:pPr>
-        <w:ind w:left="720"/>
-        <w:rPr>
-          <w:color w:val="156082" w:themeColor="accent1"/>
-        </w:rPr>
-      </w:pPr>
-      <w:r>
-        <w:rPr>
-          <w:color w:val="156082" w:themeColor="accent1"/>
-        </w:rPr>
+        <w:pStyle w:val="Codigo"/>
+      </w:pPr>
+      <w:r>
         <w:t xml:space="preserve">      "cantidad": 15480,</w:t>
       </w:r>
     </w:p>
     <w:p>
       <w:pPr>
-        <w:ind w:left="720"/>
-        <w:rPr>
-          <w:color w:val="156082" w:themeColor="accent1"/>
-        </w:rPr>
-      </w:pPr>
-      <w:r>
-        <w:rPr>
-          <w:color w:val="156082" w:themeColor="accent1"/>
-        </w:rPr>
+        <w:pStyle w:val="Codigo"/>
+      </w:pPr>
+      <w:r>
         <w:t xml:space="preserve">      "unidad": "Metros",</w:t>
       </w:r>
     </w:p>
     <w:p>
       <w:pPr>
-        <w:ind w:left="720"/>
-        <w:rPr>
-          <w:color w:val="156082" w:themeColor="accent1"/>
-        </w:rPr>
-      </w:pPr>
-      <w:r>
-        <w:rPr>
-          <w:color w:val="156082" w:themeColor="accent1"/>
-        </w:rPr>
+        <w:pStyle w:val="Codigo"/>
+      </w:pPr>
+      <w:r>
         <w:t xml:space="preserve">      "</w:t>
       </w:r>
       <w:proofErr w:type="spellStart"/>
       <w:r>
-        <w:rPr>
-          <w:color w:val="156082" w:themeColor="accent1"/>
-        </w:rPr>
         <w:t>importeTotal</w:t>
       </w:r>
       <w:proofErr w:type="spellEnd"/>
       <w:r>
-        <w:rPr>
-          <w:color w:val="156082" w:themeColor="accent1"/>
-        </w:rPr>
         <w:t>": 1120860.51</w:t>
       </w:r>
     </w:p>
     <w:p>
       <w:pPr>
-        <w:ind w:left="720"/>
-        <w:rPr>
-          <w:color w:val="156082" w:themeColor="accent1"/>
-        </w:rPr>
-      </w:pPr>
-      <w:r>
-        <w:rPr>
-          <w:color w:val="156082" w:themeColor="accent1"/>
-        </w:rPr>
+        <w:pStyle w:val="Codigo"/>
+      </w:pPr>
+      <w:r>
         <w:t xml:space="preserve">    }</w:t>
       </w:r>
     </w:p>
     <w:p>
       <w:pPr>
-        <w:ind w:left="720"/>
-        <w:rPr>
-          <w:color w:val="156082" w:themeColor="accent1"/>
-        </w:rPr>
-      </w:pPr>
-      <w:r>
-        <w:rPr>
-          <w:color w:val="156082" w:themeColor="accent1"/>
-        </w:rPr>
+        <w:pStyle w:val="Codigo"/>
+      </w:pPr>
+      <w:r>
         <w:t xml:space="preserve">  ],</w:t>
       </w:r>
     </w:p>
     <w:p>
       <w:pPr>
-        <w:ind w:left="720"/>
-        <w:rPr>
-          <w:color w:val="156082" w:themeColor="accent1"/>
-        </w:rPr>
-      </w:pPr>
-      <w:r>
-        <w:rPr>
-          <w:color w:val="156082" w:themeColor="accent1"/>
-        </w:rPr>
+        <w:pStyle w:val="Codigo"/>
+      </w:pPr>
+      <w:r>
         <w:t xml:space="preserve">  "id": "68b9b3e3ce4fbe620abc2b40",</w:t>
       </w:r>
     </w:p>
     <w:p>
       <w:pPr>
-        <w:ind w:left="720"/>
-        <w:rPr>
-          <w:color w:val="156082" w:themeColor="accent1"/>
-        </w:rPr>
-      </w:pPr>
-      <w:r>
-        <w:rPr>
-          <w:color w:val="156082" w:themeColor="accent1"/>
-        </w:rPr>
+        <w:pStyle w:val="Codigo"/>
+      </w:pPr>
+      <w:r>
         <w:t xml:space="preserve">  "</w:t>
       </w:r>
       <w:proofErr w:type="spellStart"/>
       <w:r>
-        <w:rPr>
-          <w:color w:val="156082" w:themeColor="accent1"/>
-        </w:rPr>
         <w:t>tipoContrato</w:t>
       </w:r>
       <w:proofErr w:type="spellEnd"/>
       <w:r>
-        <w:rPr>
-          <w:color w:val="156082" w:themeColor="accent1"/>
-        </w:rPr>
         <w:t>": "</w:t>
       </w:r>
       <w:proofErr w:type="spellStart"/>
       <w:r>
-        <w:rPr>
-          <w:color w:val="156082" w:themeColor="accent1"/>
-        </w:rPr>
         <w:t>ContratoParticular</w:t>
       </w:r>
       <w:proofErr w:type="spellEnd"/>
       <w:r>
-        <w:rPr>
-          <w:color w:val="156082" w:themeColor="accent1"/>
-        </w:rPr>
         <w:t>",</w:t>
       </w:r>
     </w:p>
     <w:p>
       <w:pPr>
-        <w:ind w:left="720"/>
-        <w:rPr>
-          <w:color w:val="156082" w:themeColor="accent1"/>
-        </w:rPr>
-      </w:pPr>
-      <w:r>
-        <w:rPr>
-          <w:color w:val="156082" w:themeColor="accent1"/>
-        </w:rPr>
+        <w:pStyle w:val="Codigo"/>
+      </w:pPr>
+      <w:r>
         <w:t xml:space="preserve">  "</w:t>
       </w:r>
       <w:proofErr w:type="spellStart"/>
       <w:r>
-        <w:rPr>
-          <w:color w:val="156082" w:themeColor="accent1"/>
-        </w:rPr>
         <w:t>noContrato</w:t>
       </w:r>
       <w:proofErr w:type="spellEnd"/>
       <w:r>
-        <w:rPr>
-          <w:color w:val="156082" w:themeColor="accent1"/>
-        </w:rPr>
         <w:t>": "STOCK",</w:t>
       </w:r>
     </w:p>
     <w:p>
       <w:pPr>
-        <w:ind w:left="720"/>
-        <w:rPr>
-          <w:color w:val="156082" w:themeColor="accent1"/>
-        </w:rPr>
-      </w:pPr>
-      <w:r>
-        <w:rPr>
-          <w:color w:val="156082" w:themeColor="accent1"/>
-        </w:rPr>
+        <w:pStyle w:val="Codigo"/>
+      </w:pPr>
+      <w:r>
         <w:t xml:space="preserve">  "estatus": "ACTIVO"</w:t>
       </w:r>
     </w:p>
     <w:p>
       <w:pPr>
-        <w:ind w:left="720"/>
-        <w:rPr>
-          <w:color w:val="156082" w:themeColor="accent1"/>
-        </w:rPr>
-      </w:pPr>
-      <w:r>
-        <w:rPr>
-          <w:color w:val="156082" w:themeColor="accent1"/>
-        </w:rPr>
+        <w:pStyle w:val="Codigo"/>
+      </w:pPr>
+      <w:r>
         <w:t>}</w:t>
       </w:r>
     </w:p>
@@ -6697,7 +5454,6 @@
         </w:numPr>
       </w:pPr>
       <w:r>
-        <w:lastRenderedPageBreak/>
         <w:t>Revisa que la respuesta muestre el contrat</w:t>
       </w:r>
       <w:r>
@@ -6897,397 +5653,218 @@
     </w:p>
     <w:p>
       <w:pPr>
-        <w:ind w:left="1068" w:firstLine="348"/>
-        <w:rPr>
-          <w:color w:val="0070C0"/>
-        </w:rPr>
-      </w:pPr>
-      <w:r>
-        <w:rPr>
-          <w:color w:val="0070C0"/>
-        </w:rPr>
+        <w:pStyle w:val="Codigo"/>
+      </w:pPr>
+      <w:r>
         <w:t>"</w:t>
       </w:r>
       <w:proofErr w:type="spellStart"/>
       <w:r>
-        <w:rPr>
-          <w:color w:val="0070C0"/>
-        </w:rPr>
         <w:t>detalleContrato</w:t>
       </w:r>
       <w:proofErr w:type="spellEnd"/>
       <w:r>
-        <w:rPr>
-          <w:color w:val="0070C0"/>
-        </w:rPr>
-        <w:t xml:space="preserve">": </w:t>
-      </w:r>
-      <w:r>
-        <w:rPr>
-          <w:color w:val="00B050"/>
-        </w:rPr>
-        <w:t>[</w:t>
-      </w:r>
-    </w:p>
-    <w:p>
-      <w:pPr>
-        <w:ind w:left="1068" w:firstLine="348"/>
-        <w:rPr>
-          <w:color w:val="0070C0"/>
-        </w:rPr>
-      </w:pPr>
-      <w:r>
-        <w:rPr>
-          <w:color w:val="0070C0"/>
-        </w:rPr>
-        <w:t xml:space="preserve">   </w:t>
-      </w:r>
-      <w:r>
-        <w:rPr>
-          <w:color w:val="C00000"/>
-        </w:rPr>
-        <w:t xml:space="preserve"> {</w:t>
-      </w:r>
-    </w:p>
-    <w:p>
-      <w:pPr>
-        <w:ind w:left="1068" w:firstLine="348"/>
-        <w:rPr>
-          <w:color w:val="0070C0"/>
-        </w:rPr>
-      </w:pPr>
-      <w:r>
-        <w:rPr>
-          <w:color w:val="0070C0"/>
-        </w:rPr>
+        <w:t>": [</w:t>
+      </w:r>
+    </w:p>
+    <w:p>
+      <w:pPr>
+        <w:pStyle w:val="Codigo"/>
+      </w:pPr>
+      <w:r>
+        <w:t xml:space="preserve">    {</w:t>
+      </w:r>
+    </w:p>
+    <w:p>
+      <w:pPr>
+        <w:pStyle w:val="Codigo"/>
+      </w:pPr>
+      <w:r>
         <w:t xml:space="preserve">      "</w:t>
       </w:r>
       <w:proofErr w:type="spellStart"/>
       <w:r>
-        <w:rPr>
-          <w:color w:val="0070C0"/>
-        </w:rPr>
         <w:t>partidaContrato</w:t>
       </w:r>
       <w:proofErr w:type="spellEnd"/>
       <w:r>
-        <w:rPr>
-          <w:color w:val="0070C0"/>
-        </w:rPr>
         <w:t>": "55",</w:t>
       </w:r>
     </w:p>
     <w:p>
       <w:pPr>
-        <w:ind w:left="1068" w:firstLine="348"/>
-        <w:rPr>
-          <w:color w:val="0070C0"/>
-        </w:rPr>
-      </w:pPr>
-      <w:r>
-        <w:rPr>
-          <w:color w:val="0070C0"/>
-        </w:rPr>
+        <w:pStyle w:val="Codigo"/>
+      </w:pPr>
+      <w:r>
         <w:t xml:space="preserve">      "</w:t>
       </w:r>
       <w:proofErr w:type="spellStart"/>
       <w:r>
-        <w:rPr>
-          <w:color w:val="0070C0"/>
-        </w:rPr>
         <w:t>descripcionAviso</w:t>
       </w:r>
       <w:proofErr w:type="spellEnd"/>
       <w:r>
-        <w:rPr>
-          <w:color w:val="0070C0"/>
-        </w:rPr>
         <w:t>": "CABLE CONTROL CU PVC + PVC 8X10...",</w:t>
       </w:r>
     </w:p>
     <w:p>
       <w:pPr>
-        <w:ind w:left="1068" w:firstLine="348"/>
-        <w:rPr>
-          <w:color w:val="0070C0"/>
-        </w:rPr>
-      </w:pPr>
-      <w:r>
-        <w:rPr>
-          <w:color w:val="0070C0"/>
-        </w:rPr>
+        <w:pStyle w:val="Codigo"/>
+      </w:pPr>
+      <w:r>
         <w:t xml:space="preserve">      "</w:t>
       </w:r>
       <w:proofErr w:type="spellStart"/>
       <w:r>
-        <w:rPr>
-          <w:color w:val="0070C0"/>
-        </w:rPr>
         <w:t>areaDestinoCFE</w:t>
       </w:r>
       <w:proofErr w:type="spellEnd"/>
       <w:r>
-        <w:rPr>
-          <w:color w:val="0070C0"/>
-        </w:rPr>
         <w:t>": "JALISCO D144 TLAQUEPAQUE",</w:t>
       </w:r>
     </w:p>
     <w:p>
       <w:pPr>
-        <w:ind w:left="1068" w:firstLine="348"/>
-        <w:rPr>
-          <w:color w:val="0070C0"/>
-        </w:rPr>
-      </w:pPr>
-      <w:r>
-        <w:rPr>
-          <w:color w:val="0070C0"/>
-        </w:rPr>
+        <w:pStyle w:val="Codigo"/>
+      </w:pPr>
+      <w:r>
         <w:t xml:space="preserve">      "cantidad": 500,</w:t>
       </w:r>
     </w:p>
     <w:p>
       <w:pPr>
-        <w:ind w:left="1068" w:firstLine="348"/>
-        <w:rPr>
-          <w:color w:val="0070C0"/>
-        </w:rPr>
-      </w:pPr>
-      <w:r>
-        <w:rPr>
-          <w:color w:val="0070C0"/>
-        </w:rPr>
+        <w:pStyle w:val="Codigo"/>
+      </w:pPr>
+      <w:r>
         <w:t xml:space="preserve">      "unidad": "Metros",</w:t>
       </w:r>
     </w:p>
     <w:p>
       <w:pPr>
-        <w:ind w:left="1068" w:firstLine="348"/>
-        <w:rPr>
-          <w:color w:val="0070C0"/>
-        </w:rPr>
-      </w:pPr>
-      <w:r>
-        <w:rPr>
-          <w:color w:val="0070C0"/>
-        </w:rPr>
+        <w:pStyle w:val="Codigo"/>
+      </w:pPr>
+      <w:r>
         <w:t xml:space="preserve">      "</w:t>
       </w:r>
       <w:proofErr w:type="spellStart"/>
       <w:r>
-        <w:rPr>
-          <w:color w:val="0070C0"/>
-        </w:rPr>
         <w:t>importeTotal</w:t>
       </w:r>
       <w:proofErr w:type="spellEnd"/>
       <w:r>
-        <w:rPr>
-          <w:color w:val="0070C0"/>
-        </w:rPr>
         <w:t>": 93055</w:t>
       </w:r>
     </w:p>
     <w:p>
       <w:pPr>
-        <w:ind w:left="1068" w:firstLine="348"/>
-        <w:rPr>
-          <w:color w:val="0070C0"/>
-        </w:rPr>
-      </w:pPr>
-      <w:r>
-        <w:rPr>
-          <w:color w:val="0070C0"/>
-        </w:rPr>
-        <w:t xml:space="preserve">   </w:t>
-      </w:r>
-      <w:r>
-        <w:rPr>
-          <w:color w:val="C00000"/>
-        </w:rPr>
-        <w:t xml:space="preserve"> },</w:t>
-      </w:r>
-    </w:p>
-    <w:p>
-      <w:pPr>
-        <w:ind w:left="1068" w:firstLine="348"/>
-        <w:rPr>
-          <w:color w:val="C00000"/>
-        </w:rPr>
-      </w:pPr>
-      <w:r>
-        <w:rPr>
-          <w:color w:val="C00000"/>
-        </w:rPr>
+        <w:pStyle w:val="Codigo"/>
+      </w:pPr>
+      <w:r>
+        <w:t xml:space="preserve">    },</w:t>
+      </w:r>
+    </w:p>
+    <w:p>
+      <w:pPr>
+        <w:pStyle w:val="Codigo"/>
+      </w:pPr>
+      <w:r>
         <w:t xml:space="preserve">    {</w:t>
       </w:r>
     </w:p>
     <w:p>
       <w:pPr>
-        <w:ind w:left="1068" w:firstLine="348"/>
-        <w:rPr>
-          <w:color w:val="0070C0"/>
-        </w:rPr>
-      </w:pPr>
-      <w:r>
-        <w:rPr>
-          <w:color w:val="0070C0"/>
-        </w:rPr>
+        <w:pStyle w:val="Codigo"/>
+      </w:pPr>
+      <w:r>
         <w:t xml:space="preserve">      "</w:t>
       </w:r>
       <w:proofErr w:type="spellStart"/>
       <w:r>
-        <w:rPr>
-          <w:color w:val="0070C0"/>
-        </w:rPr>
         <w:t>partidaContrato</w:t>
       </w:r>
       <w:proofErr w:type="spellEnd"/>
       <w:r>
-        <w:rPr>
-          <w:color w:val="0070C0"/>
-        </w:rPr>
         <w:t>": "76",</w:t>
       </w:r>
     </w:p>
     <w:p>
       <w:pPr>
-        <w:ind w:left="1068" w:firstLine="348"/>
-        <w:rPr>
-          <w:color w:val="0070C0"/>
-        </w:rPr>
-      </w:pPr>
-      <w:r>
-        <w:rPr>
-          <w:color w:val="0070C0"/>
-        </w:rPr>
+        <w:pStyle w:val="Codigo"/>
+      </w:pPr>
+      <w:r>
         <w:t xml:space="preserve">      "</w:t>
       </w:r>
       <w:proofErr w:type="spellStart"/>
       <w:r>
-        <w:rPr>
-          <w:color w:val="0070C0"/>
-        </w:rPr>
         <w:t>descripcionAviso</w:t>
       </w:r>
       <w:proofErr w:type="spellEnd"/>
       <w:r>
-        <w:rPr>
-          <w:color w:val="0070C0"/>
-        </w:rPr>
         <w:t>": "CABLE CONTROL 6X12 CABLE CONTROL 6X12 NMX-J-300-ANCE 2013/0132.",</w:t>
       </w:r>
     </w:p>
     <w:p>
       <w:pPr>
-        <w:ind w:left="1068" w:firstLine="348"/>
-        <w:rPr>
-          <w:color w:val="0070C0"/>
-        </w:rPr>
-      </w:pPr>
-      <w:r>
-        <w:rPr>
-          <w:color w:val="0070C0"/>
-        </w:rPr>
+        <w:pStyle w:val="Codigo"/>
+      </w:pPr>
+      <w:r>
         <w:t xml:space="preserve">      "</w:t>
       </w:r>
       <w:proofErr w:type="spellStart"/>
       <w:r>
-        <w:rPr>
-          <w:color w:val="0070C0"/>
-        </w:rPr>
         <w:t>areaDestinoCFE</w:t>
       </w:r>
       <w:proofErr w:type="spellEnd"/>
       <w:r>
-        <w:rPr>
-          <w:color w:val="0070C0"/>
-        </w:rPr>
         <w:t>": "ALMACÉN DIVISIONAL NOROESTE CARR HERMOSILLO-EL NOVILLO",</w:t>
       </w:r>
     </w:p>
     <w:p>
       <w:pPr>
-        <w:ind w:left="1068" w:firstLine="348"/>
-        <w:rPr>
-          <w:color w:val="0070C0"/>
-        </w:rPr>
-      </w:pPr>
-      <w:r>
-        <w:rPr>
-          <w:color w:val="0070C0"/>
-        </w:rPr>
+        <w:pStyle w:val="Codigo"/>
+      </w:pPr>
+      <w:r>
         <w:t xml:space="preserve">      "cantidad": 800,</w:t>
       </w:r>
     </w:p>
     <w:p>
       <w:pPr>
-        <w:ind w:left="1068" w:firstLine="348"/>
-        <w:rPr>
-          <w:color w:val="0070C0"/>
-        </w:rPr>
-      </w:pPr>
-      <w:r>
-        <w:rPr>
-          <w:color w:val="0070C0"/>
-        </w:rPr>
+        <w:pStyle w:val="Codigo"/>
+      </w:pPr>
+      <w:r>
         <w:t xml:space="preserve">      "unidad": "Metros",</w:t>
       </w:r>
     </w:p>
     <w:p>
       <w:pPr>
-        <w:ind w:left="1068" w:firstLine="348"/>
-        <w:rPr>
-          <w:color w:val="0070C0"/>
-        </w:rPr>
-      </w:pPr>
-      <w:r>
-        <w:rPr>
-          <w:color w:val="0070C0"/>
-        </w:rPr>
+        <w:pStyle w:val="Codigo"/>
+      </w:pPr>
+      <w:r>
         <w:t xml:space="preserve">      "</w:t>
       </w:r>
       <w:proofErr w:type="spellStart"/>
       <w:r>
-        <w:rPr>
-          <w:color w:val="0070C0"/>
-        </w:rPr>
         <w:t>importeTotal</w:t>
       </w:r>
       <w:proofErr w:type="spellEnd"/>
       <w:r>
-        <w:rPr>
-          <w:color w:val="0070C0"/>
-        </w:rPr>
         <w:t>": 77504</w:t>
       </w:r>
     </w:p>
     <w:p>
       <w:pPr>
-        <w:ind w:left="1068" w:firstLine="348"/>
-        <w:rPr>
-          <w:color w:val="C00000"/>
-        </w:rPr>
-      </w:pPr>
-      <w:r>
-        <w:rPr>
-          <w:color w:val="C00000"/>
-        </w:rPr>
+        <w:pStyle w:val="Codigo"/>
+      </w:pPr>
+      <w:r>
         <w:t xml:space="preserve">    }</w:t>
       </w:r>
     </w:p>
     <w:p>
       <w:pPr>
-        <w:ind w:left="1068" w:firstLine="348"/>
-        <w:rPr>
-          <w:color w:val="00B050"/>
-        </w:rPr>
-      </w:pPr>
-      <w:r>
-        <w:rPr>
-          <w:color w:val="00B050"/>
-        </w:rPr>
+        <w:pStyle w:val="Codigo"/>
+      </w:pPr>
+      <w:r>
+        <w:lastRenderedPageBreak/>
         <w:t xml:space="preserve">  ],</w:t>
       </w:r>
     </w:p>
@@ -7611,7 +6188,6 @@
         </w:numPr>
       </w:pPr>
       <w:r>
-        <w:lastRenderedPageBreak/>
         <w:t xml:space="preserve">Verifica con el método </w:t>
       </w:r>
       <w:r>
@@ -7959,158 +6535,88 @@
     </w:p>
     <w:p>
       <w:pPr>
-        <w:pStyle w:val="Textoindependiente"/>
-        <w:ind w:left="720"/>
-        <w:rPr>
-          <w:color w:val="156082" w:themeColor="accent1"/>
-        </w:rPr>
-      </w:pPr>
-      <w:r>
-        <w:rPr>
-          <w:color w:val="156082" w:themeColor="accent1"/>
-        </w:rPr>
+        <w:pStyle w:val="Codigo"/>
+      </w:pPr>
+      <w:r>
         <w:t>{</w:t>
       </w:r>
     </w:p>
     <w:p>
       <w:pPr>
-        <w:pStyle w:val="Textoindependiente"/>
-        <w:ind w:left="720"/>
-        <w:rPr>
-          <w:color w:val="156082" w:themeColor="accent1"/>
-        </w:rPr>
-      </w:pPr>
-      <w:r>
-        <w:rPr>
-          <w:color w:val="156082" w:themeColor="accent1"/>
-        </w:rPr>
+        <w:pStyle w:val="Codigo"/>
+      </w:pPr>
+      <w:r>
         <w:t xml:space="preserve">   </w:t>
       </w:r>
       <w:r>
-        <w:rPr>
-          <w:color w:val="156082" w:themeColor="accent1"/>
-        </w:rPr>
         <w:t>"</w:t>
       </w:r>
       <w:r>
-        <w:rPr>
-          <w:color w:val="156082" w:themeColor="accent1"/>
-        </w:rPr>
         <w:t>id</w:t>
       </w:r>
       <w:r>
-        <w:rPr>
-          <w:color w:val="156082" w:themeColor="accent1"/>
-        </w:rPr>
         <w:t>"</w:t>
       </w:r>
       <w:r>
-        <w:rPr>
-          <w:color w:val="156082" w:themeColor="accent1"/>
-        </w:rPr>
         <w:t xml:space="preserve">: </w:t>
       </w:r>
       <w:r>
-        <w:rPr>
-          <w:color w:val="156082" w:themeColor="accent1"/>
-        </w:rPr>
         <w:t>""</w:t>
       </w:r>
       <w:r>
-        <w:rPr>
-          <w:color w:val="156082" w:themeColor="accent1"/>
-        </w:rPr>
         <w:t>,</w:t>
       </w:r>
     </w:p>
     <w:p>
       <w:pPr>
-        <w:pStyle w:val="Textoindependiente"/>
-        <w:ind w:left="720"/>
-        <w:rPr>
-          <w:color w:val="156082" w:themeColor="accent1"/>
-        </w:rPr>
-      </w:pPr>
-      <w:r>
-        <w:rPr>
-          <w:color w:val="156082" w:themeColor="accent1"/>
-        </w:rPr>
+        <w:pStyle w:val="Codigo"/>
+      </w:pPr>
+      <w:r>
         <w:t xml:space="preserve">  "</w:t>
       </w:r>
       <w:proofErr w:type="spellStart"/>
       <w:r>
-        <w:rPr>
-          <w:color w:val="156082" w:themeColor="accent1"/>
-        </w:rPr>
         <w:t>tipoDocumento</w:t>
       </w:r>
       <w:proofErr w:type="spellEnd"/>
       <w:r>
-        <w:rPr>
-          <w:color w:val="156082" w:themeColor="accent1"/>
-        </w:rPr>
         <w:t>": "Prueba</w:t>
       </w:r>
       <w:r>
-        <w:rPr>
-          <w:color w:val="156082" w:themeColor="accent1"/>
-        </w:rPr>
         <w:t xml:space="preserve"> </w:t>
       </w:r>
       <w:r>
-        <w:rPr>
-          <w:color w:val="156082" w:themeColor="accent1"/>
-        </w:rPr>
         <w:t>Rutina",</w:t>
       </w:r>
     </w:p>
     <w:p>
       <w:pPr>
-        <w:pStyle w:val="Textoindependiente"/>
-        <w:ind w:left="720"/>
-        <w:rPr>
-          <w:color w:val="156082" w:themeColor="accent1"/>
-        </w:rPr>
-      </w:pPr>
-      <w:r>
-        <w:rPr>
-          <w:color w:val="156082" w:themeColor="accent1"/>
-        </w:rPr>
+        <w:pStyle w:val="Codigo"/>
+      </w:pPr>
+      <w:r>
         <w:t xml:space="preserve">  "</w:t>
       </w:r>
       <w:proofErr w:type="spellStart"/>
       <w:r>
-        <w:rPr>
-          <w:color w:val="156082" w:themeColor="accent1"/>
-        </w:rPr>
         <w:t>descripcionDocumento</w:t>
       </w:r>
       <w:proofErr w:type="spellEnd"/>
       <w:r>
-        <w:rPr>
-          <w:color w:val="156082" w:themeColor="accent1"/>
-        </w:rPr>
         <w:t>": "Prueba de rutina al equipo",</w:t>
       </w:r>
     </w:p>
     <w:p>
       <w:pPr>
-        <w:pStyle w:val="Textoindependiente"/>
-        <w:ind w:left="720"/>
-        <w:rPr>
-          <w:color w:val="156082" w:themeColor="accent1"/>
+        <w:pStyle w:val="Codigo"/>
+        <w:rPr>
           <w:lang w:val="fr-FR"/>
         </w:rPr>
       </w:pPr>
       <w:r>
-        <w:rPr>
-          <w:color w:val="156082" w:themeColor="accent1"/>
-        </w:rPr>
         <w:t xml:space="preserve">  </w:t>
       </w:r>
       <w:r>
         <w:rPr>
-          <w:color w:val="156082" w:themeColor="accent1"/>
           <w:lang w:val="fr-FR"/>
         </w:rPr>
         <w:t>"</w:t>
@@ -8118,158 +6624,87 @@
       <w:proofErr w:type="spellStart"/>
       <w:r>
         <w:rPr>
-          <w:color w:val="156082" w:themeColor="accent1"/>
           <w:lang w:val="fr-FR"/>
         </w:rPr>
         <w:t>urlArchivo</w:t>
       </w:r>
       <w:proofErr w:type="spellEnd"/>
-      <w:proofErr w:type="gramStart"/>
-      <w:r>
-        <w:rPr>
-          <w:color w:val="156082" w:themeColor="accent1"/>
+      <w:r>
+        <w:rPr>
           <w:lang w:val="fr-FR"/>
         </w:rPr>
-        <w:t>":</w:t>
-      </w:r>
-      <w:proofErr w:type="gramEnd"/>
-      <w:r>
-        <w:rPr>
-          <w:color w:val="156082" w:themeColor="accent1"/>
+        <w:t>": "https://www.cfe.mx",</w:t>
+      </w:r>
+    </w:p>
+    <w:p>
+      <w:pPr>
+        <w:pStyle w:val="Codigo"/>
+      </w:pPr>
+      <w:r>
+        <w:rPr>
           <w:lang w:val="fr-FR"/>
         </w:rPr>
-        <w:t xml:space="preserve"> "https://www.cfe.mx",</w:t>
-      </w:r>
-    </w:p>
-    <w:p>
-      <w:pPr>
-        <w:pStyle w:val="Textoindependiente"/>
-        <w:ind w:left="720"/>
-        <w:rPr>
-          <w:color w:val="156082" w:themeColor="accent1"/>
-        </w:rPr>
-      </w:pPr>
-      <w:r>
-        <w:rPr>
-          <w:color w:val="156082" w:themeColor="accent1"/>
-          <w:lang w:val="fr-FR"/>
-        </w:rPr>
         <w:t xml:space="preserve">  </w:t>
       </w:r>
       <w:r>
-        <w:rPr>
-          <w:color w:val="156082" w:themeColor="accent1"/>
-        </w:rPr>
         <w:t>"mD5": "",</w:t>
       </w:r>
     </w:p>
     <w:p>
       <w:pPr>
-        <w:pStyle w:val="Textoindependiente"/>
-        <w:ind w:left="720"/>
-        <w:rPr>
-          <w:color w:val="156082" w:themeColor="accent1"/>
-        </w:rPr>
-      </w:pPr>
-      <w:r>
-        <w:rPr>
-          <w:color w:val="156082" w:themeColor="accent1"/>
-        </w:rPr>
+        <w:pStyle w:val="Codigo"/>
+      </w:pPr>
+      <w:r>
         <w:t xml:space="preserve">  "estatus": "ACTIVO",</w:t>
       </w:r>
     </w:p>
     <w:p>
       <w:pPr>
-        <w:pStyle w:val="Textoindependiente"/>
-        <w:ind w:left="720"/>
-        <w:rPr>
-          <w:color w:val="156082" w:themeColor="accent1"/>
-        </w:rPr>
-      </w:pPr>
-      <w:r>
-        <w:rPr>
-          <w:color w:val="156082" w:themeColor="accent1"/>
-        </w:rPr>
+        <w:pStyle w:val="Codigo"/>
+      </w:pPr>
+      <w:r>
         <w:t xml:space="preserve">  "vigencia": "2026-02-09T06:00:00Z"</w:t>
       </w:r>
       <w:r>
-        <w:rPr>
-          <w:color w:val="156082" w:themeColor="accent1"/>
-        </w:rPr>
         <w:t>,</w:t>
       </w:r>
     </w:p>
     <w:p>
       <w:pPr>
-        <w:pStyle w:val="Textoindependiente"/>
-        <w:ind w:left="720"/>
-        <w:rPr>
-          <w:color w:val="156082" w:themeColor="accent1"/>
-        </w:rPr>
-      </w:pPr>
-      <w:r>
-        <w:rPr>
-          <w:color w:val="156082" w:themeColor="accent1"/>
-        </w:rPr>
+        <w:pStyle w:val="Codigo"/>
+      </w:pPr>
+      <w:r>
         <w:t xml:space="preserve">  </w:t>
       </w:r>
       <w:r>
-        <w:rPr>
-          <w:color w:val="156082" w:themeColor="accent1"/>
-        </w:rPr>
         <w:t>"</w:t>
       </w:r>
       <w:proofErr w:type="spellStart"/>
       <w:r>
-        <w:rPr>
-          <w:color w:val="156082" w:themeColor="accent1"/>
-        </w:rPr>
         <w:t>fechaRegistro</w:t>
       </w:r>
       <w:proofErr w:type="spellEnd"/>
       <w:r>
-        <w:rPr>
-          <w:color w:val="156082" w:themeColor="accent1"/>
-        </w:rPr>
         <w:t>"</w:t>
       </w:r>
       <w:r>
-        <w:rPr>
-          <w:color w:val="156082" w:themeColor="accent1"/>
-        </w:rPr>
         <w:t xml:space="preserve">: </w:t>
       </w:r>
       <w:r>
-        <w:rPr>
-          <w:color w:val="156082" w:themeColor="accent1"/>
-        </w:rPr>
         <w:t>"</w:t>
       </w:r>
       <w:r>
-        <w:rPr>
-          <w:color w:val="156082" w:themeColor="accent1"/>
-        </w:rPr>
         <w:t>2025-09-05 T19:19:23.248Z</w:t>
       </w:r>
       <w:r>
-        <w:rPr>
-          <w:color w:val="156082" w:themeColor="accent1"/>
-        </w:rPr>
         <w:t>"</w:t>
       </w:r>
     </w:p>
     <w:p>
       <w:pPr>
-        <w:pStyle w:val="Textoindependiente"/>
-        <w:ind w:left="720"/>
-        <w:rPr>
-          <w:color w:val="156082" w:themeColor="accent1"/>
-        </w:rPr>
-      </w:pPr>
-      <w:r>
-        <w:rPr>
-          <w:color w:val="156082" w:themeColor="accent1"/>
-        </w:rPr>
+        <w:pStyle w:val="Codigo"/>
+      </w:pPr>
+      <w:r>
         <w:t>}</w:t>
       </w:r>
     </w:p>
@@ -8442,6 +6877,7 @@
         </w:numPr>
       </w:pPr>
       <w:r>
+        <w:lastRenderedPageBreak/>
         <w:t xml:space="preserve">Observa que la respuesta es un </w:t>
       </w:r>
       <w:r>
@@ -8462,117 +6898,70 @@
     </w:p>
     <w:p>
       <w:pPr>
-        <w:ind w:left="708"/>
-        <w:rPr>
-          <w:color w:val="156082" w:themeColor="accent1"/>
-        </w:rPr>
-      </w:pPr>
-      <w:r>
-        <w:rPr>
-          <w:color w:val="156082" w:themeColor="accent1"/>
-        </w:rPr>
+        <w:pStyle w:val="Codigo"/>
+      </w:pPr>
+      <w:r>
         <w:t>[  {</w:t>
       </w:r>
     </w:p>
     <w:p>
       <w:pPr>
-        <w:ind w:left="708"/>
-        <w:rPr>
-          <w:color w:val="156082" w:themeColor="accent1"/>
-        </w:rPr>
-      </w:pPr>
-      <w:r>
-        <w:rPr>
-          <w:color w:val="156082" w:themeColor="accent1"/>
-        </w:rPr>
+        <w:pStyle w:val="Codigo"/>
+      </w:pPr>
+      <w:r>
         <w:t xml:space="preserve">    "id": "68b0eab5c86b8df36bdb5583",</w:t>
       </w:r>
     </w:p>
     <w:p>
       <w:pPr>
-        <w:ind w:left="708"/>
-        <w:rPr>
-          <w:color w:val="156082" w:themeColor="accent1"/>
-        </w:rPr>
-      </w:pPr>
-      <w:r>
-        <w:rPr>
-          <w:color w:val="156082" w:themeColor="accent1"/>
-        </w:rPr>
+        <w:pStyle w:val="Codigo"/>
+      </w:pPr>
+      <w:r>
         <w:t xml:space="preserve">    "</w:t>
       </w:r>
       <w:proofErr w:type="spellStart"/>
       <w:r>
-        <w:rPr>
-          <w:color w:val="156082" w:themeColor="accent1"/>
-        </w:rPr>
         <w:t>tipoDocumento</w:t>
       </w:r>
       <w:proofErr w:type="spellEnd"/>
       <w:r>
-        <w:rPr>
-          <w:color w:val="156082" w:themeColor="accent1"/>
-        </w:rPr>
         <w:t>": "Prueba</w:t>
       </w:r>
       <w:r>
-        <w:rPr>
-          <w:color w:val="156082" w:themeColor="accent1"/>
-        </w:rPr>
         <w:t xml:space="preserve"> </w:t>
       </w:r>
       <w:r>
-        <w:rPr>
-          <w:color w:val="156082" w:themeColor="accent1"/>
-        </w:rPr>
         <w:t>Rutina",</w:t>
       </w:r>
     </w:p>
     <w:p>
       <w:pPr>
-        <w:ind w:left="708"/>
-        <w:rPr>
-          <w:color w:val="156082" w:themeColor="accent1"/>
-        </w:rPr>
-      </w:pPr>
-      <w:r>
-        <w:rPr>
-          <w:color w:val="156082" w:themeColor="accent1"/>
-        </w:rPr>
+        <w:pStyle w:val="Codigo"/>
+      </w:pPr>
+      <w:r>
         <w:t xml:space="preserve">    "</w:t>
       </w:r>
       <w:proofErr w:type="spellStart"/>
       <w:r>
-        <w:rPr>
-          <w:color w:val="156082" w:themeColor="accent1"/>
-        </w:rPr>
         <w:t>descripcionDocumento</w:t>
       </w:r>
       <w:proofErr w:type="spellEnd"/>
       <w:r>
-        <w:rPr>
-          <w:color w:val="156082" w:themeColor="accent1"/>
-        </w:rPr>
         <w:t>": "Prueba de rutina al equipo",</w:t>
       </w:r>
     </w:p>
     <w:p>
       <w:pPr>
-        <w:ind w:left="708"/>
-        <w:rPr>
-          <w:color w:val="156082" w:themeColor="accent1"/>
+        <w:pStyle w:val="Codigo"/>
+        <w:rPr>
           <w:lang w:val="fr-FR"/>
         </w:rPr>
       </w:pPr>
       <w:r>
-        <w:rPr>
-          <w:color w:val="156082" w:themeColor="accent1"/>
-        </w:rPr>
         <w:t xml:space="preserve">    </w:t>
       </w:r>
       <w:r>
         <w:rPr>
-          <w:color w:val="156082" w:themeColor="accent1"/>
           <w:lang w:val="fr-FR"/>
         </w:rPr>
         <w:t>"</w:t>
@@ -8580,122 +6969,77 @@
       <w:proofErr w:type="spellStart"/>
       <w:r>
         <w:rPr>
-          <w:color w:val="156082" w:themeColor="accent1"/>
           <w:lang w:val="fr-FR"/>
         </w:rPr>
         <w:t>urlArchivo</w:t>
       </w:r>
       <w:proofErr w:type="spellEnd"/>
-      <w:proofErr w:type="gramStart"/>
-      <w:r>
-        <w:rPr>
-          <w:color w:val="156082" w:themeColor="accent1"/>
+      <w:r>
+        <w:rPr>
           <w:lang w:val="fr-FR"/>
         </w:rPr>
-        <w:t>":</w:t>
-      </w:r>
-      <w:proofErr w:type="gramEnd"/>
-      <w:r>
-        <w:rPr>
-          <w:color w:val="156082" w:themeColor="accent1"/>
+        <w:t>": "https://www.cfe.mx",</w:t>
+      </w:r>
+    </w:p>
+    <w:p>
+      <w:pPr>
+        <w:pStyle w:val="Codigo"/>
+      </w:pPr>
+      <w:r>
+        <w:rPr>
           <w:lang w:val="fr-FR"/>
         </w:rPr>
-        <w:t xml:space="preserve"> "https://www.cfe.mx",</w:t>
-      </w:r>
-    </w:p>
-    <w:p>
-      <w:pPr>
-        <w:ind w:left="708"/>
-        <w:rPr>
-          <w:color w:val="156082" w:themeColor="accent1"/>
-        </w:rPr>
-      </w:pPr>
-      <w:r>
-        <w:rPr>
-          <w:color w:val="156082" w:themeColor="accent1"/>
-          <w:lang w:val="fr-FR"/>
-        </w:rPr>
-        <w:lastRenderedPageBreak/>
         <w:t xml:space="preserve">    </w:t>
       </w:r>
       <w:r>
-        <w:rPr>
-          <w:color w:val="156082" w:themeColor="accent1"/>
-        </w:rPr>
         <w:t>"mD5": "aec9e70f22caf811a92cac041d94223f",</w:t>
       </w:r>
     </w:p>
     <w:p>
       <w:pPr>
-        <w:ind w:left="708"/>
-        <w:rPr>
-          <w:color w:val="156082" w:themeColor="accent1"/>
-        </w:rPr>
-      </w:pPr>
-      <w:r>
-        <w:rPr>
-          <w:color w:val="156082" w:themeColor="accent1"/>
-        </w:rPr>
+        <w:pStyle w:val="Codigo"/>
+      </w:pPr>
+      <w:r>
         <w:t xml:space="preserve">    "estatus": "ACTIVO",</w:t>
       </w:r>
     </w:p>
     <w:p>
       <w:pPr>
-        <w:ind w:left="708"/>
-        <w:rPr>
-          <w:color w:val="156082" w:themeColor="accent1"/>
-        </w:rPr>
-      </w:pPr>
-      <w:r>
-        <w:rPr>
-          <w:color w:val="156082" w:themeColor="accent1"/>
-        </w:rPr>
+        <w:pStyle w:val="Codigo"/>
+      </w:pPr>
+      <w:r>
         <w:t xml:space="preserve">    "vigencia": "2026-02-09T06:00:00Z",</w:t>
       </w:r>
     </w:p>
     <w:p>
       <w:pPr>
-        <w:ind w:left="708"/>
-        <w:rPr>
-          <w:color w:val="156082" w:themeColor="accent1"/>
-        </w:rPr>
-      </w:pPr>
-      <w:r>
-        <w:rPr>
-          <w:color w:val="156082" w:themeColor="accent1"/>
-        </w:rPr>
+        <w:pStyle w:val="Codigo"/>
+      </w:pPr>
+      <w:r>
         <w:t xml:space="preserve">    "</w:t>
       </w:r>
       <w:proofErr w:type="spellStart"/>
       <w:r>
-        <w:rPr>
-          <w:color w:val="156082" w:themeColor="accent1"/>
-        </w:rPr>
         <w:t>fechaRegistro</w:t>
       </w:r>
       <w:proofErr w:type="spellEnd"/>
       <w:r>
-        <w:rPr>
-          <w:color w:val="156082" w:themeColor="accent1"/>
-        </w:rPr>
         <w:t>": "2025-08-28T23:47:32.832Z"</w:t>
       </w:r>
     </w:p>
     <w:p>
       <w:pPr>
-        <w:ind w:left="708"/>
-        <w:rPr>
-          <w:color w:val="156082" w:themeColor="accent1"/>
-        </w:rPr>
-      </w:pPr>
-      <w:r>
-        <w:rPr>
-          <w:color w:val="156082" w:themeColor="accent1"/>
-        </w:rPr>
+        <w:pStyle w:val="Codigo"/>
+      </w:pPr>
+      <w:r>
         <w:t xml:space="preserve">  }]</w:t>
       </w:r>
     </w:p>
-    <w:p/>
+    <w:p>
+      <w:pPr>
+        <w:pStyle w:val="Codigo"/>
+      </w:pPr>
+    </w:p>
     <w:p/>
     <w:p>
       <w:pPr>
@@ -8912,117 +7256,70 @@
     </w:p>
     <w:p>
       <w:pPr>
-        <w:ind w:left="720"/>
-        <w:rPr>
-          <w:color w:val="156082" w:themeColor="accent1"/>
-        </w:rPr>
-      </w:pPr>
-      <w:r>
-        <w:rPr>
-          <w:color w:val="156082" w:themeColor="accent1"/>
-        </w:rPr>
+        <w:pStyle w:val="Codigo"/>
+      </w:pPr>
+      <w:r>
         <w:t>{</w:t>
       </w:r>
     </w:p>
     <w:p>
       <w:pPr>
-        <w:ind w:left="720"/>
-        <w:rPr>
-          <w:color w:val="156082" w:themeColor="accent1"/>
-        </w:rPr>
-      </w:pPr>
-      <w:r>
-        <w:rPr>
-          <w:color w:val="156082" w:themeColor="accent1"/>
-        </w:rPr>
+        <w:pStyle w:val="Codigo"/>
+      </w:pPr>
+      <w:r>
         <w:t xml:space="preserve">  "id": "68b0eab5c86b8df36bdb5583",</w:t>
       </w:r>
     </w:p>
     <w:p>
       <w:pPr>
-        <w:ind w:left="720"/>
-        <w:rPr>
-          <w:color w:val="156082" w:themeColor="accent1"/>
-        </w:rPr>
-      </w:pPr>
-      <w:r>
-        <w:rPr>
-          <w:color w:val="156082" w:themeColor="accent1"/>
-        </w:rPr>
+        <w:pStyle w:val="Codigo"/>
+      </w:pPr>
+      <w:r>
         <w:t xml:space="preserve">  "</w:t>
       </w:r>
       <w:proofErr w:type="spellStart"/>
       <w:r>
-        <w:rPr>
-          <w:color w:val="156082" w:themeColor="accent1"/>
-        </w:rPr>
         <w:t>tipoDocumento</w:t>
       </w:r>
       <w:proofErr w:type="spellEnd"/>
       <w:r>
-        <w:rPr>
-          <w:color w:val="156082" w:themeColor="accent1"/>
-        </w:rPr>
         <w:t>": "Prueba</w:t>
       </w:r>
       <w:r>
-        <w:rPr>
-          <w:color w:val="156082" w:themeColor="accent1"/>
-        </w:rPr>
         <w:t xml:space="preserve"> </w:t>
       </w:r>
       <w:r>
-        <w:rPr>
-          <w:color w:val="156082" w:themeColor="accent1"/>
-        </w:rPr>
         <w:t>Rutina",</w:t>
       </w:r>
     </w:p>
     <w:p>
       <w:pPr>
-        <w:ind w:left="720"/>
-        <w:rPr>
-          <w:color w:val="156082" w:themeColor="accent1"/>
-        </w:rPr>
-      </w:pPr>
-      <w:r>
-        <w:rPr>
-          <w:color w:val="156082" w:themeColor="accent1"/>
-        </w:rPr>
+        <w:pStyle w:val="Codigo"/>
+      </w:pPr>
+      <w:r>
         <w:t xml:space="preserve">  "</w:t>
       </w:r>
       <w:proofErr w:type="spellStart"/>
       <w:r>
-        <w:rPr>
-          <w:color w:val="156082" w:themeColor="accent1"/>
-        </w:rPr>
         <w:t>descripcionDocumento</w:t>
       </w:r>
       <w:proofErr w:type="spellEnd"/>
       <w:r>
-        <w:rPr>
-          <w:color w:val="156082" w:themeColor="accent1"/>
-        </w:rPr>
         <w:t>": "Prueba de rutina al equipo actualizado",</w:t>
       </w:r>
     </w:p>
     <w:p>
       <w:pPr>
-        <w:ind w:left="720"/>
-        <w:rPr>
-          <w:color w:val="156082" w:themeColor="accent1"/>
+        <w:pStyle w:val="Codigo"/>
+        <w:rPr>
           <w:lang w:val="fr-FR"/>
         </w:rPr>
       </w:pPr>
       <w:r>
-        <w:rPr>
-          <w:color w:val="156082" w:themeColor="accent1"/>
-        </w:rPr>
         <w:t xml:space="preserve">  </w:t>
       </w:r>
       <w:r>
         <w:rPr>
-          <w:color w:val="156082" w:themeColor="accent1"/>
           <w:lang w:val="fr-FR"/>
         </w:rPr>
         <w:t>"</w:t>
@@ -9030,89 +7327,53 @@
       <w:proofErr w:type="spellStart"/>
       <w:r>
         <w:rPr>
-          <w:color w:val="156082" w:themeColor="accent1"/>
           <w:lang w:val="fr-FR"/>
         </w:rPr>
         <w:t>urlArchivo</w:t>
       </w:r>
       <w:proofErr w:type="spellEnd"/>
-      <w:proofErr w:type="gramStart"/>
-      <w:r>
-        <w:rPr>
-          <w:color w:val="156082" w:themeColor="accent1"/>
+      <w:r>
+        <w:rPr>
           <w:lang w:val="fr-FR"/>
         </w:rPr>
-        <w:t>":</w:t>
-      </w:r>
-      <w:proofErr w:type="gramEnd"/>
-      <w:r>
-        <w:rPr>
-          <w:color w:val="156082" w:themeColor="accent1"/>
+        <w:t>": "https://www.cfe.mx/nueva-version",</w:t>
+      </w:r>
+    </w:p>
+    <w:p>
+      <w:pPr>
+        <w:pStyle w:val="Codigo"/>
+      </w:pPr>
+      <w:r>
+        <w:rPr>
           <w:lang w:val="fr-FR"/>
         </w:rPr>
-        <w:t xml:space="preserve"> "https://www.cfe.mx/nueva-version",</w:t>
-      </w:r>
-    </w:p>
-    <w:p>
-      <w:pPr>
-        <w:ind w:left="720"/>
-        <w:rPr>
-          <w:color w:val="156082" w:themeColor="accent1"/>
-        </w:rPr>
-      </w:pPr>
-      <w:r>
-        <w:rPr>
-          <w:color w:val="156082" w:themeColor="accent1"/>
-          <w:lang w:val="fr-FR"/>
-        </w:rPr>
         <w:t xml:space="preserve">  </w:t>
       </w:r>
       <w:r>
-        <w:rPr>
-          <w:color w:val="156082" w:themeColor="accent1"/>
-        </w:rPr>
         <w:t>"mD5": "bbf1234567890caf811a92cac041d942",</w:t>
       </w:r>
     </w:p>
     <w:p>
       <w:pPr>
-        <w:ind w:left="720"/>
-        <w:rPr>
-          <w:color w:val="156082" w:themeColor="accent1"/>
-        </w:rPr>
-      </w:pPr>
-      <w:r>
-        <w:rPr>
-          <w:color w:val="156082" w:themeColor="accent1"/>
-        </w:rPr>
+        <w:pStyle w:val="Codigo"/>
+      </w:pPr>
+      <w:r>
         <w:t xml:space="preserve">  "estatus": "ACTIVO",</w:t>
       </w:r>
     </w:p>
     <w:p>
       <w:pPr>
-        <w:ind w:left="720"/>
-        <w:rPr>
-          <w:color w:val="156082" w:themeColor="accent1"/>
-        </w:rPr>
-      </w:pPr>
-      <w:r>
-        <w:rPr>
-          <w:color w:val="156082" w:themeColor="accent1"/>
-        </w:rPr>
+        <w:pStyle w:val="Codigo"/>
+      </w:pPr>
+      <w:r>
         <w:t xml:space="preserve">  "vigencia": "2027-01-01T06:00:00Z"</w:t>
       </w:r>
     </w:p>
     <w:p>
       <w:pPr>
-        <w:ind w:left="720"/>
-        <w:rPr>
-          <w:color w:val="156082" w:themeColor="accent1"/>
-        </w:rPr>
-      </w:pPr>
-      <w:r>
-        <w:rPr>
-          <w:color w:val="156082" w:themeColor="accent1"/>
-        </w:rPr>
+        <w:pStyle w:val="Codigo"/>
+      </w:pPr>
+      <w:r>
         <w:t>}</w:t>
       </w:r>
     </w:p>
@@ -9575,6 +7836,7 @@
         </w:numPr>
       </w:pPr>
       <w:r>
+        <w:lastRenderedPageBreak/>
         <w:t xml:space="preserve">Usar </w:t>
       </w:r>
       <w:proofErr w:type="spellStart"/>
@@ -9611,7 +7873,6 @@
           <w:sz w:val="28"/>
           <w:szCs w:val="28"/>
         </w:rPr>
-        <w:lastRenderedPageBreak/>
         <w:t>1</w:t>
       </w:r>
       <w:r>
@@ -9874,284 +8135,8 @@
       </w:r>
     </w:p>
     <w:p>
-      <w:pPr>
-        <w:pStyle w:val="Ttulo2"/>
-        <w:rPr>
-          <w:b/>
-          <w:bCs/>
-          <w:sz w:val="28"/>
-          <w:szCs w:val="28"/>
-        </w:rPr>
-      </w:pPr>
       <w:bookmarkStart w:id="13" w:name="solución-de-problemas-faq"/>
       <w:bookmarkEnd w:id="12"/>
-      <w:r>
-        <w:rPr>
-          <w:b/>
-          <w:bCs/>
-          <w:sz w:val="28"/>
-          <w:szCs w:val="28"/>
-        </w:rPr>
-        <w:t>1</w:t>
-      </w:r>
-      <w:r>
-        <w:rPr>
-          <w:b/>
-          <w:bCs/>
-          <w:sz w:val="28"/>
-          <w:szCs w:val="28"/>
-        </w:rPr>
-        <w:t>1</w:t>
-      </w:r>
-      <w:r>
-        <w:rPr>
-          <w:b/>
-          <w:bCs/>
-          <w:sz w:val="28"/>
-          <w:szCs w:val="28"/>
-        </w:rPr>
-        <w:t xml:space="preserve">. </w:t>
-      </w:r>
-      <w:r>
-        <w:rPr>
-          <w:b/>
-          <w:bCs/>
-          <w:sz w:val="28"/>
-          <w:szCs w:val="28"/>
-        </w:rPr>
-        <w:t>Solución de problemas (FAQ)</w:t>
-      </w:r>
-    </w:p>
-    <w:p>
-      <w:pPr>
-        <w:pStyle w:val="Compact"/>
-        <w:numPr>
-          <w:ilvl w:val="0"/>
-          <w:numId w:val="3"/>
-        </w:numPr>
-        <w:rPr>
-          <w:lang w:val="es-MX"/>
-        </w:rPr>
-      </w:pPr>
-      <w:r>
-        <w:rPr>
-          <w:b/>
-          <w:bCs/>
-          <w:lang w:val="es-MX"/>
-        </w:rPr>
-        <w:t xml:space="preserve">No aparece el botón </w:t>
-      </w:r>
-      <w:proofErr w:type="spellStart"/>
-      <w:r>
-        <w:rPr>
-          <w:b/>
-          <w:bCs/>
-          <w:lang w:val="es-MX"/>
-        </w:rPr>
-        <w:t>Authorize</w:t>
-      </w:r>
-      <w:proofErr w:type="spellEnd"/>
-      <w:r>
-        <w:rPr>
-          <w:lang w:val="es-MX"/>
-        </w:rPr>
-        <w:t xml:space="preserve">: refresca </w:t>
-      </w:r>
-      <w:proofErr w:type="spellStart"/>
-      <w:r>
-        <w:rPr>
-          <w:lang w:val="es-MX"/>
-        </w:rPr>
-        <w:t>Swagger</w:t>
-      </w:r>
-      <w:proofErr w:type="spellEnd"/>
-      <w:r>
-        <w:rPr>
-          <w:lang w:val="es-MX"/>
-        </w:rPr>
-        <w:t xml:space="preserve"> o verifica que el API haya publicado el esquema de seguridad (</w:t>
-      </w:r>
-      <w:proofErr w:type="spellStart"/>
-      <w:r>
-        <w:rPr>
-          <w:lang w:val="es-MX"/>
-        </w:rPr>
-        <w:t>Bearer</w:t>
-      </w:r>
-      <w:proofErr w:type="spellEnd"/>
-      <w:r>
-        <w:rPr>
-          <w:lang w:val="es-MX"/>
-        </w:rPr>
-        <w:t>). Si tu entorno usa otro esquema, consúltalo con el instructor.</w:t>
-      </w:r>
-    </w:p>
-    <w:p>
-      <w:pPr>
-        <w:pStyle w:val="Compact"/>
-        <w:numPr>
-          <w:ilvl w:val="0"/>
-          <w:numId w:val="3"/>
-        </w:numPr>
-      </w:pPr>
-      <w:r>
-        <w:rPr>
-          <w:b/>
-          <w:bCs/>
-          <w:lang w:val="es-MX"/>
-        </w:rPr>
-        <w:t>401 tras autorizar</w:t>
-      </w:r>
-      <w:r>
-        <w:rPr>
-          <w:lang w:val="es-MX"/>
-        </w:rPr>
-        <w:t xml:space="preserve">: el token caducó o no se envió con el prefijo </w:t>
-      </w:r>
-      <w:proofErr w:type="spellStart"/>
-      <w:r>
-        <w:rPr>
-          <w:rStyle w:val="VerbatimChar"/>
-          <w:lang w:val="es-MX"/>
-        </w:rPr>
-        <w:t>Bearer</w:t>
-      </w:r>
-      <w:proofErr w:type="spellEnd"/>
-      <w:r>
-        <w:rPr>
-          <w:lang w:val="es-MX"/>
-        </w:rPr>
-        <w:t xml:space="preserve">. </w:t>
-      </w:r>
-      <w:proofErr w:type="spellStart"/>
-      <w:r>
-        <w:t>Repite</w:t>
-      </w:r>
-      <w:proofErr w:type="spellEnd"/>
-      <w:r>
-        <w:t xml:space="preserve"> Login y Auth.</w:t>
-      </w:r>
-    </w:p>
-    <w:p>
-      <w:pPr>
-        <w:pStyle w:val="Compact"/>
-        <w:numPr>
-          <w:ilvl w:val="0"/>
-          <w:numId w:val="3"/>
-        </w:numPr>
-        <w:rPr>
-          <w:lang w:val="es-MX"/>
-        </w:rPr>
-      </w:pPr>
-      <w:r>
-        <w:rPr>
-          <w:b/>
-          <w:bCs/>
-          <w:lang w:val="es-MX"/>
-        </w:rPr>
-        <w:t>400 en POST/PUT</w:t>
-      </w:r>
-      <w:r>
-        <w:rPr>
-          <w:lang w:val="es-MX"/>
-        </w:rPr>
-        <w:t>: valida campos obligatorios, tipos (número vs texto) y formato JSON (comas/llaves).</w:t>
-      </w:r>
-    </w:p>
-    <w:p>
-      <w:pPr>
-        <w:pStyle w:val="Compact"/>
-        <w:numPr>
-          <w:ilvl w:val="0"/>
-          <w:numId w:val="3"/>
-        </w:numPr>
-        <w:rPr>
-          <w:lang w:val="es-MX"/>
-        </w:rPr>
-      </w:pPr>
-      <w:r>
-        <w:rPr>
-          <w:b/>
-          <w:bCs/>
-          <w:lang w:val="es-MX"/>
-        </w:rPr>
-        <w:t>409 en POST</w:t>
-      </w:r>
-      <w:r>
-        <w:rPr>
-          <w:lang w:val="es-MX"/>
-        </w:rPr>
-        <w:t xml:space="preserve">: cambia </w:t>
-      </w:r>
-      <w:proofErr w:type="spellStart"/>
-      <w:r>
-        <w:rPr>
-          <w:rStyle w:val="VerbatimChar"/>
-          <w:lang w:val="es-MX"/>
-        </w:rPr>
-        <w:t>codigo</w:t>
-      </w:r>
-      <w:proofErr w:type="spellEnd"/>
-      <w:r>
-        <w:rPr>
-          <w:lang w:val="es-MX"/>
-        </w:rPr>
-        <w:t xml:space="preserve"> o </w:t>
-      </w:r>
-      <w:r>
-        <w:rPr>
-          <w:rStyle w:val="VerbatimChar"/>
-          <w:lang w:val="es-MX"/>
-        </w:rPr>
-        <w:t>nombre</w:t>
-      </w:r>
-      <w:r>
-        <w:rPr>
-          <w:lang w:val="es-MX"/>
-        </w:rPr>
-        <w:t xml:space="preserve"> si existe regla de unicidad.</w:t>
-      </w:r>
-    </w:p>
-    <w:p>
-      <w:pPr>
-        <w:pStyle w:val="Compact"/>
-        <w:numPr>
-          <w:ilvl w:val="0"/>
-          <w:numId w:val="3"/>
-        </w:numPr>
-        <w:rPr>
-          <w:lang w:val="es-MX"/>
-        </w:rPr>
-      </w:pPr>
-      <w:r>
-        <w:rPr>
-          <w:b/>
-          <w:bCs/>
-          <w:lang w:val="es-MX"/>
-        </w:rPr>
-        <w:t>404 en PUT</w:t>
-      </w:r>
-      <w:r>
-        <w:rPr>
-          <w:lang w:val="es-MX"/>
-        </w:rPr>
-        <w:t xml:space="preserve">: verifica que el </w:t>
-      </w:r>
-      <w:r>
-        <w:rPr>
-          <w:rStyle w:val="VerbatimChar"/>
-          <w:lang w:val="es-MX"/>
-        </w:rPr>
-        <w:t>id</w:t>
-      </w:r>
-      <w:r>
-        <w:rPr>
-          <w:lang w:val="es-MX"/>
-        </w:rPr>
-        <w:t xml:space="preserve"> exista (consulta GET antes de actualizar).</w:t>
-      </w:r>
-    </w:p>
-    <w:p>
       <w:r>
         <w:pict w14:anchorId="14C40ADD">
           <v:rect id="_x0000_i1039" style="width:0;height:1.5pt" o:hralign="center" o:hrstd="t" o:hr="t"/>
@@ -10790,7 +8775,7 @@
 <w:numbering xmlns:wpc="http://schemas.microsoft.com/office/word/2010/wordprocessingCanvas" xmlns:cx="http://schemas.microsoft.com/office/drawing/2014/chartex" xmlns:cx1="http://schemas.microsoft.com/office/drawing/2015/9/8/chartex" xmlns:cx2="http://schemas.microsoft.com/office/drawing/2015/10/21/chartex" xmlns:cx3="http://schemas.microsoft.com/office/drawing/2016/5/9/chartex" xmlns:cx4="http://schemas.microsoft.com/office/drawing/2016/5/10/chartex" xmlns:cx5="http://schemas.microsoft.com/office/drawing/2016/5/11/chartex" xmlns:cx6="http://schemas.microsoft.com/office/drawing/2016/5/12/chartex" xmlns:cx7="http://schemas.microsoft.com/office/drawing/2016/5/13/chartex" xmlns:cx8="http://schemas.microsoft.com/office/drawing/2016/5/14/chartex" xmlns:mc="http://schemas.openxmlformats.org/markup-compatibility/2006" xmlns:aink="http://schemas.microsoft.com/office/drawing/2016/ink" xmlns:am3d="http://schemas.microsoft.com/office/drawing/2017/model3d" xmlns:o="urn:schemas-microsoft-com:office:office" xmlns:oel="http://schemas.microsoft.com/office/2019/extlst" xmlns:r="http://schemas.openxmlformats.org/officeDocument/2006/relationships" xmlns:m="http://schemas.openxmlformats.org/officeDocument/2006/math" xmlns:v="urn:schemas-microsoft-com:vml" xmlns:wp14="http://schemas.microsoft.com/office/word/2010/wordprocessingDrawing" xmlns:wp="http://schemas.openxmlformats.org/drawingml/2006/wordprocessingDrawing" xmlns:w10="urn:schemas-microsoft-com:office:word" xmlns:w="http://schemas.openxmlformats.org/wordprocessingml/2006/main" xmlns:w14="http://schemas.microsoft.com/office/word/2010/wordml" xmlns:w15="http://schemas.microsoft.com/office/word/2012/wordml" xmlns:w16cex="http://schemas.microsoft.com/office/word/2018/wordml/cex" xmlns:w16cid="http://schemas.microsoft.com/office/word/2016/wordml/cid" xmlns:w16="http://schemas.microsoft.com/office/word/2018/wordml" xmlns:w16du="http://schemas.microsoft.com/office/word/2023/wordml/word16du" xmlns:w16sdtdh="http://schemas.microsoft.com/office/word/2020/wordml/sdtdatahash" xmlns:w16sdtfl="http://schemas.microsoft.com/office/word/2024/wordml/sdtformatlock" xmlns:w16se="http://schemas.microsoft.com/office/word/2015/wordml/symex" xmlns:wpg="http://schemas.microsoft.com/office/word/2010/wordprocessingGroup" xmlns:wpi="http://schemas.microsoft.com/office/word/2010/wordprocessingInk" xmlns:wne="http://schemas.microsoft.com/office/word/2006/wordml" xmlns:wps="http://schemas.microsoft.com/office/word/2010/wordprocessingShape" mc:Ignorable="w14 w15 w16se w16cid w16 w16cex w16sdtdh w16sdtfl w16du wp14">
   <w:numPicBullet w:numPicBulletId="0">
     <w:pict>
-      <v:rect id="_x0000_i1056" style="width:0;height:1.5pt" o:hralign="center" o:bullet="t" o:hrstd="t" o:hr="t"/>
+      <v:rect id="_x0000_i1151" style="width:0;height:1.5pt" o:hralign="center" o:bullet="t" o:hrstd="t" o:hr="t"/>
     </w:pict>
   </w:numPicBullet>
   <w:abstractNum w:abstractNumId="0" w15:restartNumberingAfterBreak="0">
@@ -15631,7 +13616,6 @@
   <w:style w:type="character" w:default="1" w:styleId="Fuentedeprrafopredeter">
     <w:name w:val="Default Paragraph Font"/>
     <w:uiPriority w:val="1"/>
-    <w:semiHidden/>
     <w:unhideWhenUsed/>
   </w:style>
   <w:style w:type="table" w:default="1" w:styleId="Tablanormal">
@@ -16163,6 +14147,21 @@
     <w:qFormat/>
     <w:rsid w:val="00B97124"/>
   </w:style>
+  <w:style w:type="paragraph" w:customStyle="1" w:styleId="Codigo">
+    <w:name w:val="Codigo"/>
+    <w:basedOn w:val="Normal"/>
+    <w:qFormat/>
+    <w:rsid w:val="00D24229"/>
+    <w:pPr>
+      <w:shd w:val="clear" w:color="auto" w:fill="E8E8E8" w:themeFill="background2"/>
+      <w:ind w:left="708"/>
+    </w:pPr>
+    <w:rPr>
+      <w:rFonts w:ascii="Courier New" w:hAnsi="Courier New"/>
+      <w:noProof/>
+      <w:sz w:val="20"/>
+    </w:rPr>
+  </w:style>
 </w:styles>
 </file>
 
